--- a/technologies/06_CLM/30 Документация/Управление_Директорами_CLM_Навигатор_Консультанта_4_Продукта_V1.docx
+++ b/technologies/06_CLM/30 Документация/Управление_Директорами_CLM_Навигатор_Консультанта_4_Продукта_V1.docx
@@ -49,8 +49,8 @@
     </w:p>
     <w:tbl>
       <w:tblPr>
-        <w:tblW w:type="pct" w:w="5000"/>
-        <w:tblLook w:firstColumn="1" w:firstRow="1" w:lastColumn="0" w:lastRow="0" w:noHBand="0" w:noVBand="1" w:val="04A0"/>
+        <w:tblW w:w="5000" w:type="pct"/>
+        <w:tblLook w:val="04A0" w:firstRow="1" w:lastRow="0" w:firstColumn="1" w:lastColumn="0" w:noHBand="0" w:noVBand="1"/>
       </w:tblPr>
       <w:tblGrid>
         <w:gridCol w:w="10370"/>
@@ -58,15 +58,15 @@
       <w:tr>
         <w:tc>
           <w:tcPr>
-            <w:tcW w:type="dxa" w:w="10370"/>
+            <w:tcW w:w="10370" w:type="dxa"/>
             <w:shd w:fill="E6F4F1"/>
             <w:tcBorders>
-              <w:top w:val="single" w:sz="4" w:space="0" w:color="D7DEE5"/>
-              <w:left w:val="single" w:sz="4" w:space="0" w:color="D7DEE5"/>
-              <w:bottom w:val="single" w:sz="4" w:space="0" w:color="D7DEE5"/>
-              <w:right w:val="single" w:sz="4" w:space="0" w:color="D7DEE5"/>
-              <w:insideH w:val="single" w:sz="4" w:space="0" w:color="D7DEE5"/>
-              <w:insideV w:val="single" w:sz="4" w:space="0" w:color="D7DEE5"/>
+              <w:top w:val="single" w:color="D7DEE5" w:sz="4" w:space="0"/>
+              <w:left w:val="single" w:color="D7DEE5" w:sz="4" w:space="0"/>
+              <w:bottom w:val="single" w:color="D7DEE5" w:sz="4" w:space="0"/>
+              <w:right w:val="single" w:color="D7DEE5" w:sz="4" w:space="0"/>
+              <w:insideH w:val="single" w:color="D7DEE5" w:sz="4" w:space="0"/>
+              <w:insideV w:val="single" w:color="D7DEE5" w:sz="4" w:space="0"/>
             </w:tcBorders>
           </w:tcPr>
           <w:p>
@@ -110,8 +110,8 @@
     </w:p>
     <w:tbl>
       <w:tblPr>
-        <w:tblW w:type="pct" w:w="5000"/>
-        <w:tblLook w:firstColumn="1" w:firstRow="1" w:lastColumn="0" w:lastRow="0" w:noHBand="0" w:noVBand="1" w:val="04A0"/>
+        <w:tblW w:w="5000" w:type="pct"/>
+        <w:tblLook w:val="04A0" w:firstRow="1" w:lastRow="0" w:firstColumn="1" w:lastColumn="0" w:noHBand="0" w:noVBand="1"/>
       </w:tblPr>
       <w:tblGrid>
         <w:gridCol w:w="10370"/>
@@ -119,15 +119,15 @@
       <w:tr>
         <w:tc>
           <w:tcPr>
-            <w:tcW w:type="dxa" w:w="10370"/>
+            <w:tcW w:w="10370" w:type="dxa"/>
             <w:shd w:fill="FFF4CC"/>
             <w:tcBorders>
-              <w:top w:val="single" w:sz="4" w:space="0" w:color="D7DEE5"/>
-              <w:left w:val="single" w:sz="4" w:space="0" w:color="D7DEE5"/>
-              <w:bottom w:val="single" w:sz="4" w:space="0" w:color="D7DEE5"/>
-              <w:right w:val="single" w:sz="4" w:space="0" w:color="D7DEE5"/>
-              <w:insideH w:val="single" w:sz="4" w:space="0" w:color="D7DEE5"/>
-              <w:insideV w:val="single" w:sz="4" w:space="0" w:color="D7DEE5"/>
+              <w:top w:val="single" w:color="D7DEE5" w:sz="4" w:space="0"/>
+              <w:left w:val="single" w:color="D7DEE5" w:sz="4" w:space="0"/>
+              <w:bottom w:val="single" w:color="D7DEE5" w:sz="4" w:space="0"/>
+              <w:right w:val="single" w:color="D7DEE5" w:sz="4" w:space="0"/>
+              <w:insideH w:val="single" w:color="D7DEE5" w:sz="4" w:space="0"/>
+              <w:insideV w:val="single" w:color="D7DEE5" w:sz="4" w:space="0"/>
             </w:tcBorders>
           </w:tcPr>
           <w:p>
@@ -199,9 +199,9 @@
     </w:p>
     <w:tbl>
       <w:tblPr>
-        <w:tblW w:type="pct" w:w="5000"/>
+        <w:tblW w:w="5000" w:type="pct"/>
         <w:jc w:val="center"/>
-        <w:tblLook w:firstColumn="1" w:firstRow="1" w:lastColumn="0" w:lastRow="0" w:noHBand="0" w:noVBand="1" w:val="04A0"/>
+        <w:tblLook w:val="04A0" w:firstRow="1" w:lastRow="0" w:firstColumn="1" w:lastColumn="0" w:noHBand="0" w:noVBand="1"/>
       </w:tblPr>
       <w:tblGrid>
         <w:gridCol w:w="2074"/>
@@ -213,15 +213,15 @@
       <w:tr>
         <w:tc>
           <w:tcPr>
-            <w:tcW w:type="dxa" w:w="1814"/>
+            <w:tcW w:w="1814" w:type="dxa"/>
             <w:shd w:fill="163247"/>
             <w:tcBorders>
-              <w:top w:val="single" w:sz="6" w:space="0" w:color="D7DEE5"/>
-              <w:left w:val="single" w:sz="6" w:space="0" w:color="D7DEE5"/>
-              <w:bottom w:val="single" w:sz="6" w:space="0" w:color="D7DEE5"/>
-              <w:right w:val="single" w:sz="6" w:space="0" w:color="D7DEE5"/>
-              <w:insideH w:val="single" w:sz="6" w:space="0" w:color="D7DEE5"/>
-              <w:insideV w:val="single" w:sz="6" w:space="0" w:color="D7DEE5"/>
+              <w:top w:val="single" w:color="D7DEE5" w:sz="6" w:space="0"/>
+              <w:left w:val="single" w:color="D7DEE5" w:sz="6" w:space="0"/>
+              <w:bottom w:val="single" w:color="D7DEE5" w:sz="6" w:space="0"/>
+              <w:right w:val="single" w:color="D7DEE5" w:sz="6" w:space="0"/>
+              <w:insideH w:val="single" w:color="D7DEE5" w:sz="6" w:space="0"/>
+              <w:insideV w:val="single" w:color="D7DEE5" w:sz="6" w:space="0"/>
             </w:tcBorders>
             <w:vAlign w:val="center"/>
           </w:tcPr>
@@ -240,15 +240,15 @@
         </w:tc>
         <w:tc>
           <w:tcPr>
-            <w:tcW w:type="dxa" w:w="1814"/>
+            <w:tcW w:w="1814" w:type="dxa"/>
             <w:shd w:fill="163247"/>
             <w:tcBorders>
-              <w:top w:val="single" w:sz="6" w:space="0" w:color="D7DEE5"/>
-              <w:left w:val="single" w:sz="6" w:space="0" w:color="D7DEE5"/>
-              <w:bottom w:val="single" w:sz="6" w:space="0" w:color="D7DEE5"/>
-              <w:right w:val="single" w:sz="6" w:space="0" w:color="D7DEE5"/>
-              <w:insideH w:val="single" w:sz="6" w:space="0" w:color="D7DEE5"/>
-              <w:insideV w:val="single" w:sz="6" w:space="0" w:color="D7DEE5"/>
+              <w:top w:val="single" w:color="D7DEE5" w:sz="6" w:space="0"/>
+              <w:left w:val="single" w:color="D7DEE5" w:sz="6" w:space="0"/>
+              <w:bottom w:val="single" w:color="D7DEE5" w:sz="6" w:space="0"/>
+              <w:right w:val="single" w:color="D7DEE5" w:sz="6" w:space="0"/>
+              <w:insideH w:val="single" w:color="D7DEE5" w:sz="6" w:space="0"/>
+              <w:insideV w:val="single" w:color="D7DEE5" w:sz="6" w:space="0"/>
             </w:tcBorders>
             <w:vAlign w:val="center"/>
           </w:tcPr>
@@ -267,15 +267,15 @@
         </w:tc>
         <w:tc>
           <w:tcPr>
-            <w:tcW w:type="dxa" w:w="1814"/>
+            <w:tcW w:w="1814" w:type="dxa"/>
             <w:shd w:fill="163247"/>
             <w:tcBorders>
-              <w:top w:val="single" w:sz="6" w:space="0" w:color="D7DEE5"/>
-              <w:left w:val="single" w:sz="6" w:space="0" w:color="D7DEE5"/>
-              <w:bottom w:val="single" w:sz="6" w:space="0" w:color="D7DEE5"/>
-              <w:right w:val="single" w:sz="6" w:space="0" w:color="D7DEE5"/>
-              <w:insideH w:val="single" w:sz="6" w:space="0" w:color="D7DEE5"/>
-              <w:insideV w:val="single" w:sz="6" w:space="0" w:color="D7DEE5"/>
+              <w:top w:val="single" w:color="D7DEE5" w:sz="6" w:space="0"/>
+              <w:left w:val="single" w:color="D7DEE5" w:sz="6" w:space="0"/>
+              <w:bottom w:val="single" w:color="D7DEE5" w:sz="6" w:space="0"/>
+              <w:right w:val="single" w:color="D7DEE5" w:sz="6" w:space="0"/>
+              <w:insideH w:val="single" w:color="D7DEE5" w:sz="6" w:space="0"/>
+              <w:insideV w:val="single" w:color="D7DEE5" w:sz="6" w:space="0"/>
             </w:tcBorders>
             <w:vAlign w:val="center"/>
           </w:tcPr>
@@ -294,15 +294,15 @@
         </w:tc>
         <w:tc>
           <w:tcPr>
-            <w:tcW w:type="dxa" w:w="1814"/>
+            <w:tcW w:w="1814" w:type="dxa"/>
             <w:shd w:fill="163247"/>
             <w:tcBorders>
-              <w:top w:val="single" w:sz="6" w:space="0" w:color="D7DEE5"/>
-              <w:left w:val="single" w:sz="6" w:space="0" w:color="D7DEE5"/>
-              <w:bottom w:val="single" w:sz="6" w:space="0" w:color="D7DEE5"/>
-              <w:right w:val="single" w:sz="6" w:space="0" w:color="D7DEE5"/>
-              <w:insideH w:val="single" w:sz="6" w:space="0" w:color="D7DEE5"/>
-              <w:insideV w:val="single" w:sz="6" w:space="0" w:color="D7DEE5"/>
+              <w:top w:val="single" w:color="D7DEE5" w:sz="6" w:space="0"/>
+              <w:left w:val="single" w:color="D7DEE5" w:sz="6" w:space="0"/>
+              <w:bottom w:val="single" w:color="D7DEE5" w:sz="6" w:space="0"/>
+              <w:right w:val="single" w:color="D7DEE5" w:sz="6" w:space="0"/>
+              <w:insideH w:val="single" w:color="D7DEE5" w:sz="6" w:space="0"/>
+              <w:insideV w:val="single" w:color="D7DEE5" w:sz="6" w:space="0"/>
             </w:tcBorders>
             <w:vAlign w:val="center"/>
           </w:tcPr>
@@ -321,15 +321,15 @@
         </w:tc>
         <w:tc>
           <w:tcPr>
-            <w:tcW w:type="dxa" w:w="1814"/>
+            <w:tcW w:w="1814" w:type="dxa"/>
             <w:shd w:fill="163247"/>
             <w:tcBorders>
-              <w:top w:val="single" w:sz="6" w:space="0" w:color="D7DEE5"/>
-              <w:left w:val="single" w:sz="6" w:space="0" w:color="D7DEE5"/>
-              <w:bottom w:val="single" w:sz="6" w:space="0" w:color="D7DEE5"/>
-              <w:right w:val="single" w:sz="6" w:space="0" w:color="D7DEE5"/>
-              <w:insideH w:val="single" w:sz="6" w:space="0" w:color="D7DEE5"/>
-              <w:insideV w:val="single" w:sz="6" w:space="0" w:color="D7DEE5"/>
+              <w:top w:val="single" w:color="D7DEE5" w:sz="6" w:space="0"/>
+              <w:left w:val="single" w:color="D7DEE5" w:sz="6" w:space="0"/>
+              <w:bottom w:val="single" w:color="D7DEE5" w:sz="6" w:space="0"/>
+              <w:right w:val="single" w:color="D7DEE5" w:sz="6" w:space="0"/>
+              <w:insideH w:val="single" w:color="D7DEE5" w:sz="6" w:space="0"/>
+              <w:insideV w:val="single" w:color="D7DEE5" w:sz="6" w:space="0"/>
             </w:tcBorders>
             <w:vAlign w:val="center"/>
           </w:tcPr>
@@ -350,15 +350,15 @@
       <w:tr>
         <w:tc>
           <w:tcPr>
-            <w:tcW w:type="dxa" w:w="1814"/>
+            <w:tcW w:w="1814" w:type="dxa"/>
             <w:shd w:fill="FFFFFF"/>
             <w:tcBorders>
-              <w:top w:val="single" w:sz="4" w:space="0" w:color="D7DEE5"/>
-              <w:left w:val="single" w:sz="4" w:space="0" w:color="D7DEE5"/>
-              <w:bottom w:val="single" w:sz="4" w:space="0" w:color="D7DEE5"/>
-              <w:right w:val="single" w:sz="4" w:space="0" w:color="D7DEE5"/>
-              <w:insideH w:val="single" w:sz="4" w:space="0" w:color="D7DEE5"/>
-              <w:insideV w:val="single" w:sz="4" w:space="0" w:color="D7DEE5"/>
+              <w:top w:val="single" w:color="D7DEE5" w:sz="4" w:space="0"/>
+              <w:left w:val="single" w:color="D7DEE5" w:sz="4" w:space="0"/>
+              <w:bottom w:val="single" w:color="D7DEE5" w:sz="4" w:space="0"/>
+              <w:right w:val="single" w:color="D7DEE5" w:sz="4" w:space="0"/>
+              <w:insideH w:val="single" w:color="D7DEE5" w:sz="4" w:space="0"/>
+              <w:insideV w:val="single" w:color="D7DEE5" w:sz="4" w:space="0"/>
             </w:tcBorders>
             <w:vAlign w:val="center"/>
           </w:tcPr>
@@ -377,15 +377,15 @@
         </w:tc>
         <w:tc>
           <w:tcPr>
-            <w:tcW w:type="dxa" w:w="1814"/>
+            <w:tcW w:w="1814" w:type="dxa"/>
             <w:shd w:fill="FFFFFF"/>
             <w:tcBorders>
-              <w:top w:val="single" w:sz="4" w:space="0" w:color="D7DEE5"/>
-              <w:left w:val="single" w:sz="4" w:space="0" w:color="D7DEE5"/>
-              <w:bottom w:val="single" w:sz="4" w:space="0" w:color="D7DEE5"/>
-              <w:right w:val="single" w:sz="4" w:space="0" w:color="D7DEE5"/>
-              <w:insideH w:val="single" w:sz="4" w:space="0" w:color="D7DEE5"/>
-              <w:insideV w:val="single" w:sz="4" w:space="0" w:color="D7DEE5"/>
+              <w:top w:val="single" w:color="D7DEE5" w:sz="4" w:space="0"/>
+              <w:left w:val="single" w:color="D7DEE5" w:sz="4" w:space="0"/>
+              <w:bottom w:val="single" w:color="D7DEE5" w:sz="4" w:space="0"/>
+              <w:right w:val="single" w:color="D7DEE5" w:sz="4" w:space="0"/>
+              <w:insideH w:val="single" w:color="D7DEE5" w:sz="4" w:space="0"/>
+              <w:insideV w:val="single" w:color="D7DEE5" w:sz="4" w:space="0"/>
             </w:tcBorders>
             <w:vAlign w:val="center"/>
           </w:tcPr>
@@ -404,15 +404,15 @@
         </w:tc>
         <w:tc>
           <w:tcPr>
-            <w:tcW w:type="dxa" w:w="1814"/>
+            <w:tcW w:w="1814" w:type="dxa"/>
             <w:shd w:fill="FFFFFF"/>
             <w:tcBorders>
-              <w:top w:val="single" w:sz="4" w:space="0" w:color="D7DEE5"/>
-              <w:left w:val="single" w:sz="4" w:space="0" w:color="D7DEE5"/>
-              <w:bottom w:val="single" w:sz="4" w:space="0" w:color="D7DEE5"/>
-              <w:right w:val="single" w:sz="4" w:space="0" w:color="D7DEE5"/>
-              <w:insideH w:val="single" w:sz="4" w:space="0" w:color="D7DEE5"/>
-              <w:insideV w:val="single" w:sz="4" w:space="0" w:color="D7DEE5"/>
+              <w:top w:val="single" w:color="D7DEE5" w:sz="4" w:space="0"/>
+              <w:left w:val="single" w:color="D7DEE5" w:sz="4" w:space="0"/>
+              <w:bottom w:val="single" w:color="D7DEE5" w:sz="4" w:space="0"/>
+              <w:right w:val="single" w:color="D7DEE5" w:sz="4" w:space="0"/>
+              <w:insideH w:val="single" w:color="D7DEE5" w:sz="4" w:space="0"/>
+              <w:insideV w:val="single" w:color="D7DEE5" w:sz="4" w:space="0"/>
             </w:tcBorders>
             <w:vAlign w:val="center"/>
           </w:tcPr>
@@ -431,15 +431,15 @@
         </w:tc>
         <w:tc>
           <w:tcPr>
-            <w:tcW w:type="dxa" w:w="1814"/>
+            <w:tcW w:w="1814" w:type="dxa"/>
             <w:shd w:fill="FFFFFF"/>
             <w:tcBorders>
-              <w:top w:val="single" w:sz="4" w:space="0" w:color="D7DEE5"/>
-              <w:left w:val="single" w:sz="4" w:space="0" w:color="D7DEE5"/>
-              <w:bottom w:val="single" w:sz="4" w:space="0" w:color="D7DEE5"/>
-              <w:right w:val="single" w:sz="4" w:space="0" w:color="D7DEE5"/>
-              <w:insideH w:val="single" w:sz="4" w:space="0" w:color="D7DEE5"/>
-              <w:insideV w:val="single" w:sz="4" w:space="0" w:color="D7DEE5"/>
+              <w:top w:val="single" w:color="D7DEE5" w:sz="4" w:space="0"/>
+              <w:left w:val="single" w:color="D7DEE5" w:sz="4" w:space="0"/>
+              <w:bottom w:val="single" w:color="D7DEE5" w:sz="4" w:space="0"/>
+              <w:right w:val="single" w:color="D7DEE5" w:sz="4" w:space="0"/>
+              <w:insideH w:val="single" w:color="D7DEE5" w:sz="4" w:space="0"/>
+              <w:insideV w:val="single" w:color="D7DEE5" w:sz="4" w:space="0"/>
             </w:tcBorders>
             <w:vAlign w:val="center"/>
           </w:tcPr>
@@ -458,15 +458,15 @@
         </w:tc>
         <w:tc>
           <w:tcPr>
-            <w:tcW w:type="dxa" w:w="1814"/>
+            <w:tcW w:w="1814" w:type="dxa"/>
             <w:shd w:fill="FFFFFF"/>
             <w:tcBorders>
-              <w:top w:val="single" w:sz="4" w:space="0" w:color="D7DEE5"/>
-              <w:left w:val="single" w:sz="4" w:space="0" w:color="D7DEE5"/>
-              <w:bottom w:val="single" w:sz="4" w:space="0" w:color="D7DEE5"/>
-              <w:right w:val="single" w:sz="4" w:space="0" w:color="D7DEE5"/>
-              <w:insideH w:val="single" w:sz="4" w:space="0" w:color="D7DEE5"/>
-              <w:insideV w:val="single" w:sz="4" w:space="0" w:color="D7DEE5"/>
+              <w:top w:val="single" w:color="D7DEE5" w:sz="4" w:space="0"/>
+              <w:left w:val="single" w:color="D7DEE5" w:sz="4" w:space="0"/>
+              <w:bottom w:val="single" w:color="D7DEE5" w:sz="4" w:space="0"/>
+              <w:right w:val="single" w:color="D7DEE5" w:sz="4" w:space="0"/>
+              <w:insideH w:val="single" w:color="D7DEE5" w:sz="4" w:space="0"/>
+              <w:insideV w:val="single" w:color="D7DEE5" w:sz="4" w:space="0"/>
             </w:tcBorders>
             <w:vAlign w:val="center"/>
           </w:tcPr>
@@ -519,9 +519,9 @@
     </w:p>
     <w:tbl>
       <w:tblPr>
-        <w:tblW w:type="pct" w:w="5000"/>
+        <w:tblW w:w="5000" w:type="pct"/>
         <w:jc w:val="center"/>
-        <w:tblLook w:firstColumn="1" w:firstRow="1" w:lastColumn="0" w:lastRow="0" w:noHBand="0" w:noVBand="1" w:val="04A0"/>
+        <w:tblLook w:val="04A0" w:firstRow="1" w:lastRow="0" w:firstColumn="1" w:lastColumn="0" w:noHBand="0" w:noVBand="1"/>
       </w:tblPr>
       <w:tblGrid>
         <w:gridCol w:w="2074"/>
@@ -533,15 +533,15 @@
       <w:tr>
         <w:tc>
           <w:tcPr>
-            <w:tcW w:type="dxa" w:w="1531"/>
+            <w:tcW w:w="1531" w:type="dxa"/>
             <w:shd w:fill="1F4E79"/>
             <w:tcBorders>
-              <w:top w:val="single" w:sz="6" w:space="0" w:color="D7DEE5"/>
-              <w:left w:val="single" w:sz="6" w:space="0" w:color="D7DEE5"/>
-              <w:bottom w:val="single" w:sz="6" w:space="0" w:color="D7DEE5"/>
-              <w:right w:val="single" w:sz="6" w:space="0" w:color="D7DEE5"/>
-              <w:insideH w:val="single" w:sz="6" w:space="0" w:color="D7DEE5"/>
-              <w:insideV w:val="single" w:sz="6" w:space="0" w:color="D7DEE5"/>
+              <w:top w:val="single" w:color="D7DEE5" w:sz="6" w:space="0"/>
+              <w:left w:val="single" w:color="D7DEE5" w:sz="6" w:space="0"/>
+              <w:bottom w:val="single" w:color="D7DEE5" w:sz="6" w:space="0"/>
+              <w:right w:val="single" w:color="D7DEE5" w:sz="6" w:space="0"/>
+              <w:insideH w:val="single" w:color="D7DEE5" w:sz="6" w:space="0"/>
+              <w:insideV w:val="single" w:color="D7DEE5" w:sz="6" w:space="0"/>
             </w:tcBorders>
             <w:vAlign w:val="center"/>
           </w:tcPr>
@@ -560,15 +560,15 @@
         </w:tc>
         <w:tc>
           <w:tcPr>
-            <w:tcW w:type="dxa" w:w="2098"/>
+            <w:tcW w:w="2098" w:type="dxa"/>
             <w:shd w:fill="1F4E79"/>
             <w:tcBorders>
-              <w:top w:val="single" w:sz="6" w:space="0" w:color="D7DEE5"/>
-              <w:left w:val="single" w:sz="6" w:space="0" w:color="D7DEE5"/>
-              <w:bottom w:val="single" w:sz="6" w:space="0" w:color="D7DEE5"/>
-              <w:right w:val="single" w:sz="6" w:space="0" w:color="D7DEE5"/>
-              <w:insideH w:val="single" w:sz="6" w:space="0" w:color="D7DEE5"/>
-              <w:insideV w:val="single" w:sz="6" w:space="0" w:color="D7DEE5"/>
+              <w:top w:val="single" w:color="D7DEE5" w:sz="6" w:space="0"/>
+              <w:left w:val="single" w:color="D7DEE5" w:sz="6" w:space="0"/>
+              <w:bottom w:val="single" w:color="D7DEE5" w:sz="6" w:space="0"/>
+              <w:right w:val="single" w:color="D7DEE5" w:sz="6" w:space="0"/>
+              <w:insideH w:val="single" w:color="D7DEE5" w:sz="6" w:space="0"/>
+              <w:insideV w:val="single" w:color="D7DEE5" w:sz="6" w:space="0"/>
             </w:tcBorders>
             <w:vAlign w:val="center"/>
           </w:tcPr>
@@ -587,15 +587,15 @@
         </w:tc>
         <w:tc>
           <w:tcPr>
-            <w:tcW w:type="dxa" w:w="2268"/>
+            <w:tcW w:w="2268" w:type="dxa"/>
             <w:shd w:fill="1F4E79"/>
             <w:tcBorders>
-              <w:top w:val="single" w:sz="6" w:space="0" w:color="D7DEE5"/>
-              <w:left w:val="single" w:sz="6" w:space="0" w:color="D7DEE5"/>
-              <w:bottom w:val="single" w:sz="6" w:space="0" w:color="D7DEE5"/>
-              <w:right w:val="single" w:sz="6" w:space="0" w:color="D7DEE5"/>
-              <w:insideH w:val="single" w:sz="6" w:space="0" w:color="D7DEE5"/>
-              <w:insideV w:val="single" w:sz="6" w:space="0" w:color="D7DEE5"/>
+              <w:top w:val="single" w:color="D7DEE5" w:sz="6" w:space="0"/>
+              <w:left w:val="single" w:color="D7DEE5" w:sz="6" w:space="0"/>
+              <w:bottom w:val="single" w:color="D7DEE5" w:sz="6" w:space="0"/>
+              <w:right w:val="single" w:color="D7DEE5" w:sz="6" w:space="0"/>
+              <w:insideH w:val="single" w:color="D7DEE5" w:sz="6" w:space="0"/>
+              <w:insideV w:val="single" w:color="D7DEE5" w:sz="6" w:space="0"/>
             </w:tcBorders>
             <w:vAlign w:val="center"/>
           </w:tcPr>
@@ -614,15 +614,15 @@
         </w:tc>
         <w:tc>
           <w:tcPr>
-            <w:tcW w:type="dxa" w:w="2324"/>
+            <w:tcW w:w="2324" w:type="dxa"/>
             <w:shd w:fill="1F4E79"/>
             <w:tcBorders>
-              <w:top w:val="single" w:sz="6" w:space="0" w:color="D7DEE5"/>
-              <w:left w:val="single" w:sz="6" w:space="0" w:color="D7DEE5"/>
-              <w:bottom w:val="single" w:sz="6" w:space="0" w:color="D7DEE5"/>
-              <w:right w:val="single" w:sz="6" w:space="0" w:color="D7DEE5"/>
-              <w:insideH w:val="single" w:sz="6" w:space="0" w:color="D7DEE5"/>
-              <w:insideV w:val="single" w:sz="6" w:space="0" w:color="D7DEE5"/>
+              <w:top w:val="single" w:color="D7DEE5" w:sz="6" w:space="0"/>
+              <w:left w:val="single" w:color="D7DEE5" w:sz="6" w:space="0"/>
+              <w:bottom w:val="single" w:color="D7DEE5" w:sz="6" w:space="0"/>
+              <w:right w:val="single" w:color="D7DEE5" w:sz="6" w:space="0"/>
+              <w:insideH w:val="single" w:color="D7DEE5" w:sz="6" w:space="0"/>
+              <w:insideV w:val="single" w:color="D7DEE5" w:sz="6" w:space="0"/>
             </w:tcBorders>
             <w:vAlign w:val="center"/>
           </w:tcPr>
@@ -641,15 +641,15 @@
         </w:tc>
         <w:tc>
           <w:tcPr>
-            <w:tcW w:type="dxa" w:w="2098"/>
+            <w:tcW w:w="2098" w:type="dxa"/>
             <w:shd w:fill="1F4E79"/>
             <w:tcBorders>
-              <w:top w:val="single" w:sz="6" w:space="0" w:color="D7DEE5"/>
-              <w:left w:val="single" w:sz="6" w:space="0" w:color="D7DEE5"/>
-              <w:bottom w:val="single" w:sz="6" w:space="0" w:color="D7DEE5"/>
-              <w:right w:val="single" w:sz="6" w:space="0" w:color="D7DEE5"/>
-              <w:insideH w:val="single" w:sz="6" w:space="0" w:color="D7DEE5"/>
-              <w:insideV w:val="single" w:sz="6" w:space="0" w:color="D7DEE5"/>
+              <w:top w:val="single" w:color="D7DEE5" w:sz="6" w:space="0"/>
+              <w:left w:val="single" w:color="D7DEE5" w:sz="6" w:space="0"/>
+              <w:bottom w:val="single" w:color="D7DEE5" w:sz="6" w:space="0"/>
+              <w:right w:val="single" w:color="D7DEE5" w:sz="6" w:space="0"/>
+              <w:insideH w:val="single" w:color="D7DEE5" w:sz="6" w:space="0"/>
+              <w:insideV w:val="single" w:color="D7DEE5" w:sz="6" w:space="0"/>
             </w:tcBorders>
             <w:vAlign w:val="center"/>
           </w:tcPr>
@@ -670,15 +670,15 @@
       <w:tr>
         <w:tc>
           <w:tcPr>
-            <w:tcW w:type="dxa" w:w="1531"/>
+            <w:tcW w:w="1531" w:type="dxa"/>
             <w:shd w:fill="FFFFFF"/>
             <w:tcBorders>
-              <w:top w:val="single" w:sz="4" w:space="0" w:color="D7DEE5"/>
-              <w:left w:val="single" w:sz="4" w:space="0" w:color="D7DEE5"/>
-              <w:bottom w:val="single" w:sz="4" w:space="0" w:color="D7DEE5"/>
-              <w:right w:val="single" w:sz="4" w:space="0" w:color="D7DEE5"/>
-              <w:insideH w:val="single" w:sz="4" w:space="0" w:color="D7DEE5"/>
-              <w:insideV w:val="single" w:sz="4" w:space="0" w:color="D7DEE5"/>
+              <w:top w:val="single" w:color="D7DEE5" w:sz="4" w:space="0"/>
+              <w:left w:val="single" w:color="D7DEE5" w:sz="4" w:space="0"/>
+              <w:bottom w:val="single" w:color="D7DEE5" w:sz="4" w:space="0"/>
+              <w:right w:val="single" w:color="D7DEE5" w:sz="4" w:space="0"/>
+              <w:insideH w:val="single" w:color="D7DEE5" w:sz="4" w:space="0"/>
+              <w:insideV w:val="single" w:color="D7DEE5" w:sz="4" w:space="0"/>
             </w:tcBorders>
             <w:vAlign w:val="center"/>
           </w:tcPr>
@@ -697,15 +697,15 @@
         </w:tc>
         <w:tc>
           <w:tcPr>
-            <w:tcW w:type="dxa" w:w="2098"/>
+            <w:tcW w:w="2098" w:type="dxa"/>
             <w:shd w:fill="FFFFFF"/>
             <w:tcBorders>
-              <w:top w:val="single" w:sz="4" w:space="0" w:color="D7DEE5"/>
-              <w:left w:val="single" w:sz="4" w:space="0" w:color="D7DEE5"/>
-              <w:bottom w:val="single" w:sz="4" w:space="0" w:color="D7DEE5"/>
-              <w:right w:val="single" w:sz="4" w:space="0" w:color="D7DEE5"/>
-              <w:insideH w:val="single" w:sz="4" w:space="0" w:color="D7DEE5"/>
-              <w:insideV w:val="single" w:sz="4" w:space="0" w:color="D7DEE5"/>
+              <w:top w:val="single" w:color="D7DEE5" w:sz="4" w:space="0"/>
+              <w:left w:val="single" w:color="D7DEE5" w:sz="4" w:space="0"/>
+              <w:bottom w:val="single" w:color="D7DEE5" w:sz="4" w:space="0"/>
+              <w:right w:val="single" w:color="D7DEE5" w:sz="4" w:space="0"/>
+              <w:insideH w:val="single" w:color="D7DEE5" w:sz="4" w:space="0"/>
+              <w:insideV w:val="single" w:color="D7DEE5" w:sz="4" w:space="0"/>
             </w:tcBorders>
             <w:vAlign w:val="center"/>
           </w:tcPr>
@@ -724,15 +724,15 @@
         </w:tc>
         <w:tc>
           <w:tcPr>
-            <w:tcW w:type="dxa" w:w="2268"/>
+            <w:tcW w:w="2268" w:type="dxa"/>
             <w:shd w:fill="FFFFFF"/>
             <w:tcBorders>
-              <w:top w:val="single" w:sz="4" w:space="0" w:color="D7DEE5"/>
-              <w:left w:val="single" w:sz="4" w:space="0" w:color="D7DEE5"/>
-              <w:bottom w:val="single" w:sz="4" w:space="0" w:color="D7DEE5"/>
-              <w:right w:val="single" w:sz="4" w:space="0" w:color="D7DEE5"/>
-              <w:insideH w:val="single" w:sz="4" w:space="0" w:color="D7DEE5"/>
-              <w:insideV w:val="single" w:sz="4" w:space="0" w:color="D7DEE5"/>
+              <w:top w:val="single" w:color="D7DEE5" w:sz="4" w:space="0"/>
+              <w:left w:val="single" w:color="D7DEE5" w:sz="4" w:space="0"/>
+              <w:bottom w:val="single" w:color="D7DEE5" w:sz="4" w:space="0"/>
+              <w:right w:val="single" w:color="D7DEE5" w:sz="4" w:space="0"/>
+              <w:insideH w:val="single" w:color="D7DEE5" w:sz="4" w:space="0"/>
+              <w:insideV w:val="single" w:color="D7DEE5" w:sz="4" w:space="0"/>
             </w:tcBorders>
             <w:vAlign w:val="center"/>
           </w:tcPr>
@@ -751,15 +751,15 @@
         </w:tc>
         <w:tc>
           <w:tcPr>
-            <w:tcW w:type="dxa" w:w="2324"/>
+            <w:tcW w:w="2324" w:type="dxa"/>
             <w:shd w:fill="FFFFFF"/>
             <w:tcBorders>
-              <w:top w:val="single" w:sz="4" w:space="0" w:color="D7DEE5"/>
-              <w:left w:val="single" w:sz="4" w:space="0" w:color="D7DEE5"/>
-              <w:bottom w:val="single" w:sz="4" w:space="0" w:color="D7DEE5"/>
-              <w:right w:val="single" w:sz="4" w:space="0" w:color="D7DEE5"/>
-              <w:insideH w:val="single" w:sz="4" w:space="0" w:color="D7DEE5"/>
-              <w:insideV w:val="single" w:sz="4" w:space="0" w:color="D7DEE5"/>
+              <w:top w:val="single" w:color="D7DEE5" w:sz="4" w:space="0"/>
+              <w:left w:val="single" w:color="D7DEE5" w:sz="4" w:space="0"/>
+              <w:bottom w:val="single" w:color="D7DEE5" w:sz="4" w:space="0"/>
+              <w:right w:val="single" w:color="D7DEE5" w:sz="4" w:space="0"/>
+              <w:insideH w:val="single" w:color="D7DEE5" w:sz="4" w:space="0"/>
+              <w:insideV w:val="single" w:color="D7DEE5" w:sz="4" w:space="0"/>
             </w:tcBorders>
             <w:vAlign w:val="center"/>
           </w:tcPr>
@@ -778,15 +778,15 @@
         </w:tc>
         <w:tc>
           <w:tcPr>
-            <w:tcW w:type="dxa" w:w="2098"/>
+            <w:tcW w:w="2098" w:type="dxa"/>
             <w:shd w:fill="FFFFFF"/>
             <w:tcBorders>
-              <w:top w:val="single" w:sz="4" w:space="0" w:color="D7DEE5"/>
-              <w:left w:val="single" w:sz="4" w:space="0" w:color="D7DEE5"/>
-              <w:bottom w:val="single" w:sz="4" w:space="0" w:color="D7DEE5"/>
-              <w:right w:val="single" w:sz="4" w:space="0" w:color="D7DEE5"/>
-              <w:insideH w:val="single" w:sz="4" w:space="0" w:color="D7DEE5"/>
-              <w:insideV w:val="single" w:sz="4" w:space="0" w:color="D7DEE5"/>
+              <w:top w:val="single" w:color="D7DEE5" w:sz="4" w:space="0"/>
+              <w:left w:val="single" w:color="D7DEE5" w:sz="4" w:space="0"/>
+              <w:bottom w:val="single" w:color="D7DEE5" w:sz="4" w:space="0"/>
+              <w:right w:val="single" w:color="D7DEE5" w:sz="4" w:space="0"/>
+              <w:insideH w:val="single" w:color="D7DEE5" w:sz="4" w:space="0"/>
+              <w:insideV w:val="single" w:color="D7DEE5" w:sz="4" w:space="0"/>
             </w:tcBorders>
             <w:vAlign w:val="center"/>
           </w:tcPr>
@@ -807,15 +807,15 @@
       <w:tr>
         <w:tc>
           <w:tcPr>
-            <w:tcW w:type="dxa" w:w="1531"/>
+            <w:tcW w:w="1531" w:type="dxa"/>
             <w:shd w:fill="F3F5F7"/>
             <w:tcBorders>
-              <w:top w:val="single" w:sz="4" w:space="0" w:color="D7DEE5"/>
-              <w:left w:val="single" w:sz="4" w:space="0" w:color="D7DEE5"/>
-              <w:bottom w:val="single" w:sz="4" w:space="0" w:color="D7DEE5"/>
-              <w:right w:val="single" w:sz="4" w:space="0" w:color="D7DEE5"/>
-              <w:insideH w:val="single" w:sz="4" w:space="0" w:color="D7DEE5"/>
-              <w:insideV w:val="single" w:sz="4" w:space="0" w:color="D7DEE5"/>
+              <w:top w:val="single" w:color="D7DEE5" w:sz="4" w:space="0"/>
+              <w:left w:val="single" w:color="D7DEE5" w:sz="4" w:space="0"/>
+              <w:bottom w:val="single" w:color="D7DEE5" w:sz="4" w:space="0"/>
+              <w:right w:val="single" w:color="D7DEE5" w:sz="4" w:space="0"/>
+              <w:insideH w:val="single" w:color="D7DEE5" w:sz="4" w:space="0"/>
+              <w:insideV w:val="single" w:color="D7DEE5" w:sz="4" w:space="0"/>
             </w:tcBorders>
             <w:vAlign w:val="center"/>
           </w:tcPr>
@@ -834,15 +834,15 @@
         </w:tc>
         <w:tc>
           <w:tcPr>
-            <w:tcW w:type="dxa" w:w="2098"/>
+            <w:tcW w:w="2098" w:type="dxa"/>
             <w:shd w:fill="F3F5F7"/>
             <w:tcBorders>
-              <w:top w:val="single" w:sz="4" w:space="0" w:color="D7DEE5"/>
-              <w:left w:val="single" w:sz="4" w:space="0" w:color="D7DEE5"/>
-              <w:bottom w:val="single" w:sz="4" w:space="0" w:color="D7DEE5"/>
-              <w:right w:val="single" w:sz="4" w:space="0" w:color="D7DEE5"/>
-              <w:insideH w:val="single" w:sz="4" w:space="0" w:color="D7DEE5"/>
-              <w:insideV w:val="single" w:sz="4" w:space="0" w:color="D7DEE5"/>
+              <w:top w:val="single" w:color="D7DEE5" w:sz="4" w:space="0"/>
+              <w:left w:val="single" w:color="D7DEE5" w:sz="4" w:space="0"/>
+              <w:bottom w:val="single" w:color="D7DEE5" w:sz="4" w:space="0"/>
+              <w:right w:val="single" w:color="D7DEE5" w:sz="4" w:space="0"/>
+              <w:insideH w:val="single" w:color="D7DEE5" w:sz="4" w:space="0"/>
+              <w:insideV w:val="single" w:color="D7DEE5" w:sz="4" w:space="0"/>
             </w:tcBorders>
             <w:vAlign w:val="center"/>
           </w:tcPr>
@@ -861,15 +861,15 @@
         </w:tc>
         <w:tc>
           <w:tcPr>
-            <w:tcW w:type="dxa" w:w="2268"/>
+            <w:tcW w:w="2268" w:type="dxa"/>
             <w:shd w:fill="F3F5F7"/>
             <w:tcBorders>
-              <w:top w:val="single" w:sz="4" w:space="0" w:color="D7DEE5"/>
-              <w:left w:val="single" w:sz="4" w:space="0" w:color="D7DEE5"/>
-              <w:bottom w:val="single" w:sz="4" w:space="0" w:color="D7DEE5"/>
-              <w:right w:val="single" w:sz="4" w:space="0" w:color="D7DEE5"/>
-              <w:insideH w:val="single" w:sz="4" w:space="0" w:color="D7DEE5"/>
-              <w:insideV w:val="single" w:sz="4" w:space="0" w:color="D7DEE5"/>
+              <w:top w:val="single" w:color="D7DEE5" w:sz="4" w:space="0"/>
+              <w:left w:val="single" w:color="D7DEE5" w:sz="4" w:space="0"/>
+              <w:bottom w:val="single" w:color="D7DEE5" w:sz="4" w:space="0"/>
+              <w:right w:val="single" w:color="D7DEE5" w:sz="4" w:space="0"/>
+              <w:insideH w:val="single" w:color="D7DEE5" w:sz="4" w:space="0"/>
+              <w:insideV w:val="single" w:color="D7DEE5" w:sz="4" w:space="0"/>
             </w:tcBorders>
             <w:vAlign w:val="center"/>
           </w:tcPr>
@@ -888,15 +888,15 @@
         </w:tc>
         <w:tc>
           <w:tcPr>
-            <w:tcW w:type="dxa" w:w="2324"/>
+            <w:tcW w:w="2324" w:type="dxa"/>
             <w:shd w:fill="F3F5F7"/>
             <w:tcBorders>
-              <w:top w:val="single" w:sz="4" w:space="0" w:color="D7DEE5"/>
-              <w:left w:val="single" w:sz="4" w:space="0" w:color="D7DEE5"/>
-              <w:bottom w:val="single" w:sz="4" w:space="0" w:color="D7DEE5"/>
-              <w:right w:val="single" w:sz="4" w:space="0" w:color="D7DEE5"/>
-              <w:insideH w:val="single" w:sz="4" w:space="0" w:color="D7DEE5"/>
-              <w:insideV w:val="single" w:sz="4" w:space="0" w:color="D7DEE5"/>
+              <w:top w:val="single" w:color="D7DEE5" w:sz="4" w:space="0"/>
+              <w:left w:val="single" w:color="D7DEE5" w:sz="4" w:space="0"/>
+              <w:bottom w:val="single" w:color="D7DEE5" w:sz="4" w:space="0"/>
+              <w:right w:val="single" w:color="D7DEE5" w:sz="4" w:space="0"/>
+              <w:insideH w:val="single" w:color="D7DEE5" w:sz="4" w:space="0"/>
+              <w:insideV w:val="single" w:color="D7DEE5" w:sz="4" w:space="0"/>
             </w:tcBorders>
             <w:vAlign w:val="center"/>
           </w:tcPr>
@@ -915,15 +915,15 @@
         </w:tc>
         <w:tc>
           <w:tcPr>
-            <w:tcW w:type="dxa" w:w="2098"/>
+            <w:tcW w:w="2098" w:type="dxa"/>
             <w:shd w:fill="F3F5F7"/>
             <w:tcBorders>
-              <w:top w:val="single" w:sz="4" w:space="0" w:color="D7DEE5"/>
-              <w:left w:val="single" w:sz="4" w:space="0" w:color="D7DEE5"/>
-              <w:bottom w:val="single" w:sz="4" w:space="0" w:color="D7DEE5"/>
-              <w:right w:val="single" w:sz="4" w:space="0" w:color="D7DEE5"/>
-              <w:insideH w:val="single" w:sz="4" w:space="0" w:color="D7DEE5"/>
-              <w:insideV w:val="single" w:sz="4" w:space="0" w:color="D7DEE5"/>
+              <w:top w:val="single" w:color="D7DEE5" w:sz="4" w:space="0"/>
+              <w:left w:val="single" w:color="D7DEE5" w:sz="4" w:space="0"/>
+              <w:bottom w:val="single" w:color="D7DEE5" w:sz="4" w:space="0"/>
+              <w:right w:val="single" w:color="D7DEE5" w:sz="4" w:space="0"/>
+              <w:insideH w:val="single" w:color="D7DEE5" w:sz="4" w:space="0"/>
+              <w:insideV w:val="single" w:color="D7DEE5" w:sz="4" w:space="0"/>
             </w:tcBorders>
             <w:vAlign w:val="center"/>
           </w:tcPr>
@@ -944,15 +944,15 @@
       <w:tr>
         <w:tc>
           <w:tcPr>
-            <w:tcW w:type="dxa" w:w="1531"/>
+            <w:tcW w:w="1531" w:type="dxa"/>
             <w:shd w:fill="FFFFFF"/>
             <w:tcBorders>
-              <w:top w:val="single" w:sz="4" w:space="0" w:color="D7DEE5"/>
-              <w:left w:val="single" w:sz="4" w:space="0" w:color="D7DEE5"/>
-              <w:bottom w:val="single" w:sz="4" w:space="0" w:color="D7DEE5"/>
-              <w:right w:val="single" w:sz="4" w:space="0" w:color="D7DEE5"/>
-              <w:insideH w:val="single" w:sz="4" w:space="0" w:color="D7DEE5"/>
-              <w:insideV w:val="single" w:sz="4" w:space="0" w:color="D7DEE5"/>
+              <w:top w:val="single" w:color="D7DEE5" w:sz="4" w:space="0"/>
+              <w:left w:val="single" w:color="D7DEE5" w:sz="4" w:space="0"/>
+              <w:bottom w:val="single" w:color="D7DEE5" w:sz="4" w:space="0"/>
+              <w:right w:val="single" w:color="D7DEE5" w:sz="4" w:space="0"/>
+              <w:insideH w:val="single" w:color="D7DEE5" w:sz="4" w:space="0"/>
+              <w:insideV w:val="single" w:color="D7DEE5" w:sz="4" w:space="0"/>
             </w:tcBorders>
             <w:vAlign w:val="center"/>
           </w:tcPr>
@@ -971,15 +971,15 @@
         </w:tc>
         <w:tc>
           <w:tcPr>
-            <w:tcW w:type="dxa" w:w="2098"/>
+            <w:tcW w:w="2098" w:type="dxa"/>
             <w:shd w:fill="FFFFFF"/>
             <w:tcBorders>
-              <w:top w:val="single" w:sz="4" w:space="0" w:color="D7DEE5"/>
-              <w:left w:val="single" w:sz="4" w:space="0" w:color="D7DEE5"/>
-              <w:bottom w:val="single" w:sz="4" w:space="0" w:color="D7DEE5"/>
-              <w:right w:val="single" w:sz="4" w:space="0" w:color="D7DEE5"/>
-              <w:insideH w:val="single" w:sz="4" w:space="0" w:color="D7DEE5"/>
-              <w:insideV w:val="single" w:sz="4" w:space="0" w:color="D7DEE5"/>
+              <w:top w:val="single" w:color="D7DEE5" w:sz="4" w:space="0"/>
+              <w:left w:val="single" w:color="D7DEE5" w:sz="4" w:space="0"/>
+              <w:bottom w:val="single" w:color="D7DEE5" w:sz="4" w:space="0"/>
+              <w:right w:val="single" w:color="D7DEE5" w:sz="4" w:space="0"/>
+              <w:insideH w:val="single" w:color="D7DEE5" w:sz="4" w:space="0"/>
+              <w:insideV w:val="single" w:color="D7DEE5" w:sz="4" w:space="0"/>
             </w:tcBorders>
             <w:vAlign w:val="center"/>
           </w:tcPr>
@@ -998,15 +998,15 @@
         </w:tc>
         <w:tc>
           <w:tcPr>
-            <w:tcW w:type="dxa" w:w="2268"/>
+            <w:tcW w:w="2268" w:type="dxa"/>
             <w:shd w:fill="FFFFFF"/>
             <w:tcBorders>
-              <w:top w:val="single" w:sz="4" w:space="0" w:color="D7DEE5"/>
-              <w:left w:val="single" w:sz="4" w:space="0" w:color="D7DEE5"/>
-              <w:bottom w:val="single" w:sz="4" w:space="0" w:color="D7DEE5"/>
-              <w:right w:val="single" w:sz="4" w:space="0" w:color="D7DEE5"/>
-              <w:insideH w:val="single" w:sz="4" w:space="0" w:color="D7DEE5"/>
-              <w:insideV w:val="single" w:sz="4" w:space="0" w:color="D7DEE5"/>
+              <w:top w:val="single" w:color="D7DEE5" w:sz="4" w:space="0"/>
+              <w:left w:val="single" w:color="D7DEE5" w:sz="4" w:space="0"/>
+              <w:bottom w:val="single" w:color="D7DEE5" w:sz="4" w:space="0"/>
+              <w:right w:val="single" w:color="D7DEE5" w:sz="4" w:space="0"/>
+              <w:insideH w:val="single" w:color="D7DEE5" w:sz="4" w:space="0"/>
+              <w:insideV w:val="single" w:color="D7DEE5" w:sz="4" w:space="0"/>
             </w:tcBorders>
             <w:vAlign w:val="center"/>
           </w:tcPr>
@@ -1025,15 +1025,15 @@
         </w:tc>
         <w:tc>
           <w:tcPr>
-            <w:tcW w:type="dxa" w:w="2324"/>
+            <w:tcW w:w="2324" w:type="dxa"/>
             <w:shd w:fill="FFFFFF"/>
             <w:tcBorders>
-              <w:top w:val="single" w:sz="4" w:space="0" w:color="D7DEE5"/>
-              <w:left w:val="single" w:sz="4" w:space="0" w:color="D7DEE5"/>
-              <w:bottom w:val="single" w:sz="4" w:space="0" w:color="D7DEE5"/>
-              <w:right w:val="single" w:sz="4" w:space="0" w:color="D7DEE5"/>
-              <w:insideH w:val="single" w:sz="4" w:space="0" w:color="D7DEE5"/>
-              <w:insideV w:val="single" w:sz="4" w:space="0" w:color="D7DEE5"/>
+              <w:top w:val="single" w:color="D7DEE5" w:sz="4" w:space="0"/>
+              <w:left w:val="single" w:color="D7DEE5" w:sz="4" w:space="0"/>
+              <w:bottom w:val="single" w:color="D7DEE5" w:sz="4" w:space="0"/>
+              <w:right w:val="single" w:color="D7DEE5" w:sz="4" w:space="0"/>
+              <w:insideH w:val="single" w:color="D7DEE5" w:sz="4" w:space="0"/>
+              <w:insideV w:val="single" w:color="D7DEE5" w:sz="4" w:space="0"/>
             </w:tcBorders>
             <w:vAlign w:val="center"/>
           </w:tcPr>
@@ -1052,15 +1052,15 @@
         </w:tc>
         <w:tc>
           <w:tcPr>
-            <w:tcW w:type="dxa" w:w="2098"/>
+            <w:tcW w:w="2098" w:type="dxa"/>
             <w:shd w:fill="FFFFFF"/>
             <w:tcBorders>
-              <w:top w:val="single" w:sz="4" w:space="0" w:color="D7DEE5"/>
-              <w:left w:val="single" w:sz="4" w:space="0" w:color="D7DEE5"/>
-              <w:bottom w:val="single" w:sz="4" w:space="0" w:color="D7DEE5"/>
-              <w:right w:val="single" w:sz="4" w:space="0" w:color="D7DEE5"/>
-              <w:insideH w:val="single" w:sz="4" w:space="0" w:color="D7DEE5"/>
-              <w:insideV w:val="single" w:sz="4" w:space="0" w:color="D7DEE5"/>
+              <w:top w:val="single" w:color="D7DEE5" w:sz="4" w:space="0"/>
+              <w:left w:val="single" w:color="D7DEE5" w:sz="4" w:space="0"/>
+              <w:bottom w:val="single" w:color="D7DEE5" w:sz="4" w:space="0"/>
+              <w:right w:val="single" w:color="D7DEE5" w:sz="4" w:space="0"/>
+              <w:insideH w:val="single" w:color="D7DEE5" w:sz="4" w:space="0"/>
+              <w:insideV w:val="single" w:color="D7DEE5" w:sz="4" w:space="0"/>
             </w:tcBorders>
             <w:vAlign w:val="center"/>
           </w:tcPr>
@@ -1081,15 +1081,15 @@
       <w:tr>
         <w:tc>
           <w:tcPr>
-            <w:tcW w:type="dxa" w:w="1531"/>
+            <w:tcW w:w="1531" w:type="dxa"/>
             <w:shd w:fill="F3F5F7"/>
             <w:tcBorders>
-              <w:top w:val="single" w:sz="4" w:space="0" w:color="D7DEE5"/>
-              <w:left w:val="single" w:sz="4" w:space="0" w:color="D7DEE5"/>
-              <w:bottom w:val="single" w:sz="4" w:space="0" w:color="D7DEE5"/>
-              <w:right w:val="single" w:sz="4" w:space="0" w:color="D7DEE5"/>
-              <w:insideH w:val="single" w:sz="4" w:space="0" w:color="D7DEE5"/>
-              <w:insideV w:val="single" w:sz="4" w:space="0" w:color="D7DEE5"/>
+              <w:top w:val="single" w:color="D7DEE5" w:sz="4" w:space="0"/>
+              <w:left w:val="single" w:color="D7DEE5" w:sz="4" w:space="0"/>
+              <w:bottom w:val="single" w:color="D7DEE5" w:sz="4" w:space="0"/>
+              <w:right w:val="single" w:color="D7DEE5" w:sz="4" w:space="0"/>
+              <w:insideH w:val="single" w:color="D7DEE5" w:sz="4" w:space="0"/>
+              <w:insideV w:val="single" w:color="D7DEE5" w:sz="4" w:space="0"/>
             </w:tcBorders>
             <w:vAlign w:val="center"/>
           </w:tcPr>
@@ -1108,15 +1108,15 @@
         </w:tc>
         <w:tc>
           <w:tcPr>
-            <w:tcW w:type="dxa" w:w="2098"/>
+            <w:tcW w:w="2098" w:type="dxa"/>
             <w:shd w:fill="F3F5F7"/>
             <w:tcBorders>
-              <w:top w:val="single" w:sz="4" w:space="0" w:color="D7DEE5"/>
-              <w:left w:val="single" w:sz="4" w:space="0" w:color="D7DEE5"/>
-              <w:bottom w:val="single" w:sz="4" w:space="0" w:color="D7DEE5"/>
-              <w:right w:val="single" w:sz="4" w:space="0" w:color="D7DEE5"/>
-              <w:insideH w:val="single" w:sz="4" w:space="0" w:color="D7DEE5"/>
-              <w:insideV w:val="single" w:sz="4" w:space="0" w:color="D7DEE5"/>
+              <w:top w:val="single" w:color="D7DEE5" w:sz="4" w:space="0"/>
+              <w:left w:val="single" w:color="D7DEE5" w:sz="4" w:space="0"/>
+              <w:bottom w:val="single" w:color="D7DEE5" w:sz="4" w:space="0"/>
+              <w:right w:val="single" w:color="D7DEE5" w:sz="4" w:space="0"/>
+              <w:insideH w:val="single" w:color="D7DEE5" w:sz="4" w:space="0"/>
+              <w:insideV w:val="single" w:color="D7DEE5" w:sz="4" w:space="0"/>
             </w:tcBorders>
             <w:vAlign w:val="center"/>
           </w:tcPr>
@@ -1135,15 +1135,15 @@
         </w:tc>
         <w:tc>
           <w:tcPr>
-            <w:tcW w:type="dxa" w:w="2268"/>
+            <w:tcW w:w="2268" w:type="dxa"/>
             <w:shd w:fill="F3F5F7"/>
             <w:tcBorders>
-              <w:top w:val="single" w:sz="4" w:space="0" w:color="D7DEE5"/>
-              <w:left w:val="single" w:sz="4" w:space="0" w:color="D7DEE5"/>
-              <w:bottom w:val="single" w:sz="4" w:space="0" w:color="D7DEE5"/>
-              <w:right w:val="single" w:sz="4" w:space="0" w:color="D7DEE5"/>
-              <w:insideH w:val="single" w:sz="4" w:space="0" w:color="D7DEE5"/>
-              <w:insideV w:val="single" w:sz="4" w:space="0" w:color="D7DEE5"/>
+              <w:top w:val="single" w:color="D7DEE5" w:sz="4" w:space="0"/>
+              <w:left w:val="single" w:color="D7DEE5" w:sz="4" w:space="0"/>
+              <w:bottom w:val="single" w:color="D7DEE5" w:sz="4" w:space="0"/>
+              <w:right w:val="single" w:color="D7DEE5" w:sz="4" w:space="0"/>
+              <w:insideH w:val="single" w:color="D7DEE5" w:sz="4" w:space="0"/>
+              <w:insideV w:val="single" w:color="D7DEE5" w:sz="4" w:space="0"/>
             </w:tcBorders>
             <w:vAlign w:val="center"/>
           </w:tcPr>
@@ -1162,15 +1162,15 @@
         </w:tc>
         <w:tc>
           <w:tcPr>
-            <w:tcW w:type="dxa" w:w="2324"/>
+            <w:tcW w:w="2324" w:type="dxa"/>
             <w:shd w:fill="F3F5F7"/>
             <w:tcBorders>
-              <w:top w:val="single" w:sz="4" w:space="0" w:color="D7DEE5"/>
-              <w:left w:val="single" w:sz="4" w:space="0" w:color="D7DEE5"/>
-              <w:bottom w:val="single" w:sz="4" w:space="0" w:color="D7DEE5"/>
-              <w:right w:val="single" w:sz="4" w:space="0" w:color="D7DEE5"/>
-              <w:insideH w:val="single" w:sz="4" w:space="0" w:color="D7DEE5"/>
-              <w:insideV w:val="single" w:sz="4" w:space="0" w:color="D7DEE5"/>
+              <w:top w:val="single" w:color="D7DEE5" w:sz="4" w:space="0"/>
+              <w:left w:val="single" w:color="D7DEE5" w:sz="4" w:space="0"/>
+              <w:bottom w:val="single" w:color="D7DEE5" w:sz="4" w:space="0"/>
+              <w:right w:val="single" w:color="D7DEE5" w:sz="4" w:space="0"/>
+              <w:insideH w:val="single" w:color="D7DEE5" w:sz="4" w:space="0"/>
+              <w:insideV w:val="single" w:color="D7DEE5" w:sz="4" w:space="0"/>
             </w:tcBorders>
             <w:vAlign w:val="center"/>
           </w:tcPr>
@@ -1189,15 +1189,15 @@
         </w:tc>
         <w:tc>
           <w:tcPr>
-            <w:tcW w:type="dxa" w:w="2098"/>
+            <w:tcW w:w="2098" w:type="dxa"/>
             <w:shd w:fill="F3F5F7"/>
             <w:tcBorders>
-              <w:top w:val="single" w:sz="4" w:space="0" w:color="D7DEE5"/>
-              <w:left w:val="single" w:sz="4" w:space="0" w:color="D7DEE5"/>
-              <w:bottom w:val="single" w:sz="4" w:space="0" w:color="D7DEE5"/>
-              <w:right w:val="single" w:sz="4" w:space="0" w:color="D7DEE5"/>
-              <w:insideH w:val="single" w:sz="4" w:space="0" w:color="D7DEE5"/>
-              <w:insideV w:val="single" w:sz="4" w:space="0" w:color="D7DEE5"/>
+              <w:top w:val="single" w:color="D7DEE5" w:sz="4" w:space="0"/>
+              <w:left w:val="single" w:color="D7DEE5" w:sz="4" w:space="0"/>
+              <w:bottom w:val="single" w:color="D7DEE5" w:sz="4" w:space="0"/>
+              <w:right w:val="single" w:color="D7DEE5" w:sz="4" w:space="0"/>
+              <w:insideH w:val="single" w:color="D7DEE5" w:sz="4" w:space="0"/>
+              <w:insideV w:val="single" w:color="D7DEE5" w:sz="4" w:space="0"/>
             </w:tcBorders>
             <w:vAlign w:val="center"/>
           </w:tcPr>
@@ -1376,9 +1376,9 @@
     </w:p>
     <w:tbl>
       <w:tblPr>
-        <w:tblW w:type="pct" w:w="5000"/>
+        <w:tblW w:w="5000" w:type="pct"/>
         <w:jc w:val="center"/>
-        <w:tblLook w:firstColumn="1" w:firstRow="1" w:lastColumn="0" w:lastRow="0" w:noHBand="0" w:noVBand="1" w:val="04A0"/>
+        <w:tblLook w:val="04A0" w:firstRow="1" w:lastRow="0" w:firstColumn="1" w:lastColumn="0" w:noHBand="0" w:noVBand="1"/>
       </w:tblPr>
       <w:tblGrid>
         <w:gridCol w:w="2592"/>
@@ -1389,15 +1389,15 @@
       <w:tr>
         <w:tc>
           <w:tcPr>
-            <w:tcW w:type="dxa" w:w="1984"/>
+            <w:tcW w:w="1984" w:type="dxa"/>
             <w:shd w:fill="1F4E79"/>
             <w:tcBorders>
-              <w:top w:val="single" w:sz="6" w:space="0" w:color="D7DEE5"/>
-              <w:left w:val="single" w:sz="6" w:space="0" w:color="D7DEE5"/>
-              <w:bottom w:val="single" w:sz="6" w:space="0" w:color="D7DEE5"/>
-              <w:right w:val="single" w:sz="6" w:space="0" w:color="D7DEE5"/>
-              <w:insideH w:val="single" w:sz="6" w:space="0" w:color="D7DEE5"/>
-              <w:insideV w:val="single" w:sz="6" w:space="0" w:color="D7DEE5"/>
+              <w:top w:val="single" w:color="D7DEE5" w:sz="6" w:space="0"/>
+              <w:left w:val="single" w:color="D7DEE5" w:sz="6" w:space="0"/>
+              <w:bottom w:val="single" w:color="D7DEE5" w:sz="6" w:space="0"/>
+              <w:right w:val="single" w:color="D7DEE5" w:sz="6" w:space="0"/>
+              <w:insideH w:val="single" w:color="D7DEE5" w:sz="6" w:space="0"/>
+              <w:insideV w:val="single" w:color="D7DEE5" w:sz="6" w:space="0"/>
             </w:tcBorders>
             <w:vAlign w:val="center"/>
           </w:tcPr>
@@ -1416,15 +1416,15 @@
         </w:tc>
         <w:tc>
           <w:tcPr>
-            <w:tcW w:type="dxa" w:w="2324"/>
+            <w:tcW w:w="2324" w:type="dxa"/>
             <w:shd w:fill="1F4E79"/>
             <w:tcBorders>
-              <w:top w:val="single" w:sz="6" w:space="0" w:color="D7DEE5"/>
-              <w:left w:val="single" w:sz="6" w:space="0" w:color="D7DEE5"/>
-              <w:bottom w:val="single" w:sz="6" w:space="0" w:color="D7DEE5"/>
-              <w:right w:val="single" w:sz="6" w:space="0" w:color="D7DEE5"/>
-              <w:insideH w:val="single" w:sz="6" w:space="0" w:color="D7DEE5"/>
-              <w:insideV w:val="single" w:sz="6" w:space="0" w:color="D7DEE5"/>
+              <w:top w:val="single" w:color="D7DEE5" w:sz="6" w:space="0"/>
+              <w:left w:val="single" w:color="D7DEE5" w:sz="6" w:space="0"/>
+              <w:bottom w:val="single" w:color="D7DEE5" w:sz="6" w:space="0"/>
+              <w:right w:val="single" w:color="D7DEE5" w:sz="6" w:space="0"/>
+              <w:insideH w:val="single" w:color="D7DEE5" w:sz="6" w:space="0"/>
+              <w:insideV w:val="single" w:color="D7DEE5" w:sz="6" w:space="0"/>
             </w:tcBorders>
             <w:vAlign w:val="center"/>
           </w:tcPr>
@@ -1443,15 +1443,15 @@
         </w:tc>
         <w:tc>
           <w:tcPr>
-            <w:tcW w:type="dxa" w:w="2835"/>
+            <w:tcW w:w="2835" w:type="dxa"/>
             <w:shd w:fill="1F4E79"/>
             <w:tcBorders>
-              <w:top w:val="single" w:sz="6" w:space="0" w:color="D7DEE5"/>
-              <w:left w:val="single" w:sz="6" w:space="0" w:color="D7DEE5"/>
-              <w:bottom w:val="single" w:sz="6" w:space="0" w:color="D7DEE5"/>
-              <w:right w:val="single" w:sz="6" w:space="0" w:color="D7DEE5"/>
-              <w:insideH w:val="single" w:sz="6" w:space="0" w:color="D7DEE5"/>
-              <w:insideV w:val="single" w:sz="6" w:space="0" w:color="D7DEE5"/>
+              <w:top w:val="single" w:color="D7DEE5" w:sz="6" w:space="0"/>
+              <w:left w:val="single" w:color="D7DEE5" w:sz="6" w:space="0"/>
+              <w:bottom w:val="single" w:color="D7DEE5" w:sz="6" w:space="0"/>
+              <w:right w:val="single" w:color="D7DEE5" w:sz="6" w:space="0"/>
+              <w:insideH w:val="single" w:color="D7DEE5" w:sz="6" w:space="0"/>
+              <w:insideV w:val="single" w:color="D7DEE5" w:sz="6" w:space="0"/>
             </w:tcBorders>
             <w:vAlign w:val="center"/>
           </w:tcPr>
@@ -1470,15 +1470,15 @@
         </w:tc>
         <w:tc>
           <w:tcPr>
-            <w:tcW w:type="dxa" w:w="2551"/>
+            <w:tcW w:w="2551" w:type="dxa"/>
             <w:shd w:fill="1F4E79"/>
             <w:tcBorders>
-              <w:top w:val="single" w:sz="6" w:space="0" w:color="D7DEE5"/>
-              <w:left w:val="single" w:sz="6" w:space="0" w:color="D7DEE5"/>
-              <w:bottom w:val="single" w:sz="6" w:space="0" w:color="D7DEE5"/>
-              <w:right w:val="single" w:sz="6" w:space="0" w:color="D7DEE5"/>
-              <w:insideH w:val="single" w:sz="6" w:space="0" w:color="D7DEE5"/>
-              <w:insideV w:val="single" w:sz="6" w:space="0" w:color="D7DEE5"/>
+              <w:top w:val="single" w:color="D7DEE5" w:sz="6" w:space="0"/>
+              <w:left w:val="single" w:color="D7DEE5" w:sz="6" w:space="0"/>
+              <w:bottom w:val="single" w:color="D7DEE5" w:sz="6" w:space="0"/>
+              <w:right w:val="single" w:color="D7DEE5" w:sz="6" w:space="0"/>
+              <w:insideH w:val="single" w:color="D7DEE5" w:sz="6" w:space="0"/>
+              <w:insideV w:val="single" w:color="D7DEE5" w:sz="6" w:space="0"/>
             </w:tcBorders>
             <w:vAlign w:val="center"/>
           </w:tcPr>
@@ -1499,15 +1499,15 @@
       <w:tr>
         <w:tc>
           <w:tcPr>
-            <w:tcW w:type="dxa" w:w="1984"/>
+            <w:tcW w:w="1984" w:type="dxa"/>
             <w:shd w:fill="FFFFFF"/>
             <w:tcBorders>
-              <w:top w:val="single" w:sz="4" w:space="0" w:color="D7DEE5"/>
-              <w:left w:val="single" w:sz="4" w:space="0" w:color="D7DEE5"/>
-              <w:bottom w:val="single" w:sz="4" w:space="0" w:color="D7DEE5"/>
-              <w:right w:val="single" w:sz="4" w:space="0" w:color="D7DEE5"/>
-              <w:insideH w:val="single" w:sz="4" w:space="0" w:color="D7DEE5"/>
-              <w:insideV w:val="single" w:sz="4" w:space="0" w:color="D7DEE5"/>
+              <w:top w:val="single" w:color="D7DEE5" w:sz="4" w:space="0"/>
+              <w:left w:val="single" w:color="D7DEE5" w:sz="4" w:space="0"/>
+              <w:bottom w:val="single" w:color="D7DEE5" w:sz="4" w:space="0"/>
+              <w:right w:val="single" w:color="D7DEE5" w:sz="4" w:space="0"/>
+              <w:insideH w:val="single" w:color="D7DEE5" w:sz="4" w:space="0"/>
+              <w:insideV w:val="single" w:color="D7DEE5" w:sz="4" w:space="0"/>
             </w:tcBorders>
             <w:vAlign w:val="center"/>
           </w:tcPr>
@@ -1526,15 +1526,15 @@
         </w:tc>
         <w:tc>
           <w:tcPr>
-            <w:tcW w:type="dxa" w:w="2324"/>
+            <w:tcW w:w="2324" w:type="dxa"/>
             <w:shd w:fill="FFFFFF"/>
             <w:tcBorders>
-              <w:top w:val="single" w:sz="4" w:space="0" w:color="D7DEE5"/>
-              <w:left w:val="single" w:sz="4" w:space="0" w:color="D7DEE5"/>
-              <w:bottom w:val="single" w:sz="4" w:space="0" w:color="D7DEE5"/>
-              <w:right w:val="single" w:sz="4" w:space="0" w:color="D7DEE5"/>
-              <w:insideH w:val="single" w:sz="4" w:space="0" w:color="D7DEE5"/>
-              <w:insideV w:val="single" w:sz="4" w:space="0" w:color="D7DEE5"/>
+              <w:top w:val="single" w:color="D7DEE5" w:sz="4" w:space="0"/>
+              <w:left w:val="single" w:color="D7DEE5" w:sz="4" w:space="0"/>
+              <w:bottom w:val="single" w:color="D7DEE5" w:sz="4" w:space="0"/>
+              <w:right w:val="single" w:color="D7DEE5" w:sz="4" w:space="0"/>
+              <w:insideH w:val="single" w:color="D7DEE5" w:sz="4" w:space="0"/>
+              <w:insideV w:val="single" w:color="D7DEE5" w:sz="4" w:space="0"/>
             </w:tcBorders>
             <w:vAlign w:val="center"/>
           </w:tcPr>
@@ -1553,15 +1553,15 @@
         </w:tc>
         <w:tc>
           <w:tcPr>
-            <w:tcW w:type="dxa" w:w="2835"/>
+            <w:tcW w:w="2835" w:type="dxa"/>
             <w:shd w:fill="FFFFFF"/>
             <w:tcBorders>
-              <w:top w:val="single" w:sz="4" w:space="0" w:color="D7DEE5"/>
-              <w:left w:val="single" w:sz="4" w:space="0" w:color="D7DEE5"/>
-              <w:bottom w:val="single" w:sz="4" w:space="0" w:color="D7DEE5"/>
-              <w:right w:val="single" w:sz="4" w:space="0" w:color="D7DEE5"/>
-              <w:insideH w:val="single" w:sz="4" w:space="0" w:color="D7DEE5"/>
-              <w:insideV w:val="single" w:sz="4" w:space="0" w:color="D7DEE5"/>
+              <w:top w:val="single" w:color="D7DEE5" w:sz="4" w:space="0"/>
+              <w:left w:val="single" w:color="D7DEE5" w:sz="4" w:space="0"/>
+              <w:bottom w:val="single" w:color="D7DEE5" w:sz="4" w:space="0"/>
+              <w:right w:val="single" w:color="D7DEE5" w:sz="4" w:space="0"/>
+              <w:insideH w:val="single" w:color="D7DEE5" w:sz="4" w:space="0"/>
+              <w:insideV w:val="single" w:color="D7DEE5" w:sz="4" w:space="0"/>
             </w:tcBorders>
             <w:vAlign w:val="center"/>
           </w:tcPr>
@@ -1580,15 +1580,15 @@
         </w:tc>
         <w:tc>
           <w:tcPr>
-            <w:tcW w:type="dxa" w:w="2551"/>
+            <w:tcW w:w="2551" w:type="dxa"/>
             <w:shd w:fill="FFFFFF"/>
             <w:tcBorders>
-              <w:top w:val="single" w:sz="4" w:space="0" w:color="D7DEE5"/>
-              <w:left w:val="single" w:sz="4" w:space="0" w:color="D7DEE5"/>
-              <w:bottom w:val="single" w:sz="4" w:space="0" w:color="D7DEE5"/>
-              <w:right w:val="single" w:sz="4" w:space="0" w:color="D7DEE5"/>
-              <w:insideH w:val="single" w:sz="4" w:space="0" w:color="D7DEE5"/>
-              <w:insideV w:val="single" w:sz="4" w:space="0" w:color="D7DEE5"/>
+              <w:top w:val="single" w:color="D7DEE5" w:sz="4" w:space="0"/>
+              <w:left w:val="single" w:color="D7DEE5" w:sz="4" w:space="0"/>
+              <w:bottom w:val="single" w:color="D7DEE5" w:sz="4" w:space="0"/>
+              <w:right w:val="single" w:color="D7DEE5" w:sz="4" w:space="0"/>
+              <w:insideH w:val="single" w:color="D7DEE5" w:sz="4" w:space="0"/>
+              <w:insideV w:val="single" w:color="D7DEE5" w:sz="4" w:space="0"/>
             </w:tcBorders>
             <w:vAlign w:val="center"/>
           </w:tcPr>
@@ -1609,15 +1609,15 @@
       <w:tr>
         <w:tc>
           <w:tcPr>
-            <w:tcW w:type="dxa" w:w="1984"/>
+            <w:tcW w:w="1984" w:type="dxa"/>
             <w:shd w:fill="F3F5F7"/>
             <w:tcBorders>
-              <w:top w:val="single" w:sz="4" w:space="0" w:color="D7DEE5"/>
-              <w:left w:val="single" w:sz="4" w:space="0" w:color="D7DEE5"/>
-              <w:bottom w:val="single" w:sz="4" w:space="0" w:color="D7DEE5"/>
-              <w:right w:val="single" w:sz="4" w:space="0" w:color="D7DEE5"/>
-              <w:insideH w:val="single" w:sz="4" w:space="0" w:color="D7DEE5"/>
-              <w:insideV w:val="single" w:sz="4" w:space="0" w:color="D7DEE5"/>
+              <w:top w:val="single" w:color="D7DEE5" w:sz="4" w:space="0"/>
+              <w:left w:val="single" w:color="D7DEE5" w:sz="4" w:space="0"/>
+              <w:bottom w:val="single" w:color="D7DEE5" w:sz="4" w:space="0"/>
+              <w:right w:val="single" w:color="D7DEE5" w:sz="4" w:space="0"/>
+              <w:insideH w:val="single" w:color="D7DEE5" w:sz="4" w:space="0"/>
+              <w:insideV w:val="single" w:color="D7DEE5" w:sz="4" w:space="0"/>
             </w:tcBorders>
             <w:vAlign w:val="center"/>
           </w:tcPr>
@@ -1636,82 +1636,64 @@
         </w:tc>
         <w:tc>
           <w:tcPr>
-            <w:tcW w:type="dxa" w:w="2324"/>
+            <w:tcW w:w="2324" w:type="dxa"/>
             <w:shd w:fill="F3F5F7"/>
             <w:tcBorders>
-              <w:top w:val="single" w:sz="4" w:space="0" w:color="D7DEE5"/>
-              <w:left w:val="single" w:sz="4" w:space="0" w:color="D7DEE5"/>
-              <w:bottom w:val="single" w:sz="4" w:space="0" w:color="D7DEE5"/>
-              <w:right w:val="single" w:sz="4" w:space="0" w:color="D7DEE5"/>
-              <w:insideH w:val="single" w:sz="4" w:space="0" w:color="D7DEE5"/>
-              <w:insideV w:val="single" w:sz="4" w:space="0" w:color="D7DEE5"/>
+              <w:top w:val="single" w:color="D7DEE5" w:sz="4" w:space="0"/>
+              <w:left w:val="single" w:color="D7DEE5" w:sz="4" w:space="0"/>
+              <w:bottom w:val="single" w:color="D7DEE5" w:sz="4" w:space="0"/>
+              <w:right w:val="single" w:color="D7DEE5" w:sz="4" w:space="0"/>
+              <w:insideH w:val="single" w:color="D7DEE5" w:sz="4" w:space="0"/>
+              <w:insideV w:val="single" w:color="D7DEE5" w:sz="4" w:space="0"/>
             </w:tcBorders>
             <w:vAlign w:val="center"/>
           </w:tcPr>
           <w:p>
-            <w:r/>
+            <w:pPr/>
             <w:r>
-              <w:rPr>
-                <w:rFonts w:ascii="Arial" w:hAnsi="Arial" w:eastAsia="Arial"/>
-                <w:b w:val="0"/>
-                <w:color w:val="1F2937"/>
-                <w:sz w:val="17"/>
-              </w:rPr>
-              <w:t>Вердикт GO / запускать или GO при условиях.</w:t>
+              <w:t xml:space="preserve">Вердикт GO либо GO при условиях после документального закрытия всех условий.</w:t>
             </w:r>
           </w:p>
         </w:tc>
         <w:tc>
           <w:tcPr>
-            <w:tcW w:type="dxa" w:w="2835"/>
+            <w:tcW w:w="2835" w:type="dxa"/>
             <w:shd w:fill="F3F5F7"/>
             <w:tcBorders>
-              <w:top w:val="single" w:sz="4" w:space="0" w:color="D7DEE5"/>
-              <w:left w:val="single" w:sz="4" w:space="0" w:color="D7DEE5"/>
-              <w:bottom w:val="single" w:sz="4" w:space="0" w:color="D7DEE5"/>
-              <w:right w:val="single" w:sz="4" w:space="0" w:color="D7DEE5"/>
-              <w:insideH w:val="single" w:sz="4" w:space="0" w:color="D7DEE5"/>
-              <w:insideV w:val="single" w:sz="4" w:space="0" w:color="D7DEE5"/>
+              <w:top w:val="single" w:color="D7DEE5" w:sz="4" w:space="0"/>
+              <w:left w:val="single" w:color="D7DEE5" w:sz="4" w:space="0"/>
+              <w:bottom w:val="single" w:color="D7DEE5" w:sz="4" w:space="0"/>
+              <w:right w:val="single" w:color="D7DEE5" w:sz="4" w:space="0"/>
+              <w:insideH w:val="single" w:color="D7DEE5" w:sz="4" w:space="0"/>
+              <w:insideV w:val="single" w:color="D7DEE5" w:sz="4" w:space="0"/>
             </w:tcBorders>
             <w:vAlign w:val="center"/>
           </w:tcPr>
           <w:p>
-            <w:r/>
+            <w:pPr/>
             <w:r>
-              <w:rPr>
-                <w:rFonts w:ascii="Arial" w:hAnsi="Arial" w:eastAsia="Arial"/>
-                <w:b w:val="0"/>
-                <w:color w:val="1F2937"/>
-                <w:sz w:val="17"/>
-              </w:rPr>
-              <w:t>Есть подтвержденные разрывы и владелец следующего шага.</w:t>
+              <w:t xml:space="preserve">Есть подтвержденные разрывы, владелец следующего шага и закрытые условия перехода.</w:t>
             </w:r>
           </w:p>
         </w:tc>
         <w:tc>
           <w:tcPr>
-            <w:tcW w:type="dxa" w:w="2551"/>
+            <w:tcW w:w="2551" w:type="dxa"/>
             <w:shd w:fill="F3F5F7"/>
             <w:tcBorders>
-              <w:top w:val="single" w:sz="4" w:space="0" w:color="D7DEE5"/>
-              <w:left w:val="single" w:sz="4" w:space="0" w:color="D7DEE5"/>
-              <w:bottom w:val="single" w:sz="4" w:space="0" w:color="D7DEE5"/>
-              <w:right w:val="single" w:sz="4" w:space="0" w:color="D7DEE5"/>
-              <w:insideH w:val="single" w:sz="4" w:space="0" w:color="D7DEE5"/>
-              <w:insideV w:val="single" w:sz="4" w:space="0" w:color="D7DEE5"/>
+              <w:top w:val="single" w:color="D7DEE5" w:sz="4" w:space="0"/>
+              <w:left w:val="single" w:color="D7DEE5" w:sz="4" w:space="0"/>
+              <w:bottom w:val="single" w:color="D7DEE5" w:sz="4" w:space="0"/>
+              <w:right w:val="single" w:color="D7DEE5" w:sz="4" w:space="0"/>
+              <w:insideH w:val="single" w:color="D7DEE5" w:sz="4" w:space="0"/>
+              <w:insideV w:val="single" w:color="D7DEE5" w:sz="4" w:space="0"/>
             </w:tcBorders>
             <w:vAlign w:val="center"/>
           </w:tcPr>
           <w:p>
-            <w:r/>
+            <w:pPr/>
             <w:r>
-              <w:rPr>
-                <w:rFonts w:ascii="Arial" w:hAnsi="Arial" w:eastAsia="Arial"/>
-                <w:b w:val="0"/>
-                <w:color w:val="1F2937"/>
-                <w:sz w:val="17"/>
-              </w:rPr>
-              <w:t>Проблема не подтверждена или продолжение невозможно.</w:t>
+              <w:t xml:space="preserve">HOLD → возврат в Диагностику после восстановления условий; STOP / NO FIT → завершение.</w:t>
             </w:r>
           </w:p>
         </w:tc>
@@ -1719,15 +1701,15 @@
       <w:tr>
         <w:tc>
           <w:tcPr>
-            <w:tcW w:type="dxa" w:w="1984"/>
+            <w:tcW w:w="1984" w:type="dxa"/>
             <w:shd w:fill="FFFFFF"/>
             <w:tcBorders>
-              <w:top w:val="single" w:sz="4" w:space="0" w:color="D7DEE5"/>
-              <w:left w:val="single" w:sz="4" w:space="0" w:color="D7DEE5"/>
-              <w:bottom w:val="single" w:sz="4" w:space="0" w:color="D7DEE5"/>
-              <w:right w:val="single" w:sz="4" w:space="0" w:color="D7DEE5"/>
-              <w:insideH w:val="single" w:sz="4" w:space="0" w:color="D7DEE5"/>
-              <w:insideV w:val="single" w:sz="4" w:space="0" w:color="D7DEE5"/>
+              <w:top w:val="single" w:color="D7DEE5" w:sz="4" w:space="0"/>
+              <w:left w:val="single" w:color="D7DEE5" w:sz="4" w:space="0"/>
+              <w:bottom w:val="single" w:color="D7DEE5" w:sz="4" w:space="0"/>
+              <w:right w:val="single" w:color="D7DEE5" w:sz="4" w:space="0"/>
+              <w:insideH w:val="single" w:color="D7DEE5" w:sz="4" w:space="0"/>
+              <w:insideV w:val="single" w:color="D7DEE5" w:sz="4" w:space="0"/>
             </w:tcBorders>
             <w:vAlign w:val="center"/>
           </w:tcPr>
@@ -1746,82 +1728,64 @@
         </w:tc>
         <w:tc>
           <w:tcPr>
-            <w:tcW w:type="dxa" w:w="2324"/>
+            <w:tcW w:w="2324" w:type="dxa"/>
             <w:shd w:fill="FFFFFF"/>
             <w:tcBorders>
-              <w:top w:val="single" w:sz="4" w:space="0" w:color="D7DEE5"/>
-              <w:left w:val="single" w:sz="4" w:space="0" w:color="D7DEE5"/>
-              <w:bottom w:val="single" w:sz="4" w:space="0" w:color="D7DEE5"/>
-              <w:right w:val="single" w:sz="4" w:space="0" w:color="D7DEE5"/>
-              <w:insideH w:val="single" w:sz="4" w:space="0" w:color="D7DEE5"/>
-              <w:insideV w:val="single" w:sz="4" w:space="0" w:color="D7DEE5"/>
+              <w:top w:val="single" w:color="D7DEE5" w:sz="4" w:space="0"/>
+              <w:left w:val="single" w:color="D7DEE5" w:sz="4" w:space="0"/>
+              <w:bottom w:val="single" w:color="D7DEE5" w:sz="4" w:space="0"/>
+              <w:right w:val="single" w:color="D7DEE5" w:sz="4" w:space="0"/>
+              <w:insideH w:val="single" w:color="D7DEE5" w:sz="4" w:space="0"/>
+              <w:insideV w:val="single" w:color="D7DEE5" w:sz="4" w:space="0"/>
             </w:tcBorders>
             <w:vAlign w:val="center"/>
           </w:tcPr>
           <w:p>
-            <w:r/>
+            <w:pPr/>
             <w:r>
-              <w:rPr>
-                <w:rFonts w:ascii="Arial" w:hAnsi="Arial" w:eastAsia="Arial"/>
-                <w:b w:val="0"/>
-                <w:color w:val="1F2937"/>
-                <w:sz w:val="17"/>
-              </w:rPr>
-              <w:t>Паспорт Спринта.</w:t>
+              <w:t xml:space="preserve">Полный Паспорт Спринта: активный контур, владельцы, данные, метрики, условия запуска и остановки.</w:t>
             </w:r>
           </w:p>
         </w:tc>
         <w:tc>
           <w:tcPr>
-            <w:tcW w:type="dxa" w:w="2835"/>
+            <w:tcW w:w="2835" w:type="dxa"/>
             <w:shd w:fill="FFFFFF"/>
             <w:tcBorders>
-              <w:top w:val="single" w:sz="4" w:space="0" w:color="D7DEE5"/>
-              <w:left w:val="single" w:sz="4" w:space="0" w:color="D7DEE5"/>
-              <w:bottom w:val="single" w:sz="4" w:space="0" w:color="D7DEE5"/>
-              <w:right w:val="single" w:sz="4" w:space="0" w:color="D7DEE5"/>
-              <w:insideH w:val="single" w:sz="4" w:space="0" w:color="D7DEE5"/>
-              <w:insideV w:val="single" w:sz="4" w:space="0" w:color="D7DEE5"/>
+              <w:top w:val="single" w:color="D7DEE5" w:sz="4" w:space="0"/>
+              <w:left w:val="single" w:color="D7DEE5" w:sz="4" w:space="0"/>
+              <w:bottom w:val="single" w:color="D7DEE5" w:sz="4" w:space="0"/>
+              <w:right w:val="single" w:color="D7DEE5" w:sz="4" w:space="0"/>
+              <w:insideH w:val="single" w:color="D7DEE5" w:sz="4" w:space="0"/>
+              <w:insideV w:val="single" w:color="D7DEE5" w:sz="4" w:space="0"/>
             </w:tcBorders>
             <w:vAlign w:val="center"/>
           </w:tcPr>
           <w:p>
-            <w:r/>
+            <w:pPr/>
             <w:r>
-              <w:rPr>
-                <w:rFonts w:ascii="Arial" w:hAnsi="Arial" w:eastAsia="Arial"/>
-                <w:b w:val="0"/>
-                <w:color w:val="1F2937"/>
-                <w:sz w:val="17"/>
-              </w:rPr>
-              <w:t>Есть владельцы, метрики, итоговый артефакт, условия запуска и остановки.</w:t>
+              <w:t xml:space="preserve">Паспорт утвержден → Спринт.</w:t>
             </w:r>
           </w:p>
         </w:tc>
         <w:tc>
           <w:tcPr>
-            <w:tcW w:type="dxa" w:w="2551"/>
+            <w:tcW w:w="2551" w:type="dxa"/>
             <w:shd w:fill="FFFFFF"/>
             <w:tcBorders>
-              <w:top w:val="single" w:sz="4" w:space="0" w:color="D7DEE5"/>
-              <w:left w:val="single" w:sz="4" w:space="0" w:color="D7DEE5"/>
-              <w:bottom w:val="single" w:sz="4" w:space="0" w:color="D7DEE5"/>
-              <w:right w:val="single" w:sz="4" w:space="0" w:color="D7DEE5"/>
-              <w:insideH w:val="single" w:sz="4" w:space="0" w:color="D7DEE5"/>
-              <w:insideV w:val="single" w:sz="4" w:space="0" w:color="D7DEE5"/>
+              <w:top w:val="single" w:color="D7DEE5" w:sz="4" w:space="0"/>
+              <w:left w:val="single" w:color="D7DEE5" w:sz="4" w:space="0"/>
+              <w:bottom w:val="single" w:color="D7DEE5" w:sz="4" w:space="0"/>
+              <w:right w:val="single" w:color="D7DEE5" w:sz="4" w:space="0"/>
+              <w:insideH w:val="single" w:color="D7DEE5" w:sz="4" w:space="0"/>
+              <w:insideV w:val="single" w:color="D7DEE5" w:sz="4" w:space="0"/>
             </w:tcBorders>
             <w:vAlign w:val="center"/>
           </w:tcPr>
           <w:p>
-            <w:r/>
+            <w:pPr/>
             <w:r>
-              <w:rPr>
-                <w:rFonts w:ascii="Arial" w:hAnsi="Arial" w:eastAsia="Arial"/>
-                <w:b w:val="0"/>
-                <w:color w:val="1F2937"/>
-                <w:sz w:val="17"/>
-              </w:rPr>
-              <w:t>Нет владельца эффекта или данных.</w:t>
+              <w:t xml:space="preserve">Паспорт не готов → доработка в Сессии; обязательный блокер → STOP. Прямой переход в Сопровождение запрещен.</w:t>
             </w:r>
           </w:p>
         </w:tc>
@@ -1829,15 +1793,15 @@
       <w:tr>
         <w:tc>
           <w:tcPr>
-            <w:tcW w:type="dxa" w:w="1984"/>
+            <w:tcW w:w="1984" w:type="dxa"/>
             <w:shd w:fill="F3F5F7"/>
             <w:tcBorders>
-              <w:top w:val="single" w:sz="4" w:space="0" w:color="D7DEE5"/>
-              <w:left w:val="single" w:sz="4" w:space="0" w:color="D7DEE5"/>
-              <w:bottom w:val="single" w:sz="4" w:space="0" w:color="D7DEE5"/>
-              <w:right w:val="single" w:sz="4" w:space="0" w:color="D7DEE5"/>
-              <w:insideH w:val="single" w:sz="4" w:space="0" w:color="D7DEE5"/>
-              <w:insideV w:val="single" w:sz="4" w:space="0" w:color="D7DEE5"/>
+              <w:top w:val="single" w:color="D7DEE5" w:sz="4" w:space="0"/>
+              <w:left w:val="single" w:color="D7DEE5" w:sz="4" w:space="0"/>
+              <w:bottom w:val="single" w:color="D7DEE5" w:sz="4" w:space="0"/>
+              <w:right w:val="single" w:color="D7DEE5" w:sz="4" w:space="0"/>
+              <w:insideH w:val="single" w:color="D7DEE5" w:sz="4" w:space="0"/>
+              <w:insideV w:val="single" w:color="D7DEE5" w:sz="4" w:space="0"/>
             </w:tcBorders>
             <w:vAlign w:val="center"/>
           </w:tcPr>
@@ -1856,82 +1820,64 @@
         </w:tc>
         <w:tc>
           <w:tcPr>
-            <w:tcW w:type="dxa" w:w="2324"/>
+            <w:tcW w:w="2324" w:type="dxa"/>
             <w:shd w:fill="F3F5F7"/>
             <w:tcBorders>
-              <w:top w:val="single" w:sz="4" w:space="0" w:color="D7DEE5"/>
-              <w:left w:val="single" w:sz="4" w:space="0" w:color="D7DEE5"/>
-              <w:bottom w:val="single" w:sz="4" w:space="0" w:color="D7DEE5"/>
-              <w:right w:val="single" w:sz="4" w:space="0" w:color="D7DEE5"/>
-              <w:insideH w:val="single" w:sz="4" w:space="0" w:color="D7DEE5"/>
-              <w:insideV w:val="single" w:sz="4" w:space="0" w:color="D7DEE5"/>
+              <w:top w:val="single" w:color="D7DEE5" w:sz="4" w:space="0"/>
+              <w:left w:val="single" w:color="D7DEE5" w:sz="4" w:space="0"/>
+              <w:bottom w:val="single" w:color="D7DEE5" w:sz="4" w:space="0"/>
+              <w:right w:val="single" w:color="D7DEE5" w:sz="4" w:space="0"/>
+              <w:insideH w:val="single" w:color="D7DEE5" w:sz="4" w:space="0"/>
+              <w:insideV w:val="single" w:color="D7DEE5" w:sz="4" w:space="0"/>
             </w:tcBorders>
             <w:vAlign w:val="center"/>
           </w:tcPr>
           <w:p>
-            <w:r/>
+            <w:pPr/>
             <w:r>
-              <w:rPr>
-                <w:rFonts w:ascii="Arial" w:hAnsi="Arial" w:eastAsia="Arial"/>
-                <w:b w:val="0"/>
-                <w:color w:val="1F2937"/>
-                <w:sz w:val="17"/>
-              </w:rPr>
-              <w:t>Итог Спринта и внедренный результат.</w:t>
+              <w:t xml:space="preserve">Внедренный результат Спринта, приемочные факты и решение о необходимости контроля удержания.</w:t>
             </w:r>
           </w:p>
         </w:tc>
         <w:tc>
           <w:tcPr>
-            <w:tcW w:type="dxa" w:w="2835"/>
+            <w:tcW w:w="2835" w:type="dxa"/>
             <w:shd w:fill="F3F5F7"/>
             <w:tcBorders>
-              <w:top w:val="single" w:sz="4" w:space="0" w:color="D7DEE5"/>
-              <w:left w:val="single" w:sz="4" w:space="0" w:color="D7DEE5"/>
-              <w:bottom w:val="single" w:sz="4" w:space="0" w:color="D7DEE5"/>
-              <w:right w:val="single" w:sz="4" w:space="0" w:color="D7DEE5"/>
-              <w:insideH w:val="single" w:sz="4" w:space="0" w:color="D7DEE5"/>
-              <w:insideV w:val="single" w:sz="4" w:space="0" w:color="D7DEE5"/>
+              <w:top w:val="single" w:color="D7DEE5" w:sz="4" w:space="0"/>
+              <w:left w:val="single" w:color="D7DEE5" w:sz="4" w:space="0"/>
+              <w:bottom w:val="single" w:color="D7DEE5" w:sz="4" w:space="0"/>
+              <w:right w:val="single" w:color="D7DEE5" w:sz="4" w:space="0"/>
+              <w:insideH w:val="single" w:color="D7DEE5" w:sz="4" w:space="0"/>
+              <w:insideV w:val="single" w:color="D7DEE5" w:sz="4" w:space="0"/>
             </w:tcBorders>
             <w:vAlign w:val="center"/>
           </w:tcPr>
           <w:p>
-            <w:r/>
+            <w:pPr/>
             <w:r>
-              <w:rPr>
-                <w:rFonts w:ascii="Arial" w:hAnsi="Arial" w:eastAsia="Arial"/>
-                <w:b w:val="0"/>
-                <w:color w:val="1F2937"/>
-                <w:sz w:val="17"/>
-              </w:rPr>
-              <w:t>Есть объект, который нужно удержать и проверить.</w:t>
+              <w:t xml:space="preserve">Сопровождение требуется → Сопровождение; не требуется → завершение.</w:t>
             </w:r>
           </w:p>
         </w:tc>
         <w:tc>
           <w:tcPr>
-            <w:tcW w:type="dxa" w:w="2551"/>
+            <w:tcW w:w="2551" w:type="dxa"/>
             <w:shd w:fill="F3F5F7"/>
             <w:tcBorders>
-              <w:top w:val="single" w:sz="4" w:space="0" w:color="D7DEE5"/>
-              <w:left w:val="single" w:sz="4" w:space="0" w:color="D7DEE5"/>
-              <w:bottom w:val="single" w:sz="4" w:space="0" w:color="D7DEE5"/>
-              <w:right w:val="single" w:sz="4" w:space="0" w:color="D7DEE5"/>
-              <w:insideH w:val="single" w:sz="4" w:space="0" w:color="D7DEE5"/>
-              <w:insideV w:val="single" w:sz="4" w:space="0" w:color="D7DEE5"/>
+              <w:top w:val="single" w:color="D7DEE5" w:sz="4" w:space="0"/>
+              <w:left w:val="single" w:color="D7DEE5" w:sz="4" w:space="0"/>
+              <w:bottom w:val="single" w:color="D7DEE5" w:sz="4" w:space="0"/>
+              <w:right w:val="single" w:color="D7DEE5" w:sz="4" w:space="0"/>
+              <w:insideH w:val="single" w:color="D7DEE5" w:sz="4" w:space="0"/>
+              <w:insideV w:val="single" w:color="D7DEE5" w:sz="4" w:space="0"/>
             </w:tcBorders>
             <w:vAlign w:val="center"/>
           </w:tcPr>
           <w:p>
-            <w:r/>
+            <w:pPr/>
             <w:r>
-              <w:rPr>
-                <w:rFonts w:ascii="Arial" w:hAnsi="Arial" w:eastAsia="Arial"/>
-                <w:b w:val="0"/>
-                <w:color w:val="1F2937"/>
-                <w:sz w:val="17"/>
-              </w:rPr>
-              <w:t>Спринт завершен отчетом, но не внедрением.</w:t>
+              <w:t xml:space="preserve">Исправимое отклонение → продолжить Спринт; ошибка исходного решения → Сессия; отчет без внедрения не проходит.</w:t>
             </w:r>
           </w:p>
         </w:tc>
@@ -1939,42 +1885,36 @@
       <w:tr>
         <w:tc>
           <w:tcPr>
-            <w:tcW w:type="dxa" w:w="1984"/>
+            <w:tcW w:w="1984" w:type="dxa"/>
             <w:shd w:fill="FFFFFF"/>
             <w:tcBorders>
-              <w:top w:val="single" w:sz="4" w:space="0" w:color="D7DEE5"/>
-              <w:left w:val="single" w:sz="4" w:space="0" w:color="D7DEE5"/>
-              <w:bottom w:val="single" w:sz="4" w:space="0" w:color="D7DEE5"/>
-              <w:right w:val="single" w:sz="4" w:space="0" w:color="D7DEE5"/>
-              <w:insideH w:val="single" w:sz="4" w:space="0" w:color="D7DEE5"/>
-              <w:insideV w:val="single" w:sz="4" w:space="0" w:color="D7DEE5"/>
+              <w:top w:val="single" w:color="D7DEE5" w:sz="4" w:space="0"/>
+              <w:left w:val="single" w:color="D7DEE5" w:sz="4" w:space="0"/>
+              <w:bottom w:val="single" w:color="D7DEE5" w:sz="4" w:space="0"/>
+              <w:right w:val="single" w:color="D7DEE5" w:sz="4" w:space="0"/>
+              <w:insideH w:val="single" w:color="D7DEE5" w:sz="4" w:space="0"/>
+              <w:insideV w:val="single" w:color="D7DEE5" w:sz="4" w:space="0"/>
             </w:tcBorders>
             <w:vAlign w:val="center"/>
           </w:tcPr>
           <w:p>
-            <w:r/>
+            <w:pPr/>
             <w:r>
-              <w:rPr>
-                <w:rFonts w:ascii="Arial" w:hAnsi="Arial" w:eastAsia="Arial"/>
-                <w:b w:val="0"/>
-                <w:color w:val="1F2937"/>
-                <w:sz w:val="17"/>
-              </w:rPr>
-              <w:t>Сопровождение → новый цикл</w:t>
+              <w:t xml:space="preserve">Сопровождение → следующий цикл / завершение</w:t>
             </w:r>
           </w:p>
         </w:tc>
         <w:tc>
           <w:tcPr>
-            <w:tcW w:type="dxa" w:w="2324"/>
+            <w:tcW w:w="2324" w:type="dxa"/>
             <w:shd w:fill="FFFFFF"/>
             <w:tcBorders>
-              <w:top w:val="single" w:sz="4" w:space="0" w:color="D7DEE5"/>
-              <w:left w:val="single" w:sz="4" w:space="0" w:color="D7DEE5"/>
-              <w:bottom w:val="single" w:sz="4" w:space="0" w:color="D7DEE5"/>
-              <w:right w:val="single" w:sz="4" w:space="0" w:color="D7DEE5"/>
-              <w:insideH w:val="single" w:sz="4" w:space="0" w:color="D7DEE5"/>
-              <w:insideV w:val="single" w:sz="4" w:space="0" w:color="D7DEE5"/>
+              <w:top w:val="single" w:color="D7DEE5" w:sz="4" w:space="0"/>
+              <w:left w:val="single" w:color="D7DEE5" w:sz="4" w:space="0"/>
+              <w:bottom w:val="single" w:color="D7DEE5" w:sz="4" w:space="0"/>
+              <w:right w:val="single" w:color="D7DEE5" w:sz="4" w:space="0"/>
+              <w:insideH w:val="single" w:color="D7DEE5" w:sz="4" w:space="0"/>
+              <w:insideV w:val="single" w:color="D7DEE5" w:sz="4" w:space="0"/>
             </w:tcBorders>
             <w:vAlign w:val="center"/>
           </w:tcPr>
@@ -1993,55 +1933,43 @@
         </w:tc>
         <w:tc>
           <w:tcPr>
-            <w:tcW w:type="dxa" w:w="2835"/>
+            <w:tcW w:w="2835" w:type="dxa"/>
             <w:shd w:fill="FFFFFF"/>
             <w:tcBorders>
-              <w:top w:val="single" w:sz="4" w:space="0" w:color="D7DEE5"/>
-              <w:left w:val="single" w:sz="4" w:space="0" w:color="D7DEE5"/>
-              <w:bottom w:val="single" w:sz="4" w:space="0" w:color="D7DEE5"/>
-              <w:right w:val="single" w:sz="4" w:space="0" w:color="D7DEE5"/>
-              <w:insideH w:val="single" w:sz="4" w:space="0" w:color="D7DEE5"/>
-              <w:insideV w:val="single" w:sz="4" w:space="0" w:color="D7DEE5"/>
+              <w:top w:val="single" w:color="D7DEE5" w:sz="4" w:space="0"/>
+              <w:left w:val="single" w:color="D7DEE5" w:sz="4" w:space="0"/>
+              <w:bottom w:val="single" w:color="D7DEE5" w:sz="4" w:space="0"/>
+              <w:right w:val="single" w:color="D7DEE5" w:sz="4" w:space="0"/>
+              <w:insideH w:val="single" w:color="D7DEE5" w:sz="4" w:space="0"/>
+              <w:insideV w:val="single" w:color="D7DEE5" w:sz="4" w:space="0"/>
             </w:tcBorders>
             <w:vAlign w:val="center"/>
           </w:tcPr>
           <w:p>
-            <w:r/>
+            <w:pPr/>
             <w:r>
-              <w:rPr>
-                <w:rFonts w:ascii="Arial" w:hAnsi="Arial" w:eastAsia="Arial"/>
-                <w:b w:val="0"/>
-                <w:color w:val="1F2937"/>
-                <w:sz w:val="17"/>
-              </w:rPr>
-              <w:t>Есть решение: удержать, корректировать, масштабировать, завершить.</w:t>
+              <w:t xml:space="preserve">Удерживать → остаться в Сопровождении; корректировать → Спринт; изменить архитектуру → Сессия; стабильный результат → завершить.</w:t>
             </w:r>
           </w:p>
         </w:tc>
         <w:tc>
           <w:tcPr>
-            <w:tcW w:type="dxa" w:w="2551"/>
+            <w:tcW w:w="2551" w:type="dxa"/>
             <w:shd w:fill="FFFFFF"/>
             <w:tcBorders>
-              <w:top w:val="single" w:sz="4" w:space="0" w:color="D7DEE5"/>
-              <w:left w:val="single" w:sz="4" w:space="0" w:color="D7DEE5"/>
-              <w:bottom w:val="single" w:sz="4" w:space="0" w:color="D7DEE5"/>
-              <w:right w:val="single" w:sz="4" w:space="0" w:color="D7DEE5"/>
-              <w:insideH w:val="single" w:sz="4" w:space="0" w:color="D7DEE5"/>
-              <w:insideV w:val="single" w:sz="4" w:space="0" w:color="D7DEE5"/>
+              <w:top w:val="single" w:color="D7DEE5" w:sz="4" w:space="0"/>
+              <w:left w:val="single" w:color="D7DEE5" w:sz="4" w:space="0"/>
+              <w:bottom w:val="single" w:color="D7DEE5" w:sz="4" w:space="0"/>
+              <w:right w:val="single" w:color="D7DEE5" w:sz="4" w:space="0"/>
+              <w:insideH w:val="single" w:color="D7DEE5" w:sz="4" w:space="0"/>
+              <w:insideV w:val="single" w:color="D7DEE5" w:sz="4" w:space="0"/>
             </w:tcBorders>
             <w:vAlign w:val="center"/>
           </w:tcPr>
           <w:p>
-            <w:r/>
+            <w:pPr/>
             <w:r>
-              <w:rPr>
-                <w:rFonts w:ascii="Arial" w:hAnsi="Arial" w:eastAsia="Arial"/>
-                <w:b w:val="0"/>
-                <w:color w:val="1F2937"/>
-                <w:sz w:val="17"/>
-              </w:rPr>
-              <w:t>Нет фактов для управленческого решения.</w:t>
+              <w:t xml:space="preserve">Нет фактов → HOLD до получения данных; неустранимый блокер → STOP.</w:t>
             </w:r>
           </w:p>
         </w:tc>
@@ -2081,9 +2009,9 @@
     </w:p>
     <w:tbl>
       <w:tblPr>
-        <w:tblW w:type="pct" w:w="5000"/>
+        <w:tblW w:w="5000" w:type="pct"/>
         <w:jc w:val="center"/>
-        <w:tblLook w:firstColumn="1" w:firstRow="1" w:lastColumn="0" w:lastRow="0" w:noHBand="0" w:noVBand="1" w:val="04A0"/>
+        <w:tblLook w:val="04A0" w:firstRow="1" w:lastRow="0" w:firstColumn="1" w:lastColumn="0" w:noHBand="0" w:noVBand="1"/>
       </w:tblPr>
       <w:tblGrid>
         <w:gridCol w:w="2592"/>
@@ -2094,15 +2022,15 @@
       <w:tr>
         <w:tc>
           <w:tcPr>
-            <w:tcW w:type="dxa" w:w="1587"/>
+            <w:tcW w:w="1587" w:type="dxa"/>
             <w:shd w:fill="1F4E79"/>
             <w:tcBorders>
-              <w:top w:val="single" w:sz="6" w:space="0" w:color="D7DEE5"/>
-              <w:left w:val="single" w:sz="6" w:space="0" w:color="D7DEE5"/>
-              <w:bottom w:val="single" w:sz="6" w:space="0" w:color="D7DEE5"/>
-              <w:right w:val="single" w:sz="6" w:space="0" w:color="D7DEE5"/>
-              <w:insideH w:val="single" w:sz="6" w:space="0" w:color="D7DEE5"/>
-              <w:insideV w:val="single" w:sz="6" w:space="0" w:color="D7DEE5"/>
+              <w:top w:val="single" w:color="D7DEE5" w:sz="6" w:space="0"/>
+              <w:left w:val="single" w:color="D7DEE5" w:sz="6" w:space="0"/>
+              <w:bottom w:val="single" w:color="D7DEE5" w:sz="6" w:space="0"/>
+              <w:right w:val="single" w:color="D7DEE5" w:sz="6" w:space="0"/>
+              <w:insideH w:val="single" w:color="D7DEE5" w:sz="6" w:space="0"/>
+              <w:insideV w:val="single" w:color="D7DEE5" w:sz="6" w:space="0"/>
             </w:tcBorders>
             <w:vAlign w:val="center"/>
           </w:tcPr>
@@ -2121,15 +2049,15 @@
         </w:tc>
         <w:tc>
           <w:tcPr>
-            <w:tcW w:type="dxa" w:w="3628"/>
+            <w:tcW w:w="3628" w:type="dxa"/>
             <w:shd w:fill="1F4E79"/>
             <w:tcBorders>
-              <w:top w:val="single" w:sz="6" w:space="0" w:color="D7DEE5"/>
-              <w:left w:val="single" w:sz="6" w:space="0" w:color="D7DEE5"/>
-              <w:bottom w:val="single" w:sz="6" w:space="0" w:color="D7DEE5"/>
-              <w:right w:val="single" w:sz="6" w:space="0" w:color="D7DEE5"/>
-              <w:insideH w:val="single" w:sz="6" w:space="0" w:color="D7DEE5"/>
-              <w:insideV w:val="single" w:sz="6" w:space="0" w:color="D7DEE5"/>
+              <w:top w:val="single" w:color="D7DEE5" w:sz="6" w:space="0"/>
+              <w:left w:val="single" w:color="D7DEE5" w:sz="6" w:space="0"/>
+              <w:bottom w:val="single" w:color="D7DEE5" w:sz="6" w:space="0"/>
+              <w:right w:val="single" w:color="D7DEE5" w:sz="6" w:space="0"/>
+              <w:insideH w:val="single" w:color="D7DEE5" w:sz="6" w:space="0"/>
+              <w:insideV w:val="single" w:color="D7DEE5" w:sz="6" w:space="0"/>
             </w:tcBorders>
             <w:vAlign w:val="center"/>
           </w:tcPr>
@@ -2148,15 +2076,15 @@
         </w:tc>
         <w:tc>
           <w:tcPr>
-            <w:tcW w:type="dxa" w:w="1928"/>
+            <w:tcW w:w="1928" w:type="dxa"/>
             <w:shd w:fill="1F4E79"/>
             <w:tcBorders>
-              <w:top w:val="single" w:sz="6" w:space="0" w:color="D7DEE5"/>
-              <w:left w:val="single" w:sz="6" w:space="0" w:color="D7DEE5"/>
-              <w:bottom w:val="single" w:sz="6" w:space="0" w:color="D7DEE5"/>
-              <w:right w:val="single" w:sz="6" w:space="0" w:color="D7DEE5"/>
-              <w:insideH w:val="single" w:sz="6" w:space="0" w:color="D7DEE5"/>
-              <w:insideV w:val="single" w:sz="6" w:space="0" w:color="D7DEE5"/>
+              <w:top w:val="single" w:color="D7DEE5" w:sz="6" w:space="0"/>
+              <w:left w:val="single" w:color="D7DEE5" w:sz="6" w:space="0"/>
+              <w:bottom w:val="single" w:color="D7DEE5" w:sz="6" w:space="0"/>
+              <w:right w:val="single" w:color="D7DEE5" w:sz="6" w:space="0"/>
+              <w:insideH w:val="single" w:color="D7DEE5" w:sz="6" w:space="0"/>
+              <w:insideV w:val="single" w:color="D7DEE5" w:sz="6" w:space="0"/>
             </w:tcBorders>
             <w:vAlign w:val="center"/>
           </w:tcPr>
@@ -2175,15 +2103,15 @@
         </w:tc>
         <w:tc>
           <w:tcPr>
-            <w:tcW w:type="dxa" w:w="2608"/>
+            <w:tcW w:w="2608" w:type="dxa"/>
             <w:shd w:fill="1F4E79"/>
             <w:tcBorders>
-              <w:top w:val="single" w:sz="6" w:space="0" w:color="D7DEE5"/>
-              <w:left w:val="single" w:sz="6" w:space="0" w:color="D7DEE5"/>
-              <w:bottom w:val="single" w:sz="6" w:space="0" w:color="D7DEE5"/>
-              <w:right w:val="single" w:sz="6" w:space="0" w:color="D7DEE5"/>
-              <w:insideH w:val="single" w:sz="6" w:space="0" w:color="D7DEE5"/>
-              <w:insideV w:val="single" w:sz="6" w:space="0" w:color="D7DEE5"/>
+              <w:top w:val="single" w:color="D7DEE5" w:sz="6" w:space="0"/>
+              <w:left w:val="single" w:color="D7DEE5" w:sz="6" w:space="0"/>
+              <w:bottom w:val="single" w:color="D7DEE5" w:sz="6" w:space="0"/>
+              <w:right w:val="single" w:color="D7DEE5" w:sz="6" w:space="0"/>
+              <w:insideH w:val="single" w:color="D7DEE5" w:sz="6" w:space="0"/>
+              <w:insideV w:val="single" w:color="D7DEE5" w:sz="6" w:space="0"/>
             </w:tcBorders>
             <w:vAlign w:val="center"/>
           </w:tcPr>
@@ -2204,15 +2132,15 @@
       <w:tr>
         <w:tc>
           <w:tcPr>
-            <w:tcW w:type="dxa" w:w="1587"/>
+            <w:tcW w:w="1587" w:type="dxa"/>
             <w:shd w:fill="FFFFFF"/>
             <w:tcBorders>
-              <w:top w:val="single" w:sz="4" w:space="0" w:color="D7DEE5"/>
-              <w:left w:val="single" w:sz="4" w:space="0" w:color="D7DEE5"/>
-              <w:bottom w:val="single" w:sz="4" w:space="0" w:color="D7DEE5"/>
-              <w:right w:val="single" w:sz="4" w:space="0" w:color="D7DEE5"/>
-              <w:insideH w:val="single" w:sz="4" w:space="0" w:color="D7DEE5"/>
-              <w:insideV w:val="single" w:sz="4" w:space="0" w:color="D7DEE5"/>
+              <w:top w:val="single" w:color="D7DEE5" w:sz="4" w:space="0"/>
+              <w:left w:val="single" w:color="D7DEE5" w:sz="4" w:space="0"/>
+              <w:bottom w:val="single" w:color="D7DEE5" w:sz="4" w:space="0"/>
+              <w:right w:val="single" w:color="D7DEE5" w:sz="4" w:space="0"/>
+              <w:insideH w:val="single" w:color="D7DEE5" w:sz="4" w:space="0"/>
+              <w:insideV w:val="single" w:color="D7DEE5" w:sz="4" w:space="0"/>
             </w:tcBorders>
             <w:vAlign w:val="center"/>
           </w:tcPr>
@@ -2231,15 +2159,15 @@
         </w:tc>
         <w:tc>
           <w:tcPr>
-            <w:tcW w:type="dxa" w:w="3628"/>
+            <w:tcW w:w="3628" w:type="dxa"/>
             <w:shd w:fill="FFFFFF"/>
             <w:tcBorders>
-              <w:top w:val="single" w:sz="4" w:space="0" w:color="D7DEE5"/>
-              <w:left w:val="single" w:sz="4" w:space="0" w:color="D7DEE5"/>
-              <w:bottom w:val="single" w:sz="4" w:space="0" w:color="D7DEE5"/>
-              <w:right w:val="single" w:sz="4" w:space="0" w:color="D7DEE5"/>
-              <w:insideH w:val="single" w:sz="4" w:space="0" w:color="D7DEE5"/>
-              <w:insideV w:val="single" w:sz="4" w:space="0" w:color="D7DEE5"/>
+              <w:top w:val="single" w:color="D7DEE5" w:sz="4" w:space="0"/>
+              <w:left w:val="single" w:color="D7DEE5" w:sz="4" w:space="0"/>
+              <w:bottom w:val="single" w:color="D7DEE5" w:sz="4" w:space="0"/>
+              <w:right w:val="single" w:color="D7DEE5" w:sz="4" w:space="0"/>
+              <w:insideH w:val="single" w:color="D7DEE5" w:sz="4" w:space="0"/>
+              <w:insideV w:val="single" w:color="D7DEE5" w:sz="4" w:space="0"/>
             </w:tcBorders>
             <w:vAlign w:val="center"/>
           </w:tcPr>
@@ -2258,15 +2186,15 @@
         </w:tc>
         <w:tc>
           <w:tcPr>
-            <w:tcW w:type="dxa" w:w="1928"/>
+            <w:tcW w:w="1928" w:type="dxa"/>
             <w:shd w:fill="FFFFFF"/>
             <w:tcBorders>
-              <w:top w:val="single" w:sz="4" w:space="0" w:color="D7DEE5"/>
-              <w:left w:val="single" w:sz="4" w:space="0" w:color="D7DEE5"/>
-              <w:bottom w:val="single" w:sz="4" w:space="0" w:color="D7DEE5"/>
-              <w:right w:val="single" w:sz="4" w:space="0" w:color="D7DEE5"/>
-              <w:insideH w:val="single" w:sz="4" w:space="0" w:color="D7DEE5"/>
-              <w:insideV w:val="single" w:sz="4" w:space="0" w:color="D7DEE5"/>
+              <w:top w:val="single" w:color="D7DEE5" w:sz="4" w:space="0"/>
+              <w:left w:val="single" w:color="D7DEE5" w:sz="4" w:space="0"/>
+              <w:bottom w:val="single" w:color="D7DEE5" w:sz="4" w:space="0"/>
+              <w:right w:val="single" w:color="D7DEE5" w:sz="4" w:space="0"/>
+              <w:insideH w:val="single" w:color="D7DEE5" w:sz="4" w:space="0"/>
+              <w:insideV w:val="single" w:color="D7DEE5" w:sz="4" w:space="0"/>
             </w:tcBorders>
             <w:vAlign w:val="center"/>
           </w:tcPr>
@@ -2285,15 +2213,15 @@
         </w:tc>
         <w:tc>
           <w:tcPr>
-            <w:tcW w:type="dxa" w:w="2608"/>
+            <w:tcW w:w="2608" w:type="dxa"/>
             <w:shd w:fill="FFFFFF"/>
             <w:tcBorders>
-              <w:top w:val="single" w:sz="4" w:space="0" w:color="D7DEE5"/>
-              <w:left w:val="single" w:sz="4" w:space="0" w:color="D7DEE5"/>
-              <w:bottom w:val="single" w:sz="4" w:space="0" w:color="D7DEE5"/>
-              <w:right w:val="single" w:sz="4" w:space="0" w:color="D7DEE5"/>
-              <w:insideH w:val="single" w:sz="4" w:space="0" w:color="D7DEE5"/>
-              <w:insideV w:val="single" w:sz="4" w:space="0" w:color="D7DEE5"/>
+              <w:top w:val="single" w:color="D7DEE5" w:sz="4" w:space="0"/>
+              <w:left w:val="single" w:color="D7DEE5" w:sz="4" w:space="0"/>
+              <w:bottom w:val="single" w:color="D7DEE5" w:sz="4" w:space="0"/>
+              <w:right w:val="single" w:color="D7DEE5" w:sz="4" w:space="0"/>
+              <w:insideH w:val="single" w:color="D7DEE5" w:sz="4" w:space="0"/>
+              <w:insideV w:val="single" w:color="D7DEE5" w:sz="4" w:space="0"/>
             </w:tcBorders>
             <w:vAlign w:val="center"/>
           </w:tcPr>
@@ -2314,15 +2242,15 @@
       <w:tr>
         <w:tc>
           <w:tcPr>
-            <w:tcW w:type="dxa" w:w="1587"/>
+            <w:tcW w:w="1587" w:type="dxa"/>
             <w:shd w:fill="F3F5F7"/>
             <w:tcBorders>
-              <w:top w:val="single" w:sz="4" w:space="0" w:color="D7DEE5"/>
-              <w:left w:val="single" w:sz="4" w:space="0" w:color="D7DEE5"/>
-              <w:bottom w:val="single" w:sz="4" w:space="0" w:color="D7DEE5"/>
-              <w:right w:val="single" w:sz="4" w:space="0" w:color="D7DEE5"/>
-              <w:insideH w:val="single" w:sz="4" w:space="0" w:color="D7DEE5"/>
-              <w:insideV w:val="single" w:sz="4" w:space="0" w:color="D7DEE5"/>
+              <w:top w:val="single" w:color="D7DEE5" w:sz="4" w:space="0"/>
+              <w:left w:val="single" w:color="D7DEE5" w:sz="4" w:space="0"/>
+              <w:bottom w:val="single" w:color="D7DEE5" w:sz="4" w:space="0"/>
+              <w:right w:val="single" w:color="D7DEE5" w:sz="4" w:space="0"/>
+              <w:insideH w:val="single" w:color="D7DEE5" w:sz="4" w:space="0"/>
+              <w:insideV w:val="single" w:color="D7DEE5" w:sz="4" w:space="0"/>
             </w:tcBorders>
             <w:vAlign w:val="center"/>
           </w:tcPr>
@@ -2341,15 +2269,15 @@
         </w:tc>
         <w:tc>
           <w:tcPr>
-            <w:tcW w:type="dxa" w:w="3628"/>
+            <w:tcW w:w="3628" w:type="dxa"/>
             <w:shd w:fill="F3F5F7"/>
             <w:tcBorders>
-              <w:top w:val="single" w:sz="4" w:space="0" w:color="D7DEE5"/>
-              <w:left w:val="single" w:sz="4" w:space="0" w:color="D7DEE5"/>
-              <w:bottom w:val="single" w:sz="4" w:space="0" w:color="D7DEE5"/>
-              <w:right w:val="single" w:sz="4" w:space="0" w:color="D7DEE5"/>
-              <w:insideH w:val="single" w:sz="4" w:space="0" w:color="D7DEE5"/>
-              <w:insideV w:val="single" w:sz="4" w:space="0" w:color="D7DEE5"/>
+              <w:top w:val="single" w:color="D7DEE5" w:sz="4" w:space="0"/>
+              <w:left w:val="single" w:color="D7DEE5" w:sz="4" w:space="0"/>
+              <w:bottom w:val="single" w:color="D7DEE5" w:sz="4" w:space="0"/>
+              <w:right w:val="single" w:color="D7DEE5" w:sz="4" w:space="0"/>
+              <w:insideH w:val="single" w:color="D7DEE5" w:sz="4" w:space="0"/>
+              <w:insideV w:val="single" w:color="D7DEE5" w:sz="4" w:space="0"/>
             </w:tcBorders>
             <w:vAlign w:val="center"/>
           </w:tcPr>
@@ -2368,15 +2296,15 @@
         </w:tc>
         <w:tc>
           <w:tcPr>
-            <w:tcW w:type="dxa" w:w="1928"/>
+            <w:tcW w:w="1928" w:type="dxa"/>
             <w:shd w:fill="F3F5F7"/>
             <w:tcBorders>
-              <w:top w:val="single" w:sz="4" w:space="0" w:color="D7DEE5"/>
-              <w:left w:val="single" w:sz="4" w:space="0" w:color="D7DEE5"/>
-              <w:bottom w:val="single" w:sz="4" w:space="0" w:color="D7DEE5"/>
-              <w:right w:val="single" w:sz="4" w:space="0" w:color="D7DEE5"/>
-              <w:insideH w:val="single" w:sz="4" w:space="0" w:color="D7DEE5"/>
-              <w:insideV w:val="single" w:sz="4" w:space="0" w:color="D7DEE5"/>
+              <w:top w:val="single" w:color="D7DEE5" w:sz="4" w:space="0"/>
+              <w:left w:val="single" w:color="D7DEE5" w:sz="4" w:space="0"/>
+              <w:bottom w:val="single" w:color="D7DEE5" w:sz="4" w:space="0"/>
+              <w:right w:val="single" w:color="D7DEE5" w:sz="4" w:space="0"/>
+              <w:insideH w:val="single" w:color="D7DEE5" w:sz="4" w:space="0"/>
+              <w:insideV w:val="single" w:color="D7DEE5" w:sz="4" w:space="0"/>
             </w:tcBorders>
             <w:vAlign w:val="center"/>
           </w:tcPr>
@@ -2395,15 +2323,15 @@
         </w:tc>
         <w:tc>
           <w:tcPr>
-            <w:tcW w:type="dxa" w:w="2608"/>
+            <w:tcW w:w="2608" w:type="dxa"/>
             <w:shd w:fill="F3F5F7"/>
             <w:tcBorders>
-              <w:top w:val="single" w:sz="4" w:space="0" w:color="D7DEE5"/>
-              <w:left w:val="single" w:sz="4" w:space="0" w:color="D7DEE5"/>
-              <w:bottom w:val="single" w:sz="4" w:space="0" w:color="D7DEE5"/>
-              <w:right w:val="single" w:sz="4" w:space="0" w:color="D7DEE5"/>
-              <w:insideH w:val="single" w:sz="4" w:space="0" w:color="D7DEE5"/>
-              <w:insideV w:val="single" w:sz="4" w:space="0" w:color="D7DEE5"/>
+              <w:top w:val="single" w:color="D7DEE5" w:sz="4" w:space="0"/>
+              <w:left w:val="single" w:color="D7DEE5" w:sz="4" w:space="0"/>
+              <w:bottom w:val="single" w:color="D7DEE5" w:sz="4" w:space="0"/>
+              <w:right w:val="single" w:color="D7DEE5" w:sz="4" w:space="0"/>
+              <w:insideH w:val="single" w:color="D7DEE5" w:sz="4" w:space="0"/>
+              <w:insideV w:val="single" w:color="D7DEE5" w:sz="4" w:space="0"/>
             </w:tcBorders>
             <w:vAlign w:val="center"/>
           </w:tcPr>
@@ -2424,15 +2352,15 @@
       <w:tr>
         <w:tc>
           <w:tcPr>
-            <w:tcW w:type="dxa" w:w="1587"/>
+            <w:tcW w:w="1587" w:type="dxa"/>
             <w:shd w:fill="FFFFFF"/>
             <w:tcBorders>
-              <w:top w:val="single" w:sz="4" w:space="0" w:color="D7DEE5"/>
-              <w:left w:val="single" w:sz="4" w:space="0" w:color="D7DEE5"/>
-              <w:bottom w:val="single" w:sz="4" w:space="0" w:color="D7DEE5"/>
-              <w:right w:val="single" w:sz="4" w:space="0" w:color="D7DEE5"/>
-              <w:insideH w:val="single" w:sz="4" w:space="0" w:color="D7DEE5"/>
-              <w:insideV w:val="single" w:sz="4" w:space="0" w:color="D7DEE5"/>
+              <w:top w:val="single" w:color="D7DEE5" w:sz="4" w:space="0"/>
+              <w:left w:val="single" w:color="D7DEE5" w:sz="4" w:space="0"/>
+              <w:bottom w:val="single" w:color="D7DEE5" w:sz="4" w:space="0"/>
+              <w:right w:val="single" w:color="D7DEE5" w:sz="4" w:space="0"/>
+              <w:insideH w:val="single" w:color="D7DEE5" w:sz="4" w:space="0"/>
+              <w:insideV w:val="single" w:color="D7DEE5" w:sz="4" w:space="0"/>
             </w:tcBorders>
             <w:vAlign w:val="center"/>
           </w:tcPr>
@@ -2451,15 +2379,15 @@
         </w:tc>
         <w:tc>
           <w:tcPr>
-            <w:tcW w:type="dxa" w:w="3628"/>
+            <w:tcW w:w="3628" w:type="dxa"/>
             <w:shd w:fill="FFFFFF"/>
             <w:tcBorders>
-              <w:top w:val="single" w:sz="4" w:space="0" w:color="D7DEE5"/>
-              <w:left w:val="single" w:sz="4" w:space="0" w:color="D7DEE5"/>
-              <w:bottom w:val="single" w:sz="4" w:space="0" w:color="D7DEE5"/>
-              <w:right w:val="single" w:sz="4" w:space="0" w:color="D7DEE5"/>
-              <w:insideH w:val="single" w:sz="4" w:space="0" w:color="D7DEE5"/>
-              <w:insideV w:val="single" w:sz="4" w:space="0" w:color="D7DEE5"/>
+              <w:top w:val="single" w:color="D7DEE5" w:sz="4" w:space="0"/>
+              <w:left w:val="single" w:color="D7DEE5" w:sz="4" w:space="0"/>
+              <w:bottom w:val="single" w:color="D7DEE5" w:sz="4" w:space="0"/>
+              <w:right w:val="single" w:color="D7DEE5" w:sz="4" w:space="0"/>
+              <w:insideH w:val="single" w:color="D7DEE5" w:sz="4" w:space="0"/>
+              <w:insideV w:val="single" w:color="D7DEE5" w:sz="4" w:space="0"/>
             </w:tcBorders>
             <w:vAlign w:val="center"/>
           </w:tcPr>
@@ -2478,15 +2406,15 @@
         </w:tc>
         <w:tc>
           <w:tcPr>
-            <w:tcW w:type="dxa" w:w="1928"/>
+            <w:tcW w:w="1928" w:type="dxa"/>
             <w:shd w:fill="FFFFFF"/>
             <w:tcBorders>
-              <w:top w:val="single" w:sz="4" w:space="0" w:color="D7DEE5"/>
-              <w:left w:val="single" w:sz="4" w:space="0" w:color="D7DEE5"/>
-              <w:bottom w:val="single" w:sz="4" w:space="0" w:color="D7DEE5"/>
-              <w:right w:val="single" w:sz="4" w:space="0" w:color="D7DEE5"/>
-              <w:insideH w:val="single" w:sz="4" w:space="0" w:color="D7DEE5"/>
-              <w:insideV w:val="single" w:sz="4" w:space="0" w:color="D7DEE5"/>
+              <w:top w:val="single" w:color="D7DEE5" w:sz="4" w:space="0"/>
+              <w:left w:val="single" w:color="D7DEE5" w:sz="4" w:space="0"/>
+              <w:bottom w:val="single" w:color="D7DEE5" w:sz="4" w:space="0"/>
+              <w:right w:val="single" w:color="D7DEE5" w:sz="4" w:space="0"/>
+              <w:insideH w:val="single" w:color="D7DEE5" w:sz="4" w:space="0"/>
+              <w:insideV w:val="single" w:color="D7DEE5" w:sz="4" w:space="0"/>
             </w:tcBorders>
             <w:vAlign w:val="center"/>
           </w:tcPr>
@@ -2505,15 +2433,15 @@
         </w:tc>
         <w:tc>
           <w:tcPr>
-            <w:tcW w:type="dxa" w:w="2608"/>
+            <w:tcW w:w="2608" w:type="dxa"/>
             <w:shd w:fill="FFFFFF"/>
             <w:tcBorders>
-              <w:top w:val="single" w:sz="4" w:space="0" w:color="D7DEE5"/>
-              <w:left w:val="single" w:sz="4" w:space="0" w:color="D7DEE5"/>
-              <w:bottom w:val="single" w:sz="4" w:space="0" w:color="D7DEE5"/>
-              <w:right w:val="single" w:sz="4" w:space="0" w:color="D7DEE5"/>
-              <w:insideH w:val="single" w:sz="4" w:space="0" w:color="D7DEE5"/>
-              <w:insideV w:val="single" w:sz="4" w:space="0" w:color="D7DEE5"/>
+              <w:top w:val="single" w:color="D7DEE5" w:sz="4" w:space="0"/>
+              <w:left w:val="single" w:color="D7DEE5" w:sz="4" w:space="0"/>
+              <w:bottom w:val="single" w:color="D7DEE5" w:sz="4" w:space="0"/>
+              <w:right w:val="single" w:color="D7DEE5" w:sz="4" w:space="0"/>
+              <w:insideH w:val="single" w:color="D7DEE5" w:sz="4" w:space="0"/>
+              <w:insideV w:val="single" w:color="D7DEE5" w:sz="4" w:space="0"/>
             </w:tcBorders>
             <w:vAlign w:val="center"/>
           </w:tcPr>
@@ -2534,15 +2462,15 @@
       <w:tr>
         <w:tc>
           <w:tcPr>
-            <w:tcW w:type="dxa" w:w="1587"/>
+            <w:tcW w:w="1587" w:type="dxa"/>
             <w:shd w:fill="F3F5F7"/>
             <w:tcBorders>
-              <w:top w:val="single" w:sz="4" w:space="0" w:color="D7DEE5"/>
-              <w:left w:val="single" w:sz="4" w:space="0" w:color="D7DEE5"/>
-              <w:bottom w:val="single" w:sz="4" w:space="0" w:color="D7DEE5"/>
-              <w:right w:val="single" w:sz="4" w:space="0" w:color="D7DEE5"/>
-              <w:insideH w:val="single" w:sz="4" w:space="0" w:color="D7DEE5"/>
-              <w:insideV w:val="single" w:sz="4" w:space="0" w:color="D7DEE5"/>
+              <w:top w:val="single" w:color="D7DEE5" w:sz="4" w:space="0"/>
+              <w:left w:val="single" w:color="D7DEE5" w:sz="4" w:space="0"/>
+              <w:bottom w:val="single" w:color="D7DEE5" w:sz="4" w:space="0"/>
+              <w:right w:val="single" w:color="D7DEE5" w:sz="4" w:space="0"/>
+              <w:insideH w:val="single" w:color="D7DEE5" w:sz="4" w:space="0"/>
+              <w:insideV w:val="single" w:color="D7DEE5" w:sz="4" w:space="0"/>
             </w:tcBorders>
             <w:vAlign w:val="center"/>
           </w:tcPr>
@@ -2561,15 +2489,15 @@
         </w:tc>
         <w:tc>
           <w:tcPr>
-            <w:tcW w:type="dxa" w:w="3628"/>
+            <w:tcW w:w="3628" w:type="dxa"/>
             <w:shd w:fill="F3F5F7"/>
             <w:tcBorders>
-              <w:top w:val="single" w:sz="4" w:space="0" w:color="D7DEE5"/>
-              <w:left w:val="single" w:sz="4" w:space="0" w:color="D7DEE5"/>
-              <w:bottom w:val="single" w:sz="4" w:space="0" w:color="D7DEE5"/>
-              <w:right w:val="single" w:sz="4" w:space="0" w:color="D7DEE5"/>
-              <w:insideH w:val="single" w:sz="4" w:space="0" w:color="D7DEE5"/>
-              <w:insideV w:val="single" w:sz="4" w:space="0" w:color="D7DEE5"/>
+              <w:top w:val="single" w:color="D7DEE5" w:sz="4" w:space="0"/>
+              <w:left w:val="single" w:color="D7DEE5" w:sz="4" w:space="0"/>
+              <w:bottom w:val="single" w:color="D7DEE5" w:sz="4" w:space="0"/>
+              <w:right w:val="single" w:color="D7DEE5" w:sz="4" w:space="0"/>
+              <w:insideH w:val="single" w:color="D7DEE5" w:sz="4" w:space="0"/>
+              <w:insideV w:val="single" w:color="D7DEE5" w:sz="4" w:space="0"/>
             </w:tcBorders>
             <w:vAlign w:val="center"/>
           </w:tcPr>
@@ -2588,15 +2516,15 @@
         </w:tc>
         <w:tc>
           <w:tcPr>
-            <w:tcW w:type="dxa" w:w="1928"/>
+            <w:tcW w:w="1928" w:type="dxa"/>
             <w:shd w:fill="F3F5F7"/>
             <w:tcBorders>
-              <w:top w:val="single" w:sz="4" w:space="0" w:color="D7DEE5"/>
-              <w:left w:val="single" w:sz="4" w:space="0" w:color="D7DEE5"/>
-              <w:bottom w:val="single" w:sz="4" w:space="0" w:color="D7DEE5"/>
-              <w:right w:val="single" w:sz="4" w:space="0" w:color="D7DEE5"/>
-              <w:insideH w:val="single" w:sz="4" w:space="0" w:color="D7DEE5"/>
-              <w:insideV w:val="single" w:sz="4" w:space="0" w:color="D7DEE5"/>
+              <w:top w:val="single" w:color="D7DEE5" w:sz="4" w:space="0"/>
+              <w:left w:val="single" w:color="D7DEE5" w:sz="4" w:space="0"/>
+              <w:bottom w:val="single" w:color="D7DEE5" w:sz="4" w:space="0"/>
+              <w:right w:val="single" w:color="D7DEE5" w:sz="4" w:space="0"/>
+              <w:insideH w:val="single" w:color="D7DEE5" w:sz="4" w:space="0"/>
+              <w:insideV w:val="single" w:color="D7DEE5" w:sz="4" w:space="0"/>
             </w:tcBorders>
             <w:vAlign w:val="center"/>
           </w:tcPr>
@@ -2615,15 +2543,15 @@
         </w:tc>
         <w:tc>
           <w:tcPr>
-            <w:tcW w:type="dxa" w:w="2608"/>
+            <w:tcW w:w="2608" w:type="dxa"/>
             <w:shd w:fill="F3F5F7"/>
             <w:tcBorders>
-              <w:top w:val="single" w:sz="4" w:space="0" w:color="D7DEE5"/>
-              <w:left w:val="single" w:sz="4" w:space="0" w:color="D7DEE5"/>
-              <w:bottom w:val="single" w:sz="4" w:space="0" w:color="D7DEE5"/>
-              <w:right w:val="single" w:sz="4" w:space="0" w:color="D7DEE5"/>
-              <w:insideH w:val="single" w:sz="4" w:space="0" w:color="D7DEE5"/>
-              <w:insideV w:val="single" w:sz="4" w:space="0" w:color="D7DEE5"/>
+              <w:top w:val="single" w:color="D7DEE5" w:sz="4" w:space="0"/>
+              <w:left w:val="single" w:color="D7DEE5" w:sz="4" w:space="0"/>
+              <w:bottom w:val="single" w:color="D7DEE5" w:sz="4" w:space="0"/>
+              <w:right w:val="single" w:color="D7DEE5" w:sz="4" w:space="0"/>
+              <w:insideH w:val="single" w:color="D7DEE5" w:sz="4" w:space="0"/>
+              <w:insideV w:val="single" w:color="D7DEE5" w:sz="4" w:space="0"/>
             </w:tcBorders>
             <w:vAlign w:val="center"/>
           </w:tcPr>
@@ -2671,9 +2599,9 @@
     </w:p>
     <w:tbl>
       <w:tblPr>
-        <w:tblW w:type="pct" w:w="5000"/>
+        <w:tblW w:w="5000" w:type="pct"/>
         <w:jc w:val="center"/>
-        <w:tblLook w:firstColumn="1" w:firstRow="1" w:lastColumn="0" w:lastRow="0" w:noHBand="0" w:noVBand="1" w:val="04A0"/>
+        <w:tblLook w:val="04A0" w:firstRow="1" w:lastRow="0" w:firstColumn="1" w:lastColumn="0" w:noHBand="0" w:noVBand="1"/>
       </w:tblPr>
       <w:tblGrid>
         <w:gridCol w:w="3457"/>
@@ -2683,15 +2611,15 @@
       <w:tr>
         <w:tc>
           <w:tcPr>
-            <w:tcW w:type="dxa" w:w="2381"/>
+            <w:tcW w:w="2381" w:type="dxa"/>
             <w:shd w:fill="1F4E79"/>
             <w:tcBorders>
-              <w:top w:val="single" w:sz="6" w:space="0" w:color="D7DEE5"/>
-              <w:left w:val="single" w:sz="6" w:space="0" w:color="D7DEE5"/>
-              <w:bottom w:val="single" w:sz="6" w:space="0" w:color="D7DEE5"/>
-              <w:right w:val="single" w:sz="6" w:space="0" w:color="D7DEE5"/>
-              <w:insideH w:val="single" w:sz="6" w:space="0" w:color="D7DEE5"/>
-              <w:insideV w:val="single" w:sz="6" w:space="0" w:color="D7DEE5"/>
+              <w:top w:val="single" w:color="D7DEE5" w:sz="6" w:space="0"/>
+              <w:left w:val="single" w:color="D7DEE5" w:sz="6" w:space="0"/>
+              <w:bottom w:val="single" w:color="D7DEE5" w:sz="6" w:space="0"/>
+              <w:right w:val="single" w:color="D7DEE5" w:sz="6" w:space="0"/>
+              <w:insideH w:val="single" w:color="D7DEE5" w:sz="6" w:space="0"/>
+              <w:insideV w:val="single" w:color="D7DEE5" w:sz="6" w:space="0"/>
             </w:tcBorders>
             <w:vAlign w:val="center"/>
           </w:tcPr>
@@ -2710,15 +2638,15 @@
         </w:tc>
         <w:tc>
           <w:tcPr>
-            <w:tcW w:type="dxa" w:w="3175"/>
+            <w:tcW w:w="3175" w:type="dxa"/>
             <w:shd w:fill="1F4E79"/>
             <w:tcBorders>
-              <w:top w:val="single" w:sz="6" w:space="0" w:color="D7DEE5"/>
-              <w:left w:val="single" w:sz="6" w:space="0" w:color="D7DEE5"/>
-              <w:bottom w:val="single" w:sz="6" w:space="0" w:color="D7DEE5"/>
-              <w:right w:val="single" w:sz="6" w:space="0" w:color="D7DEE5"/>
-              <w:insideH w:val="single" w:sz="6" w:space="0" w:color="D7DEE5"/>
-              <w:insideV w:val="single" w:sz="6" w:space="0" w:color="D7DEE5"/>
+              <w:top w:val="single" w:color="D7DEE5" w:sz="6" w:space="0"/>
+              <w:left w:val="single" w:color="D7DEE5" w:sz="6" w:space="0"/>
+              <w:bottom w:val="single" w:color="D7DEE5" w:sz="6" w:space="0"/>
+              <w:right w:val="single" w:color="D7DEE5" w:sz="6" w:space="0"/>
+              <w:insideH w:val="single" w:color="D7DEE5" w:sz="6" w:space="0"/>
+              <w:insideV w:val="single" w:color="D7DEE5" w:sz="6" w:space="0"/>
             </w:tcBorders>
             <w:vAlign w:val="center"/>
           </w:tcPr>
@@ -2737,15 +2665,15 @@
         </w:tc>
         <w:tc>
           <w:tcPr>
-            <w:tcW w:type="dxa" w:w="3855"/>
+            <w:tcW w:w="3855" w:type="dxa"/>
             <w:shd w:fill="1F4E79"/>
             <w:tcBorders>
-              <w:top w:val="single" w:sz="6" w:space="0" w:color="D7DEE5"/>
-              <w:left w:val="single" w:sz="6" w:space="0" w:color="D7DEE5"/>
-              <w:bottom w:val="single" w:sz="6" w:space="0" w:color="D7DEE5"/>
-              <w:right w:val="single" w:sz="6" w:space="0" w:color="D7DEE5"/>
-              <w:insideH w:val="single" w:sz="6" w:space="0" w:color="D7DEE5"/>
-              <w:insideV w:val="single" w:sz="6" w:space="0" w:color="D7DEE5"/>
+              <w:top w:val="single" w:color="D7DEE5" w:sz="6" w:space="0"/>
+              <w:left w:val="single" w:color="D7DEE5" w:sz="6" w:space="0"/>
+              <w:bottom w:val="single" w:color="D7DEE5" w:sz="6" w:space="0"/>
+              <w:right w:val="single" w:color="D7DEE5" w:sz="6" w:space="0"/>
+              <w:insideH w:val="single" w:color="D7DEE5" w:sz="6" w:space="0"/>
+              <w:insideV w:val="single" w:color="D7DEE5" w:sz="6" w:space="0"/>
             </w:tcBorders>
             <w:vAlign w:val="center"/>
           </w:tcPr>
@@ -2766,15 +2694,15 @@
       <w:tr>
         <w:tc>
           <w:tcPr>
-            <w:tcW w:type="dxa" w:w="2381"/>
+            <w:tcW w:w="2381" w:type="dxa"/>
             <w:shd w:fill="FFFFFF"/>
             <w:tcBorders>
-              <w:top w:val="single" w:sz="4" w:space="0" w:color="D7DEE5"/>
-              <w:left w:val="single" w:sz="4" w:space="0" w:color="D7DEE5"/>
-              <w:bottom w:val="single" w:sz="4" w:space="0" w:color="D7DEE5"/>
-              <w:right w:val="single" w:sz="4" w:space="0" w:color="D7DEE5"/>
-              <w:insideH w:val="single" w:sz="4" w:space="0" w:color="D7DEE5"/>
-              <w:insideV w:val="single" w:sz="4" w:space="0" w:color="D7DEE5"/>
+              <w:top w:val="single" w:color="D7DEE5" w:sz="4" w:space="0"/>
+              <w:left w:val="single" w:color="D7DEE5" w:sz="4" w:space="0"/>
+              <w:bottom w:val="single" w:color="D7DEE5" w:sz="4" w:space="0"/>
+              <w:right w:val="single" w:color="D7DEE5" w:sz="4" w:space="0"/>
+              <w:insideH w:val="single" w:color="D7DEE5" w:sz="4" w:space="0"/>
+              <w:insideV w:val="single" w:color="D7DEE5" w:sz="4" w:space="0"/>
             </w:tcBorders>
             <w:vAlign w:val="center"/>
           </w:tcPr>
@@ -2793,15 +2721,15 @@
         </w:tc>
         <w:tc>
           <w:tcPr>
-            <w:tcW w:type="dxa" w:w="3175"/>
+            <w:tcW w:w="3175" w:type="dxa"/>
             <w:shd w:fill="FFFFFF"/>
             <w:tcBorders>
-              <w:top w:val="single" w:sz="4" w:space="0" w:color="D7DEE5"/>
-              <w:left w:val="single" w:sz="4" w:space="0" w:color="D7DEE5"/>
-              <w:bottom w:val="single" w:sz="4" w:space="0" w:color="D7DEE5"/>
-              <w:right w:val="single" w:sz="4" w:space="0" w:color="D7DEE5"/>
-              <w:insideH w:val="single" w:sz="4" w:space="0" w:color="D7DEE5"/>
-              <w:insideV w:val="single" w:sz="4" w:space="0" w:color="D7DEE5"/>
+              <w:top w:val="single" w:color="D7DEE5" w:sz="4" w:space="0"/>
+              <w:left w:val="single" w:color="D7DEE5" w:sz="4" w:space="0"/>
+              <w:bottom w:val="single" w:color="D7DEE5" w:sz="4" w:space="0"/>
+              <w:right w:val="single" w:color="D7DEE5" w:sz="4" w:space="0"/>
+              <w:insideH w:val="single" w:color="D7DEE5" w:sz="4" w:space="0"/>
+              <w:insideV w:val="single" w:color="D7DEE5" w:sz="4" w:space="0"/>
             </w:tcBorders>
             <w:vAlign w:val="center"/>
           </w:tcPr>
@@ -2820,15 +2748,15 @@
         </w:tc>
         <w:tc>
           <w:tcPr>
-            <w:tcW w:type="dxa" w:w="3855"/>
+            <w:tcW w:w="3855" w:type="dxa"/>
             <w:shd w:fill="FFFFFF"/>
             <w:tcBorders>
-              <w:top w:val="single" w:sz="4" w:space="0" w:color="D7DEE5"/>
-              <w:left w:val="single" w:sz="4" w:space="0" w:color="D7DEE5"/>
-              <w:bottom w:val="single" w:sz="4" w:space="0" w:color="D7DEE5"/>
-              <w:right w:val="single" w:sz="4" w:space="0" w:color="D7DEE5"/>
-              <w:insideH w:val="single" w:sz="4" w:space="0" w:color="D7DEE5"/>
-              <w:insideV w:val="single" w:sz="4" w:space="0" w:color="D7DEE5"/>
+              <w:top w:val="single" w:color="D7DEE5" w:sz="4" w:space="0"/>
+              <w:left w:val="single" w:color="D7DEE5" w:sz="4" w:space="0"/>
+              <w:bottom w:val="single" w:color="D7DEE5" w:sz="4" w:space="0"/>
+              <w:right w:val="single" w:color="D7DEE5" w:sz="4" w:space="0"/>
+              <w:insideH w:val="single" w:color="D7DEE5" w:sz="4" w:space="0"/>
+              <w:insideV w:val="single" w:color="D7DEE5" w:sz="4" w:space="0"/>
             </w:tcBorders>
             <w:vAlign w:val="center"/>
           </w:tcPr>
@@ -2849,15 +2777,15 @@
       <w:tr>
         <w:tc>
           <w:tcPr>
-            <w:tcW w:type="dxa" w:w="2381"/>
+            <w:tcW w:w="2381" w:type="dxa"/>
             <w:shd w:fill="F3F5F7"/>
             <w:tcBorders>
-              <w:top w:val="single" w:sz="4" w:space="0" w:color="D7DEE5"/>
-              <w:left w:val="single" w:sz="4" w:space="0" w:color="D7DEE5"/>
-              <w:bottom w:val="single" w:sz="4" w:space="0" w:color="D7DEE5"/>
-              <w:right w:val="single" w:sz="4" w:space="0" w:color="D7DEE5"/>
-              <w:insideH w:val="single" w:sz="4" w:space="0" w:color="D7DEE5"/>
-              <w:insideV w:val="single" w:sz="4" w:space="0" w:color="D7DEE5"/>
+              <w:top w:val="single" w:color="D7DEE5" w:sz="4" w:space="0"/>
+              <w:left w:val="single" w:color="D7DEE5" w:sz="4" w:space="0"/>
+              <w:bottom w:val="single" w:color="D7DEE5" w:sz="4" w:space="0"/>
+              <w:right w:val="single" w:color="D7DEE5" w:sz="4" w:space="0"/>
+              <w:insideH w:val="single" w:color="D7DEE5" w:sz="4" w:space="0"/>
+              <w:insideV w:val="single" w:color="D7DEE5" w:sz="4" w:space="0"/>
             </w:tcBorders>
             <w:vAlign w:val="center"/>
           </w:tcPr>
@@ -2876,15 +2804,15 @@
         </w:tc>
         <w:tc>
           <w:tcPr>
-            <w:tcW w:type="dxa" w:w="3175"/>
+            <w:tcW w:w="3175" w:type="dxa"/>
             <w:shd w:fill="F3F5F7"/>
             <w:tcBorders>
-              <w:top w:val="single" w:sz="4" w:space="0" w:color="D7DEE5"/>
-              <w:left w:val="single" w:sz="4" w:space="0" w:color="D7DEE5"/>
-              <w:bottom w:val="single" w:sz="4" w:space="0" w:color="D7DEE5"/>
-              <w:right w:val="single" w:sz="4" w:space="0" w:color="D7DEE5"/>
-              <w:insideH w:val="single" w:sz="4" w:space="0" w:color="D7DEE5"/>
-              <w:insideV w:val="single" w:sz="4" w:space="0" w:color="D7DEE5"/>
+              <w:top w:val="single" w:color="D7DEE5" w:sz="4" w:space="0"/>
+              <w:left w:val="single" w:color="D7DEE5" w:sz="4" w:space="0"/>
+              <w:bottom w:val="single" w:color="D7DEE5" w:sz="4" w:space="0"/>
+              <w:right w:val="single" w:color="D7DEE5" w:sz="4" w:space="0"/>
+              <w:insideH w:val="single" w:color="D7DEE5" w:sz="4" w:space="0"/>
+              <w:insideV w:val="single" w:color="D7DEE5" w:sz="4" w:space="0"/>
             </w:tcBorders>
             <w:vAlign w:val="center"/>
           </w:tcPr>
@@ -2903,15 +2831,15 @@
         </w:tc>
         <w:tc>
           <w:tcPr>
-            <w:tcW w:type="dxa" w:w="3855"/>
+            <w:tcW w:w="3855" w:type="dxa"/>
             <w:shd w:fill="F3F5F7"/>
             <w:tcBorders>
-              <w:top w:val="single" w:sz="4" w:space="0" w:color="D7DEE5"/>
-              <w:left w:val="single" w:sz="4" w:space="0" w:color="D7DEE5"/>
-              <w:bottom w:val="single" w:sz="4" w:space="0" w:color="D7DEE5"/>
-              <w:right w:val="single" w:sz="4" w:space="0" w:color="D7DEE5"/>
-              <w:insideH w:val="single" w:sz="4" w:space="0" w:color="D7DEE5"/>
-              <w:insideV w:val="single" w:sz="4" w:space="0" w:color="D7DEE5"/>
+              <w:top w:val="single" w:color="D7DEE5" w:sz="4" w:space="0"/>
+              <w:left w:val="single" w:color="D7DEE5" w:sz="4" w:space="0"/>
+              <w:bottom w:val="single" w:color="D7DEE5" w:sz="4" w:space="0"/>
+              <w:right w:val="single" w:color="D7DEE5" w:sz="4" w:space="0"/>
+              <w:insideH w:val="single" w:color="D7DEE5" w:sz="4" w:space="0"/>
+              <w:insideV w:val="single" w:color="D7DEE5" w:sz="4" w:space="0"/>
             </w:tcBorders>
             <w:vAlign w:val="center"/>
           </w:tcPr>
@@ -2932,15 +2860,15 @@
       <w:tr>
         <w:tc>
           <w:tcPr>
-            <w:tcW w:type="dxa" w:w="2381"/>
+            <w:tcW w:w="2381" w:type="dxa"/>
             <w:shd w:fill="FFFFFF"/>
             <w:tcBorders>
-              <w:top w:val="single" w:sz="4" w:space="0" w:color="D7DEE5"/>
-              <w:left w:val="single" w:sz="4" w:space="0" w:color="D7DEE5"/>
-              <w:bottom w:val="single" w:sz="4" w:space="0" w:color="D7DEE5"/>
-              <w:right w:val="single" w:sz="4" w:space="0" w:color="D7DEE5"/>
-              <w:insideH w:val="single" w:sz="4" w:space="0" w:color="D7DEE5"/>
-              <w:insideV w:val="single" w:sz="4" w:space="0" w:color="D7DEE5"/>
+              <w:top w:val="single" w:color="D7DEE5" w:sz="4" w:space="0"/>
+              <w:left w:val="single" w:color="D7DEE5" w:sz="4" w:space="0"/>
+              <w:bottom w:val="single" w:color="D7DEE5" w:sz="4" w:space="0"/>
+              <w:right w:val="single" w:color="D7DEE5" w:sz="4" w:space="0"/>
+              <w:insideH w:val="single" w:color="D7DEE5" w:sz="4" w:space="0"/>
+              <w:insideV w:val="single" w:color="D7DEE5" w:sz="4" w:space="0"/>
             </w:tcBorders>
             <w:vAlign w:val="center"/>
           </w:tcPr>
@@ -2959,15 +2887,15 @@
         </w:tc>
         <w:tc>
           <w:tcPr>
-            <w:tcW w:type="dxa" w:w="3175"/>
+            <w:tcW w:w="3175" w:type="dxa"/>
             <w:shd w:fill="FFFFFF"/>
             <w:tcBorders>
-              <w:top w:val="single" w:sz="4" w:space="0" w:color="D7DEE5"/>
-              <w:left w:val="single" w:sz="4" w:space="0" w:color="D7DEE5"/>
-              <w:bottom w:val="single" w:sz="4" w:space="0" w:color="D7DEE5"/>
-              <w:right w:val="single" w:sz="4" w:space="0" w:color="D7DEE5"/>
-              <w:insideH w:val="single" w:sz="4" w:space="0" w:color="D7DEE5"/>
-              <w:insideV w:val="single" w:sz="4" w:space="0" w:color="D7DEE5"/>
+              <w:top w:val="single" w:color="D7DEE5" w:sz="4" w:space="0"/>
+              <w:left w:val="single" w:color="D7DEE5" w:sz="4" w:space="0"/>
+              <w:bottom w:val="single" w:color="D7DEE5" w:sz="4" w:space="0"/>
+              <w:right w:val="single" w:color="D7DEE5" w:sz="4" w:space="0"/>
+              <w:insideH w:val="single" w:color="D7DEE5" w:sz="4" w:space="0"/>
+              <w:insideV w:val="single" w:color="D7DEE5" w:sz="4" w:space="0"/>
             </w:tcBorders>
             <w:vAlign w:val="center"/>
           </w:tcPr>
@@ -2986,15 +2914,15 @@
         </w:tc>
         <w:tc>
           <w:tcPr>
-            <w:tcW w:type="dxa" w:w="3855"/>
+            <w:tcW w:w="3855" w:type="dxa"/>
             <w:shd w:fill="FFFFFF"/>
             <w:tcBorders>
-              <w:top w:val="single" w:sz="4" w:space="0" w:color="D7DEE5"/>
-              <w:left w:val="single" w:sz="4" w:space="0" w:color="D7DEE5"/>
-              <w:bottom w:val="single" w:sz="4" w:space="0" w:color="D7DEE5"/>
-              <w:right w:val="single" w:sz="4" w:space="0" w:color="D7DEE5"/>
-              <w:insideH w:val="single" w:sz="4" w:space="0" w:color="D7DEE5"/>
-              <w:insideV w:val="single" w:sz="4" w:space="0" w:color="D7DEE5"/>
+              <w:top w:val="single" w:color="D7DEE5" w:sz="4" w:space="0"/>
+              <w:left w:val="single" w:color="D7DEE5" w:sz="4" w:space="0"/>
+              <w:bottom w:val="single" w:color="D7DEE5" w:sz="4" w:space="0"/>
+              <w:right w:val="single" w:color="D7DEE5" w:sz="4" w:space="0"/>
+              <w:insideH w:val="single" w:color="D7DEE5" w:sz="4" w:space="0"/>
+              <w:insideV w:val="single" w:color="D7DEE5" w:sz="4" w:space="0"/>
             </w:tcBorders>
             <w:vAlign w:val="center"/>
           </w:tcPr>
@@ -3015,15 +2943,15 @@
       <w:tr>
         <w:tc>
           <w:tcPr>
-            <w:tcW w:type="dxa" w:w="2381"/>
+            <w:tcW w:w="2381" w:type="dxa"/>
             <w:shd w:fill="F3F5F7"/>
             <w:tcBorders>
-              <w:top w:val="single" w:sz="4" w:space="0" w:color="D7DEE5"/>
-              <w:left w:val="single" w:sz="4" w:space="0" w:color="D7DEE5"/>
-              <w:bottom w:val="single" w:sz="4" w:space="0" w:color="D7DEE5"/>
-              <w:right w:val="single" w:sz="4" w:space="0" w:color="D7DEE5"/>
-              <w:insideH w:val="single" w:sz="4" w:space="0" w:color="D7DEE5"/>
-              <w:insideV w:val="single" w:sz="4" w:space="0" w:color="D7DEE5"/>
+              <w:top w:val="single" w:color="D7DEE5" w:sz="4" w:space="0"/>
+              <w:left w:val="single" w:color="D7DEE5" w:sz="4" w:space="0"/>
+              <w:bottom w:val="single" w:color="D7DEE5" w:sz="4" w:space="0"/>
+              <w:right w:val="single" w:color="D7DEE5" w:sz="4" w:space="0"/>
+              <w:insideH w:val="single" w:color="D7DEE5" w:sz="4" w:space="0"/>
+              <w:insideV w:val="single" w:color="D7DEE5" w:sz="4" w:space="0"/>
             </w:tcBorders>
             <w:vAlign w:val="center"/>
           </w:tcPr>
@@ -3042,15 +2970,15 @@
         </w:tc>
         <w:tc>
           <w:tcPr>
-            <w:tcW w:type="dxa" w:w="3175"/>
+            <w:tcW w:w="3175" w:type="dxa"/>
             <w:shd w:fill="F3F5F7"/>
             <w:tcBorders>
-              <w:top w:val="single" w:sz="4" w:space="0" w:color="D7DEE5"/>
-              <w:left w:val="single" w:sz="4" w:space="0" w:color="D7DEE5"/>
-              <w:bottom w:val="single" w:sz="4" w:space="0" w:color="D7DEE5"/>
-              <w:right w:val="single" w:sz="4" w:space="0" w:color="D7DEE5"/>
-              <w:insideH w:val="single" w:sz="4" w:space="0" w:color="D7DEE5"/>
-              <w:insideV w:val="single" w:sz="4" w:space="0" w:color="D7DEE5"/>
+              <w:top w:val="single" w:color="D7DEE5" w:sz="4" w:space="0"/>
+              <w:left w:val="single" w:color="D7DEE5" w:sz="4" w:space="0"/>
+              <w:bottom w:val="single" w:color="D7DEE5" w:sz="4" w:space="0"/>
+              <w:right w:val="single" w:color="D7DEE5" w:sz="4" w:space="0"/>
+              <w:insideH w:val="single" w:color="D7DEE5" w:sz="4" w:space="0"/>
+              <w:insideV w:val="single" w:color="D7DEE5" w:sz="4" w:space="0"/>
             </w:tcBorders>
             <w:vAlign w:val="center"/>
           </w:tcPr>
@@ -3069,15 +2997,15 @@
         </w:tc>
         <w:tc>
           <w:tcPr>
-            <w:tcW w:type="dxa" w:w="3855"/>
+            <w:tcW w:w="3855" w:type="dxa"/>
             <w:shd w:fill="F3F5F7"/>
             <w:tcBorders>
-              <w:top w:val="single" w:sz="4" w:space="0" w:color="D7DEE5"/>
-              <w:left w:val="single" w:sz="4" w:space="0" w:color="D7DEE5"/>
-              <w:bottom w:val="single" w:sz="4" w:space="0" w:color="D7DEE5"/>
-              <w:right w:val="single" w:sz="4" w:space="0" w:color="D7DEE5"/>
-              <w:insideH w:val="single" w:sz="4" w:space="0" w:color="D7DEE5"/>
-              <w:insideV w:val="single" w:sz="4" w:space="0" w:color="D7DEE5"/>
+              <w:top w:val="single" w:color="D7DEE5" w:sz="4" w:space="0"/>
+              <w:left w:val="single" w:color="D7DEE5" w:sz="4" w:space="0"/>
+              <w:bottom w:val="single" w:color="D7DEE5" w:sz="4" w:space="0"/>
+              <w:right w:val="single" w:color="D7DEE5" w:sz="4" w:space="0"/>
+              <w:insideH w:val="single" w:color="D7DEE5" w:sz="4" w:space="0"/>
+              <w:insideV w:val="single" w:color="D7DEE5" w:sz="4" w:space="0"/>
             </w:tcBorders>
             <w:vAlign w:val="center"/>
           </w:tcPr>
@@ -3098,15 +3026,15 @@
       <w:tr>
         <w:tc>
           <w:tcPr>
-            <w:tcW w:type="dxa" w:w="2381"/>
+            <w:tcW w:w="2381" w:type="dxa"/>
             <w:shd w:fill="FFFFFF"/>
             <w:tcBorders>
-              <w:top w:val="single" w:sz="4" w:space="0" w:color="D7DEE5"/>
-              <w:left w:val="single" w:sz="4" w:space="0" w:color="D7DEE5"/>
-              <w:bottom w:val="single" w:sz="4" w:space="0" w:color="D7DEE5"/>
-              <w:right w:val="single" w:sz="4" w:space="0" w:color="D7DEE5"/>
-              <w:insideH w:val="single" w:sz="4" w:space="0" w:color="D7DEE5"/>
-              <w:insideV w:val="single" w:sz="4" w:space="0" w:color="D7DEE5"/>
+              <w:top w:val="single" w:color="D7DEE5" w:sz="4" w:space="0"/>
+              <w:left w:val="single" w:color="D7DEE5" w:sz="4" w:space="0"/>
+              <w:bottom w:val="single" w:color="D7DEE5" w:sz="4" w:space="0"/>
+              <w:right w:val="single" w:color="D7DEE5" w:sz="4" w:space="0"/>
+              <w:insideH w:val="single" w:color="D7DEE5" w:sz="4" w:space="0"/>
+              <w:insideV w:val="single" w:color="D7DEE5" w:sz="4" w:space="0"/>
             </w:tcBorders>
             <w:vAlign w:val="center"/>
           </w:tcPr>
@@ -3125,15 +3053,15 @@
         </w:tc>
         <w:tc>
           <w:tcPr>
-            <w:tcW w:type="dxa" w:w="3175"/>
+            <w:tcW w:w="3175" w:type="dxa"/>
             <w:shd w:fill="FFFFFF"/>
             <w:tcBorders>
-              <w:top w:val="single" w:sz="4" w:space="0" w:color="D7DEE5"/>
-              <w:left w:val="single" w:sz="4" w:space="0" w:color="D7DEE5"/>
-              <w:bottom w:val="single" w:sz="4" w:space="0" w:color="D7DEE5"/>
-              <w:right w:val="single" w:sz="4" w:space="0" w:color="D7DEE5"/>
-              <w:insideH w:val="single" w:sz="4" w:space="0" w:color="D7DEE5"/>
-              <w:insideV w:val="single" w:sz="4" w:space="0" w:color="D7DEE5"/>
+              <w:top w:val="single" w:color="D7DEE5" w:sz="4" w:space="0"/>
+              <w:left w:val="single" w:color="D7DEE5" w:sz="4" w:space="0"/>
+              <w:bottom w:val="single" w:color="D7DEE5" w:sz="4" w:space="0"/>
+              <w:right w:val="single" w:color="D7DEE5" w:sz="4" w:space="0"/>
+              <w:insideH w:val="single" w:color="D7DEE5" w:sz="4" w:space="0"/>
+              <w:insideV w:val="single" w:color="D7DEE5" w:sz="4" w:space="0"/>
             </w:tcBorders>
             <w:vAlign w:val="center"/>
           </w:tcPr>
@@ -3152,15 +3080,15 @@
         </w:tc>
         <w:tc>
           <w:tcPr>
-            <w:tcW w:type="dxa" w:w="3855"/>
+            <w:tcW w:w="3855" w:type="dxa"/>
             <w:shd w:fill="FFFFFF"/>
             <w:tcBorders>
-              <w:top w:val="single" w:sz="4" w:space="0" w:color="D7DEE5"/>
-              <w:left w:val="single" w:sz="4" w:space="0" w:color="D7DEE5"/>
-              <w:bottom w:val="single" w:sz="4" w:space="0" w:color="D7DEE5"/>
-              <w:right w:val="single" w:sz="4" w:space="0" w:color="D7DEE5"/>
-              <w:insideH w:val="single" w:sz="4" w:space="0" w:color="D7DEE5"/>
-              <w:insideV w:val="single" w:sz="4" w:space="0" w:color="D7DEE5"/>
+              <w:top w:val="single" w:color="D7DEE5" w:sz="4" w:space="0"/>
+              <w:left w:val="single" w:color="D7DEE5" w:sz="4" w:space="0"/>
+              <w:bottom w:val="single" w:color="D7DEE5" w:sz="4" w:space="0"/>
+              <w:right w:val="single" w:color="D7DEE5" w:sz="4" w:space="0"/>
+              <w:insideH w:val="single" w:color="D7DEE5" w:sz="4" w:space="0"/>
+              <w:insideV w:val="single" w:color="D7DEE5" w:sz="4" w:space="0"/>
             </w:tcBorders>
             <w:vAlign w:val="center"/>
           </w:tcPr>
@@ -3213,9 +3141,9 @@
     </w:p>
     <w:tbl>
       <w:tblPr>
-        <w:tblW w:type="pct" w:w="5000"/>
+        <w:tblW w:w="5000" w:type="pct"/>
         <w:jc w:val="center"/>
-        <w:tblLook w:firstColumn="1" w:firstRow="1" w:lastColumn="0" w:lastRow="0" w:noHBand="0" w:noVBand="1" w:val="04A0"/>
+        <w:tblLook w:val="04A0" w:firstRow="1" w:lastRow="0" w:firstColumn="1" w:lastColumn="0" w:noHBand="0" w:noVBand="1"/>
       </w:tblPr>
       <w:tblGrid>
         <w:gridCol w:w="3457"/>
@@ -3225,15 +3153,15 @@
       <w:tr>
         <w:tc>
           <w:tcPr>
-            <w:tcW w:type="dxa" w:w="2891"/>
+            <w:tcW w:w="2891" w:type="dxa"/>
             <w:shd w:fill="1F4E79"/>
             <w:tcBorders>
-              <w:top w:val="single" w:sz="6" w:space="0" w:color="D7DEE5"/>
-              <w:left w:val="single" w:sz="6" w:space="0" w:color="D7DEE5"/>
-              <w:bottom w:val="single" w:sz="6" w:space="0" w:color="D7DEE5"/>
-              <w:right w:val="single" w:sz="6" w:space="0" w:color="D7DEE5"/>
-              <w:insideH w:val="single" w:sz="6" w:space="0" w:color="D7DEE5"/>
-              <w:insideV w:val="single" w:sz="6" w:space="0" w:color="D7DEE5"/>
+              <w:top w:val="single" w:color="D7DEE5" w:sz="6" w:space="0"/>
+              <w:left w:val="single" w:color="D7DEE5" w:sz="6" w:space="0"/>
+              <w:bottom w:val="single" w:color="D7DEE5" w:sz="6" w:space="0"/>
+              <w:right w:val="single" w:color="D7DEE5" w:sz="6" w:space="0"/>
+              <w:insideH w:val="single" w:color="D7DEE5" w:sz="6" w:space="0"/>
+              <w:insideV w:val="single" w:color="D7DEE5" w:sz="6" w:space="0"/>
             </w:tcBorders>
             <w:vAlign w:val="center"/>
           </w:tcPr>
@@ -3252,15 +3180,15 @@
         </w:tc>
         <w:tc>
           <w:tcPr>
-            <w:tcW w:type="dxa" w:w="1191"/>
+            <w:tcW w:w="1191" w:type="dxa"/>
             <w:shd w:fill="1F4E79"/>
             <w:tcBorders>
-              <w:top w:val="single" w:sz="6" w:space="0" w:color="D7DEE5"/>
-              <w:left w:val="single" w:sz="6" w:space="0" w:color="D7DEE5"/>
-              <w:bottom w:val="single" w:sz="6" w:space="0" w:color="D7DEE5"/>
-              <w:right w:val="single" w:sz="6" w:space="0" w:color="D7DEE5"/>
-              <w:insideH w:val="single" w:sz="6" w:space="0" w:color="D7DEE5"/>
-              <w:insideV w:val="single" w:sz="6" w:space="0" w:color="D7DEE5"/>
+              <w:top w:val="single" w:color="D7DEE5" w:sz="6" w:space="0"/>
+              <w:left w:val="single" w:color="D7DEE5" w:sz="6" w:space="0"/>
+              <w:bottom w:val="single" w:color="D7DEE5" w:sz="6" w:space="0"/>
+              <w:right w:val="single" w:color="D7DEE5" w:sz="6" w:space="0"/>
+              <w:insideH w:val="single" w:color="D7DEE5" w:sz="6" w:space="0"/>
+              <w:insideV w:val="single" w:color="D7DEE5" w:sz="6" w:space="0"/>
             </w:tcBorders>
             <w:vAlign w:val="center"/>
           </w:tcPr>
@@ -3279,15 +3207,15 @@
         </w:tc>
         <w:tc>
           <w:tcPr>
-            <w:tcW w:type="dxa" w:w="5216"/>
+            <w:tcW w:w="5216" w:type="dxa"/>
             <w:shd w:fill="1F4E79"/>
             <w:tcBorders>
-              <w:top w:val="single" w:sz="6" w:space="0" w:color="D7DEE5"/>
-              <w:left w:val="single" w:sz="6" w:space="0" w:color="D7DEE5"/>
-              <w:bottom w:val="single" w:sz="6" w:space="0" w:color="D7DEE5"/>
-              <w:right w:val="single" w:sz="6" w:space="0" w:color="D7DEE5"/>
-              <w:insideH w:val="single" w:sz="6" w:space="0" w:color="D7DEE5"/>
-              <w:insideV w:val="single" w:sz="6" w:space="0" w:color="D7DEE5"/>
+              <w:top w:val="single" w:color="D7DEE5" w:sz="6" w:space="0"/>
+              <w:left w:val="single" w:color="D7DEE5" w:sz="6" w:space="0"/>
+              <w:bottom w:val="single" w:color="D7DEE5" w:sz="6" w:space="0"/>
+              <w:right w:val="single" w:color="D7DEE5" w:sz="6" w:space="0"/>
+              <w:insideH w:val="single" w:color="D7DEE5" w:sz="6" w:space="0"/>
+              <w:insideV w:val="single" w:color="D7DEE5" w:sz="6" w:space="0"/>
             </w:tcBorders>
             <w:vAlign w:val="center"/>
           </w:tcPr>
@@ -3308,15 +3236,15 @@
       <w:tr>
         <w:tc>
           <w:tcPr>
-            <w:tcW w:type="dxa" w:w="2891"/>
+            <w:tcW w:w="2891" w:type="dxa"/>
             <w:shd w:fill="FFFFFF"/>
             <w:tcBorders>
-              <w:top w:val="single" w:sz="4" w:space="0" w:color="D7DEE5"/>
-              <w:left w:val="single" w:sz="4" w:space="0" w:color="D7DEE5"/>
-              <w:bottom w:val="single" w:sz="4" w:space="0" w:color="D7DEE5"/>
-              <w:right w:val="single" w:sz="4" w:space="0" w:color="D7DEE5"/>
-              <w:insideH w:val="single" w:sz="4" w:space="0" w:color="D7DEE5"/>
-              <w:insideV w:val="single" w:sz="4" w:space="0" w:color="D7DEE5"/>
+              <w:top w:val="single" w:color="D7DEE5" w:sz="4" w:space="0"/>
+              <w:left w:val="single" w:color="D7DEE5" w:sz="4" w:space="0"/>
+              <w:bottom w:val="single" w:color="D7DEE5" w:sz="4" w:space="0"/>
+              <w:right w:val="single" w:color="D7DEE5" w:sz="4" w:space="0"/>
+              <w:insideH w:val="single" w:color="D7DEE5" w:sz="4" w:space="0"/>
+              <w:insideV w:val="single" w:color="D7DEE5" w:sz="4" w:space="0"/>
             </w:tcBorders>
             <w:vAlign w:val="center"/>
           </w:tcPr>
@@ -3335,15 +3263,15 @@
         </w:tc>
         <w:tc>
           <w:tcPr>
-            <w:tcW w:type="dxa" w:w="1191"/>
+            <w:tcW w:w="1191" w:type="dxa"/>
             <w:shd w:fill="FFFFFF"/>
             <w:tcBorders>
-              <w:top w:val="single" w:sz="4" w:space="0" w:color="D7DEE5"/>
-              <w:left w:val="single" w:sz="4" w:space="0" w:color="D7DEE5"/>
-              <w:bottom w:val="single" w:sz="4" w:space="0" w:color="D7DEE5"/>
-              <w:right w:val="single" w:sz="4" w:space="0" w:color="D7DEE5"/>
-              <w:insideH w:val="single" w:sz="4" w:space="0" w:color="D7DEE5"/>
-              <w:insideV w:val="single" w:sz="4" w:space="0" w:color="D7DEE5"/>
+              <w:top w:val="single" w:color="D7DEE5" w:sz="4" w:space="0"/>
+              <w:left w:val="single" w:color="D7DEE5" w:sz="4" w:space="0"/>
+              <w:bottom w:val="single" w:color="D7DEE5" w:sz="4" w:space="0"/>
+              <w:right w:val="single" w:color="D7DEE5" w:sz="4" w:space="0"/>
+              <w:insideH w:val="single" w:color="D7DEE5" w:sz="4" w:space="0"/>
+              <w:insideV w:val="single" w:color="D7DEE5" w:sz="4" w:space="0"/>
             </w:tcBorders>
             <w:vAlign w:val="center"/>
           </w:tcPr>
@@ -3361,15 +3289,15 @@
         </w:tc>
         <w:tc>
           <w:tcPr>
-            <w:tcW w:type="dxa" w:w="5216"/>
+            <w:tcW w:w="5216" w:type="dxa"/>
             <w:shd w:fill="FFFFFF"/>
             <w:tcBorders>
-              <w:top w:val="single" w:sz="4" w:space="0" w:color="D7DEE5"/>
-              <w:left w:val="single" w:sz="4" w:space="0" w:color="D7DEE5"/>
-              <w:bottom w:val="single" w:sz="4" w:space="0" w:color="D7DEE5"/>
-              <w:right w:val="single" w:sz="4" w:space="0" w:color="D7DEE5"/>
-              <w:insideH w:val="single" w:sz="4" w:space="0" w:color="D7DEE5"/>
-              <w:insideV w:val="single" w:sz="4" w:space="0" w:color="D7DEE5"/>
+              <w:top w:val="single" w:color="D7DEE5" w:sz="4" w:space="0"/>
+              <w:left w:val="single" w:color="D7DEE5" w:sz="4" w:space="0"/>
+              <w:bottom w:val="single" w:color="D7DEE5" w:sz="4" w:space="0"/>
+              <w:right w:val="single" w:color="D7DEE5" w:sz="4" w:space="0"/>
+              <w:insideH w:val="single" w:color="D7DEE5" w:sz="4" w:space="0"/>
+              <w:insideV w:val="single" w:color="D7DEE5" w:sz="4" w:space="0"/>
             </w:tcBorders>
             <w:vAlign w:val="center"/>
           </w:tcPr>
@@ -3390,15 +3318,15 @@
       <w:tr>
         <w:tc>
           <w:tcPr>
-            <w:tcW w:type="dxa" w:w="2891"/>
+            <w:tcW w:w="2891" w:type="dxa"/>
             <w:shd w:fill="F3F5F7"/>
             <w:tcBorders>
-              <w:top w:val="single" w:sz="4" w:space="0" w:color="D7DEE5"/>
-              <w:left w:val="single" w:sz="4" w:space="0" w:color="D7DEE5"/>
-              <w:bottom w:val="single" w:sz="4" w:space="0" w:color="D7DEE5"/>
-              <w:right w:val="single" w:sz="4" w:space="0" w:color="D7DEE5"/>
-              <w:insideH w:val="single" w:sz="4" w:space="0" w:color="D7DEE5"/>
-              <w:insideV w:val="single" w:sz="4" w:space="0" w:color="D7DEE5"/>
+              <w:top w:val="single" w:color="D7DEE5" w:sz="4" w:space="0"/>
+              <w:left w:val="single" w:color="D7DEE5" w:sz="4" w:space="0"/>
+              <w:bottom w:val="single" w:color="D7DEE5" w:sz="4" w:space="0"/>
+              <w:right w:val="single" w:color="D7DEE5" w:sz="4" w:space="0"/>
+              <w:insideH w:val="single" w:color="D7DEE5" w:sz="4" w:space="0"/>
+              <w:insideV w:val="single" w:color="D7DEE5" w:sz="4" w:space="0"/>
             </w:tcBorders>
             <w:vAlign w:val="center"/>
           </w:tcPr>
@@ -3417,15 +3345,15 @@
         </w:tc>
         <w:tc>
           <w:tcPr>
-            <w:tcW w:type="dxa" w:w="1191"/>
+            <w:tcW w:w="1191" w:type="dxa"/>
             <w:shd w:fill="F3F5F7"/>
             <w:tcBorders>
-              <w:top w:val="single" w:sz="4" w:space="0" w:color="D7DEE5"/>
-              <w:left w:val="single" w:sz="4" w:space="0" w:color="D7DEE5"/>
-              <w:bottom w:val="single" w:sz="4" w:space="0" w:color="D7DEE5"/>
-              <w:right w:val="single" w:sz="4" w:space="0" w:color="D7DEE5"/>
-              <w:insideH w:val="single" w:sz="4" w:space="0" w:color="D7DEE5"/>
-              <w:insideV w:val="single" w:sz="4" w:space="0" w:color="D7DEE5"/>
+              <w:top w:val="single" w:color="D7DEE5" w:sz="4" w:space="0"/>
+              <w:left w:val="single" w:color="D7DEE5" w:sz="4" w:space="0"/>
+              <w:bottom w:val="single" w:color="D7DEE5" w:sz="4" w:space="0"/>
+              <w:right w:val="single" w:color="D7DEE5" w:sz="4" w:space="0"/>
+              <w:insideH w:val="single" w:color="D7DEE5" w:sz="4" w:space="0"/>
+              <w:insideV w:val="single" w:color="D7DEE5" w:sz="4" w:space="0"/>
             </w:tcBorders>
             <w:vAlign w:val="center"/>
           </w:tcPr>
@@ -3443,15 +3371,15 @@
         </w:tc>
         <w:tc>
           <w:tcPr>
-            <w:tcW w:type="dxa" w:w="5216"/>
+            <w:tcW w:w="5216" w:type="dxa"/>
             <w:shd w:fill="F3F5F7"/>
             <w:tcBorders>
-              <w:top w:val="single" w:sz="4" w:space="0" w:color="D7DEE5"/>
-              <w:left w:val="single" w:sz="4" w:space="0" w:color="D7DEE5"/>
-              <w:bottom w:val="single" w:sz="4" w:space="0" w:color="D7DEE5"/>
-              <w:right w:val="single" w:sz="4" w:space="0" w:color="D7DEE5"/>
-              <w:insideH w:val="single" w:sz="4" w:space="0" w:color="D7DEE5"/>
-              <w:insideV w:val="single" w:sz="4" w:space="0" w:color="D7DEE5"/>
+              <w:top w:val="single" w:color="D7DEE5" w:sz="4" w:space="0"/>
+              <w:left w:val="single" w:color="D7DEE5" w:sz="4" w:space="0"/>
+              <w:bottom w:val="single" w:color="D7DEE5" w:sz="4" w:space="0"/>
+              <w:right w:val="single" w:color="D7DEE5" w:sz="4" w:space="0"/>
+              <w:insideH w:val="single" w:color="D7DEE5" w:sz="4" w:space="0"/>
+              <w:insideV w:val="single" w:color="D7DEE5" w:sz="4" w:space="0"/>
             </w:tcBorders>
             <w:vAlign w:val="center"/>
           </w:tcPr>
@@ -3472,15 +3400,15 @@
       <w:tr>
         <w:tc>
           <w:tcPr>
-            <w:tcW w:type="dxa" w:w="2891"/>
+            <w:tcW w:w="2891" w:type="dxa"/>
             <w:shd w:fill="FFFFFF"/>
             <w:tcBorders>
-              <w:top w:val="single" w:sz="4" w:space="0" w:color="D7DEE5"/>
-              <w:left w:val="single" w:sz="4" w:space="0" w:color="D7DEE5"/>
-              <w:bottom w:val="single" w:sz="4" w:space="0" w:color="D7DEE5"/>
-              <w:right w:val="single" w:sz="4" w:space="0" w:color="D7DEE5"/>
-              <w:insideH w:val="single" w:sz="4" w:space="0" w:color="D7DEE5"/>
-              <w:insideV w:val="single" w:sz="4" w:space="0" w:color="D7DEE5"/>
+              <w:top w:val="single" w:color="D7DEE5" w:sz="4" w:space="0"/>
+              <w:left w:val="single" w:color="D7DEE5" w:sz="4" w:space="0"/>
+              <w:bottom w:val="single" w:color="D7DEE5" w:sz="4" w:space="0"/>
+              <w:right w:val="single" w:color="D7DEE5" w:sz="4" w:space="0"/>
+              <w:insideH w:val="single" w:color="D7DEE5" w:sz="4" w:space="0"/>
+              <w:insideV w:val="single" w:color="D7DEE5" w:sz="4" w:space="0"/>
             </w:tcBorders>
             <w:vAlign w:val="center"/>
           </w:tcPr>
@@ -3499,15 +3427,15 @@
         </w:tc>
         <w:tc>
           <w:tcPr>
-            <w:tcW w:type="dxa" w:w="1191"/>
+            <w:tcW w:w="1191" w:type="dxa"/>
             <w:shd w:fill="FFFFFF"/>
             <w:tcBorders>
-              <w:top w:val="single" w:sz="4" w:space="0" w:color="D7DEE5"/>
-              <w:left w:val="single" w:sz="4" w:space="0" w:color="D7DEE5"/>
-              <w:bottom w:val="single" w:sz="4" w:space="0" w:color="D7DEE5"/>
-              <w:right w:val="single" w:sz="4" w:space="0" w:color="D7DEE5"/>
-              <w:insideH w:val="single" w:sz="4" w:space="0" w:color="D7DEE5"/>
-              <w:insideV w:val="single" w:sz="4" w:space="0" w:color="D7DEE5"/>
+              <w:top w:val="single" w:color="D7DEE5" w:sz="4" w:space="0"/>
+              <w:left w:val="single" w:color="D7DEE5" w:sz="4" w:space="0"/>
+              <w:bottom w:val="single" w:color="D7DEE5" w:sz="4" w:space="0"/>
+              <w:right w:val="single" w:color="D7DEE5" w:sz="4" w:space="0"/>
+              <w:insideH w:val="single" w:color="D7DEE5" w:sz="4" w:space="0"/>
+              <w:insideV w:val="single" w:color="D7DEE5" w:sz="4" w:space="0"/>
             </w:tcBorders>
             <w:vAlign w:val="center"/>
           </w:tcPr>
@@ -3525,15 +3453,15 @@
         </w:tc>
         <w:tc>
           <w:tcPr>
-            <w:tcW w:type="dxa" w:w="5216"/>
+            <w:tcW w:w="5216" w:type="dxa"/>
             <w:shd w:fill="FFFFFF"/>
             <w:tcBorders>
-              <w:top w:val="single" w:sz="4" w:space="0" w:color="D7DEE5"/>
-              <w:left w:val="single" w:sz="4" w:space="0" w:color="D7DEE5"/>
-              <w:bottom w:val="single" w:sz="4" w:space="0" w:color="D7DEE5"/>
-              <w:right w:val="single" w:sz="4" w:space="0" w:color="D7DEE5"/>
-              <w:insideH w:val="single" w:sz="4" w:space="0" w:color="D7DEE5"/>
-              <w:insideV w:val="single" w:sz="4" w:space="0" w:color="D7DEE5"/>
+              <w:top w:val="single" w:color="D7DEE5" w:sz="4" w:space="0"/>
+              <w:left w:val="single" w:color="D7DEE5" w:sz="4" w:space="0"/>
+              <w:bottom w:val="single" w:color="D7DEE5" w:sz="4" w:space="0"/>
+              <w:right w:val="single" w:color="D7DEE5" w:sz="4" w:space="0"/>
+              <w:insideH w:val="single" w:color="D7DEE5" w:sz="4" w:space="0"/>
+              <w:insideV w:val="single" w:color="D7DEE5" w:sz="4" w:space="0"/>
             </w:tcBorders>
             <w:vAlign w:val="center"/>
           </w:tcPr>
@@ -3554,15 +3482,15 @@
       <w:tr>
         <w:tc>
           <w:tcPr>
-            <w:tcW w:type="dxa" w:w="2891"/>
+            <w:tcW w:w="2891" w:type="dxa"/>
             <w:shd w:fill="F3F5F7"/>
             <w:tcBorders>
-              <w:top w:val="single" w:sz="4" w:space="0" w:color="D7DEE5"/>
-              <w:left w:val="single" w:sz="4" w:space="0" w:color="D7DEE5"/>
-              <w:bottom w:val="single" w:sz="4" w:space="0" w:color="D7DEE5"/>
-              <w:right w:val="single" w:sz="4" w:space="0" w:color="D7DEE5"/>
-              <w:insideH w:val="single" w:sz="4" w:space="0" w:color="D7DEE5"/>
-              <w:insideV w:val="single" w:sz="4" w:space="0" w:color="D7DEE5"/>
+              <w:top w:val="single" w:color="D7DEE5" w:sz="4" w:space="0"/>
+              <w:left w:val="single" w:color="D7DEE5" w:sz="4" w:space="0"/>
+              <w:bottom w:val="single" w:color="D7DEE5" w:sz="4" w:space="0"/>
+              <w:right w:val="single" w:color="D7DEE5" w:sz="4" w:space="0"/>
+              <w:insideH w:val="single" w:color="D7DEE5" w:sz="4" w:space="0"/>
+              <w:insideV w:val="single" w:color="D7DEE5" w:sz="4" w:space="0"/>
             </w:tcBorders>
             <w:vAlign w:val="center"/>
           </w:tcPr>
@@ -3581,15 +3509,15 @@
         </w:tc>
         <w:tc>
           <w:tcPr>
-            <w:tcW w:type="dxa" w:w="1191"/>
+            <w:tcW w:w="1191" w:type="dxa"/>
             <w:shd w:fill="F3F5F7"/>
             <w:tcBorders>
-              <w:top w:val="single" w:sz="4" w:space="0" w:color="D7DEE5"/>
-              <w:left w:val="single" w:sz="4" w:space="0" w:color="D7DEE5"/>
-              <w:bottom w:val="single" w:sz="4" w:space="0" w:color="D7DEE5"/>
-              <w:right w:val="single" w:sz="4" w:space="0" w:color="D7DEE5"/>
-              <w:insideH w:val="single" w:sz="4" w:space="0" w:color="D7DEE5"/>
-              <w:insideV w:val="single" w:sz="4" w:space="0" w:color="D7DEE5"/>
+              <w:top w:val="single" w:color="D7DEE5" w:sz="4" w:space="0"/>
+              <w:left w:val="single" w:color="D7DEE5" w:sz="4" w:space="0"/>
+              <w:bottom w:val="single" w:color="D7DEE5" w:sz="4" w:space="0"/>
+              <w:right w:val="single" w:color="D7DEE5" w:sz="4" w:space="0"/>
+              <w:insideH w:val="single" w:color="D7DEE5" w:sz="4" w:space="0"/>
+              <w:insideV w:val="single" w:color="D7DEE5" w:sz="4" w:space="0"/>
             </w:tcBorders>
             <w:vAlign w:val="center"/>
           </w:tcPr>
@@ -3607,15 +3535,15 @@
         </w:tc>
         <w:tc>
           <w:tcPr>
-            <w:tcW w:type="dxa" w:w="5216"/>
+            <w:tcW w:w="5216" w:type="dxa"/>
             <w:shd w:fill="F3F5F7"/>
             <w:tcBorders>
-              <w:top w:val="single" w:sz="4" w:space="0" w:color="D7DEE5"/>
-              <w:left w:val="single" w:sz="4" w:space="0" w:color="D7DEE5"/>
-              <w:bottom w:val="single" w:sz="4" w:space="0" w:color="D7DEE5"/>
-              <w:right w:val="single" w:sz="4" w:space="0" w:color="D7DEE5"/>
-              <w:insideH w:val="single" w:sz="4" w:space="0" w:color="D7DEE5"/>
-              <w:insideV w:val="single" w:sz="4" w:space="0" w:color="D7DEE5"/>
+              <w:top w:val="single" w:color="D7DEE5" w:sz="4" w:space="0"/>
+              <w:left w:val="single" w:color="D7DEE5" w:sz="4" w:space="0"/>
+              <w:bottom w:val="single" w:color="D7DEE5" w:sz="4" w:space="0"/>
+              <w:right w:val="single" w:color="D7DEE5" w:sz="4" w:space="0"/>
+              <w:insideH w:val="single" w:color="D7DEE5" w:sz="4" w:space="0"/>
+              <w:insideV w:val="single" w:color="D7DEE5" w:sz="4" w:space="0"/>
             </w:tcBorders>
             <w:vAlign w:val="center"/>
           </w:tcPr>
@@ -3636,15 +3564,15 @@
       <w:tr>
         <w:tc>
           <w:tcPr>
-            <w:tcW w:type="dxa" w:w="2891"/>
+            <w:tcW w:w="2891" w:type="dxa"/>
             <w:shd w:fill="FFFFFF"/>
             <w:tcBorders>
-              <w:top w:val="single" w:sz="4" w:space="0" w:color="D7DEE5"/>
-              <w:left w:val="single" w:sz="4" w:space="0" w:color="D7DEE5"/>
-              <w:bottom w:val="single" w:sz="4" w:space="0" w:color="D7DEE5"/>
-              <w:right w:val="single" w:sz="4" w:space="0" w:color="D7DEE5"/>
-              <w:insideH w:val="single" w:sz="4" w:space="0" w:color="D7DEE5"/>
-              <w:insideV w:val="single" w:sz="4" w:space="0" w:color="D7DEE5"/>
+              <w:top w:val="single" w:color="D7DEE5" w:sz="4" w:space="0"/>
+              <w:left w:val="single" w:color="D7DEE5" w:sz="4" w:space="0"/>
+              <w:bottom w:val="single" w:color="D7DEE5" w:sz="4" w:space="0"/>
+              <w:right w:val="single" w:color="D7DEE5" w:sz="4" w:space="0"/>
+              <w:insideH w:val="single" w:color="D7DEE5" w:sz="4" w:space="0"/>
+              <w:insideV w:val="single" w:color="D7DEE5" w:sz="4" w:space="0"/>
             </w:tcBorders>
             <w:vAlign w:val="center"/>
           </w:tcPr>
@@ -3663,15 +3591,15 @@
         </w:tc>
         <w:tc>
           <w:tcPr>
-            <w:tcW w:type="dxa" w:w="1191"/>
+            <w:tcW w:w="1191" w:type="dxa"/>
             <w:shd w:fill="FFFFFF"/>
             <w:tcBorders>
-              <w:top w:val="single" w:sz="4" w:space="0" w:color="D7DEE5"/>
-              <w:left w:val="single" w:sz="4" w:space="0" w:color="D7DEE5"/>
-              <w:bottom w:val="single" w:sz="4" w:space="0" w:color="D7DEE5"/>
-              <w:right w:val="single" w:sz="4" w:space="0" w:color="D7DEE5"/>
-              <w:insideH w:val="single" w:sz="4" w:space="0" w:color="D7DEE5"/>
-              <w:insideV w:val="single" w:sz="4" w:space="0" w:color="D7DEE5"/>
+              <w:top w:val="single" w:color="D7DEE5" w:sz="4" w:space="0"/>
+              <w:left w:val="single" w:color="D7DEE5" w:sz="4" w:space="0"/>
+              <w:bottom w:val="single" w:color="D7DEE5" w:sz="4" w:space="0"/>
+              <w:right w:val="single" w:color="D7DEE5" w:sz="4" w:space="0"/>
+              <w:insideH w:val="single" w:color="D7DEE5" w:sz="4" w:space="0"/>
+              <w:insideV w:val="single" w:color="D7DEE5" w:sz="4" w:space="0"/>
             </w:tcBorders>
             <w:vAlign w:val="center"/>
           </w:tcPr>
@@ -3689,15 +3617,15 @@
         </w:tc>
         <w:tc>
           <w:tcPr>
-            <w:tcW w:type="dxa" w:w="5216"/>
+            <w:tcW w:w="5216" w:type="dxa"/>
             <w:shd w:fill="FFFFFF"/>
             <w:tcBorders>
-              <w:top w:val="single" w:sz="4" w:space="0" w:color="D7DEE5"/>
-              <w:left w:val="single" w:sz="4" w:space="0" w:color="D7DEE5"/>
-              <w:bottom w:val="single" w:sz="4" w:space="0" w:color="D7DEE5"/>
-              <w:right w:val="single" w:sz="4" w:space="0" w:color="D7DEE5"/>
-              <w:insideH w:val="single" w:sz="4" w:space="0" w:color="D7DEE5"/>
-              <w:insideV w:val="single" w:sz="4" w:space="0" w:color="D7DEE5"/>
+              <w:top w:val="single" w:color="D7DEE5" w:sz="4" w:space="0"/>
+              <w:left w:val="single" w:color="D7DEE5" w:sz="4" w:space="0"/>
+              <w:bottom w:val="single" w:color="D7DEE5" w:sz="4" w:space="0"/>
+              <w:right w:val="single" w:color="D7DEE5" w:sz="4" w:space="0"/>
+              <w:insideH w:val="single" w:color="D7DEE5" w:sz="4" w:space="0"/>
+              <w:insideV w:val="single" w:color="D7DEE5" w:sz="4" w:space="0"/>
             </w:tcBorders>
             <w:vAlign w:val="center"/>
           </w:tcPr>
@@ -3745,9 +3673,9 @@
     </w:p>
     <w:tbl>
       <w:tblPr>
-        <w:tblW w:type="pct" w:w="5000"/>
+        <w:tblW w:w="5000" w:type="pct"/>
         <w:jc w:val="center"/>
-        <w:tblLook w:firstColumn="1" w:firstRow="1" w:lastColumn="0" w:lastRow="0" w:noHBand="0" w:noVBand="1" w:val="04A0"/>
+        <w:tblLook w:val="04A0" w:firstRow="1" w:lastRow="0" w:firstColumn="1" w:lastColumn="0" w:noHBand="0" w:noVBand="1"/>
       </w:tblPr>
       <w:tblGrid>
         <w:gridCol w:w="5185"/>
@@ -3756,15 +3684,15 @@
       <w:tr>
         <w:tc>
           <w:tcPr>
-            <w:tcW w:type="dxa" w:w="1928"/>
+            <w:tcW w:w="1928" w:type="dxa"/>
             <w:shd w:fill="1F4E79"/>
             <w:tcBorders>
-              <w:top w:val="single" w:sz="6" w:space="0" w:color="D7DEE5"/>
-              <w:left w:val="single" w:sz="6" w:space="0" w:color="D7DEE5"/>
-              <w:bottom w:val="single" w:sz="6" w:space="0" w:color="D7DEE5"/>
-              <w:right w:val="single" w:sz="6" w:space="0" w:color="D7DEE5"/>
-              <w:insideH w:val="single" w:sz="6" w:space="0" w:color="D7DEE5"/>
-              <w:insideV w:val="single" w:sz="6" w:space="0" w:color="D7DEE5"/>
+              <w:top w:val="single" w:color="D7DEE5" w:sz="6" w:space="0"/>
+              <w:left w:val="single" w:color="D7DEE5" w:sz="6" w:space="0"/>
+              <w:bottom w:val="single" w:color="D7DEE5" w:sz="6" w:space="0"/>
+              <w:right w:val="single" w:color="D7DEE5" w:sz="6" w:space="0"/>
+              <w:insideH w:val="single" w:color="D7DEE5" w:sz="6" w:space="0"/>
+              <w:insideV w:val="single" w:color="D7DEE5" w:sz="6" w:space="0"/>
             </w:tcBorders>
             <w:vAlign w:val="center"/>
           </w:tcPr>
@@ -3783,15 +3711,15 @@
         </w:tc>
         <w:tc>
           <w:tcPr>
-            <w:tcW w:type="dxa" w:w="7483"/>
+            <w:tcW w:w="7483" w:type="dxa"/>
             <w:shd w:fill="1F4E79"/>
             <w:tcBorders>
-              <w:top w:val="single" w:sz="6" w:space="0" w:color="D7DEE5"/>
-              <w:left w:val="single" w:sz="6" w:space="0" w:color="D7DEE5"/>
-              <w:bottom w:val="single" w:sz="6" w:space="0" w:color="D7DEE5"/>
-              <w:right w:val="single" w:sz="6" w:space="0" w:color="D7DEE5"/>
-              <w:insideH w:val="single" w:sz="6" w:space="0" w:color="D7DEE5"/>
-              <w:insideV w:val="single" w:sz="6" w:space="0" w:color="D7DEE5"/>
+              <w:top w:val="single" w:color="D7DEE5" w:sz="6" w:space="0"/>
+              <w:left w:val="single" w:color="D7DEE5" w:sz="6" w:space="0"/>
+              <w:bottom w:val="single" w:color="D7DEE5" w:sz="6" w:space="0"/>
+              <w:right w:val="single" w:color="D7DEE5" w:sz="6" w:space="0"/>
+              <w:insideH w:val="single" w:color="D7DEE5" w:sz="6" w:space="0"/>
+              <w:insideV w:val="single" w:color="D7DEE5" w:sz="6" w:space="0"/>
             </w:tcBorders>
             <w:vAlign w:val="center"/>
           </w:tcPr>
@@ -3812,15 +3740,15 @@
       <w:tr>
         <w:tc>
           <w:tcPr>
-            <w:tcW w:type="dxa" w:w="1928"/>
+            <w:tcW w:w="1928" w:type="dxa"/>
             <w:shd w:fill="FFFFFF"/>
             <w:tcBorders>
-              <w:top w:val="single" w:sz="4" w:space="0" w:color="D7DEE5"/>
-              <w:left w:val="single" w:sz="4" w:space="0" w:color="D7DEE5"/>
-              <w:bottom w:val="single" w:sz="4" w:space="0" w:color="D7DEE5"/>
-              <w:right w:val="single" w:sz="4" w:space="0" w:color="D7DEE5"/>
-              <w:insideH w:val="single" w:sz="4" w:space="0" w:color="D7DEE5"/>
-              <w:insideV w:val="single" w:sz="4" w:space="0" w:color="D7DEE5"/>
+              <w:top w:val="single" w:color="D7DEE5" w:sz="4" w:space="0"/>
+              <w:left w:val="single" w:color="D7DEE5" w:sz="4" w:space="0"/>
+              <w:bottom w:val="single" w:color="D7DEE5" w:sz="4" w:space="0"/>
+              <w:right w:val="single" w:color="D7DEE5" w:sz="4" w:space="0"/>
+              <w:insideH w:val="single" w:color="D7DEE5" w:sz="4" w:space="0"/>
+              <w:insideV w:val="single" w:color="D7DEE5" w:sz="4" w:space="0"/>
             </w:tcBorders>
             <w:vAlign w:val="center"/>
           </w:tcPr>
@@ -3839,15 +3767,15 @@
         </w:tc>
         <w:tc>
           <w:tcPr>
-            <w:tcW w:type="dxa" w:w="7483"/>
+            <w:tcW w:w="7483" w:type="dxa"/>
             <w:shd w:fill="FFFFFF"/>
             <w:tcBorders>
-              <w:top w:val="single" w:sz="4" w:space="0" w:color="D7DEE5"/>
-              <w:left w:val="single" w:sz="4" w:space="0" w:color="D7DEE5"/>
-              <w:bottom w:val="single" w:sz="4" w:space="0" w:color="D7DEE5"/>
-              <w:right w:val="single" w:sz="4" w:space="0" w:color="D7DEE5"/>
-              <w:insideH w:val="single" w:sz="4" w:space="0" w:color="D7DEE5"/>
-              <w:insideV w:val="single" w:sz="4" w:space="0" w:color="D7DEE5"/>
+              <w:top w:val="single" w:color="D7DEE5" w:sz="4" w:space="0"/>
+              <w:left w:val="single" w:color="D7DEE5" w:sz="4" w:space="0"/>
+              <w:bottom w:val="single" w:color="D7DEE5" w:sz="4" w:space="0"/>
+              <w:right w:val="single" w:color="D7DEE5" w:sz="4" w:space="0"/>
+              <w:insideH w:val="single" w:color="D7DEE5" w:sz="4" w:space="0"/>
+              <w:insideV w:val="single" w:color="D7DEE5" w:sz="4" w:space="0"/>
             </w:tcBorders>
             <w:vAlign w:val="center"/>
           </w:tcPr>
@@ -3868,15 +3796,15 @@
       <w:tr>
         <w:tc>
           <w:tcPr>
-            <w:tcW w:type="dxa" w:w="1928"/>
+            <w:tcW w:w="1928" w:type="dxa"/>
             <w:shd w:fill="F3F5F7"/>
             <w:tcBorders>
-              <w:top w:val="single" w:sz="4" w:space="0" w:color="D7DEE5"/>
-              <w:left w:val="single" w:sz="4" w:space="0" w:color="D7DEE5"/>
-              <w:bottom w:val="single" w:sz="4" w:space="0" w:color="D7DEE5"/>
-              <w:right w:val="single" w:sz="4" w:space="0" w:color="D7DEE5"/>
-              <w:insideH w:val="single" w:sz="4" w:space="0" w:color="D7DEE5"/>
-              <w:insideV w:val="single" w:sz="4" w:space="0" w:color="D7DEE5"/>
+              <w:top w:val="single" w:color="D7DEE5" w:sz="4" w:space="0"/>
+              <w:left w:val="single" w:color="D7DEE5" w:sz="4" w:space="0"/>
+              <w:bottom w:val="single" w:color="D7DEE5" w:sz="4" w:space="0"/>
+              <w:right w:val="single" w:color="D7DEE5" w:sz="4" w:space="0"/>
+              <w:insideH w:val="single" w:color="D7DEE5" w:sz="4" w:space="0"/>
+              <w:insideV w:val="single" w:color="D7DEE5" w:sz="4" w:space="0"/>
             </w:tcBorders>
             <w:vAlign w:val="center"/>
           </w:tcPr>
@@ -3895,15 +3823,15 @@
         </w:tc>
         <w:tc>
           <w:tcPr>
-            <w:tcW w:type="dxa" w:w="7483"/>
+            <w:tcW w:w="7483" w:type="dxa"/>
             <w:shd w:fill="F3F5F7"/>
             <w:tcBorders>
-              <w:top w:val="single" w:sz="4" w:space="0" w:color="D7DEE5"/>
-              <w:left w:val="single" w:sz="4" w:space="0" w:color="D7DEE5"/>
-              <w:bottom w:val="single" w:sz="4" w:space="0" w:color="D7DEE5"/>
-              <w:right w:val="single" w:sz="4" w:space="0" w:color="D7DEE5"/>
-              <w:insideH w:val="single" w:sz="4" w:space="0" w:color="D7DEE5"/>
-              <w:insideV w:val="single" w:sz="4" w:space="0" w:color="D7DEE5"/>
+              <w:top w:val="single" w:color="D7DEE5" w:sz="4" w:space="0"/>
+              <w:left w:val="single" w:color="D7DEE5" w:sz="4" w:space="0"/>
+              <w:bottom w:val="single" w:color="D7DEE5" w:sz="4" w:space="0"/>
+              <w:right w:val="single" w:color="D7DEE5" w:sz="4" w:space="0"/>
+              <w:insideH w:val="single" w:color="D7DEE5" w:sz="4" w:space="0"/>
+              <w:insideV w:val="single" w:color="D7DEE5" w:sz="4" w:space="0"/>
             </w:tcBorders>
             <w:vAlign w:val="center"/>
           </w:tcPr>
@@ -3924,15 +3852,15 @@
       <w:tr>
         <w:tc>
           <w:tcPr>
-            <w:tcW w:type="dxa" w:w="1928"/>
+            <w:tcW w:w="1928" w:type="dxa"/>
             <w:shd w:fill="FFFFFF"/>
             <w:tcBorders>
-              <w:top w:val="single" w:sz="4" w:space="0" w:color="D7DEE5"/>
-              <w:left w:val="single" w:sz="4" w:space="0" w:color="D7DEE5"/>
-              <w:bottom w:val="single" w:sz="4" w:space="0" w:color="D7DEE5"/>
-              <w:right w:val="single" w:sz="4" w:space="0" w:color="D7DEE5"/>
-              <w:insideH w:val="single" w:sz="4" w:space="0" w:color="D7DEE5"/>
-              <w:insideV w:val="single" w:sz="4" w:space="0" w:color="D7DEE5"/>
+              <w:top w:val="single" w:color="D7DEE5" w:sz="4" w:space="0"/>
+              <w:left w:val="single" w:color="D7DEE5" w:sz="4" w:space="0"/>
+              <w:bottom w:val="single" w:color="D7DEE5" w:sz="4" w:space="0"/>
+              <w:right w:val="single" w:color="D7DEE5" w:sz="4" w:space="0"/>
+              <w:insideH w:val="single" w:color="D7DEE5" w:sz="4" w:space="0"/>
+              <w:insideV w:val="single" w:color="D7DEE5" w:sz="4" w:space="0"/>
             </w:tcBorders>
             <w:vAlign w:val="center"/>
           </w:tcPr>
@@ -3951,15 +3879,15 @@
         </w:tc>
         <w:tc>
           <w:tcPr>
-            <w:tcW w:type="dxa" w:w="7483"/>
+            <w:tcW w:w="7483" w:type="dxa"/>
             <w:shd w:fill="FFFFFF"/>
             <w:tcBorders>
-              <w:top w:val="single" w:sz="4" w:space="0" w:color="D7DEE5"/>
-              <w:left w:val="single" w:sz="4" w:space="0" w:color="D7DEE5"/>
-              <w:bottom w:val="single" w:sz="4" w:space="0" w:color="D7DEE5"/>
-              <w:right w:val="single" w:sz="4" w:space="0" w:color="D7DEE5"/>
-              <w:insideH w:val="single" w:sz="4" w:space="0" w:color="D7DEE5"/>
-              <w:insideV w:val="single" w:sz="4" w:space="0" w:color="D7DEE5"/>
+              <w:top w:val="single" w:color="D7DEE5" w:sz="4" w:space="0"/>
+              <w:left w:val="single" w:color="D7DEE5" w:sz="4" w:space="0"/>
+              <w:bottom w:val="single" w:color="D7DEE5" w:sz="4" w:space="0"/>
+              <w:right w:val="single" w:color="D7DEE5" w:sz="4" w:space="0"/>
+              <w:insideH w:val="single" w:color="D7DEE5" w:sz="4" w:space="0"/>
+              <w:insideV w:val="single" w:color="D7DEE5" w:sz="4" w:space="0"/>
             </w:tcBorders>
             <w:vAlign w:val="center"/>
           </w:tcPr>
@@ -3980,15 +3908,15 @@
       <w:tr>
         <w:tc>
           <w:tcPr>
-            <w:tcW w:type="dxa" w:w="1928"/>
+            <w:tcW w:w="1928" w:type="dxa"/>
             <w:shd w:fill="F3F5F7"/>
             <w:tcBorders>
-              <w:top w:val="single" w:sz="4" w:space="0" w:color="D7DEE5"/>
-              <w:left w:val="single" w:sz="4" w:space="0" w:color="D7DEE5"/>
-              <w:bottom w:val="single" w:sz="4" w:space="0" w:color="D7DEE5"/>
-              <w:right w:val="single" w:sz="4" w:space="0" w:color="D7DEE5"/>
-              <w:insideH w:val="single" w:sz="4" w:space="0" w:color="D7DEE5"/>
-              <w:insideV w:val="single" w:sz="4" w:space="0" w:color="D7DEE5"/>
+              <w:top w:val="single" w:color="D7DEE5" w:sz="4" w:space="0"/>
+              <w:left w:val="single" w:color="D7DEE5" w:sz="4" w:space="0"/>
+              <w:bottom w:val="single" w:color="D7DEE5" w:sz="4" w:space="0"/>
+              <w:right w:val="single" w:color="D7DEE5" w:sz="4" w:space="0"/>
+              <w:insideH w:val="single" w:color="D7DEE5" w:sz="4" w:space="0"/>
+              <w:insideV w:val="single" w:color="D7DEE5" w:sz="4" w:space="0"/>
             </w:tcBorders>
             <w:vAlign w:val="center"/>
           </w:tcPr>
@@ -4007,15 +3935,15 @@
         </w:tc>
         <w:tc>
           <w:tcPr>
-            <w:tcW w:type="dxa" w:w="7483"/>
+            <w:tcW w:w="7483" w:type="dxa"/>
             <w:shd w:fill="F3F5F7"/>
             <w:tcBorders>
-              <w:top w:val="single" w:sz="4" w:space="0" w:color="D7DEE5"/>
-              <w:left w:val="single" w:sz="4" w:space="0" w:color="D7DEE5"/>
-              <w:bottom w:val="single" w:sz="4" w:space="0" w:color="D7DEE5"/>
-              <w:right w:val="single" w:sz="4" w:space="0" w:color="D7DEE5"/>
-              <w:insideH w:val="single" w:sz="4" w:space="0" w:color="D7DEE5"/>
-              <w:insideV w:val="single" w:sz="4" w:space="0" w:color="D7DEE5"/>
+              <w:top w:val="single" w:color="D7DEE5" w:sz="4" w:space="0"/>
+              <w:left w:val="single" w:color="D7DEE5" w:sz="4" w:space="0"/>
+              <w:bottom w:val="single" w:color="D7DEE5" w:sz="4" w:space="0"/>
+              <w:right w:val="single" w:color="D7DEE5" w:sz="4" w:space="0"/>
+              <w:insideH w:val="single" w:color="D7DEE5" w:sz="4" w:space="0"/>
+              <w:insideV w:val="single" w:color="D7DEE5" w:sz="4" w:space="0"/>
             </w:tcBorders>
             <w:vAlign w:val="center"/>
           </w:tcPr>
@@ -4036,15 +3964,15 @@
       <w:tr>
         <w:tc>
           <w:tcPr>
-            <w:tcW w:type="dxa" w:w="1928"/>
+            <w:tcW w:w="1928" w:type="dxa"/>
             <w:shd w:fill="FFFFFF"/>
             <w:tcBorders>
-              <w:top w:val="single" w:sz="4" w:space="0" w:color="D7DEE5"/>
-              <w:left w:val="single" w:sz="4" w:space="0" w:color="D7DEE5"/>
-              <w:bottom w:val="single" w:sz="4" w:space="0" w:color="D7DEE5"/>
-              <w:right w:val="single" w:sz="4" w:space="0" w:color="D7DEE5"/>
-              <w:insideH w:val="single" w:sz="4" w:space="0" w:color="D7DEE5"/>
-              <w:insideV w:val="single" w:sz="4" w:space="0" w:color="D7DEE5"/>
+              <w:top w:val="single" w:color="D7DEE5" w:sz="4" w:space="0"/>
+              <w:left w:val="single" w:color="D7DEE5" w:sz="4" w:space="0"/>
+              <w:bottom w:val="single" w:color="D7DEE5" w:sz="4" w:space="0"/>
+              <w:right w:val="single" w:color="D7DEE5" w:sz="4" w:space="0"/>
+              <w:insideH w:val="single" w:color="D7DEE5" w:sz="4" w:space="0"/>
+              <w:insideV w:val="single" w:color="D7DEE5" w:sz="4" w:space="0"/>
             </w:tcBorders>
             <w:vAlign w:val="center"/>
           </w:tcPr>
@@ -4063,15 +3991,15 @@
         </w:tc>
         <w:tc>
           <w:tcPr>
-            <w:tcW w:type="dxa" w:w="7483"/>
+            <w:tcW w:w="7483" w:type="dxa"/>
             <w:shd w:fill="FFFFFF"/>
             <w:tcBorders>
-              <w:top w:val="single" w:sz="4" w:space="0" w:color="D7DEE5"/>
-              <w:left w:val="single" w:sz="4" w:space="0" w:color="D7DEE5"/>
-              <w:bottom w:val="single" w:sz="4" w:space="0" w:color="D7DEE5"/>
-              <w:right w:val="single" w:sz="4" w:space="0" w:color="D7DEE5"/>
-              <w:insideH w:val="single" w:sz="4" w:space="0" w:color="D7DEE5"/>
-              <w:insideV w:val="single" w:sz="4" w:space="0" w:color="D7DEE5"/>
+              <w:top w:val="single" w:color="D7DEE5" w:sz="4" w:space="0"/>
+              <w:left w:val="single" w:color="D7DEE5" w:sz="4" w:space="0"/>
+              <w:bottom w:val="single" w:color="D7DEE5" w:sz="4" w:space="0"/>
+              <w:right w:val="single" w:color="D7DEE5" w:sz="4" w:space="0"/>
+              <w:insideH w:val="single" w:color="D7DEE5" w:sz="4" w:space="0"/>
+              <w:insideV w:val="single" w:color="D7DEE5" w:sz="4" w:space="0"/>
             </w:tcBorders>
             <w:vAlign w:val="center"/>
           </w:tcPr>
@@ -4105,8 +4033,8 @@
     </w:p>
     <w:tbl>
       <w:tblPr>
-        <w:tblW w:type="pct" w:w="5000"/>
-        <w:tblLook w:firstColumn="1" w:firstRow="1" w:lastColumn="0" w:lastRow="0" w:noHBand="0" w:noVBand="1" w:val="04A0"/>
+        <w:tblW w:w="5000" w:type="pct"/>
+        <w:tblLook w:val="04A0" w:firstRow="1" w:lastRow="0" w:firstColumn="1" w:lastColumn="0" w:noHBand="0" w:noVBand="1"/>
       </w:tblPr>
       <w:tblGrid>
         <w:gridCol w:w="10370"/>
@@ -4114,15 +4042,15 @@
       <w:tr>
         <w:tc>
           <w:tcPr>
-            <w:tcW w:type="dxa" w:w="10370"/>
+            <w:tcW w:w="10370" w:type="dxa"/>
             <w:shd w:fill="E6F4F1"/>
             <w:tcBorders>
-              <w:top w:val="single" w:sz="4" w:space="0" w:color="D7DEE5"/>
-              <w:left w:val="single" w:sz="4" w:space="0" w:color="D7DEE5"/>
-              <w:bottom w:val="single" w:sz="4" w:space="0" w:color="D7DEE5"/>
-              <w:right w:val="single" w:sz="4" w:space="0" w:color="D7DEE5"/>
-              <w:insideH w:val="single" w:sz="4" w:space="0" w:color="D7DEE5"/>
-              <w:insideV w:val="single" w:sz="4" w:space="0" w:color="D7DEE5"/>
+              <w:top w:val="single" w:color="D7DEE5" w:sz="4" w:space="0"/>
+              <w:left w:val="single" w:color="D7DEE5" w:sz="4" w:space="0"/>
+              <w:bottom w:val="single" w:color="D7DEE5" w:sz="4" w:space="0"/>
+              <w:right w:val="single" w:color="D7DEE5" w:sz="4" w:space="0"/>
+              <w:insideH w:val="single" w:color="D7DEE5" w:sz="4" w:space="0"/>
+              <w:insideV w:val="single" w:color="D7DEE5" w:sz="4" w:space="0"/>
             </w:tcBorders>
           </w:tcPr>
           <w:p>
@@ -4283,7 +4211,7 @@
         <w:ind w:left="1440" w:hanging="360"/>
       </w:pPr>
       <w:rPr>
-        <w:rFonts w:ascii="Symbol" w:hAnsi="Symbol" w:hint="default"/>
+        <w:rFonts w:hint="default" w:ascii="Symbol" w:hAnsi="Symbol"/>
       </w:rPr>
     </w:lvl>
   </w:abstractNum>
@@ -4304,7 +4232,7 @@
         <w:ind w:left="1080" w:hanging="360"/>
       </w:pPr>
       <w:rPr>
-        <w:rFonts w:ascii="Symbol" w:hAnsi="Symbol" w:hint="default"/>
+        <w:rFonts w:hint="default" w:ascii="Symbol" w:hAnsi="Symbol"/>
       </w:rPr>
     </w:lvl>
   </w:abstractNum>
@@ -4325,7 +4253,7 @@
         <w:ind w:left="720" w:hanging="360"/>
       </w:pPr>
       <w:rPr>
-        <w:rFonts w:ascii="Symbol" w:hAnsi="Symbol" w:hint="default"/>
+        <w:rFonts w:hint="default" w:ascii="Symbol" w:hAnsi="Symbol"/>
       </w:rPr>
     </w:lvl>
   </w:abstractNum>
@@ -4364,7 +4292,7 @@
         <w:ind w:left="360" w:hanging="360"/>
       </w:pPr>
       <w:rPr>
-        <w:rFonts w:ascii="Symbol" w:hAnsi="Symbol" w:hint="default"/>
+        <w:rFonts w:hint="default" w:ascii="Symbol" w:hAnsi="Symbol"/>
       </w:rPr>
     </w:lvl>
   </w:abstractNum>
@@ -4403,7 +4331,7 @@
   <w:docDefaults>
     <w:rPrDefault>
       <w:rPr>
-        <w:rFonts w:asciiTheme="minorHAnsi" w:eastAsiaTheme="minorEastAsia" w:hAnsiTheme="minorHAnsi" w:cstheme="minorBidi"/>
+        <w:rFonts w:asciiTheme="minorHAnsi" w:hAnsiTheme="minorHAnsi" w:eastAsiaTheme="minorEastAsia" w:cstheme="minorBidi"/>
         <w:sz w:val="22"/>
         <w:szCs w:val="22"/>
         <w:lang w:val="en-US" w:eastAsia="en-US" w:bidi="ar-SA"/>
@@ -4416,8 +4344,8 @@
     </w:pPrDefault>
   </w:docDefaults>
   <w:latentStyles w:defLockedState="0" w:defUIPriority="99" w:defSemiHidden="1" w:defUnhideWhenUsed="1" w:defQFormat="0" w:count="276">
-    <w:lsdException w:name="Normal" w:semiHidden="0" w:uiPriority="0" w:unhideWhenUsed="0" w:qFormat="1"/>
-    <w:lsdException w:name="heading 1" w:semiHidden="0" w:uiPriority="9" w:unhideWhenUsed="0" w:qFormat="1"/>
+    <w:lsdException w:name="Normal" w:uiPriority="0" w:semiHidden="0" w:unhideWhenUsed="0" w:qFormat="1"/>
+    <w:lsdException w:name="heading 1" w:uiPriority="9" w:semiHidden="0" w:unhideWhenUsed="0" w:qFormat="1"/>
     <w:lsdException w:name="heading 2" w:uiPriority="9" w:qFormat="1"/>
     <w:lsdException w:name="heading 3" w:uiPriority="9" w:qFormat="1"/>
     <w:lsdException w:name="heading 4" w:uiPriority="9" w:qFormat="1"/>
@@ -4436,125 +4364,125 @@
     <w:lsdException w:name="toc 8" w:uiPriority="39"/>
     <w:lsdException w:name="toc 9" w:uiPriority="39"/>
     <w:lsdException w:name="caption" w:uiPriority="35" w:qFormat="1"/>
-    <w:lsdException w:name="Title" w:semiHidden="0" w:uiPriority="10" w:unhideWhenUsed="0" w:qFormat="1"/>
+    <w:lsdException w:name="Title" w:uiPriority="10" w:semiHidden="0" w:unhideWhenUsed="0" w:qFormat="1"/>
     <w:lsdException w:name="Default Paragraph Font" w:uiPriority="1"/>
-    <w:lsdException w:name="Subtitle" w:semiHidden="0" w:uiPriority="11" w:unhideWhenUsed="0" w:qFormat="1"/>
-    <w:lsdException w:name="Strong" w:semiHidden="0" w:uiPriority="22" w:unhideWhenUsed="0" w:qFormat="1"/>
-    <w:lsdException w:name="Emphasis" w:semiHidden="0" w:uiPriority="20" w:unhideWhenUsed="0" w:qFormat="1"/>
-    <w:lsdException w:name="Table Grid" w:semiHidden="0" w:uiPriority="59" w:unhideWhenUsed="0"/>
+    <w:lsdException w:name="Subtitle" w:uiPriority="11" w:semiHidden="0" w:unhideWhenUsed="0" w:qFormat="1"/>
+    <w:lsdException w:name="Strong" w:uiPriority="22" w:semiHidden="0" w:unhideWhenUsed="0" w:qFormat="1"/>
+    <w:lsdException w:name="Emphasis" w:uiPriority="20" w:semiHidden="0" w:unhideWhenUsed="0" w:qFormat="1"/>
+    <w:lsdException w:name="Table Grid" w:uiPriority="59" w:semiHidden="0" w:unhideWhenUsed="0"/>
     <w:lsdException w:name="Placeholder Text" w:unhideWhenUsed="0"/>
-    <w:lsdException w:name="No Spacing" w:semiHidden="0" w:uiPriority="1" w:unhideWhenUsed="0" w:qFormat="1"/>
-    <w:lsdException w:name="Light Shading" w:semiHidden="0" w:uiPriority="60" w:unhideWhenUsed="0"/>
-    <w:lsdException w:name="Light List" w:semiHidden="0" w:uiPriority="61" w:unhideWhenUsed="0"/>
-    <w:lsdException w:name="Light Grid" w:semiHidden="0" w:uiPriority="62" w:unhideWhenUsed="0"/>
-    <w:lsdException w:name="Medium Shading 1" w:semiHidden="0" w:uiPriority="63" w:unhideWhenUsed="0"/>
-    <w:lsdException w:name="Medium Shading 2" w:semiHidden="0" w:uiPriority="64" w:unhideWhenUsed="0"/>
-    <w:lsdException w:name="Medium List 1" w:semiHidden="0" w:uiPriority="65" w:unhideWhenUsed="0"/>
-    <w:lsdException w:name="Medium List 2" w:semiHidden="0" w:uiPriority="66" w:unhideWhenUsed="0"/>
-    <w:lsdException w:name="Medium Grid 1" w:semiHidden="0" w:uiPriority="67" w:unhideWhenUsed="0"/>
-    <w:lsdException w:name="Medium Grid 2" w:semiHidden="0" w:uiPriority="68" w:unhideWhenUsed="0"/>
-    <w:lsdException w:name="Medium Grid 3" w:semiHidden="0" w:uiPriority="69" w:unhideWhenUsed="0"/>
-    <w:lsdException w:name="Dark List" w:semiHidden="0" w:uiPriority="70" w:unhideWhenUsed="0"/>
-    <w:lsdException w:name="Colorful Shading" w:semiHidden="0" w:uiPriority="71" w:unhideWhenUsed="0"/>
-    <w:lsdException w:name="Colorful List" w:semiHidden="0" w:uiPriority="72" w:unhideWhenUsed="0"/>
-    <w:lsdException w:name="Colorful Grid" w:semiHidden="0" w:uiPriority="73" w:unhideWhenUsed="0"/>
-    <w:lsdException w:name="Light Shading Accent 1" w:semiHidden="0" w:uiPriority="60" w:unhideWhenUsed="0"/>
-    <w:lsdException w:name="Light List Accent 1" w:semiHidden="0" w:uiPriority="61" w:unhideWhenUsed="0"/>
-    <w:lsdException w:name="Light Grid Accent 1" w:semiHidden="0" w:uiPriority="62" w:unhideWhenUsed="0"/>
-    <w:lsdException w:name="Medium Shading 1 Accent 1" w:semiHidden="0" w:uiPriority="63" w:unhideWhenUsed="0"/>
-    <w:lsdException w:name="Medium Shading 2 Accent 1" w:semiHidden="0" w:uiPriority="64" w:unhideWhenUsed="0"/>
-    <w:lsdException w:name="Medium List 1 Accent 1" w:semiHidden="0" w:uiPriority="65" w:unhideWhenUsed="0"/>
+    <w:lsdException w:name="No Spacing" w:uiPriority="1" w:semiHidden="0" w:unhideWhenUsed="0" w:qFormat="1"/>
+    <w:lsdException w:name="Light Shading" w:uiPriority="60" w:semiHidden="0" w:unhideWhenUsed="0"/>
+    <w:lsdException w:name="Light List" w:uiPriority="61" w:semiHidden="0" w:unhideWhenUsed="0"/>
+    <w:lsdException w:name="Light Grid" w:uiPriority="62" w:semiHidden="0" w:unhideWhenUsed="0"/>
+    <w:lsdException w:name="Medium Shading 1" w:uiPriority="63" w:semiHidden="0" w:unhideWhenUsed="0"/>
+    <w:lsdException w:name="Medium Shading 2" w:uiPriority="64" w:semiHidden="0" w:unhideWhenUsed="0"/>
+    <w:lsdException w:name="Medium List 1" w:uiPriority="65" w:semiHidden="0" w:unhideWhenUsed="0"/>
+    <w:lsdException w:name="Medium List 2" w:uiPriority="66" w:semiHidden="0" w:unhideWhenUsed="0"/>
+    <w:lsdException w:name="Medium Grid 1" w:uiPriority="67" w:semiHidden="0" w:unhideWhenUsed="0"/>
+    <w:lsdException w:name="Medium Grid 2" w:uiPriority="68" w:semiHidden="0" w:unhideWhenUsed="0"/>
+    <w:lsdException w:name="Medium Grid 3" w:uiPriority="69" w:semiHidden="0" w:unhideWhenUsed="0"/>
+    <w:lsdException w:name="Dark List" w:uiPriority="70" w:semiHidden="0" w:unhideWhenUsed="0"/>
+    <w:lsdException w:name="Colorful Shading" w:uiPriority="71" w:semiHidden="0" w:unhideWhenUsed="0"/>
+    <w:lsdException w:name="Colorful List" w:uiPriority="72" w:semiHidden="0" w:unhideWhenUsed="0"/>
+    <w:lsdException w:name="Colorful Grid" w:uiPriority="73" w:semiHidden="0" w:unhideWhenUsed="0"/>
+    <w:lsdException w:name="Light Shading Accent 1" w:uiPriority="60" w:semiHidden="0" w:unhideWhenUsed="0"/>
+    <w:lsdException w:name="Light List Accent 1" w:uiPriority="61" w:semiHidden="0" w:unhideWhenUsed="0"/>
+    <w:lsdException w:name="Light Grid Accent 1" w:uiPriority="62" w:semiHidden="0" w:unhideWhenUsed="0"/>
+    <w:lsdException w:name="Medium Shading 1 Accent 1" w:uiPriority="63" w:semiHidden="0" w:unhideWhenUsed="0"/>
+    <w:lsdException w:name="Medium Shading 2 Accent 1" w:uiPriority="64" w:semiHidden="0" w:unhideWhenUsed="0"/>
+    <w:lsdException w:name="Medium List 1 Accent 1" w:uiPriority="65" w:semiHidden="0" w:unhideWhenUsed="0"/>
     <w:lsdException w:name="Revision" w:unhideWhenUsed="0"/>
-    <w:lsdException w:name="List Paragraph" w:semiHidden="0" w:uiPriority="34" w:unhideWhenUsed="0" w:qFormat="1"/>
-    <w:lsdException w:name="Quote" w:semiHidden="0" w:uiPriority="29" w:unhideWhenUsed="0" w:qFormat="1"/>
-    <w:lsdException w:name="Intense Quote" w:semiHidden="0" w:uiPriority="30" w:unhideWhenUsed="0" w:qFormat="1"/>
-    <w:lsdException w:name="Medium List 2 Accent 1" w:semiHidden="0" w:uiPriority="66" w:unhideWhenUsed="0"/>
-    <w:lsdException w:name="Medium Grid 1 Accent 1" w:semiHidden="0" w:uiPriority="67" w:unhideWhenUsed="0"/>
-    <w:lsdException w:name="Medium Grid 2 Accent 1" w:semiHidden="0" w:uiPriority="68" w:unhideWhenUsed="0"/>
-    <w:lsdException w:name="Medium Grid 3 Accent 1" w:semiHidden="0" w:uiPriority="69" w:unhideWhenUsed="0"/>
-    <w:lsdException w:name="Dark List Accent 1" w:semiHidden="0" w:uiPriority="70" w:unhideWhenUsed="0"/>
-    <w:lsdException w:name="Colorful Shading Accent 1" w:semiHidden="0" w:uiPriority="71" w:unhideWhenUsed="0"/>
-    <w:lsdException w:name="Colorful List Accent 1" w:semiHidden="0" w:uiPriority="72" w:unhideWhenUsed="0"/>
-    <w:lsdException w:name="Colorful Grid Accent 1" w:semiHidden="0" w:uiPriority="73" w:unhideWhenUsed="0"/>
-    <w:lsdException w:name="Light Shading Accent 2" w:semiHidden="0" w:uiPriority="60" w:unhideWhenUsed="0"/>
-    <w:lsdException w:name="Light List Accent 2" w:semiHidden="0" w:uiPriority="61" w:unhideWhenUsed="0"/>
-    <w:lsdException w:name="Light Grid Accent 2" w:semiHidden="0" w:uiPriority="62" w:unhideWhenUsed="0"/>
-    <w:lsdException w:name="Medium Shading 1 Accent 2" w:semiHidden="0" w:uiPriority="63" w:unhideWhenUsed="0"/>
-    <w:lsdException w:name="Medium Shading 2 Accent 2" w:semiHidden="0" w:uiPriority="64" w:unhideWhenUsed="0"/>
-    <w:lsdException w:name="Medium List 1 Accent 2" w:semiHidden="0" w:uiPriority="65" w:unhideWhenUsed="0"/>
-    <w:lsdException w:name="Medium List 2 Accent 2" w:semiHidden="0" w:uiPriority="66" w:unhideWhenUsed="0"/>
-    <w:lsdException w:name="Medium Grid 1 Accent 2" w:semiHidden="0" w:uiPriority="67" w:unhideWhenUsed="0"/>
-    <w:lsdException w:name="Medium Grid 2 Accent 2" w:semiHidden="0" w:uiPriority="68" w:unhideWhenUsed="0"/>
-    <w:lsdException w:name="Medium Grid 3 Accent 2" w:semiHidden="0" w:uiPriority="69" w:unhideWhenUsed="0"/>
-    <w:lsdException w:name="Dark List Accent 2" w:semiHidden="0" w:uiPriority="70" w:unhideWhenUsed="0"/>
-    <w:lsdException w:name="Colorful Shading Accent 2" w:semiHidden="0" w:uiPriority="71" w:unhideWhenUsed="0"/>
-    <w:lsdException w:name="Colorful List Accent 2" w:semiHidden="0" w:uiPriority="72" w:unhideWhenUsed="0"/>
-    <w:lsdException w:name="Colorful Grid Accent 2" w:semiHidden="0" w:uiPriority="73" w:unhideWhenUsed="0"/>
-    <w:lsdException w:name="Light Shading Accent 3" w:semiHidden="0" w:uiPriority="60" w:unhideWhenUsed="0"/>
-    <w:lsdException w:name="Light List Accent 3" w:semiHidden="0" w:uiPriority="61" w:unhideWhenUsed="0"/>
-    <w:lsdException w:name="Light Grid Accent 3" w:semiHidden="0" w:uiPriority="62" w:unhideWhenUsed="0"/>
-    <w:lsdException w:name="Medium Shading 1 Accent 3" w:semiHidden="0" w:uiPriority="63" w:unhideWhenUsed="0"/>
-    <w:lsdException w:name="Medium Shading 2 Accent 3" w:semiHidden="0" w:uiPriority="64" w:unhideWhenUsed="0"/>
-    <w:lsdException w:name="Medium List 1 Accent 3" w:semiHidden="0" w:uiPriority="65" w:unhideWhenUsed="0"/>
-    <w:lsdException w:name="Medium List 2 Accent 3" w:semiHidden="0" w:uiPriority="66" w:unhideWhenUsed="0"/>
-    <w:lsdException w:name="Medium Grid 1 Accent 3" w:semiHidden="0" w:uiPriority="67" w:unhideWhenUsed="0"/>
-    <w:lsdException w:name="Medium Grid 2 Accent 3" w:semiHidden="0" w:uiPriority="68" w:unhideWhenUsed="0"/>
-    <w:lsdException w:name="Medium Grid 3 Accent 3" w:semiHidden="0" w:uiPriority="69" w:unhideWhenUsed="0"/>
-    <w:lsdException w:name="Dark List Accent 3" w:semiHidden="0" w:uiPriority="70" w:unhideWhenUsed="0"/>
-    <w:lsdException w:name="Colorful Shading Accent 3" w:semiHidden="0" w:uiPriority="71" w:unhideWhenUsed="0"/>
-    <w:lsdException w:name="Colorful List Accent 3" w:semiHidden="0" w:uiPriority="72" w:unhideWhenUsed="0"/>
-    <w:lsdException w:name="Colorful Grid Accent 3" w:semiHidden="0" w:uiPriority="73" w:unhideWhenUsed="0"/>
-    <w:lsdException w:name="Light Shading Accent 4" w:semiHidden="0" w:uiPriority="60" w:unhideWhenUsed="0"/>
-    <w:lsdException w:name="Light List Accent 4" w:semiHidden="0" w:uiPriority="61" w:unhideWhenUsed="0"/>
-    <w:lsdException w:name="Light Grid Accent 4" w:semiHidden="0" w:uiPriority="62" w:unhideWhenUsed="0"/>
-    <w:lsdException w:name="Medium Shading 1 Accent 4" w:semiHidden="0" w:uiPriority="63" w:unhideWhenUsed="0"/>
-    <w:lsdException w:name="Medium Shading 2 Accent 4" w:semiHidden="0" w:uiPriority="64" w:unhideWhenUsed="0"/>
-    <w:lsdException w:name="Medium List 1 Accent 4" w:semiHidden="0" w:uiPriority="65" w:unhideWhenUsed="0"/>
-    <w:lsdException w:name="Medium List 2 Accent 4" w:semiHidden="0" w:uiPriority="66" w:unhideWhenUsed="0"/>
-    <w:lsdException w:name="Medium Grid 1 Accent 4" w:semiHidden="0" w:uiPriority="67" w:unhideWhenUsed="0"/>
-    <w:lsdException w:name="Medium Grid 2 Accent 4" w:semiHidden="0" w:uiPriority="68" w:unhideWhenUsed="0"/>
-    <w:lsdException w:name="Medium Grid 3 Accent 4" w:semiHidden="0" w:uiPriority="69" w:unhideWhenUsed="0"/>
-    <w:lsdException w:name="Dark List Accent 4" w:semiHidden="0" w:uiPriority="70" w:unhideWhenUsed="0"/>
-    <w:lsdException w:name="Colorful Shading Accent 4" w:semiHidden="0" w:uiPriority="71" w:unhideWhenUsed="0"/>
-    <w:lsdException w:name="Colorful List Accent 4" w:semiHidden="0" w:uiPriority="72" w:unhideWhenUsed="0"/>
-    <w:lsdException w:name="Colorful Grid Accent 4" w:semiHidden="0" w:uiPriority="73" w:unhideWhenUsed="0"/>
-    <w:lsdException w:name="Light Shading Accent 5" w:semiHidden="0" w:uiPriority="60" w:unhideWhenUsed="0"/>
-    <w:lsdException w:name="Light List Accent 5" w:semiHidden="0" w:uiPriority="61" w:unhideWhenUsed="0"/>
-    <w:lsdException w:name="Light Grid Accent 5" w:semiHidden="0" w:uiPriority="62" w:unhideWhenUsed="0"/>
-    <w:lsdException w:name="Medium Shading 1 Accent 5" w:semiHidden="0" w:uiPriority="63" w:unhideWhenUsed="0"/>
-    <w:lsdException w:name="Medium Shading 2 Accent 5" w:semiHidden="0" w:uiPriority="64" w:unhideWhenUsed="0"/>
-    <w:lsdException w:name="Medium List 1 Accent 5" w:semiHidden="0" w:uiPriority="65" w:unhideWhenUsed="0"/>
-    <w:lsdException w:name="Medium List 2 Accent 5" w:semiHidden="0" w:uiPriority="66" w:unhideWhenUsed="0"/>
-    <w:lsdException w:name="Medium Grid 1 Accent 5" w:semiHidden="0" w:uiPriority="67" w:unhideWhenUsed="0"/>
-    <w:lsdException w:name="Medium Grid 2 Accent 5" w:semiHidden="0" w:uiPriority="68" w:unhideWhenUsed="0"/>
-    <w:lsdException w:name="Medium Grid 3 Accent 5" w:semiHidden="0" w:uiPriority="69" w:unhideWhenUsed="0"/>
-    <w:lsdException w:name="Dark List Accent 5" w:semiHidden="0" w:uiPriority="70" w:unhideWhenUsed="0"/>
-    <w:lsdException w:name="Colorful Shading Accent 5" w:semiHidden="0" w:uiPriority="71" w:unhideWhenUsed="0"/>
-    <w:lsdException w:name="Colorful List Accent 5" w:semiHidden="0" w:uiPriority="72" w:unhideWhenUsed="0"/>
-    <w:lsdException w:name="Colorful Grid Accent 5" w:semiHidden="0" w:uiPriority="73" w:unhideWhenUsed="0"/>
-    <w:lsdException w:name="Light Shading Accent 6" w:semiHidden="0" w:uiPriority="60" w:unhideWhenUsed="0"/>
-    <w:lsdException w:name="Light List Accent 6" w:semiHidden="0" w:uiPriority="61" w:unhideWhenUsed="0"/>
-    <w:lsdException w:name="Light Grid Accent 6" w:semiHidden="0" w:uiPriority="62" w:unhideWhenUsed="0"/>
-    <w:lsdException w:name="Medium Shading 1 Accent 6" w:semiHidden="0" w:uiPriority="63" w:unhideWhenUsed="0"/>
-    <w:lsdException w:name="Medium Shading 2 Accent 6" w:semiHidden="0" w:uiPriority="64" w:unhideWhenUsed="0"/>
-    <w:lsdException w:name="Medium List 1 Accent 6" w:semiHidden="0" w:uiPriority="65" w:unhideWhenUsed="0"/>
-    <w:lsdException w:name="Medium List 2 Accent 6" w:semiHidden="0" w:uiPriority="66" w:unhideWhenUsed="0"/>
-    <w:lsdException w:name="Medium Grid 1 Accent 6" w:semiHidden="0" w:uiPriority="67" w:unhideWhenUsed="0"/>
-    <w:lsdException w:name="Medium Grid 2 Accent 6" w:semiHidden="0" w:uiPriority="68" w:unhideWhenUsed="0"/>
-    <w:lsdException w:name="Medium Grid 3 Accent 6" w:semiHidden="0" w:uiPriority="69" w:unhideWhenUsed="0"/>
-    <w:lsdException w:name="Dark List Accent 6" w:semiHidden="0" w:uiPriority="70" w:unhideWhenUsed="0"/>
-    <w:lsdException w:name="Colorful Shading Accent 6" w:semiHidden="0" w:uiPriority="71" w:unhideWhenUsed="0"/>
-    <w:lsdException w:name="Colorful List Accent 6" w:semiHidden="0" w:uiPriority="72" w:unhideWhenUsed="0"/>
-    <w:lsdException w:name="Colorful Grid Accent 6" w:semiHidden="0" w:uiPriority="73" w:unhideWhenUsed="0"/>
-    <w:lsdException w:name="Subtle Emphasis" w:semiHidden="0" w:uiPriority="19" w:unhideWhenUsed="0" w:qFormat="1"/>
-    <w:lsdException w:name="Intense Emphasis" w:semiHidden="0" w:uiPriority="21" w:unhideWhenUsed="0" w:qFormat="1"/>
-    <w:lsdException w:name="Subtle Reference" w:semiHidden="0" w:uiPriority="31" w:unhideWhenUsed="0" w:qFormat="1"/>
-    <w:lsdException w:name="Intense Reference" w:semiHidden="0" w:uiPriority="32" w:unhideWhenUsed="0" w:qFormat="1"/>
-    <w:lsdException w:name="Book Title" w:semiHidden="0" w:uiPriority="33" w:unhideWhenUsed="0" w:qFormat="1"/>
+    <w:lsdException w:name="List Paragraph" w:uiPriority="34" w:semiHidden="0" w:unhideWhenUsed="0" w:qFormat="1"/>
+    <w:lsdException w:name="Quote" w:uiPriority="29" w:semiHidden="0" w:unhideWhenUsed="0" w:qFormat="1"/>
+    <w:lsdException w:name="Intense Quote" w:uiPriority="30" w:semiHidden="0" w:unhideWhenUsed="0" w:qFormat="1"/>
+    <w:lsdException w:name="Medium List 2 Accent 1" w:uiPriority="66" w:semiHidden="0" w:unhideWhenUsed="0"/>
+    <w:lsdException w:name="Medium Grid 1 Accent 1" w:uiPriority="67" w:semiHidden="0" w:unhideWhenUsed="0"/>
+    <w:lsdException w:name="Medium Grid 2 Accent 1" w:uiPriority="68" w:semiHidden="0" w:unhideWhenUsed="0"/>
+    <w:lsdException w:name="Medium Grid 3 Accent 1" w:uiPriority="69" w:semiHidden="0" w:unhideWhenUsed="0"/>
+    <w:lsdException w:name="Dark List Accent 1" w:uiPriority="70" w:semiHidden="0" w:unhideWhenUsed="0"/>
+    <w:lsdException w:name="Colorful Shading Accent 1" w:uiPriority="71" w:semiHidden="0" w:unhideWhenUsed="0"/>
+    <w:lsdException w:name="Colorful List Accent 1" w:uiPriority="72" w:semiHidden="0" w:unhideWhenUsed="0"/>
+    <w:lsdException w:name="Colorful Grid Accent 1" w:uiPriority="73" w:semiHidden="0" w:unhideWhenUsed="0"/>
+    <w:lsdException w:name="Light Shading Accent 2" w:uiPriority="60" w:semiHidden="0" w:unhideWhenUsed="0"/>
+    <w:lsdException w:name="Light List Accent 2" w:uiPriority="61" w:semiHidden="0" w:unhideWhenUsed="0"/>
+    <w:lsdException w:name="Light Grid Accent 2" w:uiPriority="62" w:semiHidden="0" w:unhideWhenUsed="0"/>
+    <w:lsdException w:name="Medium Shading 1 Accent 2" w:uiPriority="63" w:semiHidden="0" w:unhideWhenUsed="0"/>
+    <w:lsdException w:name="Medium Shading 2 Accent 2" w:uiPriority="64" w:semiHidden="0" w:unhideWhenUsed="0"/>
+    <w:lsdException w:name="Medium List 1 Accent 2" w:uiPriority="65" w:semiHidden="0" w:unhideWhenUsed="0"/>
+    <w:lsdException w:name="Medium List 2 Accent 2" w:uiPriority="66" w:semiHidden="0" w:unhideWhenUsed="0"/>
+    <w:lsdException w:name="Medium Grid 1 Accent 2" w:uiPriority="67" w:semiHidden="0" w:unhideWhenUsed="0"/>
+    <w:lsdException w:name="Medium Grid 2 Accent 2" w:uiPriority="68" w:semiHidden="0" w:unhideWhenUsed="0"/>
+    <w:lsdException w:name="Medium Grid 3 Accent 2" w:uiPriority="69" w:semiHidden="0" w:unhideWhenUsed="0"/>
+    <w:lsdException w:name="Dark List Accent 2" w:uiPriority="70" w:semiHidden="0" w:unhideWhenUsed="0"/>
+    <w:lsdException w:name="Colorful Shading Accent 2" w:uiPriority="71" w:semiHidden="0" w:unhideWhenUsed="0"/>
+    <w:lsdException w:name="Colorful List Accent 2" w:uiPriority="72" w:semiHidden="0" w:unhideWhenUsed="0"/>
+    <w:lsdException w:name="Colorful Grid Accent 2" w:uiPriority="73" w:semiHidden="0" w:unhideWhenUsed="0"/>
+    <w:lsdException w:name="Light Shading Accent 3" w:uiPriority="60" w:semiHidden="0" w:unhideWhenUsed="0"/>
+    <w:lsdException w:name="Light List Accent 3" w:uiPriority="61" w:semiHidden="0" w:unhideWhenUsed="0"/>
+    <w:lsdException w:name="Light Grid Accent 3" w:uiPriority="62" w:semiHidden="0" w:unhideWhenUsed="0"/>
+    <w:lsdException w:name="Medium Shading 1 Accent 3" w:uiPriority="63" w:semiHidden="0" w:unhideWhenUsed="0"/>
+    <w:lsdException w:name="Medium Shading 2 Accent 3" w:uiPriority="64" w:semiHidden="0" w:unhideWhenUsed="0"/>
+    <w:lsdException w:name="Medium List 1 Accent 3" w:uiPriority="65" w:semiHidden="0" w:unhideWhenUsed="0"/>
+    <w:lsdException w:name="Medium List 2 Accent 3" w:uiPriority="66" w:semiHidden="0" w:unhideWhenUsed="0"/>
+    <w:lsdException w:name="Medium Grid 1 Accent 3" w:uiPriority="67" w:semiHidden="0" w:unhideWhenUsed="0"/>
+    <w:lsdException w:name="Medium Grid 2 Accent 3" w:uiPriority="68" w:semiHidden="0" w:unhideWhenUsed="0"/>
+    <w:lsdException w:name="Medium Grid 3 Accent 3" w:uiPriority="69" w:semiHidden="0" w:unhideWhenUsed="0"/>
+    <w:lsdException w:name="Dark List Accent 3" w:uiPriority="70" w:semiHidden="0" w:unhideWhenUsed="0"/>
+    <w:lsdException w:name="Colorful Shading Accent 3" w:uiPriority="71" w:semiHidden="0" w:unhideWhenUsed="0"/>
+    <w:lsdException w:name="Colorful List Accent 3" w:uiPriority="72" w:semiHidden="0" w:unhideWhenUsed="0"/>
+    <w:lsdException w:name="Colorful Grid Accent 3" w:uiPriority="73" w:semiHidden="0" w:unhideWhenUsed="0"/>
+    <w:lsdException w:name="Light Shading Accent 4" w:uiPriority="60" w:semiHidden="0" w:unhideWhenUsed="0"/>
+    <w:lsdException w:name="Light List Accent 4" w:uiPriority="61" w:semiHidden="0" w:unhideWhenUsed="0"/>
+    <w:lsdException w:name="Light Grid Accent 4" w:uiPriority="62" w:semiHidden="0" w:unhideWhenUsed="0"/>
+    <w:lsdException w:name="Medium Shading 1 Accent 4" w:uiPriority="63" w:semiHidden="0" w:unhideWhenUsed="0"/>
+    <w:lsdException w:name="Medium Shading 2 Accent 4" w:uiPriority="64" w:semiHidden="0" w:unhideWhenUsed="0"/>
+    <w:lsdException w:name="Medium List 1 Accent 4" w:uiPriority="65" w:semiHidden="0" w:unhideWhenUsed="0"/>
+    <w:lsdException w:name="Medium List 2 Accent 4" w:uiPriority="66" w:semiHidden="0" w:unhideWhenUsed="0"/>
+    <w:lsdException w:name="Medium Grid 1 Accent 4" w:uiPriority="67" w:semiHidden="0" w:unhideWhenUsed="0"/>
+    <w:lsdException w:name="Medium Grid 2 Accent 4" w:uiPriority="68" w:semiHidden="0" w:unhideWhenUsed="0"/>
+    <w:lsdException w:name="Medium Grid 3 Accent 4" w:uiPriority="69" w:semiHidden="0" w:unhideWhenUsed="0"/>
+    <w:lsdException w:name="Dark List Accent 4" w:uiPriority="70" w:semiHidden="0" w:unhideWhenUsed="0"/>
+    <w:lsdException w:name="Colorful Shading Accent 4" w:uiPriority="71" w:semiHidden="0" w:unhideWhenUsed="0"/>
+    <w:lsdException w:name="Colorful List Accent 4" w:uiPriority="72" w:semiHidden="0" w:unhideWhenUsed="0"/>
+    <w:lsdException w:name="Colorful Grid Accent 4" w:uiPriority="73" w:semiHidden="0" w:unhideWhenUsed="0"/>
+    <w:lsdException w:name="Light Shading Accent 5" w:uiPriority="60" w:semiHidden="0" w:unhideWhenUsed="0"/>
+    <w:lsdException w:name="Light List Accent 5" w:uiPriority="61" w:semiHidden="0" w:unhideWhenUsed="0"/>
+    <w:lsdException w:name="Light Grid Accent 5" w:uiPriority="62" w:semiHidden="0" w:unhideWhenUsed="0"/>
+    <w:lsdException w:name="Medium Shading 1 Accent 5" w:uiPriority="63" w:semiHidden="0" w:unhideWhenUsed="0"/>
+    <w:lsdException w:name="Medium Shading 2 Accent 5" w:uiPriority="64" w:semiHidden="0" w:unhideWhenUsed="0"/>
+    <w:lsdException w:name="Medium List 1 Accent 5" w:uiPriority="65" w:semiHidden="0" w:unhideWhenUsed="0"/>
+    <w:lsdException w:name="Medium List 2 Accent 5" w:uiPriority="66" w:semiHidden="0" w:unhideWhenUsed="0"/>
+    <w:lsdException w:name="Medium Grid 1 Accent 5" w:uiPriority="67" w:semiHidden="0" w:unhideWhenUsed="0"/>
+    <w:lsdException w:name="Medium Grid 2 Accent 5" w:uiPriority="68" w:semiHidden="0" w:unhideWhenUsed="0"/>
+    <w:lsdException w:name="Medium Grid 3 Accent 5" w:uiPriority="69" w:semiHidden="0" w:unhideWhenUsed="0"/>
+    <w:lsdException w:name="Dark List Accent 5" w:uiPriority="70" w:semiHidden="0" w:unhideWhenUsed="0"/>
+    <w:lsdException w:name="Colorful Shading Accent 5" w:uiPriority="71" w:semiHidden="0" w:unhideWhenUsed="0"/>
+    <w:lsdException w:name="Colorful List Accent 5" w:uiPriority="72" w:semiHidden="0" w:unhideWhenUsed="0"/>
+    <w:lsdException w:name="Colorful Grid Accent 5" w:uiPriority="73" w:semiHidden="0" w:unhideWhenUsed="0"/>
+    <w:lsdException w:name="Light Shading Accent 6" w:uiPriority="60" w:semiHidden="0" w:unhideWhenUsed="0"/>
+    <w:lsdException w:name="Light List Accent 6" w:uiPriority="61" w:semiHidden="0" w:unhideWhenUsed="0"/>
+    <w:lsdException w:name="Light Grid Accent 6" w:uiPriority="62" w:semiHidden="0" w:unhideWhenUsed="0"/>
+    <w:lsdException w:name="Medium Shading 1 Accent 6" w:uiPriority="63" w:semiHidden="0" w:unhideWhenUsed="0"/>
+    <w:lsdException w:name="Medium Shading 2 Accent 6" w:uiPriority="64" w:semiHidden="0" w:unhideWhenUsed="0"/>
+    <w:lsdException w:name="Medium List 1 Accent 6" w:uiPriority="65" w:semiHidden="0" w:unhideWhenUsed="0"/>
+    <w:lsdException w:name="Medium List 2 Accent 6" w:uiPriority="66" w:semiHidden="0" w:unhideWhenUsed="0"/>
+    <w:lsdException w:name="Medium Grid 1 Accent 6" w:uiPriority="67" w:semiHidden="0" w:unhideWhenUsed="0"/>
+    <w:lsdException w:name="Medium Grid 2 Accent 6" w:uiPriority="68" w:semiHidden="0" w:unhideWhenUsed="0"/>
+    <w:lsdException w:name="Medium Grid 3 Accent 6" w:uiPriority="69" w:semiHidden="0" w:unhideWhenUsed="0"/>
+    <w:lsdException w:name="Dark List Accent 6" w:uiPriority="70" w:semiHidden="0" w:unhideWhenUsed="0"/>
+    <w:lsdException w:name="Colorful Shading Accent 6" w:uiPriority="71" w:semiHidden="0" w:unhideWhenUsed="0"/>
+    <w:lsdException w:name="Colorful List Accent 6" w:uiPriority="72" w:semiHidden="0" w:unhideWhenUsed="0"/>
+    <w:lsdException w:name="Colorful Grid Accent 6" w:uiPriority="73" w:semiHidden="0" w:unhideWhenUsed="0"/>
+    <w:lsdException w:name="Subtle Emphasis" w:uiPriority="19" w:semiHidden="0" w:unhideWhenUsed="0" w:qFormat="1"/>
+    <w:lsdException w:name="Intense Emphasis" w:uiPriority="21" w:semiHidden="0" w:unhideWhenUsed="0" w:qFormat="1"/>
+    <w:lsdException w:name="Subtle Reference" w:uiPriority="31" w:semiHidden="0" w:unhideWhenUsed="0" w:qFormat="1"/>
+    <w:lsdException w:name="Intense Reference" w:uiPriority="32" w:semiHidden="0" w:unhideWhenUsed="0" w:qFormat="1"/>
+    <w:lsdException w:name="Book Title" w:uiPriority="33" w:semiHidden="0" w:unhideWhenUsed="0" w:qFormat="1"/>
     <w:lsdException w:name="Bibliography" w:uiPriority="37"/>
     <w:lsdException w:name="TOC Heading" w:uiPriority="39" w:qFormat="1"/>
   </w:latentStyles>
-  <w:style w:type="paragraph" w:default="1" w:styleId="Normal">
+  <w:style w:type="paragraph" w:styleId="Normal" w:default="1">
     <w:name w:val="Normal"/>
     <w:qFormat/>
     <w:rsid w:val="00FC693F"/>
@@ -4578,7 +4506,7 @@
       <w:spacing w:after="0" w:line="240" w:lineRule="auto"/>
     </w:pPr>
   </w:style>
-  <w:style w:type="character" w:customStyle="1" w:styleId="HeaderChar">
+  <w:style w:type="character" w:styleId="HeaderChar" w:customStyle="1">
     <w:name w:val="Header Char"/>
     <w:basedOn w:val="DefaultParagraphFont"/>
     <w:link w:val="Header"/>
@@ -4600,7 +4528,7 @@
       <w:spacing w:after="0" w:line="240" w:lineRule="auto"/>
     </w:pPr>
   </w:style>
-  <w:style w:type="character" w:customStyle="1" w:styleId="FooterChar">
+  <w:style w:type="character" w:styleId="FooterChar" w:customStyle="1">
     <w:name w:val="Footer Char"/>
     <w:basedOn w:val="DefaultParagraphFont"/>
     <w:link w:val="Footer"/>
@@ -4622,7 +4550,7 @@
       <w:outlineLvl w:val="0"/>
     </w:pPr>
     <w:rPr>
-      <w:rFonts w:asciiTheme="majorHAnsi" w:eastAsiaTheme="majorEastAsia" w:hAnsiTheme="majorHAnsi" w:cstheme="majorBidi"/>
+      <w:rFonts w:asciiTheme="majorHAnsi" w:hAnsiTheme="majorHAnsi" w:eastAsiaTheme="majorEastAsia" w:cstheme="majorBidi"/>
       <w:b/>
       <w:bCs/>
       <w:color w:val="365F91" w:themeColor="accent1" w:themeShade="BF"/>
@@ -4646,7 +4574,7 @@
       <w:outlineLvl w:val="1"/>
     </w:pPr>
     <w:rPr>
-      <w:rFonts w:asciiTheme="majorHAnsi" w:eastAsiaTheme="majorEastAsia" w:hAnsiTheme="majorHAnsi" w:cstheme="majorBidi"/>
+      <w:rFonts w:asciiTheme="majorHAnsi" w:hAnsiTheme="majorHAnsi" w:eastAsiaTheme="majorEastAsia" w:cstheme="majorBidi"/>
       <w:b/>
       <w:bCs/>
       <w:color w:val="4F81BD" w:themeColor="accent1"/>
@@ -4670,7 +4598,7 @@
       <w:outlineLvl w:val="2"/>
     </w:pPr>
     <w:rPr>
-      <w:rFonts w:asciiTheme="majorHAnsi" w:eastAsiaTheme="majorEastAsia" w:hAnsiTheme="majorHAnsi" w:cstheme="majorBidi"/>
+      <w:rFonts w:asciiTheme="majorHAnsi" w:hAnsiTheme="majorHAnsi" w:eastAsiaTheme="majorEastAsia" w:cstheme="majorBidi"/>
       <w:b/>
       <w:bCs/>
       <w:color w:val="4F81BD" w:themeColor="accent1"/>
@@ -4693,7 +4621,7 @@
       <w:outlineLvl w:val="3"/>
     </w:pPr>
     <w:rPr>
-      <w:rFonts w:asciiTheme="majorHAnsi" w:eastAsiaTheme="majorEastAsia" w:hAnsiTheme="majorHAnsi" w:cstheme="majorBidi"/>
+      <w:rFonts w:asciiTheme="majorHAnsi" w:hAnsiTheme="majorHAnsi" w:eastAsiaTheme="majorEastAsia" w:cstheme="majorBidi"/>
       <w:b/>
       <w:bCs/>
       <w:i/>
@@ -4718,7 +4646,7 @@
       <w:outlineLvl w:val="4"/>
     </w:pPr>
     <w:rPr>
-      <w:rFonts w:asciiTheme="majorHAnsi" w:eastAsiaTheme="majorEastAsia" w:hAnsiTheme="majorHAnsi" w:cstheme="majorBidi"/>
+      <w:rFonts w:asciiTheme="majorHAnsi" w:hAnsiTheme="majorHAnsi" w:eastAsiaTheme="majorEastAsia" w:cstheme="majorBidi"/>
       <w:color w:val="243F60" w:themeColor="accent1" w:themeShade="7F"/>
     </w:rPr>
   </w:style>
@@ -4739,7 +4667,7 @@
       <w:outlineLvl w:val="5"/>
     </w:pPr>
     <w:rPr>
-      <w:rFonts w:asciiTheme="majorHAnsi" w:eastAsiaTheme="majorEastAsia" w:hAnsiTheme="majorHAnsi" w:cstheme="majorBidi"/>
+      <w:rFonts w:asciiTheme="majorHAnsi" w:hAnsiTheme="majorHAnsi" w:eastAsiaTheme="majorEastAsia" w:cstheme="majorBidi"/>
       <w:i/>
       <w:iCs/>
       <w:color w:val="243F60" w:themeColor="accent1" w:themeShade="7F"/>
@@ -4762,7 +4690,7 @@
       <w:outlineLvl w:val="6"/>
     </w:pPr>
     <w:rPr>
-      <w:rFonts w:asciiTheme="majorHAnsi" w:eastAsiaTheme="majorEastAsia" w:hAnsiTheme="majorHAnsi" w:cstheme="majorBidi"/>
+      <w:rFonts w:asciiTheme="majorHAnsi" w:hAnsiTheme="majorHAnsi" w:eastAsiaTheme="majorEastAsia" w:cstheme="majorBidi"/>
       <w:i/>
       <w:iCs/>
       <w:color w:val="404040" w:themeColor="text1" w:themeTint="BF"/>
@@ -4785,7 +4713,7 @@
       <w:outlineLvl w:val="7"/>
     </w:pPr>
     <w:rPr>
-      <w:rFonts w:asciiTheme="majorHAnsi" w:eastAsiaTheme="majorEastAsia" w:hAnsiTheme="majorHAnsi" w:cstheme="majorBidi"/>
+      <w:rFonts w:asciiTheme="majorHAnsi" w:hAnsiTheme="majorHAnsi" w:eastAsiaTheme="majorEastAsia" w:cstheme="majorBidi"/>
       <w:color w:val="4F81BD" w:themeColor="accent1"/>
       <w:sz w:val="20"/>
       <w:szCs w:val="20"/>
@@ -4808,7 +4736,7 @@
       <w:outlineLvl w:val="8"/>
     </w:pPr>
     <w:rPr>
-      <w:rFonts w:asciiTheme="majorHAnsi" w:eastAsiaTheme="majorEastAsia" w:hAnsiTheme="majorHAnsi" w:cstheme="majorBidi"/>
+      <w:rFonts w:asciiTheme="majorHAnsi" w:hAnsiTheme="majorHAnsi" w:eastAsiaTheme="majorEastAsia" w:cstheme="majorBidi"/>
       <w:i/>
       <w:iCs/>
       <w:color w:val="404040" w:themeColor="text1" w:themeTint="BF"/>
@@ -4816,13 +4744,13 @@
       <w:szCs w:val="20"/>
     </w:rPr>
   </w:style>
-  <w:style w:type="character" w:default="1" w:styleId="DefaultParagraphFont">
+  <w:style w:type="character" w:styleId="DefaultParagraphFont" w:default="1">
     <w:name w:val="Default Paragraph Font"/>
     <w:uiPriority w:val="1"/>
     <w:semiHidden/>
     <w:unhideWhenUsed/>
   </w:style>
-  <w:style w:type="table" w:default="1" w:styleId="TableNormal">
+  <w:style w:type="table" w:styleId="TableNormal" w:default="1">
     <w:name w:val="Normal Table"/>
     <w:uiPriority w:val="99"/>
     <w:semiHidden/>
@@ -4837,7 +4765,7 @@
       </w:tblCellMar>
     </w:tblPr>
   </w:style>
-  <w:style w:type="numbering" w:default="1" w:styleId="NoList">
+  <w:style w:type="numbering" w:styleId="NoList" w:default="1">
     <w:name w:val="No List"/>
     <w:uiPriority w:val="99"/>
     <w:semiHidden/>
@@ -4852,14 +4780,14 @@
       <w:spacing w:after="0" w:line="240" w:lineRule="auto"/>
     </w:pPr>
   </w:style>
-  <w:style w:type="character" w:customStyle="1" w:styleId="Heading1Char">
+  <w:style w:type="character" w:styleId="Heading1Char" w:customStyle="1">
     <w:name w:val="Heading 1 Char"/>
     <w:basedOn w:val="DefaultParagraphFont"/>
     <w:link w:val="Heading1"/>
     <w:uiPriority w:val="9"/>
     <w:rsid w:val="00FC693F"/>
     <w:rPr>
-      <w:rFonts w:asciiTheme="majorHAnsi" w:eastAsiaTheme="majorEastAsia" w:hAnsiTheme="majorHAnsi" w:cstheme="majorBidi"/>
+      <w:rFonts w:asciiTheme="majorHAnsi" w:hAnsiTheme="majorHAnsi" w:eastAsiaTheme="majorEastAsia" w:cstheme="majorBidi"/>
       <w:b/>
       <w:bCs/>
       <w:color w:val="365F91" w:themeColor="accent1" w:themeShade="BF"/>
@@ -4867,14 +4795,14 @@
       <w:szCs w:val="28"/>
     </w:rPr>
   </w:style>
-  <w:style w:type="character" w:customStyle="1" w:styleId="Heading2Char">
+  <w:style w:type="character" w:styleId="Heading2Char" w:customStyle="1">
     <w:name w:val="Heading 2 Char"/>
     <w:basedOn w:val="DefaultParagraphFont"/>
     <w:link w:val="Heading2"/>
     <w:uiPriority w:val="9"/>
     <w:rsid w:val="00FC693F"/>
     <w:rPr>
-      <w:rFonts w:asciiTheme="majorHAnsi" w:eastAsiaTheme="majorEastAsia" w:hAnsiTheme="majorHAnsi" w:cstheme="majorBidi"/>
+      <w:rFonts w:asciiTheme="majorHAnsi" w:hAnsiTheme="majorHAnsi" w:eastAsiaTheme="majorEastAsia" w:cstheme="majorBidi"/>
       <w:b/>
       <w:bCs/>
       <w:color w:val="4F81BD" w:themeColor="accent1"/>
@@ -4882,14 +4810,14 @@
       <w:szCs w:val="26"/>
     </w:rPr>
   </w:style>
-  <w:style w:type="character" w:customStyle="1" w:styleId="Heading3Char">
+  <w:style w:type="character" w:styleId="Heading3Char" w:customStyle="1">
     <w:name w:val="Heading 3 Char"/>
     <w:basedOn w:val="DefaultParagraphFont"/>
     <w:link w:val="Heading3"/>
     <w:uiPriority w:val="9"/>
     <w:rsid w:val="00FC693F"/>
     <w:rPr>
-      <w:rFonts w:asciiTheme="majorHAnsi" w:eastAsiaTheme="majorEastAsia" w:hAnsiTheme="majorHAnsi" w:cstheme="majorBidi"/>
+      <w:rFonts w:asciiTheme="majorHAnsi" w:hAnsiTheme="majorHAnsi" w:eastAsiaTheme="majorEastAsia" w:cstheme="majorBidi"/>
       <w:b/>
       <w:bCs/>
       <w:color w:val="4F81BD" w:themeColor="accent1"/>
@@ -4905,13 +4833,13 @@
     <w:rsid w:val="00FC693F"/>
     <w:pPr>
       <w:pBdr>
-        <w:bottom w:val="single" w:sz="8" w:space="4" w:color="4F81BD" w:themeColor="accent1"/>
+        <w:bottom w:val="single" w:color="4F81BD" w:themeColor="accent1" w:sz="8" w:space="4"/>
       </w:pBdr>
       <w:spacing w:after="300" w:line="240" w:lineRule="auto"/>
       <w:contextualSpacing/>
     </w:pPr>
     <w:rPr>
-      <w:rFonts w:asciiTheme="majorHAnsi" w:eastAsiaTheme="majorEastAsia" w:hAnsiTheme="majorHAnsi" w:cstheme="majorBidi"/>
+      <w:rFonts w:asciiTheme="majorHAnsi" w:hAnsiTheme="majorHAnsi" w:eastAsiaTheme="majorEastAsia" w:cstheme="majorBidi"/>
       <w:color w:val="17365D" w:themeColor="text2" w:themeShade="BF"/>
       <w:spacing w:val="5"/>
       <w:kern w:val="28"/>
@@ -4919,14 +4847,14 @@
       <w:szCs w:val="52"/>
     </w:rPr>
   </w:style>
-  <w:style w:type="character" w:customStyle="1" w:styleId="TitleChar">
+  <w:style w:type="character" w:styleId="TitleChar" w:customStyle="1">
     <w:name w:val="Title Char"/>
     <w:basedOn w:val="DefaultParagraphFont"/>
     <w:link w:val="Title"/>
     <w:uiPriority w:val="10"/>
     <w:rsid w:val="00FC693F"/>
     <w:rPr>
-      <w:rFonts w:asciiTheme="majorHAnsi" w:eastAsiaTheme="majorEastAsia" w:hAnsiTheme="majorHAnsi" w:cstheme="majorBidi"/>
+      <w:rFonts w:asciiTheme="majorHAnsi" w:hAnsiTheme="majorHAnsi" w:eastAsiaTheme="majorEastAsia" w:cstheme="majorBidi"/>
       <w:color w:val="17365D" w:themeColor="text2" w:themeShade="BF"/>
       <w:spacing w:val="5"/>
       <w:kern w:val="28"/>
@@ -4948,7 +4876,7 @@
       </w:numPr>
     </w:pPr>
     <w:rPr>
-      <w:rFonts w:asciiTheme="majorHAnsi" w:eastAsiaTheme="majorEastAsia" w:hAnsiTheme="majorHAnsi" w:cstheme="majorBidi"/>
+      <w:rFonts w:asciiTheme="majorHAnsi" w:hAnsiTheme="majorHAnsi" w:eastAsiaTheme="majorEastAsia" w:cstheme="majorBidi"/>
       <w:i/>
       <w:iCs/>
       <w:color w:val="4F81BD" w:themeColor="accent1"/>
@@ -4957,14 +4885,14 @@
       <w:szCs w:val="24"/>
     </w:rPr>
   </w:style>
-  <w:style w:type="character" w:customStyle="1" w:styleId="SubtitleChar">
+  <w:style w:type="character" w:styleId="SubtitleChar" w:customStyle="1">
     <w:name w:val="Subtitle Char"/>
     <w:basedOn w:val="DefaultParagraphFont"/>
     <w:link w:val="Subtitle"/>
     <w:uiPriority w:val="11"/>
     <w:rsid w:val="00FC693F"/>
     <w:rPr>
-      <w:rFonts w:asciiTheme="majorHAnsi" w:eastAsiaTheme="majorEastAsia" w:hAnsiTheme="majorHAnsi" w:cstheme="majorBidi"/>
+      <w:rFonts w:asciiTheme="majorHAnsi" w:hAnsiTheme="majorHAnsi" w:eastAsiaTheme="majorEastAsia" w:cstheme="majorBidi"/>
       <w:i/>
       <w:iCs/>
       <w:color w:val="4F81BD" w:themeColor="accent1"/>
@@ -4995,7 +4923,7 @@
       <w:spacing w:after="120"/>
     </w:pPr>
   </w:style>
-  <w:style w:type="character" w:customStyle="1" w:styleId="BodyTextChar">
+  <w:style w:type="character" w:styleId="BodyTextChar" w:customStyle="1">
     <w:name w:val="Body Text Char"/>
     <w:basedOn w:val="DefaultParagraphFont"/>
     <w:link w:val="BodyText"/>
@@ -5013,7 +4941,7 @@
       <w:spacing w:after="120" w:line="480" w:lineRule="auto"/>
     </w:pPr>
   </w:style>
-  <w:style w:type="character" w:customStyle="1" w:styleId="BodyText2Char">
+  <w:style w:type="character" w:styleId="BodyText2Char" w:customStyle="1">
     <w:name w:val="Body Text 2 Char"/>
     <w:basedOn w:val="DefaultParagraphFont"/>
     <w:link w:val="BodyText2"/>
@@ -5035,7 +4963,7 @@
       <w:szCs w:val="16"/>
     </w:rPr>
   </w:style>
-  <w:style w:type="character" w:customStyle="1" w:styleId="BodyText3Char">
+  <w:style w:type="character" w:styleId="BodyText3Char" w:customStyle="1">
     <w:name w:val="Body Text 3 Char"/>
     <w:basedOn w:val="DefaultParagraphFont"/>
     <w:link w:val="BodyText3"/>
@@ -5216,7 +5144,7 @@
       <w:szCs w:val="20"/>
     </w:rPr>
   </w:style>
-  <w:style w:type="character" w:customStyle="1" w:styleId="MacroTextChar">
+  <w:style w:type="character" w:styleId="MacroTextChar" w:customStyle="1">
     <w:name w:val="Macro Text Char"/>
     <w:basedOn w:val="DefaultParagraphFont"/>
     <w:link w:val="MacroText"/>
@@ -5242,7 +5170,7 @@
       <w:color w:val="000000" w:themeColor="text1"/>
     </w:rPr>
   </w:style>
-  <w:style w:type="character" w:customStyle="1" w:styleId="QuoteChar">
+  <w:style w:type="character" w:styleId="QuoteChar" w:customStyle="1">
     <w:name w:val="Quote Char"/>
     <w:basedOn w:val="DefaultParagraphFont"/>
     <w:link w:val="Quote"/>
@@ -5254,7 +5182,7 @@
       <w:color w:val="000000" w:themeColor="text1"/>
     </w:rPr>
   </w:style>
-  <w:style w:type="character" w:customStyle="1" w:styleId="Heading4Char">
+  <w:style w:type="character" w:styleId="Heading4Char" w:customStyle="1">
     <w:name w:val="Heading 4 Char"/>
     <w:basedOn w:val="DefaultParagraphFont"/>
     <w:link w:val="Heading4"/>
@@ -5262,7 +5190,7 @@
     <w:semiHidden/>
     <w:rsid w:val="00FC693F"/>
     <w:rPr>
-      <w:rFonts w:asciiTheme="majorHAnsi" w:eastAsiaTheme="majorEastAsia" w:hAnsiTheme="majorHAnsi" w:cstheme="majorBidi"/>
+      <w:rFonts w:asciiTheme="majorHAnsi" w:hAnsiTheme="majorHAnsi" w:eastAsiaTheme="majorEastAsia" w:cstheme="majorBidi"/>
       <w:b/>
       <w:bCs/>
       <w:i/>
@@ -5270,7 +5198,7 @@
       <w:color w:val="4F81BD" w:themeColor="accent1"/>
     </w:rPr>
   </w:style>
-  <w:style w:type="character" w:customStyle="1" w:styleId="Heading5Char">
+  <w:style w:type="character" w:styleId="Heading5Char" w:customStyle="1">
     <w:name w:val="Heading 5 Char"/>
     <w:basedOn w:val="DefaultParagraphFont"/>
     <w:link w:val="Heading5"/>
@@ -5278,11 +5206,11 @@
     <w:semiHidden/>
     <w:rsid w:val="00FC693F"/>
     <w:rPr>
-      <w:rFonts w:asciiTheme="majorHAnsi" w:eastAsiaTheme="majorEastAsia" w:hAnsiTheme="majorHAnsi" w:cstheme="majorBidi"/>
+      <w:rFonts w:asciiTheme="majorHAnsi" w:hAnsiTheme="majorHAnsi" w:eastAsiaTheme="majorEastAsia" w:cstheme="majorBidi"/>
       <w:color w:val="243F60" w:themeColor="accent1" w:themeShade="7F"/>
     </w:rPr>
   </w:style>
-  <w:style w:type="character" w:customStyle="1" w:styleId="Heading6Char">
+  <w:style w:type="character" w:styleId="Heading6Char" w:customStyle="1">
     <w:name w:val="Heading 6 Char"/>
     <w:basedOn w:val="DefaultParagraphFont"/>
     <w:link w:val="Heading6"/>
@@ -5290,13 +5218,13 @@
     <w:semiHidden/>
     <w:rsid w:val="00FC693F"/>
     <w:rPr>
-      <w:rFonts w:asciiTheme="majorHAnsi" w:eastAsiaTheme="majorEastAsia" w:hAnsiTheme="majorHAnsi" w:cstheme="majorBidi"/>
+      <w:rFonts w:asciiTheme="majorHAnsi" w:hAnsiTheme="majorHAnsi" w:eastAsiaTheme="majorEastAsia" w:cstheme="majorBidi"/>
       <w:i/>
       <w:iCs/>
       <w:color w:val="243F60" w:themeColor="accent1" w:themeShade="7F"/>
     </w:rPr>
   </w:style>
-  <w:style w:type="character" w:customStyle="1" w:styleId="Heading7Char">
+  <w:style w:type="character" w:styleId="Heading7Char" w:customStyle="1">
     <w:name w:val="Heading 7 Char"/>
     <w:basedOn w:val="DefaultParagraphFont"/>
     <w:link w:val="Heading7"/>
@@ -5304,13 +5232,13 @@
     <w:semiHidden/>
     <w:rsid w:val="00FC693F"/>
     <w:rPr>
-      <w:rFonts w:asciiTheme="majorHAnsi" w:eastAsiaTheme="majorEastAsia" w:hAnsiTheme="majorHAnsi" w:cstheme="majorBidi"/>
+      <w:rFonts w:asciiTheme="majorHAnsi" w:hAnsiTheme="majorHAnsi" w:eastAsiaTheme="majorEastAsia" w:cstheme="majorBidi"/>
       <w:i/>
       <w:iCs/>
       <w:color w:val="404040" w:themeColor="text1" w:themeTint="BF"/>
     </w:rPr>
   </w:style>
-  <w:style w:type="character" w:customStyle="1" w:styleId="Heading8Char">
+  <w:style w:type="character" w:styleId="Heading8Char" w:customStyle="1">
     <w:name w:val="Heading 8 Char"/>
     <w:basedOn w:val="DefaultParagraphFont"/>
     <w:link w:val="Heading8"/>
@@ -5318,13 +5246,13 @@
     <w:semiHidden/>
     <w:rsid w:val="00FC693F"/>
     <w:rPr>
-      <w:rFonts w:asciiTheme="majorHAnsi" w:eastAsiaTheme="majorEastAsia" w:hAnsiTheme="majorHAnsi" w:cstheme="majorBidi"/>
+      <w:rFonts w:asciiTheme="majorHAnsi" w:hAnsiTheme="majorHAnsi" w:eastAsiaTheme="majorEastAsia" w:cstheme="majorBidi"/>
       <w:color w:val="4F81BD" w:themeColor="accent1"/>
       <w:sz w:val="20"/>
       <w:szCs w:val="20"/>
     </w:rPr>
   </w:style>
-  <w:style w:type="character" w:customStyle="1" w:styleId="Heading9Char">
+  <w:style w:type="character" w:styleId="Heading9Char" w:customStyle="1">
     <w:name w:val="Heading 9 Char"/>
     <w:basedOn w:val="DefaultParagraphFont"/>
     <w:link w:val="Heading9"/>
@@ -5332,7 +5260,7 @@
     <w:semiHidden/>
     <w:rsid w:val="00FC693F"/>
     <w:rPr>
-      <w:rFonts w:asciiTheme="majorHAnsi" w:eastAsiaTheme="majorEastAsia" w:hAnsiTheme="majorHAnsi" w:cstheme="majorBidi"/>
+      <w:rFonts w:asciiTheme="majorHAnsi" w:hAnsiTheme="majorHAnsi" w:eastAsiaTheme="majorEastAsia" w:cstheme="majorBidi"/>
       <w:i/>
       <w:iCs/>
       <w:color w:val="404040" w:themeColor="text1" w:themeTint="BF"/>
@@ -5392,7 +5320,7 @@
     <w:rsid w:val="00FC693F"/>
     <w:pPr>
       <w:pBdr>
-        <w:bottom w:val="single" w:sz="4" w:space="4" w:color="4F81BD" w:themeColor="accent1"/>
+        <w:bottom w:val="single" w:color="4F81BD" w:themeColor="accent1" w:sz="4" w:space="4"/>
       </w:pBdr>
       <w:spacing w:before="200" w:after="280"/>
       <w:ind w:left="936" w:right="936"/>
@@ -5405,7 +5333,7 @@
       <w:color w:val="4F81BD" w:themeColor="accent1"/>
     </w:rPr>
   </w:style>
-  <w:style w:type="character" w:customStyle="1" w:styleId="IntenseQuoteChar">
+  <w:style w:type="character" w:styleId="IntenseQuoteChar" w:customStyle="1">
     <w:name w:val="Intense Quote Char"/>
     <w:basedOn w:val="DefaultParagraphFont"/>
     <w:link w:val="IntenseQuote"/>
@@ -5509,12 +5437,12 @@
     <w:tblPr>
       <w:tblInd w:w="0" w:type="dxa"/>
       <w:tblBorders>
-        <w:top w:val="single" w:sz="4" w:space="0" w:color="auto"/>
-        <w:left w:val="single" w:sz="4" w:space="0" w:color="auto"/>
-        <w:bottom w:val="single" w:sz="4" w:space="0" w:color="auto"/>
-        <w:right w:val="single" w:sz="4" w:space="0" w:color="auto"/>
-        <w:insideH w:val="single" w:sz="4" w:space="0" w:color="auto"/>
-        <w:insideV w:val="single" w:sz="4" w:space="0" w:color="auto"/>
+        <w:top w:val="single" w:color="auto" w:sz="4" w:space="0"/>
+        <w:left w:val="single" w:color="auto" w:sz="4" w:space="0"/>
+        <w:bottom w:val="single" w:color="auto" w:sz="4" w:space="0"/>
+        <w:right w:val="single" w:color="auto" w:sz="4" w:space="0"/>
+        <w:insideH w:val="single" w:color="auto" w:sz="4" w:space="0"/>
+        <w:insideV w:val="single" w:color="auto" w:sz="4" w:space="0"/>
       </w:tblBorders>
       <w:tblCellMar>
         <w:top w:w="0" w:type="dxa"/>
@@ -5540,8 +5468,8 @@
       <w:tblStyleColBandSize w:val="1"/>
       <w:tblInd w:w="0" w:type="dxa"/>
       <w:tblBorders>
-        <w:top w:val="single" w:sz="8" w:space="0" w:color="000000" w:themeColor="text1"/>
-        <w:bottom w:val="single" w:sz="8" w:space="0" w:color="000000" w:themeColor="text1"/>
+        <w:top w:val="single" w:color="000000" w:themeColor="text1" w:sz="8" w:space="0"/>
+        <w:bottom w:val="single" w:color="000000" w:themeColor="text1" w:sz="8" w:space="0"/>
       </w:tblBorders>
       <w:tblCellMar>
         <w:top w:w="0" w:type="dxa"/>
@@ -5561,9 +5489,9 @@
       <w:tblPr/>
       <w:tcPr>
         <w:tcBorders>
-          <w:top w:val="single" w:sz="8" w:space="0" w:color="000000" w:themeColor="text1"/>
-          <w:left w:val="nil"/>
-          <w:bottom w:val="single" w:sz="8" w:space="0" w:color="000000" w:themeColor="text1"/>
+          <w:top w:val="single" w:color="000000" w:themeColor="text1" w:sz="8" w:space="0"/>
+          <w:left w:val="nil"/>
+          <w:bottom w:val="single" w:color="000000" w:themeColor="text1" w:sz="8" w:space="0"/>
           <w:right w:val="nil"/>
           <w:insideH w:val="nil"/>
           <w:insideV w:val="nil"/>
@@ -5581,9 +5509,9 @@
       <w:tblPr/>
       <w:tcPr>
         <w:tcBorders>
-          <w:top w:val="single" w:sz="8" w:space="0" w:color="000000" w:themeColor="text1"/>
-          <w:left w:val="nil"/>
-          <w:bottom w:val="single" w:sz="8" w:space="0" w:color="000000" w:themeColor="text1"/>
+          <w:top w:val="single" w:color="000000" w:themeColor="text1" w:sz="8" w:space="0"/>
+          <w:left w:val="nil"/>
+          <w:bottom w:val="single" w:color="000000" w:themeColor="text1" w:sz="8" w:space="0"/>
           <w:right w:val="nil"/>
           <w:insideH w:val="nil"/>
           <w:insideV w:val="nil"/>
@@ -5643,8 +5571,8 @@
       <w:tblStyleColBandSize w:val="1"/>
       <w:tblInd w:w="0" w:type="dxa"/>
       <w:tblBorders>
-        <w:top w:val="single" w:sz="8" w:space="0" w:color="4F81BD" w:themeColor="accent1"/>
-        <w:bottom w:val="single" w:sz="8" w:space="0" w:color="4F81BD" w:themeColor="accent1"/>
+        <w:top w:val="single" w:color="4F81BD" w:themeColor="accent1" w:sz="8" w:space="0"/>
+        <w:bottom w:val="single" w:color="4F81BD" w:themeColor="accent1" w:sz="8" w:space="0"/>
       </w:tblBorders>
       <w:tblCellMar>
         <w:top w:w="0" w:type="dxa"/>
@@ -5664,9 +5592,9 @@
       <w:tblPr/>
       <w:tcPr>
         <w:tcBorders>
-          <w:top w:val="single" w:sz="8" w:space="0" w:color="4F81BD" w:themeColor="accent1"/>
-          <w:left w:val="nil"/>
-          <w:bottom w:val="single" w:sz="8" w:space="0" w:color="4F81BD" w:themeColor="accent1"/>
+          <w:top w:val="single" w:color="4F81BD" w:themeColor="accent1" w:sz="8" w:space="0"/>
+          <w:left w:val="nil"/>
+          <w:bottom w:val="single" w:color="4F81BD" w:themeColor="accent1" w:sz="8" w:space="0"/>
           <w:right w:val="nil"/>
           <w:insideH w:val="nil"/>
           <w:insideV w:val="nil"/>
@@ -5684,9 +5612,9 @@
       <w:tblPr/>
       <w:tcPr>
         <w:tcBorders>
-          <w:top w:val="single" w:sz="8" w:space="0" w:color="4F81BD" w:themeColor="accent1"/>
-          <w:left w:val="nil"/>
-          <w:bottom w:val="single" w:sz="8" w:space="0" w:color="4F81BD" w:themeColor="accent1"/>
+          <w:top w:val="single" w:color="4F81BD" w:themeColor="accent1" w:sz="8" w:space="0"/>
+          <w:left w:val="nil"/>
+          <w:bottom w:val="single" w:color="4F81BD" w:themeColor="accent1" w:sz="8" w:space="0"/>
           <w:right w:val="nil"/>
           <w:insideH w:val="nil"/>
           <w:insideV w:val="nil"/>
@@ -5746,8 +5674,8 @@
       <w:tblStyleColBandSize w:val="1"/>
       <w:tblInd w:w="0" w:type="dxa"/>
       <w:tblBorders>
-        <w:top w:val="single" w:sz="8" w:space="0" w:color="C0504D" w:themeColor="accent2"/>
-        <w:bottom w:val="single" w:sz="8" w:space="0" w:color="C0504D" w:themeColor="accent2"/>
+        <w:top w:val="single" w:color="C0504D" w:themeColor="accent2" w:sz="8" w:space="0"/>
+        <w:bottom w:val="single" w:color="C0504D" w:themeColor="accent2" w:sz="8" w:space="0"/>
       </w:tblBorders>
       <w:tblCellMar>
         <w:top w:w="0" w:type="dxa"/>
@@ -5767,9 +5695,9 @@
       <w:tblPr/>
       <w:tcPr>
         <w:tcBorders>
-          <w:top w:val="single" w:sz="8" w:space="0" w:color="C0504D" w:themeColor="accent2"/>
-          <w:left w:val="nil"/>
-          <w:bottom w:val="single" w:sz="8" w:space="0" w:color="C0504D" w:themeColor="accent2"/>
+          <w:top w:val="single" w:color="C0504D" w:themeColor="accent2" w:sz="8" w:space="0"/>
+          <w:left w:val="nil"/>
+          <w:bottom w:val="single" w:color="C0504D" w:themeColor="accent2" w:sz="8" w:space="0"/>
           <w:right w:val="nil"/>
           <w:insideH w:val="nil"/>
           <w:insideV w:val="nil"/>
@@ -5787,9 +5715,9 @@
       <w:tblPr/>
       <w:tcPr>
         <w:tcBorders>
-          <w:top w:val="single" w:sz="8" w:space="0" w:color="C0504D" w:themeColor="accent2"/>
-          <w:left w:val="nil"/>
-          <w:bottom w:val="single" w:sz="8" w:space="0" w:color="C0504D" w:themeColor="accent2"/>
+          <w:top w:val="single" w:color="C0504D" w:themeColor="accent2" w:sz="8" w:space="0"/>
+          <w:left w:val="nil"/>
+          <w:bottom w:val="single" w:color="C0504D" w:themeColor="accent2" w:sz="8" w:space="0"/>
           <w:right w:val="nil"/>
           <w:insideH w:val="nil"/>
           <w:insideV w:val="nil"/>
@@ -5849,8 +5777,8 @@
       <w:tblStyleColBandSize w:val="1"/>
       <w:tblInd w:w="0" w:type="dxa"/>
       <w:tblBorders>
-        <w:top w:val="single" w:sz="8" w:space="0" w:color="9BBB59" w:themeColor="accent3"/>
-        <w:bottom w:val="single" w:sz="8" w:space="0" w:color="9BBB59" w:themeColor="accent3"/>
+        <w:top w:val="single" w:color="9BBB59" w:themeColor="accent3" w:sz="8" w:space="0"/>
+        <w:bottom w:val="single" w:color="9BBB59" w:themeColor="accent3" w:sz="8" w:space="0"/>
       </w:tblBorders>
       <w:tblCellMar>
         <w:top w:w="0" w:type="dxa"/>
@@ -5870,9 +5798,9 @@
       <w:tblPr/>
       <w:tcPr>
         <w:tcBorders>
-          <w:top w:val="single" w:sz="8" w:space="0" w:color="9BBB59" w:themeColor="accent3"/>
-          <w:left w:val="nil"/>
-          <w:bottom w:val="single" w:sz="8" w:space="0" w:color="9BBB59" w:themeColor="accent3"/>
+          <w:top w:val="single" w:color="9BBB59" w:themeColor="accent3" w:sz="8" w:space="0"/>
+          <w:left w:val="nil"/>
+          <w:bottom w:val="single" w:color="9BBB59" w:themeColor="accent3" w:sz="8" w:space="0"/>
           <w:right w:val="nil"/>
           <w:insideH w:val="nil"/>
           <w:insideV w:val="nil"/>
@@ -5890,9 +5818,9 @@
       <w:tblPr/>
       <w:tcPr>
         <w:tcBorders>
-          <w:top w:val="single" w:sz="8" w:space="0" w:color="9BBB59" w:themeColor="accent3"/>
-          <w:left w:val="nil"/>
-          <w:bottom w:val="single" w:sz="8" w:space="0" w:color="9BBB59" w:themeColor="accent3"/>
+          <w:top w:val="single" w:color="9BBB59" w:themeColor="accent3" w:sz="8" w:space="0"/>
+          <w:left w:val="nil"/>
+          <w:bottom w:val="single" w:color="9BBB59" w:themeColor="accent3" w:sz="8" w:space="0"/>
           <w:right w:val="nil"/>
           <w:insideH w:val="nil"/>
           <w:insideV w:val="nil"/>
@@ -5952,8 +5880,8 @@
       <w:tblStyleColBandSize w:val="1"/>
       <w:tblInd w:w="0" w:type="dxa"/>
       <w:tblBorders>
-        <w:top w:val="single" w:sz="8" w:space="0" w:color="8064A2" w:themeColor="accent4"/>
-        <w:bottom w:val="single" w:sz="8" w:space="0" w:color="8064A2" w:themeColor="accent4"/>
+        <w:top w:val="single" w:color="8064A2" w:themeColor="accent4" w:sz="8" w:space="0"/>
+        <w:bottom w:val="single" w:color="8064A2" w:themeColor="accent4" w:sz="8" w:space="0"/>
       </w:tblBorders>
       <w:tblCellMar>
         <w:top w:w="0" w:type="dxa"/>
@@ -5973,9 +5901,9 @@
       <w:tblPr/>
       <w:tcPr>
         <w:tcBorders>
-          <w:top w:val="single" w:sz="8" w:space="0" w:color="8064A2" w:themeColor="accent4"/>
-          <w:left w:val="nil"/>
-          <w:bottom w:val="single" w:sz="8" w:space="0" w:color="8064A2" w:themeColor="accent4"/>
+          <w:top w:val="single" w:color="8064A2" w:themeColor="accent4" w:sz="8" w:space="0"/>
+          <w:left w:val="nil"/>
+          <w:bottom w:val="single" w:color="8064A2" w:themeColor="accent4" w:sz="8" w:space="0"/>
           <w:right w:val="nil"/>
           <w:insideH w:val="nil"/>
           <w:insideV w:val="nil"/>
@@ -5993,9 +5921,9 @@
       <w:tblPr/>
       <w:tcPr>
         <w:tcBorders>
-          <w:top w:val="single" w:sz="8" w:space="0" w:color="8064A2" w:themeColor="accent4"/>
-          <w:left w:val="nil"/>
-          <w:bottom w:val="single" w:sz="8" w:space="0" w:color="8064A2" w:themeColor="accent4"/>
+          <w:top w:val="single" w:color="8064A2" w:themeColor="accent4" w:sz="8" w:space="0"/>
+          <w:left w:val="nil"/>
+          <w:bottom w:val="single" w:color="8064A2" w:themeColor="accent4" w:sz="8" w:space="0"/>
           <w:right w:val="nil"/>
           <w:insideH w:val="nil"/>
           <w:insideV w:val="nil"/>
@@ -6055,8 +5983,8 @@
       <w:tblStyleColBandSize w:val="1"/>
       <w:tblInd w:w="0" w:type="dxa"/>
       <w:tblBorders>
-        <w:top w:val="single" w:sz="8" w:space="0" w:color="4BACC6" w:themeColor="accent5"/>
-        <w:bottom w:val="single" w:sz="8" w:space="0" w:color="4BACC6" w:themeColor="accent5"/>
+        <w:top w:val="single" w:color="4BACC6" w:themeColor="accent5" w:sz="8" w:space="0"/>
+        <w:bottom w:val="single" w:color="4BACC6" w:themeColor="accent5" w:sz="8" w:space="0"/>
       </w:tblBorders>
       <w:tblCellMar>
         <w:top w:w="0" w:type="dxa"/>
@@ -6076,9 +6004,9 @@
       <w:tblPr/>
       <w:tcPr>
         <w:tcBorders>
-          <w:top w:val="single" w:sz="8" w:space="0" w:color="4BACC6" w:themeColor="accent5"/>
-          <w:left w:val="nil"/>
-          <w:bottom w:val="single" w:sz="8" w:space="0" w:color="4BACC6" w:themeColor="accent5"/>
+          <w:top w:val="single" w:color="4BACC6" w:themeColor="accent5" w:sz="8" w:space="0"/>
+          <w:left w:val="nil"/>
+          <w:bottom w:val="single" w:color="4BACC6" w:themeColor="accent5" w:sz="8" w:space="0"/>
           <w:right w:val="nil"/>
           <w:insideH w:val="nil"/>
           <w:insideV w:val="nil"/>
@@ -6096,9 +6024,9 @@
       <w:tblPr/>
       <w:tcPr>
         <w:tcBorders>
-          <w:top w:val="single" w:sz="8" w:space="0" w:color="4BACC6" w:themeColor="accent5"/>
-          <w:left w:val="nil"/>
-          <w:bottom w:val="single" w:sz="8" w:space="0" w:color="4BACC6" w:themeColor="accent5"/>
+          <w:top w:val="single" w:color="4BACC6" w:themeColor="accent5" w:sz="8" w:space="0"/>
+          <w:left w:val="nil"/>
+          <w:bottom w:val="single" w:color="4BACC6" w:themeColor="accent5" w:sz="8" w:space="0"/>
           <w:right w:val="nil"/>
           <w:insideH w:val="nil"/>
           <w:insideV w:val="nil"/>
@@ -6158,8 +6086,8 @@
       <w:tblStyleColBandSize w:val="1"/>
       <w:tblInd w:w="0" w:type="dxa"/>
       <w:tblBorders>
-        <w:top w:val="single" w:sz="8" w:space="0" w:color="F79646" w:themeColor="accent6"/>
-        <w:bottom w:val="single" w:sz="8" w:space="0" w:color="F79646" w:themeColor="accent6"/>
+        <w:top w:val="single" w:color="F79646" w:themeColor="accent6" w:sz="8" w:space="0"/>
+        <w:bottom w:val="single" w:color="F79646" w:themeColor="accent6" w:sz="8" w:space="0"/>
       </w:tblBorders>
       <w:tblCellMar>
         <w:top w:w="0" w:type="dxa"/>
@@ -6179,9 +6107,9 @@
       <w:tblPr/>
       <w:tcPr>
         <w:tcBorders>
-          <w:top w:val="single" w:sz="8" w:space="0" w:color="F79646" w:themeColor="accent6"/>
-          <w:left w:val="nil"/>
-          <w:bottom w:val="single" w:sz="8" w:space="0" w:color="F79646" w:themeColor="accent6"/>
+          <w:top w:val="single" w:color="F79646" w:themeColor="accent6" w:sz="8" w:space="0"/>
+          <w:left w:val="nil"/>
+          <w:bottom w:val="single" w:color="F79646" w:themeColor="accent6" w:sz="8" w:space="0"/>
           <w:right w:val="nil"/>
           <w:insideH w:val="nil"/>
           <w:insideV w:val="nil"/>
@@ -6199,9 +6127,9 @@
       <w:tblPr/>
       <w:tcPr>
         <w:tcBorders>
-          <w:top w:val="single" w:sz="8" w:space="0" w:color="F79646" w:themeColor="accent6"/>
-          <w:left w:val="nil"/>
-          <w:bottom w:val="single" w:sz="8" w:space="0" w:color="F79646" w:themeColor="accent6"/>
+          <w:top w:val="single" w:color="F79646" w:themeColor="accent6" w:sz="8" w:space="0"/>
+          <w:left w:val="nil"/>
+          <w:bottom w:val="single" w:color="F79646" w:themeColor="accent6" w:sz="8" w:space="0"/>
           <w:right w:val="nil"/>
           <w:insideH w:val="nil"/>
           <w:insideV w:val="nil"/>
@@ -6258,10 +6186,10 @@
       <w:tblStyleColBandSize w:val="1"/>
       <w:tblInd w:w="0" w:type="dxa"/>
       <w:tblBorders>
-        <w:top w:val="single" w:sz="8" w:space="0" w:color="000000" w:themeColor="text1"/>
-        <w:left w:val="single" w:sz="8" w:space="0" w:color="000000" w:themeColor="text1"/>
-        <w:bottom w:val="single" w:sz="8" w:space="0" w:color="000000" w:themeColor="text1"/>
-        <w:right w:val="single" w:sz="8" w:space="0" w:color="000000" w:themeColor="text1"/>
+        <w:top w:val="single" w:color="000000" w:themeColor="text1" w:sz="8" w:space="0"/>
+        <w:left w:val="single" w:color="000000" w:themeColor="text1" w:sz="8" w:space="0"/>
+        <w:bottom w:val="single" w:color="000000" w:themeColor="text1" w:sz="8" w:space="0"/>
+        <w:right w:val="single" w:color="000000" w:themeColor="text1" w:sz="8" w:space="0"/>
       </w:tblBorders>
       <w:tblCellMar>
         <w:top w:w="0" w:type="dxa"/>
@@ -6295,10 +6223,10 @@
       <w:tblPr/>
       <w:tcPr>
         <w:tcBorders>
-          <w:top w:val="double" w:sz="6" w:space="0" w:color="000000" w:themeColor="text1"/>
-          <w:left w:val="single" w:sz="8" w:space="0" w:color="000000" w:themeColor="text1"/>
-          <w:bottom w:val="single" w:sz="8" w:space="0" w:color="000000" w:themeColor="text1"/>
-          <w:right w:val="single" w:sz="8" w:space="0" w:color="000000" w:themeColor="text1"/>
+          <w:top w:val="double" w:color="000000" w:themeColor="text1" w:sz="6" w:space="0"/>
+          <w:left w:val="single" w:color="000000" w:themeColor="text1" w:sz="8" w:space="0"/>
+          <w:bottom w:val="single" w:color="000000" w:themeColor="text1" w:sz="8" w:space="0"/>
+          <w:right w:val="single" w:color="000000" w:themeColor="text1" w:sz="8" w:space="0"/>
         </w:tcBorders>
       </w:tcPr>
     </w:tblStylePr>
@@ -6318,10 +6246,10 @@
       <w:tblPr/>
       <w:tcPr>
         <w:tcBorders>
-          <w:top w:val="single" w:sz="8" w:space="0" w:color="000000" w:themeColor="text1"/>
-          <w:left w:val="single" w:sz="8" w:space="0" w:color="000000" w:themeColor="text1"/>
-          <w:bottom w:val="single" w:sz="8" w:space="0" w:color="000000" w:themeColor="text1"/>
-          <w:right w:val="single" w:sz="8" w:space="0" w:color="000000" w:themeColor="text1"/>
+          <w:top w:val="single" w:color="000000" w:themeColor="text1" w:sz="8" w:space="0"/>
+          <w:left w:val="single" w:color="000000" w:themeColor="text1" w:sz="8" w:space="0"/>
+          <w:bottom w:val="single" w:color="000000" w:themeColor="text1" w:sz="8" w:space="0"/>
+          <w:right w:val="single" w:color="000000" w:themeColor="text1" w:sz="8" w:space="0"/>
         </w:tcBorders>
       </w:tcPr>
     </w:tblStylePr>
@@ -6329,10 +6257,10 @@
       <w:tblPr/>
       <w:tcPr>
         <w:tcBorders>
-          <w:top w:val="single" w:sz="8" w:space="0" w:color="000000" w:themeColor="text1"/>
-          <w:left w:val="single" w:sz="8" w:space="0" w:color="000000" w:themeColor="text1"/>
-          <w:bottom w:val="single" w:sz="8" w:space="0" w:color="000000" w:themeColor="text1"/>
-          <w:right w:val="single" w:sz="8" w:space="0" w:color="000000" w:themeColor="text1"/>
+          <w:top w:val="single" w:color="000000" w:themeColor="text1" w:sz="8" w:space="0"/>
+          <w:left w:val="single" w:color="000000" w:themeColor="text1" w:sz="8" w:space="0"/>
+          <w:bottom w:val="single" w:color="000000" w:themeColor="text1" w:sz="8" w:space="0"/>
+          <w:right w:val="single" w:color="000000" w:themeColor="text1" w:sz="8" w:space="0"/>
         </w:tcBorders>
       </w:tcPr>
     </w:tblStylePr>
@@ -6350,10 +6278,10 @@
       <w:tblStyleColBandSize w:val="1"/>
       <w:tblInd w:w="0" w:type="dxa"/>
       <w:tblBorders>
-        <w:top w:val="single" w:sz="8" w:space="0" w:color="4F81BD" w:themeColor="accent1"/>
-        <w:left w:val="single" w:sz="8" w:space="0" w:color="4F81BD" w:themeColor="accent1"/>
-        <w:bottom w:val="single" w:sz="8" w:space="0" w:color="4F81BD" w:themeColor="accent1"/>
-        <w:right w:val="single" w:sz="8" w:space="0" w:color="4F81BD" w:themeColor="accent1"/>
+        <w:top w:val="single" w:color="4F81BD" w:themeColor="accent1" w:sz="8" w:space="0"/>
+        <w:left w:val="single" w:color="4F81BD" w:themeColor="accent1" w:sz="8" w:space="0"/>
+        <w:bottom w:val="single" w:color="4F81BD" w:themeColor="accent1" w:sz="8" w:space="0"/>
+        <w:right w:val="single" w:color="4F81BD" w:themeColor="accent1" w:sz="8" w:space="0"/>
       </w:tblBorders>
       <w:tblCellMar>
         <w:top w:w="0" w:type="dxa"/>
@@ -6387,10 +6315,10 @@
       <w:tblPr/>
       <w:tcPr>
         <w:tcBorders>
-          <w:top w:val="double" w:sz="6" w:space="0" w:color="4F81BD" w:themeColor="accent1"/>
-          <w:left w:val="single" w:sz="8" w:space="0" w:color="4F81BD" w:themeColor="accent1"/>
-          <w:bottom w:val="single" w:sz="8" w:space="0" w:color="4F81BD" w:themeColor="accent1"/>
-          <w:right w:val="single" w:sz="8" w:space="0" w:color="4F81BD" w:themeColor="accent1"/>
+          <w:top w:val="double" w:color="4F81BD" w:themeColor="accent1" w:sz="6" w:space="0"/>
+          <w:left w:val="single" w:color="4F81BD" w:themeColor="accent1" w:sz="8" w:space="0"/>
+          <w:bottom w:val="single" w:color="4F81BD" w:themeColor="accent1" w:sz="8" w:space="0"/>
+          <w:right w:val="single" w:color="4F81BD" w:themeColor="accent1" w:sz="8" w:space="0"/>
         </w:tcBorders>
       </w:tcPr>
     </w:tblStylePr>
@@ -6410,10 +6338,10 @@
       <w:tblPr/>
       <w:tcPr>
         <w:tcBorders>
-          <w:top w:val="single" w:sz="8" w:space="0" w:color="4F81BD" w:themeColor="accent1"/>
-          <w:left w:val="single" w:sz="8" w:space="0" w:color="4F81BD" w:themeColor="accent1"/>
-          <w:bottom w:val="single" w:sz="8" w:space="0" w:color="4F81BD" w:themeColor="accent1"/>
-          <w:right w:val="single" w:sz="8" w:space="0" w:color="4F81BD" w:themeColor="accent1"/>
+          <w:top w:val="single" w:color="4F81BD" w:themeColor="accent1" w:sz="8" w:space="0"/>
+          <w:left w:val="single" w:color="4F81BD" w:themeColor="accent1" w:sz="8" w:space="0"/>
+          <w:bottom w:val="single" w:color="4F81BD" w:themeColor="accent1" w:sz="8" w:space="0"/>
+          <w:right w:val="single" w:color="4F81BD" w:themeColor="accent1" w:sz="8" w:space="0"/>
         </w:tcBorders>
       </w:tcPr>
     </w:tblStylePr>
@@ -6421,10 +6349,10 @@
       <w:tblPr/>
       <w:tcPr>
         <w:tcBorders>
-          <w:top w:val="single" w:sz="8" w:space="0" w:color="4F81BD" w:themeColor="accent1"/>
-          <w:left w:val="single" w:sz="8" w:space="0" w:color="4F81BD" w:themeColor="accent1"/>
-          <w:bottom w:val="single" w:sz="8" w:space="0" w:color="4F81BD" w:themeColor="accent1"/>
-          <w:right w:val="single" w:sz="8" w:space="0" w:color="4F81BD" w:themeColor="accent1"/>
+          <w:top w:val="single" w:color="4F81BD" w:themeColor="accent1" w:sz="8" w:space="0"/>
+          <w:left w:val="single" w:color="4F81BD" w:themeColor="accent1" w:sz="8" w:space="0"/>
+          <w:bottom w:val="single" w:color="4F81BD" w:themeColor="accent1" w:sz="8" w:space="0"/>
+          <w:right w:val="single" w:color="4F81BD" w:themeColor="accent1" w:sz="8" w:space="0"/>
         </w:tcBorders>
       </w:tcPr>
     </w:tblStylePr>
@@ -6442,10 +6370,10 @@
       <w:tblStyleColBandSize w:val="1"/>
       <w:tblInd w:w="0" w:type="dxa"/>
       <w:tblBorders>
-        <w:top w:val="single" w:sz="8" w:space="0" w:color="C0504D" w:themeColor="accent2"/>
-        <w:left w:val="single" w:sz="8" w:space="0" w:color="C0504D" w:themeColor="accent2"/>
-        <w:bottom w:val="single" w:sz="8" w:space="0" w:color="C0504D" w:themeColor="accent2"/>
-        <w:right w:val="single" w:sz="8" w:space="0" w:color="C0504D" w:themeColor="accent2"/>
+        <w:top w:val="single" w:color="C0504D" w:themeColor="accent2" w:sz="8" w:space="0"/>
+        <w:left w:val="single" w:color="C0504D" w:themeColor="accent2" w:sz="8" w:space="0"/>
+        <w:bottom w:val="single" w:color="C0504D" w:themeColor="accent2" w:sz="8" w:space="0"/>
+        <w:right w:val="single" w:color="C0504D" w:themeColor="accent2" w:sz="8" w:space="0"/>
       </w:tblBorders>
       <w:tblCellMar>
         <w:top w:w="0" w:type="dxa"/>
@@ -6479,10 +6407,10 @@
       <w:tblPr/>
       <w:tcPr>
         <w:tcBorders>
-          <w:top w:val="double" w:sz="6" w:space="0" w:color="C0504D" w:themeColor="accent2"/>
-          <w:left w:val="single" w:sz="8" w:space="0" w:color="C0504D" w:themeColor="accent2"/>
-          <w:bottom w:val="single" w:sz="8" w:space="0" w:color="C0504D" w:themeColor="accent2"/>
-          <w:right w:val="single" w:sz="8" w:space="0" w:color="C0504D" w:themeColor="accent2"/>
+          <w:top w:val="double" w:color="C0504D" w:themeColor="accent2" w:sz="6" w:space="0"/>
+          <w:left w:val="single" w:color="C0504D" w:themeColor="accent2" w:sz="8" w:space="0"/>
+          <w:bottom w:val="single" w:color="C0504D" w:themeColor="accent2" w:sz="8" w:space="0"/>
+          <w:right w:val="single" w:color="C0504D" w:themeColor="accent2" w:sz="8" w:space="0"/>
         </w:tcBorders>
       </w:tcPr>
     </w:tblStylePr>
@@ -6502,10 +6430,10 @@
       <w:tblPr/>
       <w:tcPr>
         <w:tcBorders>
-          <w:top w:val="single" w:sz="8" w:space="0" w:color="C0504D" w:themeColor="accent2"/>
-          <w:left w:val="single" w:sz="8" w:space="0" w:color="C0504D" w:themeColor="accent2"/>
-          <w:bottom w:val="single" w:sz="8" w:space="0" w:color="C0504D" w:themeColor="accent2"/>
-          <w:right w:val="single" w:sz="8" w:space="0" w:color="C0504D" w:themeColor="accent2"/>
+          <w:top w:val="single" w:color="C0504D" w:themeColor="accent2" w:sz="8" w:space="0"/>
+          <w:left w:val="single" w:color="C0504D" w:themeColor="accent2" w:sz="8" w:space="0"/>
+          <w:bottom w:val="single" w:color="C0504D" w:themeColor="accent2" w:sz="8" w:space="0"/>
+          <w:right w:val="single" w:color="C0504D" w:themeColor="accent2" w:sz="8" w:space="0"/>
         </w:tcBorders>
       </w:tcPr>
     </w:tblStylePr>
@@ -6513,10 +6441,10 @@
       <w:tblPr/>
       <w:tcPr>
         <w:tcBorders>
-          <w:top w:val="single" w:sz="8" w:space="0" w:color="C0504D" w:themeColor="accent2"/>
-          <w:left w:val="single" w:sz="8" w:space="0" w:color="C0504D" w:themeColor="accent2"/>
-          <w:bottom w:val="single" w:sz="8" w:space="0" w:color="C0504D" w:themeColor="accent2"/>
-          <w:right w:val="single" w:sz="8" w:space="0" w:color="C0504D" w:themeColor="accent2"/>
+          <w:top w:val="single" w:color="C0504D" w:themeColor="accent2" w:sz="8" w:space="0"/>
+          <w:left w:val="single" w:color="C0504D" w:themeColor="accent2" w:sz="8" w:space="0"/>
+          <w:bottom w:val="single" w:color="C0504D" w:themeColor="accent2" w:sz="8" w:space="0"/>
+          <w:right w:val="single" w:color="C0504D" w:themeColor="accent2" w:sz="8" w:space="0"/>
         </w:tcBorders>
       </w:tcPr>
     </w:tblStylePr>
@@ -6534,10 +6462,10 @@
       <w:tblStyleColBandSize w:val="1"/>
       <w:tblInd w:w="0" w:type="dxa"/>
       <w:tblBorders>
-        <w:top w:val="single" w:sz="8" w:space="0" w:color="9BBB59" w:themeColor="accent3"/>
-        <w:left w:val="single" w:sz="8" w:space="0" w:color="9BBB59" w:themeColor="accent3"/>
-        <w:bottom w:val="single" w:sz="8" w:space="0" w:color="9BBB59" w:themeColor="accent3"/>
-        <w:right w:val="single" w:sz="8" w:space="0" w:color="9BBB59" w:themeColor="accent3"/>
+        <w:top w:val="single" w:color="9BBB59" w:themeColor="accent3" w:sz="8" w:space="0"/>
+        <w:left w:val="single" w:color="9BBB59" w:themeColor="accent3" w:sz="8" w:space="0"/>
+        <w:bottom w:val="single" w:color="9BBB59" w:themeColor="accent3" w:sz="8" w:space="0"/>
+        <w:right w:val="single" w:color="9BBB59" w:themeColor="accent3" w:sz="8" w:space="0"/>
       </w:tblBorders>
       <w:tblCellMar>
         <w:top w:w="0" w:type="dxa"/>
@@ -6571,10 +6499,10 @@
       <w:tblPr/>
       <w:tcPr>
         <w:tcBorders>
-          <w:top w:val="double" w:sz="6" w:space="0" w:color="9BBB59" w:themeColor="accent3"/>
-          <w:left w:val="single" w:sz="8" w:space="0" w:color="9BBB59" w:themeColor="accent3"/>
-          <w:bottom w:val="single" w:sz="8" w:space="0" w:color="9BBB59" w:themeColor="accent3"/>
-          <w:right w:val="single" w:sz="8" w:space="0" w:color="9BBB59" w:themeColor="accent3"/>
+          <w:top w:val="double" w:color="9BBB59" w:themeColor="accent3" w:sz="6" w:space="0"/>
+          <w:left w:val="single" w:color="9BBB59" w:themeColor="accent3" w:sz="8" w:space="0"/>
+          <w:bottom w:val="single" w:color="9BBB59" w:themeColor="accent3" w:sz="8" w:space="0"/>
+          <w:right w:val="single" w:color="9BBB59" w:themeColor="accent3" w:sz="8" w:space="0"/>
         </w:tcBorders>
       </w:tcPr>
     </w:tblStylePr>
@@ -6594,10 +6522,10 @@
       <w:tblPr/>
       <w:tcPr>
         <w:tcBorders>
-          <w:top w:val="single" w:sz="8" w:space="0" w:color="9BBB59" w:themeColor="accent3"/>
-          <w:left w:val="single" w:sz="8" w:space="0" w:color="9BBB59" w:themeColor="accent3"/>
-          <w:bottom w:val="single" w:sz="8" w:space="0" w:color="9BBB59" w:themeColor="accent3"/>
-          <w:right w:val="single" w:sz="8" w:space="0" w:color="9BBB59" w:themeColor="accent3"/>
+          <w:top w:val="single" w:color="9BBB59" w:themeColor="accent3" w:sz="8" w:space="0"/>
+          <w:left w:val="single" w:color="9BBB59" w:themeColor="accent3" w:sz="8" w:space="0"/>
+          <w:bottom w:val="single" w:color="9BBB59" w:themeColor="accent3" w:sz="8" w:space="0"/>
+          <w:right w:val="single" w:color="9BBB59" w:themeColor="accent3" w:sz="8" w:space="0"/>
         </w:tcBorders>
       </w:tcPr>
     </w:tblStylePr>
@@ -6605,10 +6533,10 @@
       <w:tblPr/>
       <w:tcPr>
         <w:tcBorders>
-          <w:top w:val="single" w:sz="8" w:space="0" w:color="9BBB59" w:themeColor="accent3"/>
-          <w:left w:val="single" w:sz="8" w:space="0" w:color="9BBB59" w:themeColor="accent3"/>
-          <w:bottom w:val="single" w:sz="8" w:space="0" w:color="9BBB59" w:themeColor="accent3"/>
-          <w:right w:val="single" w:sz="8" w:space="0" w:color="9BBB59" w:themeColor="accent3"/>
+          <w:top w:val="single" w:color="9BBB59" w:themeColor="accent3" w:sz="8" w:space="0"/>
+          <w:left w:val="single" w:color="9BBB59" w:themeColor="accent3" w:sz="8" w:space="0"/>
+          <w:bottom w:val="single" w:color="9BBB59" w:themeColor="accent3" w:sz="8" w:space="0"/>
+          <w:right w:val="single" w:color="9BBB59" w:themeColor="accent3" w:sz="8" w:space="0"/>
         </w:tcBorders>
       </w:tcPr>
     </w:tblStylePr>
@@ -6626,10 +6554,10 @@
       <w:tblStyleColBandSize w:val="1"/>
       <w:tblInd w:w="0" w:type="dxa"/>
       <w:tblBorders>
-        <w:top w:val="single" w:sz="8" w:space="0" w:color="8064A2" w:themeColor="accent4"/>
-        <w:left w:val="single" w:sz="8" w:space="0" w:color="8064A2" w:themeColor="accent4"/>
-        <w:bottom w:val="single" w:sz="8" w:space="0" w:color="8064A2" w:themeColor="accent4"/>
-        <w:right w:val="single" w:sz="8" w:space="0" w:color="8064A2" w:themeColor="accent4"/>
+        <w:top w:val="single" w:color="8064A2" w:themeColor="accent4" w:sz="8" w:space="0"/>
+        <w:left w:val="single" w:color="8064A2" w:themeColor="accent4" w:sz="8" w:space="0"/>
+        <w:bottom w:val="single" w:color="8064A2" w:themeColor="accent4" w:sz="8" w:space="0"/>
+        <w:right w:val="single" w:color="8064A2" w:themeColor="accent4" w:sz="8" w:space="0"/>
       </w:tblBorders>
       <w:tblCellMar>
         <w:top w:w="0" w:type="dxa"/>
@@ -6663,10 +6591,10 @@
       <w:tblPr/>
       <w:tcPr>
         <w:tcBorders>
-          <w:top w:val="double" w:sz="6" w:space="0" w:color="8064A2" w:themeColor="accent4"/>
-          <w:left w:val="single" w:sz="8" w:space="0" w:color="8064A2" w:themeColor="accent4"/>
-          <w:bottom w:val="single" w:sz="8" w:space="0" w:color="8064A2" w:themeColor="accent4"/>
-          <w:right w:val="single" w:sz="8" w:space="0" w:color="8064A2" w:themeColor="accent4"/>
+          <w:top w:val="double" w:color="8064A2" w:themeColor="accent4" w:sz="6" w:space="0"/>
+          <w:left w:val="single" w:color="8064A2" w:themeColor="accent4" w:sz="8" w:space="0"/>
+          <w:bottom w:val="single" w:color="8064A2" w:themeColor="accent4" w:sz="8" w:space="0"/>
+          <w:right w:val="single" w:color="8064A2" w:themeColor="accent4" w:sz="8" w:space="0"/>
         </w:tcBorders>
       </w:tcPr>
     </w:tblStylePr>
@@ -6686,10 +6614,10 @@
       <w:tblPr/>
       <w:tcPr>
         <w:tcBorders>
-          <w:top w:val="single" w:sz="8" w:space="0" w:color="8064A2" w:themeColor="accent4"/>
-          <w:left w:val="single" w:sz="8" w:space="0" w:color="8064A2" w:themeColor="accent4"/>
-          <w:bottom w:val="single" w:sz="8" w:space="0" w:color="8064A2" w:themeColor="accent4"/>
-          <w:right w:val="single" w:sz="8" w:space="0" w:color="8064A2" w:themeColor="accent4"/>
+          <w:top w:val="single" w:color="8064A2" w:themeColor="accent4" w:sz="8" w:space="0"/>
+          <w:left w:val="single" w:color="8064A2" w:themeColor="accent4" w:sz="8" w:space="0"/>
+          <w:bottom w:val="single" w:color="8064A2" w:themeColor="accent4" w:sz="8" w:space="0"/>
+          <w:right w:val="single" w:color="8064A2" w:themeColor="accent4" w:sz="8" w:space="0"/>
         </w:tcBorders>
       </w:tcPr>
     </w:tblStylePr>
@@ -6697,10 +6625,10 @@
       <w:tblPr/>
       <w:tcPr>
         <w:tcBorders>
-          <w:top w:val="single" w:sz="8" w:space="0" w:color="8064A2" w:themeColor="accent4"/>
-          <w:left w:val="single" w:sz="8" w:space="0" w:color="8064A2" w:themeColor="accent4"/>
-          <w:bottom w:val="single" w:sz="8" w:space="0" w:color="8064A2" w:themeColor="accent4"/>
-          <w:right w:val="single" w:sz="8" w:space="0" w:color="8064A2" w:themeColor="accent4"/>
+          <w:top w:val="single" w:color="8064A2" w:themeColor="accent4" w:sz="8" w:space="0"/>
+          <w:left w:val="single" w:color="8064A2" w:themeColor="accent4" w:sz="8" w:space="0"/>
+          <w:bottom w:val="single" w:color="8064A2" w:themeColor="accent4" w:sz="8" w:space="0"/>
+          <w:right w:val="single" w:color="8064A2" w:themeColor="accent4" w:sz="8" w:space="0"/>
         </w:tcBorders>
       </w:tcPr>
     </w:tblStylePr>
@@ -6718,10 +6646,10 @@
       <w:tblStyleColBandSize w:val="1"/>
       <w:tblInd w:w="0" w:type="dxa"/>
       <w:tblBorders>
-        <w:top w:val="single" w:sz="8" w:space="0" w:color="4BACC6" w:themeColor="accent5"/>
-        <w:left w:val="single" w:sz="8" w:space="0" w:color="4BACC6" w:themeColor="accent5"/>
-        <w:bottom w:val="single" w:sz="8" w:space="0" w:color="4BACC6" w:themeColor="accent5"/>
-        <w:right w:val="single" w:sz="8" w:space="0" w:color="4BACC6" w:themeColor="accent5"/>
+        <w:top w:val="single" w:color="4BACC6" w:themeColor="accent5" w:sz="8" w:space="0"/>
+        <w:left w:val="single" w:color="4BACC6" w:themeColor="accent5" w:sz="8" w:space="0"/>
+        <w:bottom w:val="single" w:color="4BACC6" w:themeColor="accent5" w:sz="8" w:space="0"/>
+        <w:right w:val="single" w:color="4BACC6" w:themeColor="accent5" w:sz="8" w:space="0"/>
       </w:tblBorders>
       <w:tblCellMar>
         <w:top w:w="0" w:type="dxa"/>
@@ -6755,10 +6683,10 @@
       <w:tblPr/>
       <w:tcPr>
         <w:tcBorders>
-          <w:top w:val="double" w:sz="6" w:space="0" w:color="4BACC6" w:themeColor="accent5"/>
-          <w:left w:val="single" w:sz="8" w:space="0" w:color="4BACC6" w:themeColor="accent5"/>
-          <w:bottom w:val="single" w:sz="8" w:space="0" w:color="4BACC6" w:themeColor="accent5"/>
-          <w:right w:val="single" w:sz="8" w:space="0" w:color="4BACC6" w:themeColor="accent5"/>
+          <w:top w:val="double" w:color="4BACC6" w:themeColor="accent5" w:sz="6" w:space="0"/>
+          <w:left w:val="single" w:color="4BACC6" w:themeColor="accent5" w:sz="8" w:space="0"/>
+          <w:bottom w:val="single" w:color="4BACC6" w:themeColor="accent5" w:sz="8" w:space="0"/>
+          <w:right w:val="single" w:color="4BACC6" w:themeColor="accent5" w:sz="8" w:space="0"/>
         </w:tcBorders>
       </w:tcPr>
     </w:tblStylePr>
@@ -6778,10 +6706,10 @@
       <w:tblPr/>
       <w:tcPr>
         <w:tcBorders>
-          <w:top w:val="single" w:sz="8" w:space="0" w:color="4BACC6" w:themeColor="accent5"/>
-          <w:left w:val="single" w:sz="8" w:space="0" w:color="4BACC6" w:themeColor="accent5"/>
-          <w:bottom w:val="single" w:sz="8" w:space="0" w:color="4BACC6" w:themeColor="accent5"/>
-          <w:right w:val="single" w:sz="8" w:space="0" w:color="4BACC6" w:themeColor="accent5"/>
+          <w:top w:val="single" w:color="4BACC6" w:themeColor="accent5" w:sz="8" w:space="0"/>
+          <w:left w:val="single" w:color="4BACC6" w:themeColor="accent5" w:sz="8" w:space="0"/>
+          <w:bottom w:val="single" w:color="4BACC6" w:themeColor="accent5" w:sz="8" w:space="0"/>
+          <w:right w:val="single" w:color="4BACC6" w:themeColor="accent5" w:sz="8" w:space="0"/>
         </w:tcBorders>
       </w:tcPr>
     </w:tblStylePr>
@@ -6789,10 +6717,10 @@
       <w:tblPr/>
       <w:tcPr>
         <w:tcBorders>
-          <w:top w:val="single" w:sz="8" w:space="0" w:color="4BACC6" w:themeColor="accent5"/>
-          <w:left w:val="single" w:sz="8" w:space="0" w:color="4BACC6" w:themeColor="accent5"/>
-          <w:bottom w:val="single" w:sz="8" w:space="0" w:color="4BACC6" w:themeColor="accent5"/>
-          <w:right w:val="single" w:sz="8" w:space="0" w:color="4BACC6" w:themeColor="accent5"/>
+          <w:top w:val="single" w:color="4BACC6" w:themeColor="accent5" w:sz="8" w:space="0"/>
+          <w:left w:val="single" w:color="4BACC6" w:themeColor="accent5" w:sz="8" w:space="0"/>
+          <w:bottom w:val="single" w:color="4BACC6" w:themeColor="accent5" w:sz="8" w:space="0"/>
+          <w:right w:val="single" w:color="4BACC6" w:themeColor="accent5" w:sz="8" w:space="0"/>
         </w:tcBorders>
       </w:tcPr>
     </w:tblStylePr>
@@ -6810,10 +6738,10 @@
       <w:tblStyleColBandSize w:val="1"/>
       <w:tblInd w:w="0" w:type="dxa"/>
       <w:tblBorders>
-        <w:top w:val="single" w:sz="8" w:space="0" w:color="F79646" w:themeColor="accent6"/>
-        <w:left w:val="single" w:sz="8" w:space="0" w:color="F79646" w:themeColor="accent6"/>
-        <w:bottom w:val="single" w:sz="8" w:space="0" w:color="F79646" w:themeColor="accent6"/>
-        <w:right w:val="single" w:sz="8" w:space="0" w:color="F79646" w:themeColor="accent6"/>
+        <w:top w:val="single" w:color="F79646" w:themeColor="accent6" w:sz="8" w:space="0"/>
+        <w:left w:val="single" w:color="F79646" w:themeColor="accent6" w:sz="8" w:space="0"/>
+        <w:bottom w:val="single" w:color="F79646" w:themeColor="accent6" w:sz="8" w:space="0"/>
+        <w:right w:val="single" w:color="F79646" w:themeColor="accent6" w:sz="8" w:space="0"/>
       </w:tblBorders>
       <w:tblCellMar>
         <w:top w:w="0" w:type="dxa"/>
@@ -6847,10 +6775,10 @@
       <w:tblPr/>
       <w:tcPr>
         <w:tcBorders>
-          <w:top w:val="double" w:sz="6" w:space="0" w:color="F79646" w:themeColor="accent6"/>
-          <w:left w:val="single" w:sz="8" w:space="0" w:color="F79646" w:themeColor="accent6"/>
-          <w:bottom w:val="single" w:sz="8" w:space="0" w:color="F79646" w:themeColor="accent6"/>
-          <w:right w:val="single" w:sz="8" w:space="0" w:color="F79646" w:themeColor="accent6"/>
+          <w:top w:val="double" w:color="F79646" w:themeColor="accent6" w:sz="6" w:space="0"/>
+          <w:left w:val="single" w:color="F79646" w:themeColor="accent6" w:sz="8" w:space="0"/>
+          <w:bottom w:val="single" w:color="F79646" w:themeColor="accent6" w:sz="8" w:space="0"/>
+          <w:right w:val="single" w:color="F79646" w:themeColor="accent6" w:sz="8" w:space="0"/>
         </w:tcBorders>
       </w:tcPr>
     </w:tblStylePr>
@@ -6870,10 +6798,10 @@
       <w:tblPr/>
       <w:tcPr>
         <w:tcBorders>
-          <w:top w:val="single" w:sz="8" w:space="0" w:color="F79646" w:themeColor="accent6"/>
-          <w:left w:val="single" w:sz="8" w:space="0" w:color="F79646" w:themeColor="accent6"/>
-          <w:bottom w:val="single" w:sz="8" w:space="0" w:color="F79646" w:themeColor="accent6"/>
-          <w:right w:val="single" w:sz="8" w:space="0" w:color="F79646" w:themeColor="accent6"/>
+          <w:top w:val="single" w:color="F79646" w:themeColor="accent6" w:sz="8" w:space="0"/>
+          <w:left w:val="single" w:color="F79646" w:themeColor="accent6" w:sz="8" w:space="0"/>
+          <w:bottom w:val="single" w:color="F79646" w:themeColor="accent6" w:sz="8" w:space="0"/>
+          <w:right w:val="single" w:color="F79646" w:themeColor="accent6" w:sz="8" w:space="0"/>
         </w:tcBorders>
       </w:tcPr>
     </w:tblStylePr>
@@ -6881,10 +6809,10 @@
       <w:tblPr/>
       <w:tcPr>
         <w:tcBorders>
-          <w:top w:val="single" w:sz="8" w:space="0" w:color="F79646" w:themeColor="accent6"/>
-          <w:left w:val="single" w:sz="8" w:space="0" w:color="F79646" w:themeColor="accent6"/>
-          <w:bottom w:val="single" w:sz="8" w:space="0" w:color="F79646" w:themeColor="accent6"/>
-          <w:right w:val="single" w:sz="8" w:space="0" w:color="F79646" w:themeColor="accent6"/>
+          <w:top w:val="single" w:color="F79646" w:themeColor="accent6" w:sz="8" w:space="0"/>
+          <w:left w:val="single" w:color="F79646" w:themeColor="accent6" w:sz="8" w:space="0"/>
+          <w:bottom w:val="single" w:color="F79646" w:themeColor="accent6" w:sz="8" w:space="0"/>
+          <w:right w:val="single" w:color="F79646" w:themeColor="accent6" w:sz="8" w:space="0"/>
         </w:tcBorders>
       </w:tcPr>
     </w:tblStylePr>
@@ -6902,12 +6830,12 @@
       <w:tblStyleColBandSize w:val="1"/>
       <w:tblInd w:w="0" w:type="dxa"/>
       <w:tblBorders>
-        <w:top w:val="single" w:sz="8" w:space="0" w:color="000000" w:themeColor="text1"/>
-        <w:left w:val="single" w:sz="8" w:space="0" w:color="000000" w:themeColor="text1"/>
-        <w:bottom w:val="single" w:sz="8" w:space="0" w:color="000000" w:themeColor="text1"/>
-        <w:right w:val="single" w:sz="8" w:space="0" w:color="000000" w:themeColor="text1"/>
-        <w:insideH w:val="single" w:sz="8" w:space="0" w:color="000000" w:themeColor="text1"/>
-        <w:insideV w:val="single" w:sz="8" w:space="0" w:color="000000" w:themeColor="text1"/>
+        <w:top w:val="single" w:color="000000" w:themeColor="text1" w:sz="8" w:space="0"/>
+        <w:left w:val="single" w:color="000000" w:themeColor="text1" w:sz="8" w:space="0"/>
+        <w:bottom w:val="single" w:color="000000" w:themeColor="text1" w:sz="8" w:space="0"/>
+        <w:right w:val="single" w:color="000000" w:themeColor="text1" w:sz="8" w:space="0"/>
+        <w:insideH w:val="single" w:color="000000" w:themeColor="text1" w:sz="8" w:space="0"/>
+        <w:insideV w:val="single" w:color="000000" w:themeColor="text1" w:sz="8" w:space="0"/>
       </w:tblBorders>
       <w:tblCellMar>
         <w:top w:w="0" w:type="dxa"/>
@@ -6921,19 +6849,19 @@
         <w:spacing w:before="0" w:after="0" w:line="240" w:lineRule="auto"/>
       </w:pPr>
       <w:rPr>
-        <w:rFonts w:asciiTheme="majorHAnsi" w:eastAsiaTheme="majorEastAsia" w:hAnsiTheme="majorHAnsi" w:cstheme="majorBidi"/>
-        <w:b/>
-        <w:bCs/>
-      </w:rPr>
-      <w:tblPr/>
-      <w:tcPr>
-        <w:tcBorders>
-          <w:top w:val="single" w:sz="8" w:space="0" w:color="000000" w:themeColor="text1"/>
-          <w:left w:val="single" w:sz="8" w:space="0" w:color="000000" w:themeColor="text1"/>
-          <w:bottom w:val="single" w:sz="18" w:space="0" w:color="000000" w:themeColor="text1"/>
-          <w:right w:val="single" w:sz="8" w:space="0" w:color="000000" w:themeColor="text1"/>
-          <w:insideH w:val="nil"/>
-          <w:insideV w:val="single" w:sz="8" w:space="0" w:color="000000" w:themeColor="text1"/>
+        <w:rFonts w:asciiTheme="majorHAnsi" w:hAnsiTheme="majorHAnsi" w:eastAsiaTheme="majorEastAsia" w:cstheme="majorBidi"/>
+        <w:b/>
+        <w:bCs/>
+      </w:rPr>
+      <w:tblPr/>
+      <w:tcPr>
+        <w:tcBorders>
+          <w:top w:val="single" w:color="000000" w:themeColor="text1" w:sz="8" w:space="0"/>
+          <w:left w:val="single" w:color="000000" w:themeColor="text1" w:sz="8" w:space="0"/>
+          <w:bottom w:val="single" w:color="000000" w:themeColor="text1" w:sz="18" w:space="0"/>
+          <w:right w:val="single" w:color="000000" w:themeColor="text1" w:sz="8" w:space="0"/>
+          <w:insideH w:val="nil"/>
+          <w:insideV w:val="single" w:color="000000" w:themeColor="text1" w:sz="8" w:space="0"/>
         </w:tcBorders>
       </w:tcPr>
     </w:tblStylePr>
@@ -6942,42 +6870,42 @@
         <w:spacing w:before="0" w:after="0" w:line="240" w:lineRule="auto"/>
       </w:pPr>
       <w:rPr>
-        <w:rFonts w:asciiTheme="majorHAnsi" w:eastAsiaTheme="majorEastAsia" w:hAnsiTheme="majorHAnsi" w:cstheme="majorBidi"/>
-        <w:b/>
-        <w:bCs/>
-      </w:rPr>
-      <w:tblPr/>
-      <w:tcPr>
-        <w:tcBorders>
-          <w:top w:val="double" w:sz="6" w:space="0" w:color="000000" w:themeColor="text1"/>
-          <w:left w:val="single" w:sz="8" w:space="0" w:color="000000" w:themeColor="text1"/>
-          <w:bottom w:val="single" w:sz="8" w:space="0" w:color="000000" w:themeColor="text1"/>
-          <w:right w:val="single" w:sz="8" w:space="0" w:color="000000" w:themeColor="text1"/>
-          <w:insideH w:val="nil"/>
-          <w:insideV w:val="single" w:sz="8" w:space="0" w:color="000000" w:themeColor="text1"/>
+        <w:rFonts w:asciiTheme="majorHAnsi" w:hAnsiTheme="majorHAnsi" w:eastAsiaTheme="majorEastAsia" w:cstheme="majorBidi"/>
+        <w:b/>
+        <w:bCs/>
+      </w:rPr>
+      <w:tblPr/>
+      <w:tcPr>
+        <w:tcBorders>
+          <w:top w:val="double" w:color="000000" w:themeColor="text1" w:sz="6" w:space="0"/>
+          <w:left w:val="single" w:color="000000" w:themeColor="text1" w:sz="8" w:space="0"/>
+          <w:bottom w:val="single" w:color="000000" w:themeColor="text1" w:sz="8" w:space="0"/>
+          <w:right w:val="single" w:color="000000" w:themeColor="text1" w:sz="8" w:space="0"/>
+          <w:insideH w:val="nil"/>
+          <w:insideV w:val="single" w:color="000000" w:themeColor="text1" w:sz="8" w:space="0"/>
         </w:tcBorders>
       </w:tcPr>
     </w:tblStylePr>
     <w:tblStylePr w:type="firstCol">
       <w:rPr>
-        <w:rFonts w:asciiTheme="majorHAnsi" w:eastAsiaTheme="majorEastAsia" w:hAnsiTheme="majorHAnsi" w:cstheme="majorBidi"/>
+        <w:rFonts w:asciiTheme="majorHAnsi" w:hAnsiTheme="majorHAnsi" w:eastAsiaTheme="majorEastAsia" w:cstheme="majorBidi"/>
         <w:b/>
         <w:bCs/>
       </w:rPr>
     </w:tblStylePr>
     <w:tblStylePr w:type="lastCol">
       <w:rPr>
-        <w:rFonts w:asciiTheme="majorHAnsi" w:eastAsiaTheme="majorEastAsia" w:hAnsiTheme="majorHAnsi" w:cstheme="majorBidi"/>
-        <w:b/>
-        <w:bCs/>
-      </w:rPr>
-      <w:tblPr/>
-      <w:tcPr>
-        <w:tcBorders>
-          <w:top w:val="single" w:sz="8" w:space="0" w:color="000000" w:themeColor="text1"/>
-          <w:left w:val="single" w:sz="8" w:space="0" w:color="000000" w:themeColor="text1"/>
-          <w:bottom w:val="single" w:sz="8" w:space="0" w:color="000000" w:themeColor="text1"/>
-          <w:right w:val="single" w:sz="8" w:space="0" w:color="000000" w:themeColor="text1"/>
+        <w:rFonts w:asciiTheme="majorHAnsi" w:hAnsiTheme="majorHAnsi" w:eastAsiaTheme="majorEastAsia" w:cstheme="majorBidi"/>
+        <w:b/>
+        <w:bCs/>
+      </w:rPr>
+      <w:tblPr/>
+      <w:tcPr>
+        <w:tcBorders>
+          <w:top w:val="single" w:color="000000" w:themeColor="text1" w:sz="8" w:space="0"/>
+          <w:left w:val="single" w:color="000000" w:themeColor="text1" w:sz="8" w:space="0"/>
+          <w:bottom w:val="single" w:color="000000" w:themeColor="text1" w:sz="8" w:space="0"/>
+          <w:right w:val="single" w:color="000000" w:themeColor="text1" w:sz="8" w:space="0"/>
         </w:tcBorders>
       </w:tcPr>
     </w:tblStylePr>
@@ -6985,10 +6913,10 @@
       <w:tblPr/>
       <w:tcPr>
         <w:tcBorders>
-          <w:top w:val="single" w:sz="8" w:space="0" w:color="000000" w:themeColor="text1"/>
-          <w:left w:val="single" w:sz="8" w:space="0" w:color="000000" w:themeColor="text1"/>
-          <w:bottom w:val="single" w:sz="8" w:space="0" w:color="000000" w:themeColor="text1"/>
-          <w:right w:val="single" w:sz="8" w:space="0" w:color="000000" w:themeColor="text1"/>
+          <w:top w:val="single" w:color="000000" w:themeColor="text1" w:sz="8" w:space="0"/>
+          <w:left w:val="single" w:color="000000" w:themeColor="text1" w:sz="8" w:space="0"/>
+          <w:bottom w:val="single" w:color="000000" w:themeColor="text1" w:sz="8" w:space="0"/>
+          <w:right w:val="single" w:color="000000" w:themeColor="text1" w:sz="8" w:space="0"/>
         </w:tcBorders>
         <w:shd w:val="clear" w:color="auto" w:fill="C0C0C0" w:themeFill="text1" w:themeFillTint="3F"/>
       </w:tcPr>
@@ -6997,11 +6925,11 @@
       <w:tblPr/>
       <w:tcPr>
         <w:tcBorders>
-          <w:top w:val="single" w:sz="8" w:space="0" w:color="000000" w:themeColor="text1"/>
-          <w:left w:val="single" w:sz="8" w:space="0" w:color="000000" w:themeColor="text1"/>
-          <w:bottom w:val="single" w:sz="8" w:space="0" w:color="000000" w:themeColor="text1"/>
-          <w:right w:val="single" w:sz="8" w:space="0" w:color="000000" w:themeColor="text1"/>
-          <w:insideV w:val="single" w:sz="8" w:space="0" w:color="000000" w:themeColor="text1"/>
+          <w:top w:val="single" w:color="000000" w:themeColor="text1" w:sz="8" w:space="0"/>
+          <w:left w:val="single" w:color="000000" w:themeColor="text1" w:sz="8" w:space="0"/>
+          <w:bottom w:val="single" w:color="000000" w:themeColor="text1" w:sz="8" w:space="0"/>
+          <w:right w:val="single" w:color="000000" w:themeColor="text1" w:sz="8" w:space="0"/>
+          <w:insideV w:val="single" w:color="000000" w:themeColor="text1" w:sz="8" w:space="0"/>
         </w:tcBorders>
         <w:shd w:val="clear" w:color="auto" w:fill="C0C0C0" w:themeFill="text1" w:themeFillTint="3F"/>
       </w:tcPr>
@@ -7010,11 +6938,11 @@
       <w:tblPr/>
       <w:tcPr>
         <w:tcBorders>
-          <w:top w:val="single" w:sz="8" w:space="0" w:color="000000" w:themeColor="text1"/>
-          <w:left w:val="single" w:sz="8" w:space="0" w:color="000000" w:themeColor="text1"/>
-          <w:bottom w:val="single" w:sz="8" w:space="0" w:color="000000" w:themeColor="text1"/>
-          <w:right w:val="single" w:sz="8" w:space="0" w:color="000000" w:themeColor="text1"/>
-          <w:insideV w:val="single" w:sz="8" w:space="0" w:color="000000" w:themeColor="text1"/>
+          <w:top w:val="single" w:color="000000" w:themeColor="text1" w:sz="8" w:space="0"/>
+          <w:left w:val="single" w:color="000000" w:themeColor="text1" w:sz="8" w:space="0"/>
+          <w:bottom w:val="single" w:color="000000" w:themeColor="text1" w:sz="8" w:space="0"/>
+          <w:right w:val="single" w:color="000000" w:themeColor="text1" w:sz="8" w:space="0"/>
+          <w:insideV w:val="single" w:color="000000" w:themeColor="text1" w:sz="8" w:space="0"/>
         </w:tcBorders>
       </w:tcPr>
     </w:tblStylePr>
@@ -7032,12 +6960,12 @@
       <w:tblStyleColBandSize w:val="1"/>
       <w:tblInd w:w="0" w:type="dxa"/>
       <w:tblBorders>
-        <w:top w:val="single" w:sz="8" w:space="0" w:color="4F81BD" w:themeColor="accent1"/>
-        <w:left w:val="single" w:sz="8" w:space="0" w:color="4F81BD" w:themeColor="accent1"/>
-        <w:bottom w:val="single" w:sz="8" w:space="0" w:color="4F81BD" w:themeColor="accent1"/>
-        <w:right w:val="single" w:sz="8" w:space="0" w:color="4F81BD" w:themeColor="accent1"/>
-        <w:insideH w:val="single" w:sz="8" w:space="0" w:color="4F81BD" w:themeColor="accent1"/>
-        <w:insideV w:val="single" w:sz="8" w:space="0" w:color="4F81BD" w:themeColor="accent1"/>
+        <w:top w:val="single" w:color="4F81BD" w:themeColor="accent1" w:sz="8" w:space="0"/>
+        <w:left w:val="single" w:color="4F81BD" w:themeColor="accent1" w:sz="8" w:space="0"/>
+        <w:bottom w:val="single" w:color="4F81BD" w:themeColor="accent1" w:sz="8" w:space="0"/>
+        <w:right w:val="single" w:color="4F81BD" w:themeColor="accent1" w:sz="8" w:space="0"/>
+        <w:insideH w:val="single" w:color="4F81BD" w:themeColor="accent1" w:sz="8" w:space="0"/>
+        <w:insideV w:val="single" w:color="4F81BD" w:themeColor="accent1" w:sz="8" w:space="0"/>
       </w:tblBorders>
       <w:tblCellMar>
         <w:top w:w="0" w:type="dxa"/>
@@ -7051,19 +6979,19 @@
         <w:spacing w:before="0" w:after="0" w:line="240" w:lineRule="auto"/>
       </w:pPr>
       <w:rPr>
-        <w:rFonts w:asciiTheme="majorHAnsi" w:eastAsiaTheme="majorEastAsia" w:hAnsiTheme="majorHAnsi" w:cstheme="majorBidi"/>
-        <w:b/>
-        <w:bCs/>
-      </w:rPr>
-      <w:tblPr/>
-      <w:tcPr>
-        <w:tcBorders>
-          <w:top w:val="single" w:sz="8" w:space="0" w:color="4F81BD" w:themeColor="accent1"/>
-          <w:left w:val="single" w:sz="8" w:space="0" w:color="4F81BD" w:themeColor="accent1"/>
-          <w:bottom w:val="single" w:sz="18" w:space="0" w:color="4F81BD" w:themeColor="accent1"/>
-          <w:right w:val="single" w:sz="8" w:space="0" w:color="4F81BD" w:themeColor="accent1"/>
-          <w:insideH w:val="nil"/>
-          <w:insideV w:val="single" w:sz="8" w:space="0" w:color="4F81BD" w:themeColor="accent1"/>
+        <w:rFonts w:asciiTheme="majorHAnsi" w:hAnsiTheme="majorHAnsi" w:eastAsiaTheme="majorEastAsia" w:cstheme="majorBidi"/>
+        <w:b/>
+        <w:bCs/>
+      </w:rPr>
+      <w:tblPr/>
+      <w:tcPr>
+        <w:tcBorders>
+          <w:top w:val="single" w:color="4F81BD" w:themeColor="accent1" w:sz="8" w:space="0"/>
+          <w:left w:val="single" w:color="4F81BD" w:themeColor="accent1" w:sz="8" w:space="0"/>
+          <w:bottom w:val="single" w:color="4F81BD" w:themeColor="accent1" w:sz="18" w:space="0"/>
+          <w:right w:val="single" w:color="4F81BD" w:themeColor="accent1" w:sz="8" w:space="0"/>
+          <w:insideH w:val="nil"/>
+          <w:insideV w:val="single" w:color="4F81BD" w:themeColor="accent1" w:sz="8" w:space="0"/>
         </w:tcBorders>
       </w:tcPr>
     </w:tblStylePr>
@@ -7072,42 +7000,42 @@
         <w:spacing w:before="0" w:after="0" w:line="240" w:lineRule="auto"/>
       </w:pPr>
       <w:rPr>
-        <w:rFonts w:asciiTheme="majorHAnsi" w:eastAsiaTheme="majorEastAsia" w:hAnsiTheme="majorHAnsi" w:cstheme="majorBidi"/>
-        <w:b/>
-        <w:bCs/>
-      </w:rPr>
-      <w:tblPr/>
-      <w:tcPr>
-        <w:tcBorders>
-          <w:top w:val="double" w:sz="6" w:space="0" w:color="4F81BD" w:themeColor="accent1"/>
-          <w:left w:val="single" w:sz="8" w:space="0" w:color="4F81BD" w:themeColor="accent1"/>
-          <w:bottom w:val="single" w:sz="8" w:space="0" w:color="4F81BD" w:themeColor="accent1"/>
-          <w:right w:val="single" w:sz="8" w:space="0" w:color="4F81BD" w:themeColor="accent1"/>
-          <w:insideH w:val="nil"/>
-          <w:insideV w:val="single" w:sz="8" w:space="0" w:color="4F81BD" w:themeColor="accent1"/>
+        <w:rFonts w:asciiTheme="majorHAnsi" w:hAnsiTheme="majorHAnsi" w:eastAsiaTheme="majorEastAsia" w:cstheme="majorBidi"/>
+        <w:b/>
+        <w:bCs/>
+      </w:rPr>
+      <w:tblPr/>
+      <w:tcPr>
+        <w:tcBorders>
+          <w:top w:val="double" w:color="4F81BD" w:themeColor="accent1" w:sz="6" w:space="0"/>
+          <w:left w:val="single" w:color="4F81BD" w:themeColor="accent1" w:sz="8" w:space="0"/>
+          <w:bottom w:val="single" w:color="4F81BD" w:themeColor="accent1" w:sz="8" w:space="0"/>
+          <w:right w:val="single" w:color="4F81BD" w:themeColor="accent1" w:sz="8" w:space="0"/>
+          <w:insideH w:val="nil"/>
+          <w:insideV w:val="single" w:color="4F81BD" w:themeColor="accent1" w:sz="8" w:space="0"/>
         </w:tcBorders>
       </w:tcPr>
     </w:tblStylePr>
     <w:tblStylePr w:type="firstCol">
       <w:rPr>
-        <w:rFonts w:asciiTheme="majorHAnsi" w:eastAsiaTheme="majorEastAsia" w:hAnsiTheme="majorHAnsi" w:cstheme="majorBidi"/>
+        <w:rFonts w:asciiTheme="majorHAnsi" w:hAnsiTheme="majorHAnsi" w:eastAsiaTheme="majorEastAsia" w:cstheme="majorBidi"/>
         <w:b/>
         <w:bCs/>
       </w:rPr>
     </w:tblStylePr>
     <w:tblStylePr w:type="lastCol">
       <w:rPr>
-        <w:rFonts w:asciiTheme="majorHAnsi" w:eastAsiaTheme="majorEastAsia" w:hAnsiTheme="majorHAnsi" w:cstheme="majorBidi"/>
-        <w:b/>
-        <w:bCs/>
-      </w:rPr>
-      <w:tblPr/>
-      <w:tcPr>
-        <w:tcBorders>
-          <w:top w:val="single" w:sz="8" w:space="0" w:color="4F81BD" w:themeColor="accent1"/>
-          <w:left w:val="single" w:sz="8" w:space="0" w:color="4F81BD" w:themeColor="accent1"/>
-          <w:bottom w:val="single" w:sz="8" w:space="0" w:color="4F81BD" w:themeColor="accent1"/>
-          <w:right w:val="single" w:sz="8" w:space="0" w:color="4F81BD" w:themeColor="accent1"/>
+        <w:rFonts w:asciiTheme="majorHAnsi" w:hAnsiTheme="majorHAnsi" w:eastAsiaTheme="majorEastAsia" w:cstheme="majorBidi"/>
+        <w:b/>
+        <w:bCs/>
+      </w:rPr>
+      <w:tblPr/>
+      <w:tcPr>
+        <w:tcBorders>
+          <w:top w:val="single" w:color="4F81BD" w:themeColor="accent1" w:sz="8" w:space="0"/>
+          <w:left w:val="single" w:color="4F81BD" w:themeColor="accent1" w:sz="8" w:space="0"/>
+          <w:bottom w:val="single" w:color="4F81BD" w:themeColor="accent1" w:sz="8" w:space="0"/>
+          <w:right w:val="single" w:color="4F81BD" w:themeColor="accent1" w:sz="8" w:space="0"/>
         </w:tcBorders>
       </w:tcPr>
     </w:tblStylePr>
@@ -7115,10 +7043,10 @@
       <w:tblPr/>
       <w:tcPr>
         <w:tcBorders>
-          <w:top w:val="single" w:sz="8" w:space="0" w:color="4F81BD" w:themeColor="accent1"/>
-          <w:left w:val="single" w:sz="8" w:space="0" w:color="4F81BD" w:themeColor="accent1"/>
-          <w:bottom w:val="single" w:sz="8" w:space="0" w:color="4F81BD" w:themeColor="accent1"/>
-          <w:right w:val="single" w:sz="8" w:space="0" w:color="4F81BD" w:themeColor="accent1"/>
+          <w:top w:val="single" w:color="4F81BD" w:themeColor="accent1" w:sz="8" w:space="0"/>
+          <w:left w:val="single" w:color="4F81BD" w:themeColor="accent1" w:sz="8" w:space="0"/>
+          <w:bottom w:val="single" w:color="4F81BD" w:themeColor="accent1" w:sz="8" w:space="0"/>
+          <w:right w:val="single" w:color="4F81BD" w:themeColor="accent1" w:sz="8" w:space="0"/>
         </w:tcBorders>
         <w:shd w:val="clear" w:color="auto" w:fill="D3DFEE" w:themeFill="accent1" w:themeFillTint="3F"/>
       </w:tcPr>
@@ -7127,11 +7055,11 @@
       <w:tblPr/>
       <w:tcPr>
         <w:tcBorders>
-          <w:top w:val="single" w:sz="8" w:space="0" w:color="4F81BD" w:themeColor="accent1"/>
-          <w:left w:val="single" w:sz="8" w:space="0" w:color="4F81BD" w:themeColor="accent1"/>
-          <w:bottom w:val="single" w:sz="8" w:space="0" w:color="4F81BD" w:themeColor="accent1"/>
-          <w:right w:val="single" w:sz="8" w:space="0" w:color="4F81BD" w:themeColor="accent1"/>
-          <w:insideV w:val="single" w:sz="8" w:space="0" w:color="4F81BD" w:themeColor="accent1"/>
+          <w:top w:val="single" w:color="4F81BD" w:themeColor="accent1" w:sz="8" w:space="0"/>
+          <w:left w:val="single" w:color="4F81BD" w:themeColor="accent1" w:sz="8" w:space="0"/>
+          <w:bottom w:val="single" w:color="4F81BD" w:themeColor="accent1" w:sz="8" w:space="0"/>
+          <w:right w:val="single" w:color="4F81BD" w:themeColor="accent1" w:sz="8" w:space="0"/>
+          <w:insideV w:val="single" w:color="4F81BD" w:themeColor="accent1" w:sz="8" w:space="0"/>
         </w:tcBorders>
         <w:shd w:val="clear" w:color="auto" w:fill="D3DFEE" w:themeFill="accent1" w:themeFillTint="3F"/>
       </w:tcPr>
@@ -7140,11 +7068,11 @@
       <w:tblPr/>
       <w:tcPr>
         <w:tcBorders>
-          <w:top w:val="single" w:sz="8" w:space="0" w:color="4F81BD" w:themeColor="accent1"/>
-          <w:left w:val="single" w:sz="8" w:space="0" w:color="4F81BD" w:themeColor="accent1"/>
-          <w:bottom w:val="single" w:sz="8" w:space="0" w:color="4F81BD" w:themeColor="accent1"/>
-          <w:right w:val="single" w:sz="8" w:space="0" w:color="4F81BD" w:themeColor="accent1"/>
-          <w:insideV w:val="single" w:sz="8" w:space="0" w:color="4F81BD" w:themeColor="accent1"/>
+          <w:top w:val="single" w:color="4F81BD" w:themeColor="accent1" w:sz="8" w:space="0"/>
+          <w:left w:val="single" w:color="4F81BD" w:themeColor="accent1" w:sz="8" w:space="0"/>
+          <w:bottom w:val="single" w:color="4F81BD" w:themeColor="accent1" w:sz="8" w:space="0"/>
+          <w:right w:val="single" w:color="4F81BD" w:themeColor="accent1" w:sz="8" w:space="0"/>
+          <w:insideV w:val="single" w:color="4F81BD" w:themeColor="accent1" w:sz="8" w:space="0"/>
         </w:tcBorders>
       </w:tcPr>
     </w:tblStylePr>
@@ -7162,12 +7090,12 @@
       <w:tblStyleColBandSize w:val="1"/>
       <w:tblInd w:w="0" w:type="dxa"/>
       <w:tblBorders>
-        <w:top w:val="single" w:sz="8" w:space="0" w:color="C0504D" w:themeColor="accent2"/>
-        <w:left w:val="single" w:sz="8" w:space="0" w:color="C0504D" w:themeColor="accent2"/>
-        <w:bottom w:val="single" w:sz="8" w:space="0" w:color="C0504D" w:themeColor="accent2"/>
-        <w:right w:val="single" w:sz="8" w:space="0" w:color="C0504D" w:themeColor="accent2"/>
-        <w:insideH w:val="single" w:sz="8" w:space="0" w:color="C0504D" w:themeColor="accent2"/>
-        <w:insideV w:val="single" w:sz="8" w:space="0" w:color="C0504D" w:themeColor="accent2"/>
+        <w:top w:val="single" w:color="C0504D" w:themeColor="accent2" w:sz="8" w:space="0"/>
+        <w:left w:val="single" w:color="C0504D" w:themeColor="accent2" w:sz="8" w:space="0"/>
+        <w:bottom w:val="single" w:color="C0504D" w:themeColor="accent2" w:sz="8" w:space="0"/>
+        <w:right w:val="single" w:color="C0504D" w:themeColor="accent2" w:sz="8" w:space="0"/>
+        <w:insideH w:val="single" w:color="C0504D" w:themeColor="accent2" w:sz="8" w:space="0"/>
+        <w:insideV w:val="single" w:color="C0504D" w:themeColor="accent2" w:sz="8" w:space="0"/>
       </w:tblBorders>
       <w:tblCellMar>
         <w:top w:w="0" w:type="dxa"/>
@@ -7181,19 +7109,19 @@
         <w:spacing w:before="0" w:after="0" w:line="240" w:lineRule="auto"/>
       </w:pPr>
       <w:rPr>
-        <w:rFonts w:asciiTheme="majorHAnsi" w:eastAsiaTheme="majorEastAsia" w:hAnsiTheme="majorHAnsi" w:cstheme="majorBidi"/>
-        <w:b/>
-        <w:bCs/>
-      </w:rPr>
-      <w:tblPr/>
-      <w:tcPr>
-        <w:tcBorders>
-          <w:top w:val="single" w:sz="8" w:space="0" w:color="C0504D" w:themeColor="accent2"/>
-          <w:left w:val="single" w:sz="8" w:space="0" w:color="C0504D" w:themeColor="accent2"/>
-          <w:bottom w:val="single" w:sz="18" w:space="0" w:color="C0504D" w:themeColor="accent2"/>
-          <w:right w:val="single" w:sz="8" w:space="0" w:color="C0504D" w:themeColor="accent2"/>
-          <w:insideH w:val="nil"/>
-          <w:insideV w:val="single" w:sz="8" w:space="0" w:color="C0504D" w:themeColor="accent2"/>
+        <w:rFonts w:asciiTheme="majorHAnsi" w:hAnsiTheme="majorHAnsi" w:eastAsiaTheme="majorEastAsia" w:cstheme="majorBidi"/>
+        <w:b/>
+        <w:bCs/>
+      </w:rPr>
+      <w:tblPr/>
+      <w:tcPr>
+        <w:tcBorders>
+          <w:top w:val="single" w:color="C0504D" w:themeColor="accent2" w:sz="8" w:space="0"/>
+          <w:left w:val="single" w:color="C0504D" w:themeColor="accent2" w:sz="8" w:space="0"/>
+          <w:bottom w:val="single" w:color="C0504D" w:themeColor="accent2" w:sz="18" w:space="0"/>
+          <w:right w:val="single" w:color="C0504D" w:themeColor="accent2" w:sz="8" w:space="0"/>
+          <w:insideH w:val="nil"/>
+          <w:insideV w:val="single" w:color="C0504D" w:themeColor="accent2" w:sz="8" w:space="0"/>
         </w:tcBorders>
       </w:tcPr>
     </w:tblStylePr>
@@ -7202,42 +7130,42 @@
         <w:spacing w:before="0" w:after="0" w:line="240" w:lineRule="auto"/>
       </w:pPr>
       <w:rPr>
-        <w:rFonts w:asciiTheme="majorHAnsi" w:eastAsiaTheme="majorEastAsia" w:hAnsiTheme="majorHAnsi" w:cstheme="majorBidi"/>
-        <w:b/>
-        <w:bCs/>
-      </w:rPr>
-      <w:tblPr/>
-      <w:tcPr>
-        <w:tcBorders>
-          <w:top w:val="double" w:sz="6" w:space="0" w:color="C0504D" w:themeColor="accent2"/>
-          <w:left w:val="single" w:sz="8" w:space="0" w:color="C0504D" w:themeColor="accent2"/>
-          <w:bottom w:val="single" w:sz="8" w:space="0" w:color="C0504D" w:themeColor="accent2"/>
-          <w:right w:val="single" w:sz="8" w:space="0" w:color="C0504D" w:themeColor="accent2"/>
-          <w:insideH w:val="nil"/>
-          <w:insideV w:val="single" w:sz="8" w:space="0" w:color="C0504D" w:themeColor="accent2"/>
+        <w:rFonts w:asciiTheme="majorHAnsi" w:hAnsiTheme="majorHAnsi" w:eastAsiaTheme="majorEastAsia" w:cstheme="majorBidi"/>
+        <w:b/>
+        <w:bCs/>
+      </w:rPr>
+      <w:tblPr/>
+      <w:tcPr>
+        <w:tcBorders>
+          <w:top w:val="double" w:color="C0504D" w:themeColor="accent2" w:sz="6" w:space="0"/>
+          <w:left w:val="single" w:color="C0504D" w:themeColor="accent2" w:sz="8" w:space="0"/>
+          <w:bottom w:val="single" w:color="C0504D" w:themeColor="accent2" w:sz="8" w:space="0"/>
+          <w:right w:val="single" w:color="C0504D" w:themeColor="accent2" w:sz="8" w:space="0"/>
+          <w:insideH w:val="nil"/>
+          <w:insideV w:val="single" w:color="C0504D" w:themeColor="accent2" w:sz="8" w:space="0"/>
         </w:tcBorders>
       </w:tcPr>
     </w:tblStylePr>
     <w:tblStylePr w:type="firstCol">
       <w:rPr>
-        <w:rFonts w:asciiTheme="majorHAnsi" w:eastAsiaTheme="majorEastAsia" w:hAnsiTheme="majorHAnsi" w:cstheme="majorBidi"/>
+        <w:rFonts w:asciiTheme="majorHAnsi" w:hAnsiTheme="majorHAnsi" w:eastAsiaTheme="majorEastAsia" w:cstheme="majorBidi"/>
         <w:b/>
         <w:bCs/>
       </w:rPr>
     </w:tblStylePr>
     <w:tblStylePr w:type="lastCol">
       <w:rPr>
-        <w:rFonts w:asciiTheme="majorHAnsi" w:eastAsiaTheme="majorEastAsia" w:hAnsiTheme="majorHAnsi" w:cstheme="majorBidi"/>
-        <w:b/>
-        <w:bCs/>
-      </w:rPr>
-      <w:tblPr/>
-      <w:tcPr>
-        <w:tcBorders>
-          <w:top w:val="single" w:sz="8" w:space="0" w:color="C0504D" w:themeColor="accent2"/>
-          <w:left w:val="single" w:sz="8" w:space="0" w:color="C0504D" w:themeColor="accent2"/>
-          <w:bottom w:val="single" w:sz="8" w:space="0" w:color="C0504D" w:themeColor="accent2"/>
-          <w:right w:val="single" w:sz="8" w:space="0" w:color="C0504D" w:themeColor="accent2"/>
+        <w:rFonts w:asciiTheme="majorHAnsi" w:hAnsiTheme="majorHAnsi" w:eastAsiaTheme="majorEastAsia" w:cstheme="majorBidi"/>
+        <w:b/>
+        <w:bCs/>
+      </w:rPr>
+      <w:tblPr/>
+      <w:tcPr>
+        <w:tcBorders>
+          <w:top w:val="single" w:color="C0504D" w:themeColor="accent2" w:sz="8" w:space="0"/>
+          <w:left w:val="single" w:color="C0504D" w:themeColor="accent2" w:sz="8" w:space="0"/>
+          <w:bottom w:val="single" w:color="C0504D" w:themeColor="accent2" w:sz="8" w:space="0"/>
+          <w:right w:val="single" w:color="C0504D" w:themeColor="accent2" w:sz="8" w:space="0"/>
         </w:tcBorders>
       </w:tcPr>
     </w:tblStylePr>
@@ -7245,10 +7173,10 @@
       <w:tblPr/>
       <w:tcPr>
         <w:tcBorders>
-          <w:top w:val="single" w:sz="8" w:space="0" w:color="C0504D" w:themeColor="accent2"/>
-          <w:left w:val="single" w:sz="8" w:space="0" w:color="C0504D" w:themeColor="accent2"/>
-          <w:bottom w:val="single" w:sz="8" w:space="0" w:color="C0504D" w:themeColor="accent2"/>
-          <w:right w:val="single" w:sz="8" w:space="0" w:color="C0504D" w:themeColor="accent2"/>
+          <w:top w:val="single" w:color="C0504D" w:themeColor="accent2" w:sz="8" w:space="0"/>
+          <w:left w:val="single" w:color="C0504D" w:themeColor="accent2" w:sz="8" w:space="0"/>
+          <w:bottom w:val="single" w:color="C0504D" w:themeColor="accent2" w:sz="8" w:space="0"/>
+          <w:right w:val="single" w:color="C0504D" w:themeColor="accent2" w:sz="8" w:space="0"/>
         </w:tcBorders>
         <w:shd w:val="clear" w:color="auto" w:fill="EFD3D2" w:themeFill="accent2" w:themeFillTint="3F"/>
       </w:tcPr>
@@ -7257,11 +7185,11 @@
       <w:tblPr/>
       <w:tcPr>
         <w:tcBorders>
-          <w:top w:val="single" w:sz="8" w:space="0" w:color="C0504D" w:themeColor="accent2"/>
-          <w:left w:val="single" w:sz="8" w:space="0" w:color="C0504D" w:themeColor="accent2"/>
-          <w:bottom w:val="single" w:sz="8" w:space="0" w:color="C0504D" w:themeColor="accent2"/>
-          <w:right w:val="single" w:sz="8" w:space="0" w:color="C0504D" w:themeColor="accent2"/>
-          <w:insideV w:val="single" w:sz="8" w:space="0" w:color="C0504D" w:themeColor="accent2"/>
+          <w:top w:val="single" w:color="C0504D" w:themeColor="accent2" w:sz="8" w:space="0"/>
+          <w:left w:val="single" w:color="C0504D" w:themeColor="accent2" w:sz="8" w:space="0"/>
+          <w:bottom w:val="single" w:color="C0504D" w:themeColor="accent2" w:sz="8" w:space="0"/>
+          <w:right w:val="single" w:color="C0504D" w:themeColor="accent2" w:sz="8" w:space="0"/>
+          <w:insideV w:val="single" w:color="C0504D" w:themeColor="accent2" w:sz="8" w:space="0"/>
         </w:tcBorders>
         <w:shd w:val="clear" w:color="auto" w:fill="EFD3D2" w:themeFill="accent2" w:themeFillTint="3F"/>
       </w:tcPr>
@@ -7270,11 +7198,11 @@
       <w:tblPr/>
       <w:tcPr>
         <w:tcBorders>
-          <w:top w:val="single" w:sz="8" w:space="0" w:color="C0504D" w:themeColor="accent2"/>
-          <w:left w:val="single" w:sz="8" w:space="0" w:color="C0504D" w:themeColor="accent2"/>
-          <w:bottom w:val="single" w:sz="8" w:space="0" w:color="C0504D" w:themeColor="accent2"/>
-          <w:right w:val="single" w:sz="8" w:space="0" w:color="C0504D" w:themeColor="accent2"/>
-          <w:insideV w:val="single" w:sz="8" w:space="0" w:color="C0504D" w:themeColor="accent2"/>
+          <w:top w:val="single" w:color="C0504D" w:themeColor="accent2" w:sz="8" w:space="0"/>
+          <w:left w:val="single" w:color="C0504D" w:themeColor="accent2" w:sz="8" w:space="0"/>
+          <w:bottom w:val="single" w:color="C0504D" w:themeColor="accent2" w:sz="8" w:space="0"/>
+          <w:right w:val="single" w:color="C0504D" w:themeColor="accent2" w:sz="8" w:space="0"/>
+          <w:insideV w:val="single" w:color="C0504D" w:themeColor="accent2" w:sz="8" w:space="0"/>
         </w:tcBorders>
       </w:tcPr>
     </w:tblStylePr>
@@ -7292,12 +7220,12 @@
       <w:tblStyleColBandSize w:val="1"/>
       <w:tblInd w:w="0" w:type="dxa"/>
       <w:tblBorders>
-        <w:top w:val="single" w:sz="8" w:space="0" w:color="9BBB59" w:themeColor="accent3"/>
-        <w:left w:val="single" w:sz="8" w:space="0" w:color="9BBB59" w:themeColor="accent3"/>
-        <w:bottom w:val="single" w:sz="8" w:space="0" w:color="9BBB59" w:themeColor="accent3"/>
-        <w:right w:val="single" w:sz="8" w:space="0" w:color="9BBB59" w:themeColor="accent3"/>
-        <w:insideH w:val="single" w:sz="8" w:space="0" w:color="9BBB59" w:themeColor="accent3"/>
-        <w:insideV w:val="single" w:sz="8" w:space="0" w:color="9BBB59" w:themeColor="accent3"/>
+        <w:top w:val="single" w:color="9BBB59" w:themeColor="accent3" w:sz="8" w:space="0"/>
+        <w:left w:val="single" w:color="9BBB59" w:themeColor="accent3" w:sz="8" w:space="0"/>
+        <w:bottom w:val="single" w:color="9BBB59" w:themeColor="accent3" w:sz="8" w:space="0"/>
+        <w:right w:val="single" w:color="9BBB59" w:themeColor="accent3" w:sz="8" w:space="0"/>
+        <w:insideH w:val="single" w:color="9BBB59" w:themeColor="accent3" w:sz="8" w:space="0"/>
+        <w:insideV w:val="single" w:color="9BBB59" w:themeColor="accent3" w:sz="8" w:space="0"/>
       </w:tblBorders>
       <w:tblCellMar>
         <w:top w:w="0" w:type="dxa"/>
@@ -7311,19 +7239,19 @@
         <w:spacing w:before="0" w:after="0" w:line="240" w:lineRule="auto"/>
       </w:pPr>
       <w:rPr>
-        <w:rFonts w:asciiTheme="majorHAnsi" w:eastAsiaTheme="majorEastAsia" w:hAnsiTheme="majorHAnsi" w:cstheme="majorBidi"/>
-        <w:b/>
-        <w:bCs/>
-      </w:rPr>
-      <w:tblPr/>
-      <w:tcPr>
-        <w:tcBorders>
-          <w:top w:val="single" w:sz="8" w:space="0" w:color="9BBB59" w:themeColor="accent3"/>
-          <w:left w:val="single" w:sz="8" w:space="0" w:color="9BBB59" w:themeColor="accent3"/>
-          <w:bottom w:val="single" w:sz="18" w:space="0" w:color="9BBB59" w:themeColor="accent3"/>
-          <w:right w:val="single" w:sz="8" w:space="0" w:color="9BBB59" w:themeColor="accent3"/>
-          <w:insideH w:val="nil"/>
-          <w:insideV w:val="single" w:sz="8" w:space="0" w:color="9BBB59" w:themeColor="accent3"/>
+        <w:rFonts w:asciiTheme="majorHAnsi" w:hAnsiTheme="majorHAnsi" w:eastAsiaTheme="majorEastAsia" w:cstheme="majorBidi"/>
+        <w:b/>
+        <w:bCs/>
+      </w:rPr>
+      <w:tblPr/>
+      <w:tcPr>
+        <w:tcBorders>
+          <w:top w:val="single" w:color="9BBB59" w:themeColor="accent3" w:sz="8" w:space="0"/>
+          <w:left w:val="single" w:color="9BBB59" w:themeColor="accent3" w:sz="8" w:space="0"/>
+          <w:bottom w:val="single" w:color="9BBB59" w:themeColor="accent3" w:sz="18" w:space="0"/>
+          <w:right w:val="single" w:color="9BBB59" w:themeColor="accent3" w:sz="8" w:space="0"/>
+          <w:insideH w:val="nil"/>
+          <w:insideV w:val="single" w:color="9BBB59" w:themeColor="accent3" w:sz="8" w:space="0"/>
         </w:tcBorders>
       </w:tcPr>
     </w:tblStylePr>
@@ -7332,42 +7260,42 @@
         <w:spacing w:before="0" w:after="0" w:line="240" w:lineRule="auto"/>
       </w:pPr>
       <w:rPr>
-        <w:rFonts w:asciiTheme="majorHAnsi" w:eastAsiaTheme="majorEastAsia" w:hAnsiTheme="majorHAnsi" w:cstheme="majorBidi"/>
-        <w:b/>
-        <w:bCs/>
-      </w:rPr>
-      <w:tblPr/>
-      <w:tcPr>
-        <w:tcBorders>
-          <w:top w:val="double" w:sz="6" w:space="0" w:color="9BBB59" w:themeColor="accent3"/>
-          <w:left w:val="single" w:sz="8" w:space="0" w:color="9BBB59" w:themeColor="accent3"/>
-          <w:bottom w:val="single" w:sz="8" w:space="0" w:color="9BBB59" w:themeColor="accent3"/>
-          <w:right w:val="single" w:sz="8" w:space="0" w:color="9BBB59" w:themeColor="accent3"/>
-          <w:insideH w:val="nil"/>
-          <w:insideV w:val="single" w:sz="8" w:space="0" w:color="9BBB59" w:themeColor="accent3"/>
+        <w:rFonts w:asciiTheme="majorHAnsi" w:hAnsiTheme="majorHAnsi" w:eastAsiaTheme="majorEastAsia" w:cstheme="majorBidi"/>
+        <w:b/>
+        <w:bCs/>
+      </w:rPr>
+      <w:tblPr/>
+      <w:tcPr>
+        <w:tcBorders>
+          <w:top w:val="double" w:color="9BBB59" w:themeColor="accent3" w:sz="6" w:space="0"/>
+          <w:left w:val="single" w:color="9BBB59" w:themeColor="accent3" w:sz="8" w:space="0"/>
+          <w:bottom w:val="single" w:color="9BBB59" w:themeColor="accent3" w:sz="8" w:space="0"/>
+          <w:right w:val="single" w:color="9BBB59" w:themeColor="accent3" w:sz="8" w:space="0"/>
+          <w:insideH w:val="nil"/>
+          <w:insideV w:val="single" w:color="9BBB59" w:themeColor="accent3" w:sz="8" w:space="0"/>
         </w:tcBorders>
       </w:tcPr>
     </w:tblStylePr>
     <w:tblStylePr w:type="firstCol">
       <w:rPr>
-        <w:rFonts w:asciiTheme="majorHAnsi" w:eastAsiaTheme="majorEastAsia" w:hAnsiTheme="majorHAnsi" w:cstheme="majorBidi"/>
+        <w:rFonts w:asciiTheme="majorHAnsi" w:hAnsiTheme="majorHAnsi" w:eastAsiaTheme="majorEastAsia" w:cstheme="majorBidi"/>
         <w:b/>
         <w:bCs/>
       </w:rPr>
     </w:tblStylePr>
     <w:tblStylePr w:type="lastCol">
       <w:rPr>
-        <w:rFonts w:asciiTheme="majorHAnsi" w:eastAsiaTheme="majorEastAsia" w:hAnsiTheme="majorHAnsi" w:cstheme="majorBidi"/>
-        <w:b/>
-        <w:bCs/>
-      </w:rPr>
-      <w:tblPr/>
-      <w:tcPr>
-        <w:tcBorders>
-          <w:top w:val="single" w:sz="8" w:space="0" w:color="9BBB59" w:themeColor="accent3"/>
-          <w:left w:val="single" w:sz="8" w:space="0" w:color="9BBB59" w:themeColor="accent3"/>
-          <w:bottom w:val="single" w:sz="8" w:space="0" w:color="9BBB59" w:themeColor="accent3"/>
-          <w:right w:val="single" w:sz="8" w:space="0" w:color="9BBB59" w:themeColor="accent3"/>
+        <w:rFonts w:asciiTheme="majorHAnsi" w:hAnsiTheme="majorHAnsi" w:eastAsiaTheme="majorEastAsia" w:cstheme="majorBidi"/>
+        <w:b/>
+        <w:bCs/>
+      </w:rPr>
+      <w:tblPr/>
+      <w:tcPr>
+        <w:tcBorders>
+          <w:top w:val="single" w:color="9BBB59" w:themeColor="accent3" w:sz="8" w:space="0"/>
+          <w:left w:val="single" w:color="9BBB59" w:themeColor="accent3" w:sz="8" w:space="0"/>
+          <w:bottom w:val="single" w:color="9BBB59" w:themeColor="accent3" w:sz="8" w:space="0"/>
+          <w:right w:val="single" w:color="9BBB59" w:themeColor="accent3" w:sz="8" w:space="0"/>
         </w:tcBorders>
       </w:tcPr>
     </w:tblStylePr>
@@ -7375,10 +7303,10 @@
       <w:tblPr/>
       <w:tcPr>
         <w:tcBorders>
-          <w:top w:val="single" w:sz="8" w:space="0" w:color="9BBB59" w:themeColor="accent3"/>
-          <w:left w:val="single" w:sz="8" w:space="0" w:color="9BBB59" w:themeColor="accent3"/>
-          <w:bottom w:val="single" w:sz="8" w:space="0" w:color="9BBB59" w:themeColor="accent3"/>
-          <w:right w:val="single" w:sz="8" w:space="0" w:color="9BBB59" w:themeColor="accent3"/>
+          <w:top w:val="single" w:color="9BBB59" w:themeColor="accent3" w:sz="8" w:space="0"/>
+          <w:left w:val="single" w:color="9BBB59" w:themeColor="accent3" w:sz="8" w:space="0"/>
+          <w:bottom w:val="single" w:color="9BBB59" w:themeColor="accent3" w:sz="8" w:space="0"/>
+          <w:right w:val="single" w:color="9BBB59" w:themeColor="accent3" w:sz="8" w:space="0"/>
         </w:tcBorders>
         <w:shd w:val="clear" w:color="auto" w:fill="E6EED5" w:themeFill="accent3" w:themeFillTint="3F"/>
       </w:tcPr>
@@ -7387,11 +7315,11 @@
       <w:tblPr/>
       <w:tcPr>
         <w:tcBorders>
-          <w:top w:val="single" w:sz="8" w:space="0" w:color="9BBB59" w:themeColor="accent3"/>
-          <w:left w:val="single" w:sz="8" w:space="0" w:color="9BBB59" w:themeColor="accent3"/>
-          <w:bottom w:val="single" w:sz="8" w:space="0" w:color="9BBB59" w:themeColor="accent3"/>
-          <w:right w:val="single" w:sz="8" w:space="0" w:color="9BBB59" w:themeColor="accent3"/>
-          <w:insideV w:val="single" w:sz="8" w:space="0" w:color="9BBB59" w:themeColor="accent3"/>
+          <w:top w:val="single" w:color="9BBB59" w:themeColor="accent3" w:sz="8" w:space="0"/>
+          <w:left w:val="single" w:color="9BBB59" w:themeColor="accent3" w:sz="8" w:space="0"/>
+          <w:bottom w:val="single" w:color="9BBB59" w:themeColor="accent3" w:sz="8" w:space="0"/>
+          <w:right w:val="single" w:color="9BBB59" w:themeColor="accent3" w:sz="8" w:space="0"/>
+          <w:insideV w:val="single" w:color="9BBB59" w:themeColor="accent3" w:sz="8" w:space="0"/>
         </w:tcBorders>
         <w:shd w:val="clear" w:color="auto" w:fill="E6EED5" w:themeFill="accent3" w:themeFillTint="3F"/>
       </w:tcPr>
@@ -7400,11 +7328,11 @@
       <w:tblPr/>
       <w:tcPr>
         <w:tcBorders>
-          <w:top w:val="single" w:sz="8" w:space="0" w:color="9BBB59" w:themeColor="accent3"/>
-          <w:left w:val="single" w:sz="8" w:space="0" w:color="9BBB59" w:themeColor="accent3"/>
-          <w:bottom w:val="single" w:sz="8" w:space="0" w:color="9BBB59" w:themeColor="accent3"/>
-          <w:right w:val="single" w:sz="8" w:space="0" w:color="9BBB59" w:themeColor="accent3"/>
-          <w:insideV w:val="single" w:sz="8" w:space="0" w:color="9BBB59" w:themeColor="accent3"/>
+          <w:top w:val="single" w:color="9BBB59" w:themeColor="accent3" w:sz="8" w:space="0"/>
+          <w:left w:val="single" w:color="9BBB59" w:themeColor="accent3" w:sz="8" w:space="0"/>
+          <w:bottom w:val="single" w:color="9BBB59" w:themeColor="accent3" w:sz="8" w:space="0"/>
+          <w:right w:val="single" w:color="9BBB59" w:themeColor="accent3" w:sz="8" w:space="0"/>
+          <w:insideV w:val="single" w:color="9BBB59" w:themeColor="accent3" w:sz="8" w:space="0"/>
         </w:tcBorders>
       </w:tcPr>
     </w:tblStylePr>
@@ -7422,12 +7350,12 @@
       <w:tblStyleColBandSize w:val="1"/>
       <w:tblInd w:w="0" w:type="dxa"/>
       <w:tblBorders>
-        <w:top w:val="single" w:sz="8" w:space="0" w:color="8064A2" w:themeColor="accent4"/>
-        <w:left w:val="single" w:sz="8" w:space="0" w:color="8064A2" w:themeColor="accent4"/>
-        <w:bottom w:val="single" w:sz="8" w:space="0" w:color="8064A2" w:themeColor="accent4"/>
-        <w:right w:val="single" w:sz="8" w:space="0" w:color="8064A2" w:themeColor="accent4"/>
-        <w:insideH w:val="single" w:sz="8" w:space="0" w:color="8064A2" w:themeColor="accent4"/>
-        <w:insideV w:val="single" w:sz="8" w:space="0" w:color="8064A2" w:themeColor="accent4"/>
+        <w:top w:val="single" w:color="8064A2" w:themeColor="accent4" w:sz="8" w:space="0"/>
+        <w:left w:val="single" w:color="8064A2" w:themeColor="accent4" w:sz="8" w:space="0"/>
+        <w:bottom w:val="single" w:color="8064A2" w:themeColor="accent4" w:sz="8" w:space="0"/>
+        <w:right w:val="single" w:color="8064A2" w:themeColor="accent4" w:sz="8" w:space="0"/>
+        <w:insideH w:val="single" w:color="8064A2" w:themeColor="accent4" w:sz="8" w:space="0"/>
+        <w:insideV w:val="single" w:color="8064A2" w:themeColor="accent4" w:sz="8" w:space="0"/>
       </w:tblBorders>
       <w:tblCellMar>
         <w:top w:w="0" w:type="dxa"/>
@@ -7441,19 +7369,19 @@
         <w:spacing w:before="0" w:after="0" w:line="240" w:lineRule="auto"/>
       </w:pPr>
       <w:rPr>
-        <w:rFonts w:asciiTheme="majorHAnsi" w:eastAsiaTheme="majorEastAsia" w:hAnsiTheme="majorHAnsi" w:cstheme="majorBidi"/>
-        <w:b/>
-        <w:bCs/>
-      </w:rPr>
-      <w:tblPr/>
-      <w:tcPr>
-        <w:tcBorders>
-          <w:top w:val="single" w:sz="8" w:space="0" w:color="8064A2" w:themeColor="accent4"/>
-          <w:left w:val="single" w:sz="8" w:space="0" w:color="8064A2" w:themeColor="accent4"/>
-          <w:bottom w:val="single" w:sz="18" w:space="0" w:color="8064A2" w:themeColor="accent4"/>
-          <w:right w:val="single" w:sz="8" w:space="0" w:color="8064A2" w:themeColor="accent4"/>
-          <w:insideH w:val="nil"/>
-          <w:insideV w:val="single" w:sz="8" w:space="0" w:color="8064A2" w:themeColor="accent4"/>
+        <w:rFonts w:asciiTheme="majorHAnsi" w:hAnsiTheme="majorHAnsi" w:eastAsiaTheme="majorEastAsia" w:cstheme="majorBidi"/>
+        <w:b/>
+        <w:bCs/>
+      </w:rPr>
+      <w:tblPr/>
+      <w:tcPr>
+        <w:tcBorders>
+          <w:top w:val="single" w:color="8064A2" w:themeColor="accent4" w:sz="8" w:space="0"/>
+          <w:left w:val="single" w:color="8064A2" w:themeColor="accent4" w:sz="8" w:space="0"/>
+          <w:bottom w:val="single" w:color="8064A2" w:themeColor="accent4" w:sz="18" w:space="0"/>
+          <w:right w:val="single" w:color="8064A2" w:themeColor="accent4" w:sz="8" w:space="0"/>
+          <w:insideH w:val="nil"/>
+          <w:insideV w:val="single" w:color="8064A2" w:themeColor="accent4" w:sz="8" w:space="0"/>
         </w:tcBorders>
       </w:tcPr>
     </w:tblStylePr>
@@ -7462,42 +7390,42 @@
         <w:spacing w:before="0" w:after="0" w:line="240" w:lineRule="auto"/>
       </w:pPr>
       <w:rPr>
-        <w:rFonts w:asciiTheme="majorHAnsi" w:eastAsiaTheme="majorEastAsia" w:hAnsiTheme="majorHAnsi" w:cstheme="majorBidi"/>
-        <w:b/>
-        <w:bCs/>
-      </w:rPr>
-      <w:tblPr/>
-      <w:tcPr>
-        <w:tcBorders>
-          <w:top w:val="double" w:sz="6" w:space="0" w:color="8064A2" w:themeColor="accent4"/>
-          <w:left w:val="single" w:sz="8" w:space="0" w:color="8064A2" w:themeColor="accent4"/>
-          <w:bottom w:val="single" w:sz="8" w:space="0" w:color="8064A2" w:themeColor="accent4"/>
-          <w:right w:val="single" w:sz="8" w:space="0" w:color="8064A2" w:themeColor="accent4"/>
-          <w:insideH w:val="nil"/>
-          <w:insideV w:val="single" w:sz="8" w:space="0" w:color="8064A2" w:themeColor="accent4"/>
+        <w:rFonts w:asciiTheme="majorHAnsi" w:hAnsiTheme="majorHAnsi" w:eastAsiaTheme="majorEastAsia" w:cstheme="majorBidi"/>
+        <w:b/>
+        <w:bCs/>
+      </w:rPr>
+      <w:tblPr/>
+      <w:tcPr>
+        <w:tcBorders>
+          <w:top w:val="double" w:color="8064A2" w:themeColor="accent4" w:sz="6" w:space="0"/>
+          <w:left w:val="single" w:color="8064A2" w:themeColor="accent4" w:sz="8" w:space="0"/>
+          <w:bottom w:val="single" w:color="8064A2" w:themeColor="accent4" w:sz="8" w:space="0"/>
+          <w:right w:val="single" w:color="8064A2" w:themeColor="accent4" w:sz="8" w:space="0"/>
+          <w:insideH w:val="nil"/>
+          <w:insideV w:val="single" w:color="8064A2" w:themeColor="accent4" w:sz="8" w:space="0"/>
         </w:tcBorders>
       </w:tcPr>
     </w:tblStylePr>
     <w:tblStylePr w:type="firstCol">
       <w:rPr>
-        <w:rFonts w:asciiTheme="majorHAnsi" w:eastAsiaTheme="majorEastAsia" w:hAnsiTheme="majorHAnsi" w:cstheme="majorBidi"/>
+        <w:rFonts w:asciiTheme="majorHAnsi" w:hAnsiTheme="majorHAnsi" w:eastAsiaTheme="majorEastAsia" w:cstheme="majorBidi"/>
         <w:b/>
         <w:bCs/>
       </w:rPr>
     </w:tblStylePr>
     <w:tblStylePr w:type="lastCol">
       <w:rPr>
-        <w:rFonts w:asciiTheme="majorHAnsi" w:eastAsiaTheme="majorEastAsia" w:hAnsiTheme="majorHAnsi" w:cstheme="majorBidi"/>
-        <w:b/>
-        <w:bCs/>
-      </w:rPr>
-      <w:tblPr/>
-      <w:tcPr>
-        <w:tcBorders>
-          <w:top w:val="single" w:sz="8" w:space="0" w:color="8064A2" w:themeColor="accent4"/>
-          <w:left w:val="single" w:sz="8" w:space="0" w:color="8064A2" w:themeColor="accent4"/>
-          <w:bottom w:val="single" w:sz="8" w:space="0" w:color="8064A2" w:themeColor="accent4"/>
-          <w:right w:val="single" w:sz="8" w:space="0" w:color="8064A2" w:themeColor="accent4"/>
+        <w:rFonts w:asciiTheme="majorHAnsi" w:hAnsiTheme="majorHAnsi" w:eastAsiaTheme="majorEastAsia" w:cstheme="majorBidi"/>
+        <w:b/>
+        <w:bCs/>
+      </w:rPr>
+      <w:tblPr/>
+      <w:tcPr>
+        <w:tcBorders>
+          <w:top w:val="single" w:color="8064A2" w:themeColor="accent4" w:sz="8" w:space="0"/>
+          <w:left w:val="single" w:color="8064A2" w:themeColor="accent4" w:sz="8" w:space="0"/>
+          <w:bottom w:val="single" w:color="8064A2" w:themeColor="accent4" w:sz="8" w:space="0"/>
+          <w:right w:val="single" w:color="8064A2" w:themeColor="accent4" w:sz="8" w:space="0"/>
         </w:tcBorders>
       </w:tcPr>
     </w:tblStylePr>
@@ -7505,10 +7433,10 @@
       <w:tblPr/>
       <w:tcPr>
         <w:tcBorders>
-          <w:top w:val="single" w:sz="8" w:space="0" w:color="8064A2" w:themeColor="accent4"/>
-          <w:left w:val="single" w:sz="8" w:space="0" w:color="8064A2" w:themeColor="accent4"/>
-          <w:bottom w:val="single" w:sz="8" w:space="0" w:color="8064A2" w:themeColor="accent4"/>
-          <w:right w:val="single" w:sz="8" w:space="0" w:color="8064A2" w:themeColor="accent4"/>
+          <w:top w:val="single" w:color="8064A2" w:themeColor="accent4" w:sz="8" w:space="0"/>
+          <w:left w:val="single" w:color="8064A2" w:themeColor="accent4" w:sz="8" w:space="0"/>
+          <w:bottom w:val="single" w:color="8064A2" w:themeColor="accent4" w:sz="8" w:space="0"/>
+          <w:right w:val="single" w:color="8064A2" w:themeColor="accent4" w:sz="8" w:space="0"/>
         </w:tcBorders>
         <w:shd w:val="clear" w:color="auto" w:fill="DFD8E8" w:themeFill="accent4" w:themeFillTint="3F"/>
       </w:tcPr>
@@ -7517,11 +7445,11 @@
       <w:tblPr/>
       <w:tcPr>
         <w:tcBorders>
-          <w:top w:val="single" w:sz="8" w:space="0" w:color="8064A2" w:themeColor="accent4"/>
-          <w:left w:val="single" w:sz="8" w:space="0" w:color="8064A2" w:themeColor="accent4"/>
-          <w:bottom w:val="single" w:sz="8" w:space="0" w:color="8064A2" w:themeColor="accent4"/>
-          <w:right w:val="single" w:sz="8" w:space="0" w:color="8064A2" w:themeColor="accent4"/>
-          <w:insideV w:val="single" w:sz="8" w:space="0" w:color="8064A2" w:themeColor="accent4"/>
+          <w:top w:val="single" w:color="8064A2" w:themeColor="accent4" w:sz="8" w:space="0"/>
+          <w:left w:val="single" w:color="8064A2" w:themeColor="accent4" w:sz="8" w:space="0"/>
+          <w:bottom w:val="single" w:color="8064A2" w:themeColor="accent4" w:sz="8" w:space="0"/>
+          <w:right w:val="single" w:color="8064A2" w:themeColor="accent4" w:sz="8" w:space="0"/>
+          <w:insideV w:val="single" w:color="8064A2" w:themeColor="accent4" w:sz="8" w:space="0"/>
         </w:tcBorders>
         <w:shd w:val="clear" w:color="auto" w:fill="DFD8E8" w:themeFill="accent4" w:themeFillTint="3F"/>
       </w:tcPr>
@@ -7530,11 +7458,11 @@
       <w:tblPr/>
       <w:tcPr>
         <w:tcBorders>
-          <w:top w:val="single" w:sz="8" w:space="0" w:color="8064A2" w:themeColor="accent4"/>
-          <w:left w:val="single" w:sz="8" w:space="0" w:color="8064A2" w:themeColor="accent4"/>
-          <w:bottom w:val="single" w:sz="8" w:space="0" w:color="8064A2" w:themeColor="accent4"/>
-          <w:right w:val="single" w:sz="8" w:space="0" w:color="8064A2" w:themeColor="accent4"/>
-          <w:insideV w:val="single" w:sz="8" w:space="0" w:color="8064A2" w:themeColor="accent4"/>
+          <w:top w:val="single" w:color="8064A2" w:themeColor="accent4" w:sz="8" w:space="0"/>
+          <w:left w:val="single" w:color="8064A2" w:themeColor="accent4" w:sz="8" w:space="0"/>
+          <w:bottom w:val="single" w:color="8064A2" w:themeColor="accent4" w:sz="8" w:space="0"/>
+          <w:right w:val="single" w:color="8064A2" w:themeColor="accent4" w:sz="8" w:space="0"/>
+          <w:insideV w:val="single" w:color="8064A2" w:themeColor="accent4" w:sz="8" w:space="0"/>
         </w:tcBorders>
       </w:tcPr>
     </w:tblStylePr>
@@ -7552,12 +7480,12 @@
       <w:tblStyleColBandSize w:val="1"/>
       <w:tblInd w:w="0" w:type="dxa"/>
       <w:tblBorders>
-        <w:top w:val="single" w:sz="8" w:space="0" w:color="4BACC6" w:themeColor="accent5"/>
-        <w:left w:val="single" w:sz="8" w:space="0" w:color="4BACC6" w:themeColor="accent5"/>
-        <w:bottom w:val="single" w:sz="8" w:space="0" w:color="4BACC6" w:themeColor="accent5"/>
-        <w:right w:val="single" w:sz="8" w:space="0" w:color="4BACC6" w:themeColor="accent5"/>
-        <w:insideH w:val="single" w:sz="8" w:space="0" w:color="4BACC6" w:themeColor="accent5"/>
-        <w:insideV w:val="single" w:sz="8" w:space="0" w:color="4BACC6" w:themeColor="accent5"/>
+        <w:top w:val="single" w:color="4BACC6" w:themeColor="accent5" w:sz="8" w:space="0"/>
+        <w:left w:val="single" w:color="4BACC6" w:themeColor="accent5" w:sz="8" w:space="0"/>
+        <w:bottom w:val="single" w:color="4BACC6" w:themeColor="accent5" w:sz="8" w:space="0"/>
+        <w:right w:val="single" w:color="4BACC6" w:themeColor="accent5" w:sz="8" w:space="0"/>
+        <w:insideH w:val="single" w:color="4BACC6" w:themeColor="accent5" w:sz="8" w:space="0"/>
+        <w:insideV w:val="single" w:color="4BACC6" w:themeColor="accent5" w:sz="8" w:space="0"/>
       </w:tblBorders>
       <w:tblCellMar>
         <w:top w:w="0" w:type="dxa"/>
@@ -7571,19 +7499,19 @@
         <w:spacing w:before="0" w:after="0" w:line="240" w:lineRule="auto"/>
       </w:pPr>
       <w:rPr>
-        <w:rFonts w:asciiTheme="majorHAnsi" w:eastAsiaTheme="majorEastAsia" w:hAnsiTheme="majorHAnsi" w:cstheme="majorBidi"/>
-        <w:b/>
-        <w:bCs/>
-      </w:rPr>
-      <w:tblPr/>
-      <w:tcPr>
-        <w:tcBorders>
-          <w:top w:val="single" w:sz="8" w:space="0" w:color="4BACC6" w:themeColor="accent5"/>
-          <w:left w:val="single" w:sz="8" w:space="0" w:color="4BACC6" w:themeColor="accent5"/>
-          <w:bottom w:val="single" w:sz="18" w:space="0" w:color="4BACC6" w:themeColor="accent5"/>
-          <w:right w:val="single" w:sz="8" w:space="0" w:color="4BACC6" w:themeColor="accent5"/>
-          <w:insideH w:val="nil"/>
-          <w:insideV w:val="single" w:sz="8" w:space="0" w:color="4BACC6" w:themeColor="accent5"/>
+        <w:rFonts w:asciiTheme="majorHAnsi" w:hAnsiTheme="majorHAnsi" w:eastAsiaTheme="majorEastAsia" w:cstheme="majorBidi"/>
+        <w:b/>
+        <w:bCs/>
+      </w:rPr>
+      <w:tblPr/>
+      <w:tcPr>
+        <w:tcBorders>
+          <w:top w:val="single" w:color="4BACC6" w:themeColor="accent5" w:sz="8" w:space="0"/>
+          <w:left w:val="single" w:color="4BACC6" w:themeColor="accent5" w:sz="8" w:space="0"/>
+          <w:bottom w:val="single" w:color="4BACC6" w:themeColor="accent5" w:sz="18" w:space="0"/>
+          <w:right w:val="single" w:color="4BACC6" w:themeColor="accent5" w:sz="8" w:space="0"/>
+          <w:insideH w:val="nil"/>
+          <w:insideV w:val="single" w:color="4BACC6" w:themeColor="accent5" w:sz="8" w:space="0"/>
         </w:tcBorders>
       </w:tcPr>
     </w:tblStylePr>
@@ -7592,42 +7520,42 @@
         <w:spacing w:before="0" w:after="0" w:line="240" w:lineRule="auto"/>
       </w:pPr>
       <w:rPr>
-        <w:rFonts w:asciiTheme="majorHAnsi" w:eastAsiaTheme="majorEastAsia" w:hAnsiTheme="majorHAnsi" w:cstheme="majorBidi"/>
-        <w:b/>
-        <w:bCs/>
-      </w:rPr>
-      <w:tblPr/>
-      <w:tcPr>
-        <w:tcBorders>
-          <w:top w:val="double" w:sz="6" w:space="0" w:color="4BACC6" w:themeColor="accent5"/>
-          <w:left w:val="single" w:sz="8" w:space="0" w:color="4BACC6" w:themeColor="accent5"/>
-          <w:bottom w:val="single" w:sz="8" w:space="0" w:color="4BACC6" w:themeColor="accent5"/>
-          <w:right w:val="single" w:sz="8" w:space="0" w:color="4BACC6" w:themeColor="accent5"/>
-          <w:insideH w:val="nil"/>
-          <w:insideV w:val="single" w:sz="8" w:space="0" w:color="4BACC6" w:themeColor="accent5"/>
+        <w:rFonts w:asciiTheme="majorHAnsi" w:hAnsiTheme="majorHAnsi" w:eastAsiaTheme="majorEastAsia" w:cstheme="majorBidi"/>
+        <w:b/>
+        <w:bCs/>
+      </w:rPr>
+      <w:tblPr/>
+      <w:tcPr>
+        <w:tcBorders>
+          <w:top w:val="double" w:color="4BACC6" w:themeColor="accent5" w:sz="6" w:space="0"/>
+          <w:left w:val="single" w:color="4BACC6" w:themeColor="accent5" w:sz="8" w:space="0"/>
+          <w:bottom w:val="single" w:color="4BACC6" w:themeColor="accent5" w:sz="8" w:space="0"/>
+          <w:right w:val="single" w:color="4BACC6" w:themeColor="accent5" w:sz="8" w:space="0"/>
+          <w:insideH w:val="nil"/>
+          <w:insideV w:val="single" w:color="4BACC6" w:themeColor="accent5" w:sz="8" w:space="0"/>
         </w:tcBorders>
       </w:tcPr>
     </w:tblStylePr>
     <w:tblStylePr w:type="firstCol">
       <w:rPr>
-        <w:rFonts w:asciiTheme="majorHAnsi" w:eastAsiaTheme="majorEastAsia" w:hAnsiTheme="majorHAnsi" w:cstheme="majorBidi"/>
+        <w:rFonts w:asciiTheme="majorHAnsi" w:hAnsiTheme="majorHAnsi" w:eastAsiaTheme="majorEastAsia" w:cstheme="majorBidi"/>
         <w:b/>
         <w:bCs/>
       </w:rPr>
     </w:tblStylePr>
     <w:tblStylePr w:type="lastCol">
       <w:rPr>
-        <w:rFonts w:asciiTheme="majorHAnsi" w:eastAsiaTheme="majorEastAsia" w:hAnsiTheme="majorHAnsi" w:cstheme="majorBidi"/>
-        <w:b/>
-        <w:bCs/>
-      </w:rPr>
-      <w:tblPr/>
-      <w:tcPr>
-        <w:tcBorders>
-          <w:top w:val="single" w:sz="8" w:space="0" w:color="4BACC6" w:themeColor="accent5"/>
-          <w:left w:val="single" w:sz="8" w:space="0" w:color="4BACC6" w:themeColor="accent5"/>
-          <w:bottom w:val="single" w:sz="8" w:space="0" w:color="4BACC6" w:themeColor="accent5"/>
-          <w:right w:val="single" w:sz="8" w:space="0" w:color="4BACC6" w:themeColor="accent5"/>
+        <w:rFonts w:asciiTheme="majorHAnsi" w:hAnsiTheme="majorHAnsi" w:eastAsiaTheme="majorEastAsia" w:cstheme="majorBidi"/>
+        <w:b/>
+        <w:bCs/>
+      </w:rPr>
+      <w:tblPr/>
+      <w:tcPr>
+        <w:tcBorders>
+          <w:top w:val="single" w:color="4BACC6" w:themeColor="accent5" w:sz="8" w:space="0"/>
+          <w:left w:val="single" w:color="4BACC6" w:themeColor="accent5" w:sz="8" w:space="0"/>
+          <w:bottom w:val="single" w:color="4BACC6" w:themeColor="accent5" w:sz="8" w:space="0"/>
+          <w:right w:val="single" w:color="4BACC6" w:themeColor="accent5" w:sz="8" w:space="0"/>
         </w:tcBorders>
       </w:tcPr>
     </w:tblStylePr>
@@ -7635,10 +7563,10 @@
       <w:tblPr/>
       <w:tcPr>
         <w:tcBorders>
-          <w:top w:val="single" w:sz="8" w:space="0" w:color="4BACC6" w:themeColor="accent5"/>
-          <w:left w:val="single" w:sz="8" w:space="0" w:color="4BACC6" w:themeColor="accent5"/>
-          <w:bottom w:val="single" w:sz="8" w:space="0" w:color="4BACC6" w:themeColor="accent5"/>
-          <w:right w:val="single" w:sz="8" w:space="0" w:color="4BACC6" w:themeColor="accent5"/>
+          <w:top w:val="single" w:color="4BACC6" w:themeColor="accent5" w:sz="8" w:space="0"/>
+          <w:left w:val="single" w:color="4BACC6" w:themeColor="accent5" w:sz="8" w:space="0"/>
+          <w:bottom w:val="single" w:color="4BACC6" w:themeColor="accent5" w:sz="8" w:space="0"/>
+          <w:right w:val="single" w:color="4BACC6" w:themeColor="accent5" w:sz="8" w:space="0"/>
         </w:tcBorders>
         <w:shd w:val="clear" w:color="auto" w:fill="D2EAF1" w:themeFill="accent5" w:themeFillTint="3F"/>
       </w:tcPr>
@@ -7647,11 +7575,11 @@
       <w:tblPr/>
       <w:tcPr>
         <w:tcBorders>
-          <w:top w:val="single" w:sz="8" w:space="0" w:color="4BACC6" w:themeColor="accent5"/>
-          <w:left w:val="single" w:sz="8" w:space="0" w:color="4BACC6" w:themeColor="accent5"/>
-          <w:bottom w:val="single" w:sz="8" w:space="0" w:color="4BACC6" w:themeColor="accent5"/>
-          <w:right w:val="single" w:sz="8" w:space="0" w:color="4BACC6" w:themeColor="accent5"/>
-          <w:insideV w:val="single" w:sz="8" w:space="0" w:color="4BACC6" w:themeColor="accent5"/>
+          <w:top w:val="single" w:color="4BACC6" w:themeColor="accent5" w:sz="8" w:space="0"/>
+          <w:left w:val="single" w:color="4BACC6" w:themeColor="accent5" w:sz="8" w:space="0"/>
+          <w:bottom w:val="single" w:color="4BACC6" w:themeColor="accent5" w:sz="8" w:space="0"/>
+          <w:right w:val="single" w:color="4BACC6" w:themeColor="accent5" w:sz="8" w:space="0"/>
+          <w:insideV w:val="single" w:color="4BACC6" w:themeColor="accent5" w:sz="8" w:space="0"/>
         </w:tcBorders>
         <w:shd w:val="clear" w:color="auto" w:fill="D2EAF1" w:themeFill="accent5" w:themeFillTint="3F"/>
       </w:tcPr>
@@ -7660,11 +7588,11 @@
       <w:tblPr/>
       <w:tcPr>
         <w:tcBorders>
-          <w:top w:val="single" w:sz="8" w:space="0" w:color="4BACC6" w:themeColor="accent5"/>
-          <w:left w:val="single" w:sz="8" w:space="0" w:color="4BACC6" w:themeColor="accent5"/>
-          <w:bottom w:val="single" w:sz="8" w:space="0" w:color="4BACC6" w:themeColor="accent5"/>
-          <w:right w:val="single" w:sz="8" w:space="0" w:color="4BACC6" w:themeColor="accent5"/>
-          <w:insideV w:val="single" w:sz="8" w:space="0" w:color="4BACC6" w:themeColor="accent5"/>
+          <w:top w:val="single" w:color="4BACC6" w:themeColor="accent5" w:sz="8" w:space="0"/>
+          <w:left w:val="single" w:color="4BACC6" w:themeColor="accent5" w:sz="8" w:space="0"/>
+          <w:bottom w:val="single" w:color="4BACC6" w:themeColor="accent5" w:sz="8" w:space="0"/>
+          <w:right w:val="single" w:color="4BACC6" w:themeColor="accent5" w:sz="8" w:space="0"/>
+          <w:insideV w:val="single" w:color="4BACC6" w:themeColor="accent5" w:sz="8" w:space="0"/>
         </w:tcBorders>
       </w:tcPr>
     </w:tblStylePr>
@@ -7682,12 +7610,12 @@
       <w:tblStyleColBandSize w:val="1"/>
       <w:tblInd w:w="0" w:type="dxa"/>
       <w:tblBorders>
-        <w:top w:val="single" w:sz="8" w:space="0" w:color="F79646" w:themeColor="accent6"/>
-        <w:left w:val="single" w:sz="8" w:space="0" w:color="F79646" w:themeColor="accent6"/>
-        <w:bottom w:val="single" w:sz="8" w:space="0" w:color="F79646" w:themeColor="accent6"/>
-        <w:right w:val="single" w:sz="8" w:space="0" w:color="F79646" w:themeColor="accent6"/>
-        <w:insideH w:val="single" w:sz="8" w:space="0" w:color="F79646" w:themeColor="accent6"/>
-        <w:insideV w:val="single" w:sz="8" w:space="0" w:color="F79646" w:themeColor="accent6"/>
+        <w:top w:val="single" w:color="F79646" w:themeColor="accent6" w:sz="8" w:space="0"/>
+        <w:left w:val="single" w:color="F79646" w:themeColor="accent6" w:sz="8" w:space="0"/>
+        <w:bottom w:val="single" w:color="F79646" w:themeColor="accent6" w:sz="8" w:space="0"/>
+        <w:right w:val="single" w:color="F79646" w:themeColor="accent6" w:sz="8" w:space="0"/>
+        <w:insideH w:val="single" w:color="F79646" w:themeColor="accent6" w:sz="8" w:space="0"/>
+        <w:insideV w:val="single" w:color="F79646" w:themeColor="accent6" w:sz="8" w:space="0"/>
       </w:tblBorders>
       <w:tblCellMar>
         <w:top w:w="0" w:type="dxa"/>
@@ -7701,19 +7629,19 @@
         <w:spacing w:before="0" w:after="0" w:line="240" w:lineRule="auto"/>
       </w:pPr>
       <w:rPr>
-        <w:rFonts w:asciiTheme="majorHAnsi" w:eastAsiaTheme="majorEastAsia" w:hAnsiTheme="majorHAnsi" w:cstheme="majorBidi"/>
-        <w:b/>
-        <w:bCs/>
-      </w:rPr>
-      <w:tblPr/>
-      <w:tcPr>
-        <w:tcBorders>
-          <w:top w:val="single" w:sz="8" w:space="0" w:color="F79646" w:themeColor="accent6"/>
-          <w:left w:val="single" w:sz="8" w:space="0" w:color="F79646" w:themeColor="accent6"/>
-          <w:bottom w:val="single" w:sz="18" w:space="0" w:color="F79646" w:themeColor="accent6"/>
-          <w:right w:val="single" w:sz="8" w:space="0" w:color="F79646" w:themeColor="accent6"/>
-          <w:insideH w:val="nil"/>
-          <w:insideV w:val="single" w:sz="8" w:space="0" w:color="F79646" w:themeColor="accent6"/>
+        <w:rFonts w:asciiTheme="majorHAnsi" w:hAnsiTheme="majorHAnsi" w:eastAsiaTheme="majorEastAsia" w:cstheme="majorBidi"/>
+        <w:b/>
+        <w:bCs/>
+      </w:rPr>
+      <w:tblPr/>
+      <w:tcPr>
+        <w:tcBorders>
+          <w:top w:val="single" w:color="F79646" w:themeColor="accent6" w:sz="8" w:space="0"/>
+          <w:left w:val="single" w:color="F79646" w:themeColor="accent6" w:sz="8" w:space="0"/>
+          <w:bottom w:val="single" w:color="F79646" w:themeColor="accent6" w:sz="18" w:space="0"/>
+          <w:right w:val="single" w:color="F79646" w:themeColor="accent6" w:sz="8" w:space="0"/>
+          <w:insideH w:val="nil"/>
+          <w:insideV w:val="single" w:color="F79646" w:themeColor="accent6" w:sz="8" w:space="0"/>
         </w:tcBorders>
       </w:tcPr>
     </w:tblStylePr>
@@ -7722,42 +7650,42 @@
         <w:spacing w:before="0" w:after="0" w:line="240" w:lineRule="auto"/>
       </w:pPr>
       <w:rPr>
-        <w:rFonts w:asciiTheme="majorHAnsi" w:eastAsiaTheme="majorEastAsia" w:hAnsiTheme="majorHAnsi" w:cstheme="majorBidi"/>
-        <w:b/>
-        <w:bCs/>
-      </w:rPr>
-      <w:tblPr/>
-      <w:tcPr>
-        <w:tcBorders>
-          <w:top w:val="double" w:sz="6" w:space="0" w:color="F79646" w:themeColor="accent6"/>
-          <w:left w:val="single" w:sz="8" w:space="0" w:color="F79646" w:themeColor="accent6"/>
-          <w:bottom w:val="single" w:sz="8" w:space="0" w:color="F79646" w:themeColor="accent6"/>
-          <w:right w:val="single" w:sz="8" w:space="0" w:color="F79646" w:themeColor="accent6"/>
-          <w:insideH w:val="nil"/>
-          <w:insideV w:val="single" w:sz="8" w:space="0" w:color="F79646" w:themeColor="accent6"/>
+        <w:rFonts w:asciiTheme="majorHAnsi" w:hAnsiTheme="majorHAnsi" w:eastAsiaTheme="majorEastAsia" w:cstheme="majorBidi"/>
+        <w:b/>
+        <w:bCs/>
+      </w:rPr>
+      <w:tblPr/>
+      <w:tcPr>
+        <w:tcBorders>
+          <w:top w:val="double" w:color="F79646" w:themeColor="accent6" w:sz="6" w:space="0"/>
+          <w:left w:val="single" w:color="F79646" w:themeColor="accent6" w:sz="8" w:space="0"/>
+          <w:bottom w:val="single" w:color="F79646" w:themeColor="accent6" w:sz="8" w:space="0"/>
+          <w:right w:val="single" w:color="F79646" w:themeColor="accent6" w:sz="8" w:space="0"/>
+          <w:insideH w:val="nil"/>
+          <w:insideV w:val="single" w:color="F79646" w:themeColor="accent6" w:sz="8" w:space="0"/>
         </w:tcBorders>
       </w:tcPr>
     </w:tblStylePr>
     <w:tblStylePr w:type="firstCol">
       <w:rPr>
-        <w:rFonts w:asciiTheme="majorHAnsi" w:eastAsiaTheme="majorEastAsia" w:hAnsiTheme="majorHAnsi" w:cstheme="majorBidi"/>
+        <w:rFonts w:asciiTheme="majorHAnsi" w:hAnsiTheme="majorHAnsi" w:eastAsiaTheme="majorEastAsia" w:cstheme="majorBidi"/>
         <w:b/>
         <w:bCs/>
       </w:rPr>
     </w:tblStylePr>
     <w:tblStylePr w:type="lastCol">
       <w:rPr>
-        <w:rFonts w:asciiTheme="majorHAnsi" w:eastAsiaTheme="majorEastAsia" w:hAnsiTheme="majorHAnsi" w:cstheme="majorBidi"/>
-        <w:b/>
-        <w:bCs/>
-      </w:rPr>
-      <w:tblPr/>
-      <w:tcPr>
-        <w:tcBorders>
-          <w:top w:val="single" w:sz="8" w:space="0" w:color="F79646" w:themeColor="accent6"/>
-          <w:left w:val="single" w:sz="8" w:space="0" w:color="F79646" w:themeColor="accent6"/>
-          <w:bottom w:val="single" w:sz="8" w:space="0" w:color="F79646" w:themeColor="accent6"/>
-          <w:right w:val="single" w:sz="8" w:space="0" w:color="F79646" w:themeColor="accent6"/>
+        <w:rFonts w:asciiTheme="majorHAnsi" w:hAnsiTheme="majorHAnsi" w:eastAsiaTheme="majorEastAsia" w:cstheme="majorBidi"/>
+        <w:b/>
+        <w:bCs/>
+      </w:rPr>
+      <w:tblPr/>
+      <w:tcPr>
+        <w:tcBorders>
+          <w:top w:val="single" w:color="F79646" w:themeColor="accent6" w:sz="8" w:space="0"/>
+          <w:left w:val="single" w:color="F79646" w:themeColor="accent6" w:sz="8" w:space="0"/>
+          <w:bottom w:val="single" w:color="F79646" w:themeColor="accent6" w:sz="8" w:space="0"/>
+          <w:right w:val="single" w:color="F79646" w:themeColor="accent6" w:sz="8" w:space="0"/>
         </w:tcBorders>
       </w:tcPr>
     </w:tblStylePr>
@@ -7765,10 +7693,10 @@
       <w:tblPr/>
       <w:tcPr>
         <w:tcBorders>
-          <w:top w:val="single" w:sz="8" w:space="0" w:color="F79646" w:themeColor="accent6"/>
-          <w:left w:val="single" w:sz="8" w:space="0" w:color="F79646" w:themeColor="accent6"/>
-          <w:bottom w:val="single" w:sz="8" w:space="0" w:color="F79646" w:themeColor="accent6"/>
-          <w:right w:val="single" w:sz="8" w:space="0" w:color="F79646" w:themeColor="accent6"/>
+          <w:top w:val="single" w:color="F79646" w:themeColor="accent6" w:sz="8" w:space="0"/>
+          <w:left w:val="single" w:color="F79646" w:themeColor="accent6" w:sz="8" w:space="0"/>
+          <w:bottom w:val="single" w:color="F79646" w:themeColor="accent6" w:sz="8" w:space="0"/>
+          <w:right w:val="single" w:color="F79646" w:themeColor="accent6" w:sz="8" w:space="0"/>
         </w:tcBorders>
         <w:shd w:val="clear" w:color="auto" w:fill="FDE4D0" w:themeFill="accent6" w:themeFillTint="3F"/>
       </w:tcPr>
@@ -7777,11 +7705,11 @@
       <w:tblPr/>
       <w:tcPr>
         <w:tcBorders>
-          <w:top w:val="single" w:sz="8" w:space="0" w:color="F79646" w:themeColor="accent6"/>
-          <w:left w:val="single" w:sz="8" w:space="0" w:color="F79646" w:themeColor="accent6"/>
-          <w:bottom w:val="single" w:sz="8" w:space="0" w:color="F79646" w:themeColor="accent6"/>
-          <w:right w:val="single" w:sz="8" w:space="0" w:color="F79646" w:themeColor="accent6"/>
-          <w:insideV w:val="single" w:sz="8" w:space="0" w:color="F79646" w:themeColor="accent6"/>
+          <w:top w:val="single" w:color="F79646" w:themeColor="accent6" w:sz="8" w:space="0"/>
+          <w:left w:val="single" w:color="F79646" w:themeColor="accent6" w:sz="8" w:space="0"/>
+          <w:bottom w:val="single" w:color="F79646" w:themeColor="accent6" w:sz="8" w:space="0"/>
+          <w:right w:val="single" w:color="F79646" w:themeColor="accent6" w:sz="8" w:space="0"/>
+          <w:insideV w:val="single" w:color="F79646" w:themeColor="accent6" w:sz="8" w:space="0"/>
         </w:tcBorders>
         <w:shd w:val="clear" w:color="auto" w:fill="FDE4D0" w:themeFill="accent6" w:themeFillTint="3F"/>
       </w:tcPr>
@@ -7790,11 +7718,11 @@
       <w:tblPr/>
       <w:tcPr>
         <w:tcBorders>
-          <w:top w:val="single" w:sz="8" w:space="0" w:color="F79646" w:themeColor="accent6"/>
-          <w:left w:val="single" w:sz="8" w:space="0" w:color="F79646" w:themeColor="accent6"/>
-          <w:bottom w:val="single" w:sz="8" w:space="0" w:color="F79646" w:themeColor="accent6"/>
-          <w:right w:val="single" w:sz="8" w:space="0" w:color="F79646" w:themeColor="accent6"/>
-          <w:insideV w:val="single" w:sz="8" w:space="0" w:color="F79646" w:themeColor="accent6"/>
+          <w:top w:val="single" w:color="F79646" w:themeColor="accent6" w:sz="8" w:space="0"/>
+          <w:left w:val="single" w:color="F79646" w:themeColor="accent6" w:sz="8" w:space="0"/>
+          <w:bottom w:val="single" w:color="F79646" w:themeColor="accent6" w:sz="8" w:space="0"/>
+          <w:right w:val="single" w:color="F79646" w:themeColor="accent6" w:sz="8" w:space="0"/>
+          <w:insideV w:val="single" w:color="F79646" w:themeColor="accent6" w:sz="8" w:space="0"/>
         </w:tcBorders>
       </w:tcPr>
     </w:tblStylePr>
@@ -7812,11 +7740,11 @@
       <w:tblStyleColBandSize w:val="1"/>
       <w:tblInd w:w="0" w:type="dxa"/>
       <w:tblBorders>
-        <w:top w:val="single" w:sz="8" w:space="0" w:color="404040" w:themeColor="text1" w:themeTint="BF"/>
-        <w:left w:val="single" w:sz="8" w:space="0" w:color="404040" w:themeColor="text1" w:themeTint="BF"/>
-        <w:bottom w:val="single" w:sz="8" w:space="0" w:color="404040" w:themeColor="text1" w:themeTint="BF"/>
-        <w:right w:val="single" w:sz="8" w:space="0" w:color="404040" w:themeColor="text1" w:themeTint="BF"/>
-        <w:insideH w:val="single" w:sz="8" w:space="0" w:color="404040" w:themeColor="text1" w:themeTint="BF"/>
+        <w:top w:val="single" w:color="404040" w:themeColor="text1" w:themeTint="BF" w:sz="8" w:space="0"/>
+        <w:left w:val="single" w:color="404040" w:themeColor="text1" w:themeTint="BF" w:sz="8" w:space="0"/>
+        <w:bottom w:val="single" w:color="404040" w:themeColor="text1" w:themeTint="BF" w:sz="8" w:space="0"/>
+        <w:right w:val="single" w:color="404040" w:themeColor="text1" w:themeTint="BF" w:sz="8" w:space="0"/>
+        <w:insideH w:val="single" w:color="404040" w:themeColor="text1" w:themeTint="BF" w:sz="8" w:space="0"/>
       </w:tblBorders>
       <w:tblCellMar>
         <w:top w:w="0" w:type="dxa"/>
@@ -7837,10 +7765,10 @@
       <w:tblPr/>
       <w:tcPr>
         <w:tcBorders>
-          <w:top w:val="single" w:sz="8" w:space="0" w:color="404040" w:themeColor="text1" w:themeTint="BF"/>
-          <w:left w:val="single" w:sz="8" w:space="0" w:color="404040" w:themeColor="text1" w:themeTint="BF"/>
-          <w:bottom w:val="single" w:sz="8" w:space="0" w:color="404040" w:themeColor="text1" w:themeTint="BF"/>
-          <w:right w:val="single" w:sz="8" w:space="0" w:color="404040" w:themeColor="text1" w:themeTint="BF"/>
+          <w:top w:val="single" w:color="404040" w:themeColor="text1" w:themeTint="BF" w:sz="8" w:space="0"/>
+          <w:left w:val="single" w:color="404040" w:themeColor="text1" w:themeTint="BF" w:sz="8" w:space="0"/>
+          <w:bottom w:val="single" w:color="404040" w:themeColor="text1" w:themeTint="BF" w:sz="8" w:space="0"/>
+          <w:right w:val="single" w:color="404040" w:themeColor="text1" w:themeTint="BF" w:sz="8" w:space="0"/>
           <w:insideH w:val="nil"/>
           <w:insideV w:val="nil"/>
         </w:tcBorders>
@@ -7858,10 +7786,10 @@
       <w:tblPr/>
       <w:tcPr>
         <w:tcBorders>
-          <w:top w:val="double" w:sz="6" w:space="0" w:color="404040" w:themeColor="text1" w:themeTint="BF"/>
-          <w:left w:val="single" w:sz="8" w:space="0" w:color="404040" w:themeColor="text1" w:themeTint="BF"/>
-          <w:bottom w:val="single" w:sz="8" w:space="0" w:color="404040" w:themeColor="text1" w:themeTint="BF"/>
-          <w:right w:val="single" w:sz="8" w:space="0" w:color="404040" w:themeColor="text1" w:themeTint="BF"/>
+          <w:top w:val="double" w:color="404040" w:themeColor="text1" w:themeTint="BF" w:sz="6" w:space="0"/>
+          <w:left w:val="single" w:color="404040" w:themeColor="text1" w:themeTint="BF" w:sz="8" w:space="0"/>
+          <w:bottom w:val="single" w:color="404040" w:themeColor="text1" w:themeTint="BF" w:sz="8" w:space="0"/>
+          <w:right w:val="single" w:color="404040" w:themeColor="text1" w:themeTint="BF" w:sz="8" w:space="0"/>
           <w:insideH w:val="nil"/>
           <w:insideV w:val="nil"/>
         </w:tcBorders>
@@ -7918,11 +7846,11 @@
       <w:tblStyleColBandSize w:val="1"/>
       <w:tblInd w:w="0" w:type="dxa"/>
       <w:tblBorders>
-        <w:top w:val="single" w:sz="8" w:space="0" w:color="7BA0CD" w:themeColor="accent1" w:themeTint="BF"/>
-        <w:left w:val="single" w:sz="8" w:space="0" w:color="7BA0CD" w:themeColor="accent1" w:themeTint="BF"/>
-        <w:bottom w:val="single" w:sz="8" w:space="0" w:color="7BA0CD" w:themeColor="accent1" w:themeTint="BF"/>
-        <w:right w:val="single" w:sz="8" w:space="0" w:color="7BA0CD" w:themeColor="accent1" w:themeTint="BF"/>
-        <w:insideH w:val="single" w:sz="8" w:space="0" w:color="7BA0CD" w:themeColor="accent1" w:themeTint="BF"/>
+        <w:top w:val="single" w:color="7BA0CD" w:themeColor="accent1" w:themeTint="BF" w:sz="8" w:space="0"/>
+        <w:left w:val="single" w:color="7BA0CD" w:themeColor="accent1" w:themeTint="BF" w:sz="8" w:space="0"/>
+        <w:bottom w:val="single" w:color="7BA0CD" w:themeColor="accent1" w:themeTint="BF" w:sz="8" w:space="0"/>
+        <w:right w:val="single" w:color="7BA0CD" w:themeColor="accent1" w:themeTint="BF" w:sz="8" w:space="0"/>
+        <w:insideH w:val="single" w:color="7BA0CD" w:themeColor="accent1" w:themeTint="BF" w:sz="8" w:space="0"/>
       </w:tblBorders>
       <w:tblCellMar>
         <w:top w:w="0" w:type="dxa"/>
@@ -7943,10 +7871,10 @@
       <w:tblPr/>
       <w:tcPr>
         <w:tcBorders>
-          <w:top w:val="single" w:sz="8" w:space="0" w:color="7BA0CD" w:themeColor="accent1" w:themeTint="BF"/>
-          <w:left w:val="single" w:sz="8" w:space="0" w:color="7BA0CD" w:themeColor="accent1" w:themeTint="BF"/>
-          <w:bottom w:val="single" w:sz="8" w:space="0" w:color="7BA0CD" w:themeColor="accent1" w:themeTint="BF"/>
-          <w:right w:val="single" w:sz="8" w:space="0" w:color="7BA0CD" w:themeColor="accent1" w:themeTint="BF"/>
+          <w:top w:val="single" w:color="7BA0CD" w:themeColor="accent1" w:themeTint="BF" w:sz="8" w:space="0"/>
+          <w:left w:val="single" w:color="7BA0CD" w:themeColor="accent1" w:themeTint="BF" w:sz="8" w:space="0"/>
+          <w:bottom w:val="single" w:color="7BA0CD" w:themeColor="accent1" w:themeTint="BF" w:sz="8" w:space="0"/>
+          <w:right w:val="single" w:color="7BA0CD" w:themeColor="accent1" w:themeTint="BF" w:sz="8" w:space="0"/>
           <w:insideH w:val="nil"/>
           <w:insideV w:val="nil"/>
         </w:tcBorders>
@@ -7964,10 +7892,10 @@
       <w:tblPr/>
       <w:tcPr>
         <w:tcBorders>
-          <w:top w:val="double" w:sz="6" w:space="0" w:color="7BA0CD" w:themeColor="accent1" w:themeTint="BF"/>
-          <w:left w:val="single" w:sz="8" w:space="0" w:color="7BA0CD" w:themeColor="accent1" w:themeTint="BF"/>
-          <w:bottom w:val="single" w:sz="8" w:space="0" w:color="7BA0CD" w:themeColor="accent1" w:themeTint="BF"/>
-          <w:right w:val="single" w:sz="8" w:space="0" w:color="7BA0CD" w:themeColor="accent1" w:themeTint="BF"/>
+          <w:top w:val="double" w:color="7BA0CD" w:themeColor="accent1" w:themeTint="BF" w:sz="6" w:space="0"/>
+          <w:left w:val="single" w:color="7BA0CD" w:themeColor="accent1" w:themeTint="BF" w:sz="8" w:space="0"/>
+          <w:bottom w:val="single" w:color="7BA0CD" w:themeColor="accent1" w:themeTint="BF" w:sz="8" w:space="0"/>
+          <w:right w:val="single" w:color="7BA0CD" w:themeColor="accent1" w:themeTint="BF" w:sz="8" w:space="0"/>
           <w:insideH w:val="nil"/>
           <w:insideV w:val="nil"/>
         </w:tcBorders>
@@ -8024,11 +7952,11 @@
       <w:tblStyleColBandSize w:val="1"/>
       <w:tblInd w:w="0" w:type="dxa"/>
       <w:tblBorders>
-        <w:top w:val="single" w:sz="8" w:space="0" w:color="CF7B79" w:themeColor="accent2" w:themeTint="BF"/>
-        <w:left w:val="single" w:sz="8" w:space="0" w:color="CF7B79" w:themeColor="accent2" w:themeTint="BF"/>
-        <w:bottom w:val="single" w:sz="8" w:space="0" w:color="CF7B79" w:themeColor="accent2" w:themeTint="BF"/>
-        <w:right w:val="single" w:sz="8" w:space="0" w:color="CF7B79" w:themeColor="accent2" w:themeTint="BF"/>
-        <w:insideH w:val="single" w:sz="8" w:space="0" w:color="CF7B79" w:themeColor="accent2" w:themeTint="BF"/>
+        <w:top w:val="single" w:color="CF7B79" w:themeColor="accent2" w:themeTint="BF" w:sz="8" w:space="0"/>
+        <w:left w:val="single" w:color="CF7B79" w:themeColor="accent2" w:themeTint="BF" w:sz="8" w:space="0"/>
+        <w:bottom w:val="single" w:color="CF7B79" w:themeColor="accent2" w:themeTint="BF" w:sz="8" w:space="0"/>
+        <w:right w:val="single" w:color="CF7B79" w:themeColor="accent2" w:themeTint="BF" w:sz="8" w:space="0"/>
+        <w:insideH w:val="single" w:color="CF7B79" w:themeColor="accent2" w:themeTint="BF" w:sz="8" w:space="0"/>
       </w:tblBorders>
       <w:tblCellMar>
         <w:top w:w="0" w:type="dxa"/>
@@ -8049,10 +7977,10 @@
       <w:tblPr/>
       <w:tcPr>
         <w:tcBorders>
-          <w:top w:val="single" w:sz="8" w:space="0" w:color="CF7B79" w:themeColor="accent2" w:themeTint="BF"/>
-          <w:left w:val="single" w:sz="8" w:space="0" w:color="CF7B79" w:themeColor="accent2" w:themeTint="BF"/>
-          <w:bottom w:val="single" w:sz="8" w:space="0" w:color="CF7B79" w:themeColor="accent2" w:themeTint="BF"/>
-          <w:right w:val="single" w:sz="8" w:space="0" w:color="CF7B79" w:themeColor="accent2" w:themeTint="BF"/>
+          <w:top w:val="single" w:color="CF7B79" w:themeColor="accent2" w:themeTint="BF" w:sz="8" w:space="0"/>
+          <w:left w:val="single" w:color="CF7B79" w:themeColor="accent2" w:themeTint="BF" w:sz="8" w:space="0"/>
+          <w:bottom w:val="single" w:color="CF7B79" w:themeColor="accent2" w:themeTint="BF" w:sz="8" w:space="0"/>
+          <w:right w:val="single" w:color="CF7B79" w:themeColor="accent2" w:themeTint="BF" w:sz="8" w:space="0"/>
           <w:insideH w:val="nil"/>
           <w:insideV w:val="nil"/>
         </w:tcBorders>
@@ -8070,10 +7998,10 @@
       <w:tblPr/>
       <w:tcPr>
         <w:tcBorders>
-          <w:top w:val="double" w:sz="6" w:space="0" w:color="CF7B79" w:themeColor="accent2" w:themeTint="BF"/>
-          <w:left w:val="single" w:sz="8" w:space="0" w:color="CF7B79" w:themeColor="accent2" w:themeTint="BF"/>
-          <w:bottom w:val="single" w:sz="8" w:space="0" w:color="CF7B79" w:themeColor="accent2" w:themeTint="BF"/>
-          <w:right w:val="single" w:sz="8" w:space="0" w:color="CF7B79" w:themeColor="accent2" w:themeTint="BF"/>
+          <w:top w:val="double" w:color="CF7B79" w:themeColor="accent2" w:themeTint="BF" w:sz="6" w:space="0"/>
+          <w:left w:val="single" w:color="CF7B79" w:themeColor="accent2" w:themeTint="BF" w:sz="8" w:space="0"/>
+          <w:bottom w:val="single" w:color="CF7B79" w:themeColor="accent2" w:themeTint="BF" w:sz="8" w:space="0"/>
+          <w:right w:val="single" w:color="CF7B79" w:themeColor="accent2" w:themeTint="BF" w:sz="8" w:space="0"/>
           <w:insideH w:val="nil"/>
           <w:insideV w:val="nil"/>
         </w:tcBorders>
@@ -8130,11 +8058,11 @@
       <w:tblStyleColBandSize w:val="1"/>
       <w:tblInd w:w="0" w:type="dxa"/>
       <w:tblBorders>
-        <w:top w:val="single" w:sz="8" w:space="0" w:color="B3CC82" w:themeColor="accent3" w:themeTint="BF"/>
-        <w:left w:val="single" w:sz="8" w:space="0" w:color="B3CC82" w:themeColor="accent3" w:themeTint="BF"/>
-        <w:bottom w:val="single" w:sz="8" w:space="0" w:color="B3CC82" w:themeColor="accent3" w:themeTint="BF"/>
-        <w:right w:val="single" w:sz="8" w:space="0" w:color="B3CC82" w:themeColor="accent3" w:themeTint="BF"/>
-        <w:insideH w:val="single" w:sz="8" w:space="0" w:color="B3CC82" w:themeColor="accent3" w:themeTint="BF"/>
+        <w:top w:val="single" w:color="B3CC82" w:themeColor="accent3" w:themeTint="BF" w:sz="8" w:space="0"/>
+        <w:left w:val="single" w:color="B3CC82" w:themeColor="accent3" w:themeTint="BF" w:sz="8" w:space="0"/>
+        <w:bottom w:val="single" w:color="B3CC82" w:themeColor="accent3" w:themeTint="BF" w:sz="8" w:space="0"/>
+        <w:right w:val="single" w:color="B3CC82" w:themeColor="accent3" w:themeTint="BF" w:sz="8" w:space="0"/>
+        <w:insideH w:val="single" w:color="B3CC82" w:themeColor="accent3" w:themeTint="BF" w:sz="8" w:space="0"/>
       </w:tblBorders>
       <w:tblCellMar>
         <w:top w:w="0" w:type="dxa"/>
@@ -8155,10 +8083,10 @@
       <w:tblPr/>
       <w:tcPr>
         <w:tcBorders>
-          <w:top w:val="single" w:sz="8" w:space="0" w:color="B3CC82" w:themeColor="accent3" w:themeTint="BF"/>
-          <w:left w:val="single" w:sz="8" w:space="0" w:color="B3CC82" w:themeColor="accent3" w:themeTint="BF"/>
-          <w:bottom w:val="single" w:sz="8" w:space="0" w:color="B3CC82" w:themeColor="accent3" w:themeTint="BF"/>
-          <w:right w:val="single" w:sz="8" w:space="0" w:color="B3CC82" w:themeColor="accent3" w:themeTint="BF"/>
+          <w:top w:val="single" w:color="B3CC82" w:themeColor="accent3" w:themeTint="BF" w:sz="8" w:space="0"/>
+          <w:left w:val="single" w:color="B3CC82" w:themeColor="accent3" w:themeTint="BF" w:sz="8" w:space="0"/>
+          <w:bottom w:val="single" w:color="B3CC82" w:themeColor="accent3" w:themeTint="BF" w:sz="8" w:space="0"/>
+          <w:right w:val="single" w:color="B3CC82" w:themeColor="accent3" w:themeTint="BF" w:sz="8" w:space="0"/>
           <w:insideH w:val="nil"/>
           <w:insideV w:val="nil"/>
         </w:tcBorders>
@@ -8176,10 +8104,10 @@
       <w:tblPr/>
       <w:tcPr>
         <w:tcBorders>
-          <w:top w:val="double" w:sz="6" w:space="0" w:color="B3CC82" w:themeColor="accent3" w:themeTint="BF"/>
-          <w:left w:val="single" w:sz="8" w:space="0" w:color="B3CC82" w:themeColor="accent3" w:themeTint="BF"/>
-          <w:bottom w:val="single" w:sz="8" w:space="0" w:color="B3CC82" w:themeColor="accent3" w:themeTint="BF"/>
-          <w:right w:val="single" w:sz="8" w:space="0" w:color="B3CC82" w:themeColor="accent3" w:themeTint="BF"/>
+          <w:top w:val="double" w:color="B3CC82" w:themeColor="accent3" w:themeTint="BF" w:sz="6" w:space="0"/>
+          <w:left w:val="single" w:color="B3CC82" w:themeColor="accent3" w:themeTint="BF" w:sz="8" w:space="0"/>
+          <w:bottom w:val="single" w:color="B3CC82" w:themeColor="accent3" w:themeTint="BF" w:sz="8" w:space="0"/>
+          <w:right w:val="single" w:color="B3CC82" w:themeColor="accent3" w:themeTint="BF" w:sz="8" w:space="0"/>
           <w:insideH w:val="nil"/>
           <w:insideV w:val="nil"/>
         </w:tcBorders>
@@ -8236,11 +8164,11 @@
       <w:tblStyleColBandSize w:val="1"/>
       <w:tblInd w:w="0" w:type="dxa"/>
       <w:tblBorders>
-        <w:top w:val="single" w:sz="8" w:space="0" w:color="9F8AB9" w:themeColor="accent4" w:themeTint="BF"/>
-        <w:left w:val="single" w:sz="8" w:space="0" w:color="9F8AB9" w:themeColor="accent4" w:themeTint="BF"/>
-        <w:bottom w:val="single" w:sz="8" w:space="0" w:color="9F8AB9" w:themeColor="accent4" w:themeTint="BF"/>
-        <w:right w:val="single" w:sz="8" w:space="0" w:color="9F8AB9" w:themeColor="accent4" w:themeTint="BF"/>
-        <w:insideH w:val="single" w:sz="8" w:space="0" w:color="9F8AB9" w:themeColor="accent4" w:themeTint="BF"/>
+        <w:top w:val="single" w:color="9F8AB9" w:themeColor="accent4" w:themeTint="BF" w:sz="8" w:space="0"/>
+        <w:left w:val="single" w:color="9F8AB9" w:themeColor="accent4" w:themeTint="BF" w:sz="8" w:space="0"/>
+        <w:bottom w:val="single" w:color="9F8AB9" w:themeColor="accent4" w:themeTint="BF" w:sz="8" w:space="0"/>
+        <w:right w:val="single" w:color="9F8AB9" w:themeColor="accent4" w:themeTint="BF" w:sz="8" w:space="0"/>
+        <w:insideH w:val="single" w:color="9F8AB9" w:themeColor="accent4" w:themeTint="BF" w:sz="8" w:space="0"/>
       </w:tblBorders>
       <w:tblCellMar>
         <w:top w:w="0" w:type="dxa"/>
@@ -8261,10 +8189,10 @@
       <w:tblPr/>
       <w:tcPr>
         <w:tcBorders>
-          <w:top w:val="single" w:sz="8" w:space="0" w:color="9F8AB9" w:themeColor="accent4" w:themeTint="BF"/>
-          <w:left w:val="single" w:sz="8" w:space="0" w:color="9F8AB9" w:themeColor="accent4" w:themeTint="BF"/>
-          <w:bottom w:val="single" w:sz="8" w:space="0" w:color="9F8AB9" w:themeColor="accent4" w:themeTint="BF"/>
-          <w:right w:val="single" w:sz="8" w:space="0" w:color="9F8AB9" w:themeColor="accent4" w:themeTint="BF"/>
+          <w:top w:val="single" w:color="9F8AB9" w:themeColor="accent4" w:themeTint="BF" w:sz="8" w:space="0"/>
+          <w:left w:val="single" w:color="9F8AB9" w:themeColor="accent4" w:themeTint="BF" w:sz="8" w:space="0"/>
+          <w:bottom w:val="single" w:color="9F8AB9" w:themeColor="accent4" w:themeTint="BF" w:sz="8" w:space="0"/>
+          <w:right w:val="single" w:color="9F8AB9" w:themeColor="accent4" w:themeTint="BF" w:sz="8" w:space="0"/>
           <w:insideH w:val="nil"/>
           <w:insideV w:val="nil"/>
         </w:tcBorders>
@@ -8282,10 +8210,10 @@
       <w:tblPr/>
       <w:tcPr>
         <w:tcBorders>
-          <w:top w:val="double" w:sz="6" w:space="0" w:color="9F8AB9" w:themeColor="accent4" w:themeTint="BF"/>
-          <w:left w:val="single" w:sz="8" w:space="0" w:color="9F8AB9" w:themeColor="accent4" w:themeTint="BF"/>
-          <w:bottom w:val="single" w:sz="8" w:space="0" w:color="9F8AB9" w:themeColor="accent4" w:themeTint="BF"/>
-          <w:right w:val="single" w:sz="8" w:space="0" w:color="9F8AB9" w:themeColor="accent4" w:themeTint="BF"/>
+          <w:top w:val="double" w:color="9F8AB9" w:themeColor="accent4" w:themeTint="BF" w:sz="6" w:space="0"/>
+          <w:left w:val="single" w:color="9F8AB9" w:themeColor="accent4" w:themeTint="BF" w:sz="8" w:space="0"/>
+          <w:bottom w:val="single" w:color="9F8AB9" w:themeColor="accent4" w:themeTint="BF" w:sz="8" w:space="0"/>
+          <w:right w:val="single" w:color="9F8AB9" w:themeColor="accent4" w:themeTint="BF" w:sz="8" w:space="0"/>
           <w:insideH w:val="nil"/>
           <w:insideV w:val="nil"/>
         </w:tcBorders>
@@ -8342,11 +8270,11 @@
       <w:tblStyleColBandSize w:val="1"/>
       <w:tblInd w:w="0" w:type="dxa"/>
       <w:tblBorders>
-        <w:top w:val="single" w:sz="8" w:space="0" w:color="78C0D4" w:themeColor="accent5" w:themeTint="BF"/>
-        <w:left w:val="single" w:sz="8" w:space="0" w:color="78C0D4" w:themeColor="accent5" w:themeTint="BF"/>
-        <w:bottom w:val="single" w:sz="8" w:space="0" w:color="78C0D4" w:themeColor="accent5" w:themeTint="BF"/>
-        <w:right w:val="single" w:sz="8" w:space="0" w:color="78C0D4" w:themeColor="accent5" w:themeTint="BF"/>
-        <w:insideH w:val="single" w:sz="8" w:space="0" w:color="78C0D4" w:themeColor="accent5" w:themeTint="BF"/>
+        <w:top w:val="single" w:color="78C0D4" w:themeColor="accent5" w:themeTint="BF" w:sz="8" w:space="0"/>
+        <w:left w:val="single" w:color="78C0D4" w:themeColor="accent5" w:themeTint="BF" w:sz="8" w:space="0"/>
+        <w:bottom w:val="single" w:color="78C0D4" w:themeColor="accent5" w:themeTint="BF" w:sz="8" w:space="0"/>
+        <w:right w:val="single" w:color="78C0D4" w:themeColor="accent5" w:themeTint="BF" w:sz="8" w:space="0"/>
+        <w:insideH w:val="single" w:color="78C0D4" w:themeColor="accent5" w:themeTint="BF" w:sz="8" w:space="0"/>
       </w:tblBorders>
       <w:tblCellMar>
         <w:top w:w="0" w:type="dxa"/>
@@ -8367,10 +8295,10 @@
       <w:tblPr/>
       <w:tcPr>
         <w:tcBorders>
-          <w:top w:val="single" w:sz="8" w:space="0" w:color="78C0D4" w:themeColor="accent5" w:themeTint="BF"/>
-          <w:left w:val="single" w:sz="8" w:space="0" w:color="78C0D4" w:themeColor="accent5" w:themeTint="BF"/>
-          <w:bottom w:val="single" w:sz="8" w:space="0" w:color="78C0D4" w:themeColor="accent5" w:themeTint="BF"/>
-          <w:right w:val="single" w:sz="8" w:space="0" w:color="78C0D4" w:themeColor="accent5" w:themeTint="BF"/>
+          <w:top w:val="single" w:color="78C0D4" w:themeColor="accent5" w:themeTint="BF" w:sz="8" w:space="0"/>
+          <w:left w:val="single" w:color="78C0D4" w:themeColor="accent5" w:themeTint="BF" w:sz="8" w:space="0"/>
+          <w:bottom w:val="single" w:color="78C0D4" w:themeColor="accent5" w:themeTint="BF" w:sz="8" w:space="0"/>
+          <w:right w:val="single" w:color="78C0D4" w:themeColor="accent5" w:themeTint="BF" w:sz="8" w:space="0"/>
           <w:insideH w:val="nil"/>
           <w:insideV w:val="nil"/>
         </w:tcBorders>
@@ -8388,10 +8316,10 @@
       <w:tblPr/>
       <w:tcPr>
         <w:tcBorders>
-          <w:top w:val="double" w:sz="6" w:space="0" w:color="78C0D4" w:themeColor="accent5" w:themeTint="BF"/>
-          <w:left w:val="single" w:sz="8" w:space="0" w:color="78C0D4" w:themeColor="accent5" w:themeTint="BF"/>
-          <w:bottom w:val="single" w:sz="8" w:space="0" w:color="78C0D4" w:themeColor="accent5" w:themeTint="BF"/>
-          <w:right w:val="single" w:sz="8" w:space="0" w:color="78C0D4" w:themeColor="accent5" w:themeTint="BF"/>
+          <w:top w:val="double" w:color="78C0D4" w:themeColor="accent5" w:themeTint="BF" w:sz="6" w:space="0"/>
+          <w:left w:val="single" w:color="78C0D4" w:themeColor="accent5" w:themeTint="BF" w:sz="8" w:space="0"/>
+          <w:bottom w:val="single" w:color="78C0D4" w:themeColor="accent5" w:themeTint="BF" w:sz="8" w:space="0"/>
+          <w:right w:val="single" w:color="78C0D4" w:themeColor="accent5" w:themeTint="BF" w:sz="8" w:space="0"/>
           <w:insideH w:val="nil"/>
           <w:insideV w:val="nil"/>
         </w:tcBorders>
@@ -8448,11 +8376,11 @@
       <w:tblStyleColBandSize w:val="1"/>
       <w:tblInd w:w="0" w:type="dxa"/>
       <w:tblBorders>
-        <w:top w:val="single" w:sz="8" w:space="0" w:color="F9B074" w:themeColor="accent6" w:themeTint="BF"/>
-        <w:left w:val="single" w:sz="8" w:space="0" w:color="F9B074" w:themeColor="accent6" w:themeTint="BF"/>
-        <w:bottom w:val="single" w:sz="8" w:space="0" w:color="F9B074" w:themeColor="accent6" w:themeTint="BF"/>
-        <w:right w:val="single" w:sz="8" w:space="0" w:color="F9B074" w:themeColor="accent6" w:themeTint="BF"/>
-        <w:insideH w:val="single" w:sz="8" w:space="0" w:color="F9B074" w:themeColor="accent6" w:themeTint="BF"/>
+        <w:top w:val="single" w:color="F9B074" w:themeColor="accent6" w:themeTint="BF" w:sz="8" w:space="0"/>
+        <w:left w:val="single" w:color="F9B074" w:themeColor="accent6" w:themeTint="BF" w:sz="8" w:space="0"/>
+        <w:bottom w:val="single" w:color="F9B074" w:themeColor="accent6" w:themeTint="BF" w:sz="8" w:space="0"/>
+        <w:right w:val="single" w:color="F9B074" w:themeColor="accent6" w:themeTint="BF" w:sz="8" w:space="0"/>
+        <w:insideH w:val="single" w:color="F9B074" w:themeColor="accent6" w:themeTint="BF" w:sz="8" w:space="0"/>
       </w:tblBorders>
       <w:tblCellMar>
         <w:top w:w="0" w:type="dxa"/>
@@ -8473,10 +8401,10 @@
       <w:tblPr/>
       <w:tcPr>
         <w:tcBorders>
-          <w:top w:val="single" w:sz="8" w:space="0" w:color="F9B074" w:themeColor="accent6" w:themeTint="BF"/>
-          <w:left w:val="single" w:sz="8" w:space="0" w:color="F9B074" w:themeColor="accent6" w:themeTint="BF"/>
-          <w:bottom w:val="single" w:sz="8" w:space="0" w:color="F9B074" w:themeColor="accent6" w:themeTint="BF"/>
-          <w:right w:val="single" w:sz="8" w:space="0" w:color="F9B074" w:themeColor="accent6" w:themeTint="BF"/>
+          <w:top w:val="single" w:color="F9B074" w:themeColor="accent6" w:themeTint="BF" w:sz="8" w:space="0"/>
+          <w:left w:val="single" w:color="F9B074" w:themeColor="accent6" w:themeTint="BF" w:sz="8" w:space="0"/>
+          <w:bottom w:val="single" w:color="F9B074" w:themeColor="accent6" w:themeTint="BF" w:sz="8" w:space="0"/>
+          <w:right w:val="single" w:color="F9B074" w:themeColor="accent6" w:themeTint="BF" w:sz="8" w:space="0"/>
           <w:insideH w:val="nil"/>
           <w:insideV w:val="nil"/>
         </w:tcBorders>
@@ -8494,10 +8422,10 @@
       <w:tblPr/>
       <w:tcPr>
         <w:tcBorders>
-          <w:top w:val="double" w:sz="6" w:space="0" w:color="F9B074" w:themeColor="accent6" w:themeTint="BF"/>
-          <w:left w:val="single" w:sz="8" w:space="0" w:color="F9B074" w:themeColor="accent6" w:themeTint="BF"/>
-          <w:bottom w:val="single" w:sz="8" w:space="0" w:color="F9B074" w:themeColor="accent6" w:themeTint="BF"/>
-          <w:right w:val="single" w:sz="8" w:space="0" w:color="F9B074" w:themeColor="accent6" w:themeTint="BF"/>
+          <w:top w:val="double" w:color="F9B074" w:themeColor="accent6" w:themeTint="BF" w:sz="6" w:space="0"/>
+          <w:left w:val="single" w:color="F9B074" w:themeColor="accent6" w:themeTint="BF" w:sz="8" w:space="0"/>
+          <w:bottom w:val="single" w:color="F9B074" w:themeColor="accent6" w:themeTint="BF" w:sz="8" w:space="0"/>
+          <w:right w:val="single" w:color="F9B074" w:themeColor="accent6" w:themeTint="BF" w:sz="8" w:space="0"/>
           <w:insideH w:val="nil"/>
           <w:insideV w:val="nil"/>
         </w:tcBorders>
@@ -8554,8 +8482,8 @@
       <w:tblStyleColBandSize w:val="1"/>
       <w:tblInd w:w="0" w:type="dxa"/>
       <w:tblBorders>
-        <w:top w:val="single" w:sz="18" w:space="0" w:color="auto"/>
-        <w:bottom w:val="single" w:sz="18" w:space="0" w:color="auto"/>
+        <w:top w:val="single" w:color="auto" w:sz="18" w:space="0"/>
+        <w:bottom w:val="single" w:color="auto" w:sz="18" w:space="0"/>
       </w:tblBorders>
       <w:tblCellMar>
         <w:top w:w="0" w:type="dxa"/>
@@ -8576,9 +8504,9 @@
       <w:tblPr/>
       <w:tcPr>
         <w:tcBorders>
-          <w:top w:val="single" w:sz="18" w:space="0" w:color="auto"/>
-          <w:left w:val="nil"/>
-          <w:bottom w:val="single" w:sz="18" w:space="0" w:color="auto"/>
+          <w:top w:val="single" w:color="auto" w:sz="18" w:space="0"/>
+          <w:left w:val="nil"/>
+          <w:bottom w:val="single" w:color="auto" w:sz="18" w:space="0"/>
           <w:right w:val="nil"/>
           <w:insideH w:val="nil"/>
           <w:insideV w:val="nil"/>
@@ -8596,9 +8524,9 @@
       <w:tblPr/>
       <w:tcPr>
         <w:tcBorders>
-          <w:top w:val="double" w:sz="6" w:space="0" w:color="auto"/>
-          <w:left w:val="nil"/>
-          <w:bottom w:val="single" w:sz="18" w:space="0" w:color="auto"/>
+          <w:top w:val="double" w:color="auto" w:sz="6" w:space="0"/>
+          <w:left w:val="nil"/>
+          <w:bottom w:val="single" w:color="auto" w:sz="18" w:space="0"/>
           <w:right w:val="nil"/>
           <w:insideH w:val="nil"/>
           <w:insideV w:val="nil"/>
@@ -8617,7 +8545,7 @@
         <w:tcBorders>
           <w:top w:val="nil"/>
           <w:left w:val="nil"/>
-          <w:bottom w:val="single" w:sz="18" w:space="0" w:color="auto"/>
+          <w:bottom w:val="single" w:color="auto" w:sz="18" w:space="0"/>
           <w:right w:val="nil"/>
           <w:insideH w:val="nil"/>
           <w:insideV w:val="nil"/>
@@ -8664,9 +8592,9 @@
       <w:tblPr/>
       <w:tcPr>
         <w:tcBorders>
-          <w:top w:val="single" w:sz="18" w:space="0" w:color="auto"/>
-          <w:left w:val="nil"/>
-          <w:bottom w:val="single" w:sz="18" w:space="0" w:color="auto"/>
+          <w:top w:val="single" w:color="auto" w:sz="18" w:space="0"/>
+          <w:left w:val="nil"/>
+          <w:bottom w:val="single" w:color="auto" w:sz="18" w:space="0"/>
           <w:right w:val="nil"/>
           <w:insideH w:val="nil"/>
           <w:insideV w:val="nil"/>
@@ -8680,9 +8608,9 @@
       <w:tblPr/>
       <w:tcPr>
         <w:tcBorders>
-          <w:top w:val="single" w:sz="18" w:space="0" w:color="auto"/>
-          <w:left w:val="nil"/>
-          <w:bottom w:val="single" w:sz="18" w:space="0" w:color="auto"/>
+          <w:top w:val="single" w:color="auto" w:sz="18" w:space="0"/>
+          <w:left w:val="nil"/>
+          <w:bottom w:val="single" w:color="auto" w:sz="18" w:space="0"/>
           <w:right w:val="nil"/>
           <w:insideH w:val="nil"/>
           <w:insideV w:val="nil"/>
@@ -8703,8 +8631,8 @@
       <w:tblStyleColBandSize w:val="1"/>
       <w:tblInd w:w="0" w:type="dxa"/>
       <w:tblBorders>
-        <w:top w:val="single" w:sz="18" w:space="0" w:color="auto"/>
-        <w:bottom w:val="single" w:sz="18" w:space="0" w:color="auto"/>
+        <w:top w:val="single" w:color="auto" w:sz="18" w:space="0"/>
+        <w:bottom w:val="single" w:color="auto" w:sz="18" w:space="0"/>
       </w:tblBorders>
       <w:tblCellMar>
         <w:top w:w="0" w:type="dxa"/>
@@ -8725,9 +8653,9 @@
       <w:tblPr/>
       <w:tcPr>
         <w:tcBorders>
-          <w:top w:val="single" w:sz="18" w:space="0" w:color="auto"/>
-          <w:left w:val="nil"/>
-          <w:bottom w:val="single" w:sz="18" w:space="0" w:color="auto"/>
+          <w:top w:val="single" w:color="auto" w:sz="18" w:space="0"/>
+          <w:left w:val="nil"/>
+          <w:bottom w:val="single" w:color="auto" w:sz="18" w:space="0"/>
           <w:right w:val="nil"/>
           <w:insideH w:val="nil"/>
           <w:insideV w:val="nil"/>
@@ -8745,9 +8673,9 @@
       <w:tblPr/>
       <w:tcPr>
         <w:tcBorders>
-          <w:top w:val="double" w:sz="6" w:space="0" w:color="auto"/>
-          <w:left w:val="nil"/>
-          <w:bottom w:val="single" w:sz="18" w:space="0" w:color="auto"/>
+          <w:top w:val="double" w:color="auto" w:sz="6" w:space="0"/>
+          <w:left w:val="nil"/>
+          <w:bottom w:val="single" w:color="auto" w:sz="18" w:space="0"/>
           <w:right w:val="nil"/>
           <w:insideH w:val="nil"/>
           <w:insideV w:val="nil"/>
@@ -8766,7 +8694,7 @@
         <w:tcBorders>
           <w:top w:val="nil"/>
           <w:left w:val="nil"/>
-          <w:bottom w:val="single" w:sz="18" w:space="0" w:color="auto"/>
+          <w:bottom w:val="single" w:color="auto" w:sz="18" w:space="0"/>
           <w:right w:val="nil"/>
           <w:insideH w:val="nil"/>
           <w:insideV w:val="nil"/>
@@ -8813,9 +8741,9 @@
       <w:tblPr/>
       <w:tcPr>
         <w:tcBorders>
-          <w:top w:val="single" w:sz="18" w:space="0" w:color="auto"/>
-          <w:left w:val="nil"/>
-          <w:bottom w:val="single" w:sz="18" w:space="0" w:color="auto"/>
+          <w:top w:val="single" w:color="auto" w:sz="18" w:space="0"/>
+          <w:left w:val="nil"/>
+          <w:bottom w:val="single" w:color="auto" w:sz="18" w:space="0"/>
           <w:right w:val="nil"/>
           <w:insideH w:val="nil"/>
           <w:insideV w:val="nil"/>
@@ -8829,9 +8757,9 @@
       <w:tblPr/>
       <w:tcPr>
         <w:tcBorders>
-          <w:top w:val="single" w:sz="18" w:space="0" w:color="auto"/>
-          <w:left w:val="nil"/>
-          <w:bottom w:val="single" w:sz="18" w:space="0" w:color="auto"/>
+          <w:top w:val="single" w:color="auto" w:sz="18" w:space="0"/>
+          <w:left w:val="nil"/>
+          <w:bottom w:val="single" w:color="auto" w:sz="18" w:space="0"/>
           <w:right w:val="nil"/>
           <w:insideH w:val="nil"/>
           <w:insideV w:val="nil"/>
@@ -8852,8 +8780,8 @@
       <w:tblStyleColBandSize w:val="1"/>
       <w:tblInd w:w="0" w:type="dxa"/>
       <w:tblBorders>
-        <w:top w:val="single" w:sz="18" w:space="0" w:color="auto"/>
-        <w:bottom w:val="single" w:sz="18" w:space="0" w:color="auto"/>
+        <w:top w:val="single" w:color="auto" w:sz="18" w:space="0"/>
+        <w:bottom w:val="single" w:color="auto" w:sz="18" w:space="0"/>
       </w:tblBorders>
       <w:tblCellMar>
         <w:top w:w="0" w:type="dxa"/>
@@ -8874,9 +8802,9 @@
       <w:tblPr/>
       <w:tcPr>
         <w:tcBorders>
-          <w:top w:val="single" w:sz="18" w:space="0" w:color="auto"/>
-          <w:left w:val="nil"/>
-          <w:bottom w:val="single" w:sz="18" w:space="0" w:color="auto"/>
+          <w:top w:val="single" w:color="auto" w:sz="18" w:space="0"/>
+          <w:left w:val="nil"/>
+          <w:bottom w:val="single" w:color="auto" w:sz="18" w:space="0"/>
           <w:right w:val="nil"/>
           <w:insideH w:val="nil"/>
           <w:insideV w:val="nil"/>
@@ -8894,9 +8822,9 @@
       <w:tblPr/>
       <w:tcPr>
         <w:tcBorders>
-          <w:top w:val="double" w:sz="6" w:space="0" w:color="auto"/>
-          <w:left w:val="nil"/>
-          <w:bottom w:val="single" w:sz="18" w:space="0" w:color="auto"/>
+          <w:top w:val="double" w:color="auto" w:sz="6" w:space="0"/>
+          <w:left w:val="nil"/>
+          <w:bottom w:val="single" w:color="auto" w:sz="18" w:space="0"/>
           <w:right w:val="nil"/>
           <w:insideH w:val="nil"/>
           <w:insideV w:val="nil"/>
@@ -8915,7 +8843,7 @@
         <w:tcBorders>
           <w:top w:val="nil"/>
           <w:left w:val="nil"/>
-          <w:bottom w:val="single" w:sz="18" w:space="0" w:color="auto"/>
+          <w:bottom w:val="single" w:color="auto" w:sz="18" w:space="0"/>
           <w:right w:val="nil"/>
           <w:insideH w:val="nil"/>
           <w:insideV w:val="nil"/>
@@ -8962,9 +8890,9 @@
       <w:tblPr/>
       <w:tcPr>
         <w:tcBorders>
-          <w:top w:val="single" w:sz="18" w:space="0" w:color="auto"/>
-          <w:left w:val="nil"/>
-          <w:bottom w:val="single" w:sz="18" w:space="0" w:color="auto"/>
+          <w:top w:val="single" w:color="auto" w:sz="18" w:space="0"/>
+          <w:left w:val="nil"/>
+          <w:bottom w:val="single" w:color="auto" w:sz="18" w:space="0"/>
           <w:right w:val="nil"/>
           <w:insideH w:val="nil"/>
           <w:insideV w:val="nil"/>
@@ -8978,9 +8906,9 @@
       <w:tblPr/>
       <w:tcPr>
         <w:tcBorders>
-          <w:top w:val="single" w:sz="18" w:space="0" w:color="auto"/>
-          <w:left w:val="nil"/>
-          <w:bottom w:val="single" w:sz="18" w:space="0" w:color="auto"/>
+          <w:top w:val="single" w:color="auto" w:sz="18" w:space="0"/>
+          <w:left w:val="nil"/>
+          <w:bottom w:val="single" w:color="auto" w:sz="18" w:space="0"/>
           <w:right w:val="nil"/>
           <w:insideH w:val="nil"/>
           <w:insideV w:val="nil"/>
@@ -9001,8 +8929,8 @@
       <w:tblStyleColBandSize w:val="1"/>
       <w:tblInd w:w="0" w:type="dxa"/>
       <w:tblBorders>
-        <w:top w:val="single" w:sz="18" w:space="0" w:color="auto"/>
-        <w:bottom w:val="single" w:sz="18" w:space="0" w:color="auto"/>
+        <w:top w:val="single" w:color="auto" w:sz="18" w:space="0"/>
+        <w:bottom w:val="single" w:color="auto" w:sz="18" w:space="0"/>
       </w:tblBorders>
       <w:tblCellMar>
         <w:top w:w="0" w:type="dxa"/>
@@ -9023,9 +8951,9 @@
       <w:tblPr/>
       <w:tcPr>
         <w:tcBorders>
-          <w:top w:val="single" w:sz="18" w:space="0" w:color="auto"/>
-          <w:left w:val="nil"/>
-          <w:bottom w:val="single" w:sz="18" w:space="0" w:color="auto"/>
+          <w:top w:val="single" w:color="auto" w:sz="18" w:space="0"/>
+          <w:left w:val="nil"/>
+          <w:bottom w:val="single" w:color="auto" w:sz="18" w:space="0"/>
           <w:right w:val="nil"/>
           <w:insideH w:val="nil"/>
           <w:insideV w:val="nil"/>
@@ -9043,9 +8971,9 @@
       <w:tblPr/>
       <w:tcPr>
         <w:tcBorders>
-          <w:top w:val="double" w:sz="6" w:space="0" w:color="auto"/>
-          <w:left w:val="nil"/>
-          <w:bottom w:val="single" w:sz="18" w:space="0" w:color="auto"/>
+          <w:top w:val="double" w:color="auto" w:sz="6" w:space="0"/>
+          <w:left w:val="nil"/>
+          <w:bottom w:val="single" w:color="auto" w:sz="18" w:space="0"/>
           <w:right w:val="nil"/>
           <w:insideH w:val="nil"/>
           <w:insideV w:val="nil"/>
@@ -9064,7 +8992,7 @@
         <w:tcBorders>
           <w:top w:val="nil"/>
           <w:left w:val="nil"/>
-          <w:bottom w:val="single" w:sz="18" w:space="0" w:color="auto"/>
+          <w:bottom w:val="single" w:color="auto" w:sz="18" w:space="0"/>
           <w:right w:val="nil"/>
           <w:insideH w:val="nil"/>
           <w:insideV w:val="nil"/>
@@ -9111,9 +9039,9 @@
       <w:tblPr/>
       <w:tcPr>
         <w:tcBorders>
-          <w:top w:val="single" w:sz="18" w:space="0" w:color="auto"/>
-          <w:left w:val="nil"/>
-          <w:bottom w:val="single" w:sz="18" w:space="0" w:color="auto"/>
+          <w:top w:val="single" w:color="auto" w:sz="18" w:space="0"/>
+          <w:left w:val="nil"/>
+          <w:bottom w:val="single" w:color="auto" w:sz="18" w:space="0"/>
           <w:right w:val="nil"/>
           <w:insideH w:val="nil"/>
           <w:insideV w:val="nil"/>
@@ -9127,9 +9055,9 @@
       <w:tblPr/>
       <w:tcPr>
         <w:tcBorders>
-          <w:top w:val="single" w:sz="18" w:space="0" w:color="auto"/>
-          <w:left w:val="nil"/>
-          <w:bottom w:val="single" w:sz="18" w:space="0" w:color="auto"/>
+          <w:top w:val="single" w:color="auto" w:sz="18" w:space="0"/>
+          <w:left w:val="nil"/>
+          <w:bottom w:val="single" w:color="auto" w:sz="18" w:space="0"/>
           <w:right w:val="nil"/>
           <w:insideH w:val="nil"/>
           <w:insideV w:val="nil"/>
@@ -9150,8 +9078,8 @@
       <w:tblStyleColBandSize w:val="1"/>
       <w:tblInd w:w="0" w:type="dxa"/>
       <w:tblBorders>
-        <w:top w:val="single" w:sz="18" w:space="0" w:color="auto"/>
-        <w:bottom w:val="single" w:sz="18" w:space="0" w:color="auto"/>
+        <w:top w:val="single" w:color="auto" w:sz="18" w:space="0"/>
+        <w:bottom w:val="single" w:color="auto" w:sz="18" w:space="0"/>
       </w:tblBorders>
       <w:tblCellMar>
         <w:top w:w="0" w:type="dxa"/>
@@ -9172,9 +9100,9 @@
       <w:tblPr/>
       <w:tcPr>
         <w:tcBorders>
-          <w:top w:val="single" w:sz="18" w:space="0" w:color="auto"/>
-          <w:left w:val="nil"/>
-          <w:bottom w:val="single" w:sz="18" w:space="0" w:color="auto"/>
+          <w:top w:val="single" w:color="auto" w:sz="18" w:space="0"/>
+          <w:left w:val="nil"/>
+          <w:bottom w:val="single" w:color="auto" w:sz="18" w:space="0"/>
           <w:right w:val="nil"/>
           <w:insideH w:val="nil"/>
           <w:insideV w:val="nil"/>
@@ -9192,9 +9120,9 @@
       <w:tblPr/>
       <w:tcPr>
         <w:tcBorders>
-          <w:top w:val="double" w:sz="6" w:space="0" w:color="auto"/>
-          <w:left w:val="nil"/>
-          <w:bottom w:val="single" w:sz="18" w:space="0" w:color="auto"/>
+          <w:top w:val="double" w:color="auto" w:sz="6" w:space="0"/>
+          <w:left w:val="nil"/>
+          <w:bottom w:val="single" w:color="auto" w:sz="18" w:space="0"/>
           <w:right w:val="nil"/>
           <w:insideH w:val="nil"/>
           <w:insideV w:val="nil"/>
@@ -9213,7 +9141,7 @@
         <w:tcBorders>
           <w:top w:val="nil"/>
           <w:left w:val="nil"/>
-          <w:bottom w:val="single" w:sz="18" w:space="0" w:color="auto"/>
+          <w:bottom w:val="single" w:color="auto" w:sz="18" w:space="0"/>
           <w:right w:val="nil"/>
           <w:insideH w:val="nil"/>
           <w:insideV w:val="nil"/>
@@ -9260,9 +9188,9 @@
       <w:tblPr/>
       <w:tcPr>
         <w:tcBorders>
-          <w:top w:val="single" w:sz="18" w:space="0" w:color="auto"/>
-          <w:left w:val="nil"/>
-          <w:bottom w:val="single" w:sz="18" w:space="0" w:color="auto"/>
+          <w:top w:val="single" w:color="auto" w:sz="18" w:space="0"/>
+          <w:left w:val="nil"/>
+          <w:bottom w:val="single" w:color="auto" w:sz="18" w:space="0"/>
           <w:right w:val="nil"/>
           <w:insideH w:val="nil"/>
           <w:insideV w:val="nil"/>
@@ -9276,9 +9204,9 @@
       <w:tblPr/>
       <w:tcPr>
         <w:tcBorders>
-          <w:top w:val="single" w:sz="18" w:space="0" w:color="auto"/>
-          <w:left w:val="nil"/>
-          <w:bottom w:val="single" w:sz="18" w:space="0" w:color="auto"/>
+          <w:top w:val="single" w:color="auto" w:sz="18" w:space="0"/>
+          <w:left w:val="nil"/>
+          <w:bottom w:val="single" w:color="auto" w:sz="18" w:space="0"/>
           <w:right w:val="nil"/>
           <w:insideH w:val="nil"/>
           <w:insideV w:val="nil"/>
@@ -9299,8 +9227,8 @@
       <w:tblStyleColBandSize w:val="1"/>
       <w:tblInd w:w="0" w:type="dxa"/>
       <w:tblBorders>
-        <w:top w:val="single" w:sz="18" w:space="0" w:color="auto"/>
-        <w:bottom w:val="single" w:sz="18" w:space="0" w:color="auto"/>
+        <w:top w:val="single" w:color="auto" w:sz="18" w:space="0"/>
+        <w:bottom w:val="single" w:color="auto" w:sz="18" w:space="0"/>
       </w:tblBorders>
       <w:tblCellMar>
         <w:top w:w="0" w:type="dxa"/>
@@ -9321,9 +9249,9 @@
       <w:tblPr/>
       <w:tcPr>
         <w:tcBorders>
-          <w:top w:val="single" w:sz="18" w:space="0" w:color="auto"/>
-          <w:left w:val="nil"/>
-          <w:bottom w:val="single" w:sz="18" w:space="0" w:color="auto"/>
+          <w:top w:val="single" w:color="auto" w:sz="18" w:space="0"/>
+          <w:left w:val="nil"/>
+          <w:bottom w:val="single" w:color="auto" w:sz="18" w:space="0"/>
           <w:right w:val="nil"/>
           <w:insideH w:val="nil"/>
           <w:insideV w:val="nil"/>
@@ -9341,9 +9269,9 @@
       <w:tblPr/>
       <w:tcPr>
         <w:tcBorders>
-          <w:top w:val="double" w:sz="6" w:space="0" w:color="auto"/>
-          <w:left w:val="nil"/>
-          <w:bottom w:val="single" w:sz="18" w:space="0" w:color="auto"/>
+          <w:top w:val="double" w:color="auto" w:sz="6" w:space="0"/>
+          <w:left w:val="nil"/>
+          <w:bottom w:val="single" w:color="auto" w:sz="18" w:space="0"/>
           <w:right w:val="nil"/>
           <w:insideH w:val="nil"/>
           <w:insideV w:val="nil"/>
@@ -9362,7 +9290,7 @@
         <w:tcBorders>
           <w:top w:val="nil"/>
           <w:left w:val="nil"/>
-          <w:bottom w:val="single" w:sz="18" w:space="0" w:color="auto"/>
+          <w:bottom w:val="single" w:color="auto" w:sz="18" w:space="0"/>
           <w:right w:val="nil"/>
           <w:insideH w:val="nil"/>
           <w:insideV w:val="nil"/>
@@ -9409,9 +9337,9 @@
       <w:tblPr/>
       <w:tcPr>
         <w:tcBorders>
-          <w:top w:val="single" w:sz="18" w:space="0" w:color="auto"/>
-          <w:left w:val="nil"/>
-          <w:bottom w:val="single" w:sz="18" w:space="0" w:color="auto"/>
+          <w:top w:val="single" w:color="auto" w:sz="18" w:space="0"/>
+          <w:left w:val="nil"/>
+          <w:bottom w:val="single" w:color="auto" w:sz="18" w:space="0"/>
           <w:right w:val="nil"/>
           <w:insideH w:val="nil"/>
           <w:insideV w:val="nil"/>
@@ -9425,9 +9353,9 @@
       <w:tblPr/>
       <w:tcPr>
         <w:tcBorders>
-          <w:top w:val="single" w:sz="18" w:space="0" w:color="auto"/>
-          <w:left w:val="nil"/>
-          <w:bottom w:val="single" w:sz="18" w:space="0" w:color="auto"/>
+          <w:top w:val="single" w:color="auto" w:sz="18" w:space="0"/>
+          <w:left w:val="nil"/>
+          <w:bottom w:val="single" w:color="auto" w:sz="18" w:space="0"/>
           <w:right w:val="nil"/>
           <w:insideH w:val="nil"/>
           <w:insideV w:val="nil"/>
@@ -9448,8 +9376,8 @@
       <w:tblStyleColBandSize w:val="1"/>
       <w:tblInd w:w="0" w:type="dxa"/>
       <w:tblBorders>
-        <w:top w:val="single" w:sz="18" w:space="0" w:color="auto"/>
-        <w:bottom w:val="single" w:sz="18" w:space="0" w:color="auto"/>
+        <w:top w:val="single" w:color="auto" w:sz="18" w:space="0"/>
+        <w:bottom w:val="single" w:color="auto" w:sz="18" w:space="0"/>
       </w:tblBorders>
       <w:tblCellMar>
         <w:top w:w="0" w:type="dxa"/>
@@ -9470,9 +9398,9 @@
       <w:tblPr/>
       <w:tcPr>
         <w:tcBorders>
-          <w:top w:val="single" w:sz="18" w:space="0" w:color="auto"/>
-          <w:left w:val="nil"/>
-          <w:bottom w:val="single" w:sz="18" w:space="0" w:color="auto"/>
+          <w:top w:val="single" w:color="auto" w:sz="18" w:space="0"/>
+          <w:left w:val="nil"/>
+          <w:bottom w:val="single" w:color="auto" w:sz="18" w:space="0"/>
           <w:right w:val="nil"/>
           <w:insideH w:val="nil"/>
           <w:insideV w:val="nil"/>
@@ -9490,9 +9418,9 @@
       <w:tblPr/>
       <w:tcPr>
         <w:tcBorders>
-          <w:top w:val="double" w:sz="6" w:space="0" w:color="auto"/>
-          <w:left w:val="nil"/>
-          <w:bottom w:val="single" w:sz="18" w:space="0" w:color="auto"/>
+          <w:top w:val="double" w:color="auto" w:sz="6" w:space="0"/>
+          <w:left w:val="nil"/>
+          <w:bottom w:val="single" w:color="auto" w:sz="18" w:space="0"/>
           <w:right w:val="nil"/>
           <w:insideH w:val="nil"/>
           <w:insideV w:val="nil"/>
@@ -9511,7 +9439,7 @@
         <w:tcBorders>
           <w:top w:val="nil"/>
           <w:left w:val="nil"/>
-          <w:bottom w:val="single" w:sz="18" w:space="0" w:color="auto"/>
+          <w:bottom w:val="single" w:color="auto" w:sz="18" w:space="0"/>
           <w:right w:val="nil"/>
           <w:insideH w:val="nil"/>
           <w:insideV w:val="nil"/>
@@ -9558,9 +9486,9 @@
       <w:tblPr/>
       <w:tcPr>
         <w:tcBorders>
-          <w:top w:val="single" w:sz="18" w:space="0" w:color="auto"/>
-          <w:left w:val="nil"/>
-          <w:bottom w:val="single" w:sz="18" w:space="0" w:color="auto"/>
+          <w:top w:val="single" w:color="auto" w:sz="18" w:space="0"/>
+          <w:left w:val="nil"/>
+          <w:bottom w:val="single" w:color="auto" w:sz="18" w:space="0"/>
           <w:right w:val="nil"/>
           <w:insideH w:val="nil"/>
           <w:insideV w:val="nil"/>
@@ -9574,9 +9502,9 @@
       <w:tblPr/>
       <w:tcPr>
         <w:tcBorders>
-          <w:top w:val="single" w:sz="18" w:space="0" w:color="auto"/>
-          <w:left w:val="nil"/>
-          <w:bottom w:val="single" w:sz="18" w:space="0" w:color="auto"/>
+          <w:top w:val="single" w:color="auto" w:sz="18" w:space="0"/>
+          <w:left w:val="nil"/>
+          <w:bottom w:val="single" w:color="auto" w:sz="18" w:space="0"/>
           <w:right w:val="nil"/>
           <w:insideH w:val="nil"/>
           <w:insideV w:val="nil"/>
@@ -9600,8 +9528,8 @@
       <w:tblStyleColBandSize w:val="1"/>
       <w:tblInd w:w="0" w:type="dxa"/>
       <w:tblBorders>
-        <w:top w:val="single" w:sz="8" w:space="0" w:color="000000" w:themeColor="text1"/>
-        <w:bottom w:val="single" w:sz="8" w:space="0" w:color="000000" w:themeColor="text1"/>
+        <w:top w:val="single" w:color="000000" w:themeColor="text1" w:sz="8" w:space="0"/>
+        <w:bottom w:val="single" w:color="000000" w:themeColor="text1" w:sz="8" w:space="0"/>
       </w:tblBorders>
       <w:tblCellMar>
         <w:top w:w="0" w:type="dxa"/>
@@ -9612,13 +9540,13 @@
     </w:tblPr>
     <w:tblStylePr w:type="firstRow">
       <w:rPr>
-        <w:rFonts w:asciiTheme="majorHAnsi" w:eastAsiaTheme="majorEastAsia" w:hAnsiTheme="majorHAnsi" w:cstheme="majorBidi"/>
+        <w:rFonts w:asciiTheme="majorHAnsi" w:hAnsiTheme="majorHAnsi" w:eastAsiaTheme="majorEastAsia" w:cstheme="majorBidi"/>
       </w:rPr>
       <w:tblPr/>
       <w:tcPr>
         <w:tcBorders>
           <w:top w:val="nil"/>
-          <w:bottom w:val="single" w:sz="8" w:space="0" w:color="000000" w:themeColor="text1"/>
+          <w:bottom w:val="single" w:color="000000" w:themeColor="text1" w:sz="8" w:space="0"/>
         </w:tcBorders>
       </w:tcPr>
     </w:tblStylePr>
@@ -9631,8 +9559,8 @@
       <w:tblPr/>
       <w:tcPr>
         <w:tcBorders>
-          <w:top w:val="single" w:sz="8" w:space="0" w:color="000000" w:themeColor="text1"/>
-          <w:bottom w:val="single" w:sz="8" w:space="0" w:color="000000" w:themeColor="text1"/>
+          <w:top w:val="single" w:color="000000" w:themeColor="text1" w:sz="8" w:space="0"/>
+          <w:bottom w:val="single" w:color="000000" w:themeColor="text1" w:sz="8" w:space="0"/>
         </w:tcBorders>
       </w:tcPr>
     </w:tblStylePr>
@@ -9650,8 +9578,8 @@
       <w:tblPr/>
       <w:tcPr>
         <w:tcBorders>
-          <w:top w:val="single" w:sz="8" w:space="0" w:color="000000" w:themeColor="text1"/>
-          <w:bottom w:val="single" w:sz="8" w:space="0" w:color="000000" w:themeColor="text1"/>
+          <w:top w:val="single" w:color="000000" w:themeColor="text1" w:sz="8" w:space="0"/>
+          <w:bottom w:val="single" w:color="000000" w:themeColor="text1" w:sz="8" w:space="0"/>
         </w:tcBorders>
       </w:tcPr>
     </w:tblStylePr>
@@ -9684,8 +9612,8 @@
       <w:tblStyleColBandSize w:val="1"/>
       <w:tblInd w:w="0" w:type="dxa"/>
       <w:tblBorders>
-        <w:top w:val="single" w:sz="8" w:space="0" w:color="4F81BD" w:themeColor="accent1"/>
-        <w:bottom w:val="single" w:sz="8" w:space="0" w:color="4F81BD" w:themeColor="accent1"/>
+        <w:top w:val="single" w:color="4F81BD" w:themeColor="accent1" w:sz="8" w:space="0"/>
+        <w:bottom w:val="single" w:color="4F81BD" w:themeColor="accent1" w:sz="8" w:space="0"/>
       </w:tblBorders>
       <w:tblCellMar>
         <w:top w:w="0" w:type="dxa"/>
@@ -9696,13 +9624,13 @@
     </w:tblPr>
     <w:tblStylePr w:type="firstRow">
       <w:rPr>
-        <w:rFonts w:asciiTheme="majorHAnsi" w:eastAsiaTheme="majorEastAsia" w:hAnsiTheme="majorHAnsi" w:cstheme="majorBidi"/>
+        <w:rFonts w:asciiTheme="majorHAnsi" w:hAnsiTheme="majorHAnsi" w:eastAsiaTheme="majorEastAsia" w:cstheme="majorBidi"/>
       </w:rPr>
       <w:tblPr/>
       <w:tcPr>
         <w:tcBorders>
           <w:top w:val="nil"/>
-          <w:bottom w:val="single" w:sz="8" w:space="0" w:color="4F81BD" w:themeColor="accent1"/>
+          <w:bottom w:val="single" w:color="4F81BD" w:themeColor="accent1" w:sz="8" w:space="0"/>
         </w:tcBorders>
       </w:tcPr>
     </w:tblStylePr>
@@ -9715,8 +9643,8 @@
       <w:tblPr/>
       <w:tcPr>
         <w:tcBorders>
-          <w:top w:val="single" w:sz="8" w:space="0" w:color="4F81BD" w:themeColor="accent1"/>
-          <w:bottom w:val="single" w:sz="8" w:space="0" w:color="4F81BD" w:themeColor="accent1"/>
+          <w:top w:val="single" w:color="4F81BD" w:themeColor="accent1" w:sz="8" w:space="0"/>
+          <w:bottom w:val="single" w:color="4F81BD" w:themeColor="accent1" w:sz="8" w:space="0"/>
         </w:tcBorders>
       </w:tcPr>
     </w:tblStylePr>
@@ -9734,8 +9662,8 @@
       <w:tblPr/>
       <w:tcPr>
         <w:tcBorders>
-          <w:top w:val="single" w:sz="8" w:space="0" w:color="4F81BD" w:themeColor="accent1"/>
-          <w:bottom w:val="single" w:sz="8" w:space="0" w:color="4F81BD" w:themeColor="accent1"/>
+          <w:top w:val="single" w:color="4F81BD" w:themeColor="accent1" w:sz="8" w:space="0"/>
+          <w:bottom w:val="single" w:color="4F81BD" w:themeColor="accent1" w:sz="8" w:space="0"/>
         </w:tcBorders>
       </w:tcPr>
     </w:tblStylePr>
@@ -9768,8 +9696,8 @@
       <w:tblStyleColBandSize w:val="1"/>
       <w:tblInd w:w="0" w:type="dxa"/>
       <w:tblBorders>
-        <w:top w:val="single" w:sz="8" w:space="0" w:color="C0504D" w:themeColor="accent2"/>
-        <w:bottom w:val="single" w:sz="8" w:space="0" w:color="C0504D" w:themeColor="accent2"/>
+        <w:top w:val="single" w:color="C0504D" w:themeColor="accent2" w:sz="8" w:space="0"/>
+        <w:bottom w:val="single" w:color="C0504D" w:themeColor="accent2" w:sz="8" w:space="0"/>
       </w:tblBorders>
       <w:tblCellMar>
         <w:top w:w="0" w:type="dxa"/>
@@ -9780,13 +9708,13 @@
     </w:tblPr>
     <w:tblStylePr w:type="firstRow">
       <w:rPr>
-        <w:rFonts w:asciiTheme="majorHAnsi" w:eastAsiaTheme="majorEastAsia" w:hAnsiTheme="majorHAnsi" w:cstheme="majorBidi"/>
+        <w:rFonts w:asciiTheme="majorHAnsi" w:hAnsiTheme="majorHAnsi" w:eastAsiaTheme="majorEastAsia" w:cstheme="majorBidi"/>
       </w:rPr>
       <w:tblPr/>
       <w:tcPr>
         <w:tcBorders>
           <w:top w:val="nil"/>
-          <w:bottom w:val="single" w:sz="8" w:space="0" w:color="C0504D" w:themeColor="accent2"/>
+          <w:bottom w:val="single" w:color="C0504D" w:themeColor="accent2" w:sz="8" w:space="0"/>
         </w:tcBorders>
       </w:tcPr>
     </w:tblStylePr>
@@ -9799,8 +9727,8 @@
       <w:tblPr/>
       <w:tcPr>
         <w:tcBorders>
-          <w:top w:val="single" w:sz="8" w:space="0" w:color="C0504D" w:themeColor="accent2"/>
-          <w:bottom w:val="single" w:sz="8" w:space="0" w:color="C0504D" w:themeColor="accent2"/>
+          <w:top w:val="single" w:color="C0504D" w:themeColor="accent2" w:sz="8" w:space="0"/>
+          <w:bottom w:val="single" w:color="C0504D" w:themeColor="accent2" w:sz="8" w:space="0"/>
         </w:tcBorders>
       </w:tcPr>
     </w:tblStylePr>
@@ -9818,8 +9746,8 @@
       <w:tblPr/>
       <w:tcPr>
         <w:tcBorders>
-          <w:top w:val="single" w:sz="8" w:space="0" w:color="C0504D" w:themeColor="accent2"/>
-          <w:bottom w:val="single" w:sz="8" w:space="0" w:color="C0504D" w:themeColor="accent2"/>
+          <w:top w:val="single" w:color="C0504D" w:themeColor="accent2" w:sz="8" w:space="0"/>
+          <w:bottom w:val="single" w:color="C0504D" w:themeColor="accent2" w:sz="8" w:space="0"/>
         </w:tcBorders>
       </w:tcPr>
     </w:tblStylePr>
@@ -9852,8 +9780,8 @@
       <w:tblStyleColBandSize w:val="1"/>
       <w:tblInd w:w="0" w:type="dxa"/>
       <w:tblBorders>
-        <w:top w:val="single" w:sz="8" w:space="0" w:color="9BBB59" w:themeColor="accent3"/>
-        <w:bottom w:val="single" w:sz="8" w:space="0" w:color="9BBB59" w:themeColor="accent3"/>
+        <w:top w:val="single" w:color="9BBB59" w:themeColor="accent3" w:sz="8" w:space="0"/>
+        <w:bottom w:val="single" w:color="9BBB59" w:themeColor="accent3" w:sz="8" w:space="0"/>
       </w:tblBorders>
       <w:tblCellMar>
         <w:top w:w="0" w:type="dxa"/>
@@ -9864,13 +9792,13 @@
     </w:tblPr>
     <w:tblStylePr w:type="firstRow">
       <w:rPr>
-        <w:rFonts w:asciiTheme="majorHAnsi" w:eastAsiaTheme="majorEastAsia" w:hAnsiTheme="majorHAnsi" w:cstheme="majorBidi"/>
+        <w:rFonts w:asciiTheme="majorHAnsi" w:hAnsiTheme="majorHAnsi" w:eastAsiaTheme="majorEastAsia" w:cstheme="majorBidi"/>
       </w:rPr>
       <w:tblPr/>
       <w:tcPr>
         <w:tcBorders>
           <w:top w:val="nil"/>
-          <w:bottom w:val="single" w:sz="8" w:space="0" w:color="9BBB59" w:themeColor="accent3"/>
+          <w:bottom w:val="single" w:color="9BBB59" w:themeColor="accent3" w:sz="8" w:space="0"/>
         </w:tcBorders>
       </w:tcPr>
     </w:tblStylePr>
@@ -9883,8 +9811,8 @@
       <w:tblPr/>
       <w:tcPr>
         <w:tcBorders>
-          <w:top w:val="single" w:sz="8" w:space="0" w:color="9BBB59" w:themeColor="accent3"/>
-          <w:bottom w:val="single" w:sz="8" w:space="0" w:color="9BBB59" w:themeColor="accent3"/>
+          <w:top w:val="single" w:color="9BBB59" w:themeColor="accent3" w:sz="8" w:space="0"/>
+          <w:bottom w:val="single" w:color="9BBB59" w:themeColor="accent3" w:sz="8" w:space="0"/>
         </w:tcBorders>
       </w:tcPr>
     </w:tblStylePr>
@@ -9902,8 +9830,8 @@
       <w:tblPr/>
       <w:tcPr>
         <w:tcBorders>
-          <w:top w:val="single" w:sz="8" w:space="0" w:color="9BBB59" w:themeColor="accent3"/>
-          <w:bottom w:val="single" w:sz="8" w:space="0" w:color="9BBB59" w:themeColor="accent3"/>
+          <w:top w:val="single" w:color="9BBB59" w:themeColor="accent3" w:sz="8" w:space="0"/>
+          <w:bottom w:val="single" w:color="9BBB59" w:themeColor="accent3" w:sz="8" w:space="0"/>
         </w:tcBorders>
       </w:tcPr>
     </w:tblStylePr>
@@ -9936,8 +9864,8 @@
       <w:tblStyleColBandSize w:val="1"/>
       <w:tblInd w:w="0" w:type="dxa"/>
       <w:tblBorders>
-        <w:top w:val="single" w:sz="8" w:space="0" w:color="8064A2" w:themeColor="accent4"/>
-        <w:bottom w:val="single" w:sz="8" w:space="0" w:color="8064A2" w:themeColor="accent4"/>
+        <w:top w:val="single" w:color="8064A2" w:themeColor="accent4" w:sz="8" w:space="0"/>
+        <w:bottom w:val="single" w:color="8064A2" w:themeColor="accent4" w:sz="8" w:space="0"/>
       </w:tblBorders>
       <w:tblCellMar>
         <w:top w:w="0" w:type="dxa"/>
@@ -9948,13 +9876,13 @@
     </w:tblPr>
     <w:tblStylePr w:type="firstRow">
       <w:rPr>
-        <w:rFonts w:asciiTheme="majorHAnsi" w:eastAsiaTheme="majorEastAsia" w:hAnsiTheme="majorHAnsi" w:cstheme="majorBidi"/>
+        <w:rFonts w:asciiTheme="majorHAnsi" w:hAnsiTheme="majorHAnsi" w:eastAsiaTheme="majorEastAsia" w:cstheme="majorBidi"/>
       </w:rPr>
       <w:tblPr/>
       <w:tcPr>
         <w:tcBorders>
           <w:top w:val="nil"/>
-          <w:bottom w:val="single" w:sz="8" w:space="0" w:color="8064A2" w:themeColor="accent4"/>
+          <w:bottom w:val="single" w:color="8064A2" w:themeColor="accent4" w:sz="8" w:space="0"/>
         </w:tcBorders>
       </w:tcPr>
     </w:tblStylePr>
@@ -9967,8 +9895,8 @@
       <w:tblPr/>
       <w:tcPr>
         <w:tcBorders>
-          <w:top w:val="single" w:sz="8" w:space="0" w:color="8064A2" w:themeColor="accent4"/>
-          <w:bottom w:val="single" w:sz="8" w:space="0" w:color="8064A2" w:themeColor="accent4"/>
+          <w:top w:val="single" w:color="8064A2" w:themeColor="accent4" w:sz="8" w:space="0"/>
+          <w:bottom w:val="single" w:color="8064A2" w:themeColor="accent4" w:sz="8" w:space="0"/>
         </w:tcBorders>
       </w:tcPr>
     </w:tblStylePr>
@@ -9986,8 +9914,8 @@
       <w:tblPr/>
       <w:tcPr>
         <w:tcBorders>
-          <w:top w:val="single" w:sz="8" w:space="0" w:color="8064A2" w:themeColor="accent4"/>
-          <w:bottom w:val="single" w:sz="8" w:space="0" w:color="8064A2" w:themeColor="accent4"/>
+          <w:top w:val="single" w:color="8064A2" w:themeColor="accent4" w:sz="8" w:space="0"/>
+          <w:bottom w:val="single" w:color="8064A2" w:themeColor="accent4" w:sz="8" w:space="0"/>
         </w:tcBorders>
       </w:tcPr>
     </w:tblStylePr>
@@ -10020,8 +9948,8 @@
       <w:tblStyleColBandSize w:val="1"/>
       <w:tblInd w:w="0" w:type="dxa"/>
       <w:tblBorders>
-        <w:top w:val="single" w:sz="8" w:space="0" w:color="4BACC6" w:themeColor="accent5"/>
-        <w:bottom w:val="single" w:sz="8" w:space="0" w:color="4BACC6" w:themeColor="accent5"/>
+        <w:top w:val="single" w:color="4BACC6" w:themeColor="accent5" w:sz="8" w:space="0"/>
+        <w:bottom w:val="single" w:color="4BACC6" w:themeColor="accent5" w:sz="8" w:space="0"/>
       </w:tblBorders>
       <w:tblCellMar>
         <w:top w:w="0" w:type="dxa"/>
@@ -10032,13 +9960,13 @@
     </w:tblPr>
     <w:tblStylePr w:type="firstRow">
       <w:rPr>
-        <w:rFonts w:asciiTheme="majorHAnsi" w:eastAsiaTheme="majorEastAsia" w:hAnsiTheme="majorHAnsi" w:cstheme="majorBidi"/>
+        <w:rFonts w:asciiTheme="majorHAnsi" w:hAnsiTheme="majorHAnsi" w:eastAsiaTheme="majorEastAsia" w:cstheme="majorBidi"/>
       </w:rPr>
       <w:tblPr/>
       <w:tcPr>
         <w:tcBorders>
           <w:top w:val="nil"/>
-          <w:bottom w:val="single" w:sz="8" w:space="0" w:color="4BACC6" w:themeColor="accent5"/>
+          <w:bottom w:val="single" w:color="4BACC6" w:themeColor="accent5" w:sz="8" w:space="0"/>
         </w:tcBorders>
       </w:tcPr>
     </w:tblStylePr>
@@ -10051,8 +9979,8 @@
       <w:tblPr/>
       <w:tcPr>
         <w:tcBorders>
-          <w:top w:val="single" w:sz="8" w:space="0" w:color="4BACC6" w:themeColor="accent5"/>
-          <w:bottom w:val="single" w:sz="8" w:space="0" w:color="4BACC6" w:themeColor="accent5"/>
+          <w:top w:val="single" w:color="4BACC6" w:themeColor="accent5" w:sz="8" w:space="0"/>
+          <w:bottom w:val="single" w:color="4BACC6" w:themeColor="accent5" w:sz="8" w:space="0"/>
         </w:tcBorders>
       </w:tcPr>
     </w:tblStylePr>
@@ -10070,8 +9998,8 @@
       <w:tblPr/>
       <w:tcPr>
         <w:tcBorders>
-          <w:top w:val="single" w:sz="8" w:space="0" w:color="4BACC6" w:themeColor="accent5"/>
-          <w:bottom w:val="single" w:sz="8" w:space="0" w:color="4BACC6" w:themeColor="accent5"/>
+          <w:top w:val="single" w:color="4BACC6" w:themeColor="accent5" w:sz="8" w:space="0"/>
+          <w:bottom w:val="single" w:color="4BACC6" w:themeColor="accent5" w:sz="8" w:space="0"/>
         </w:tcBorders>
       </w:tcPr>
     </w:tblStylePr>
@@ -10104,8 +10032,8 @@
       <w:tblStyleColBandSize w:val="1"/>
       <w:tblInd w:w="0" w:type="dxa"/>
       <w:tblBorders>
-        <w:top w:val="single" w:sz="8" w:space="0" w:color="F79646" w:themeColor="accent6"/>
-        <w:bottom w:val="single" w:sz="8" w:space="0" w:color="F79646" w:themeColor="accent6"/>
+        <w:top w:val="single" w:color="F79646" w:themeColor="accent6" w:sz="8" w:space="0"/>
+        <w:bottom w:val="single" w:color="F79646" w:themeColor="accent6" w:sz="8" w:space="0"/>
       </w:tblBorders>
       <w:tblCellMar>
         <w:top w:w="0" w:type="dxa"/>
@@ -10116,13 +10044,13 @@
     </w:tblPr>
     <w:tblStylePr w:type="firstRow">
       <w:rPr>
-        <w:rFonts w:asciiTheme="majorHAnsi" w:eastAsiaTheme="majorEastAsia" w:hAnsiTheme="majorHAnsi" w:cstheme="majorBidi"/>
+        <w:rFonts w:asciiTheme="majorHAnsi" w:hAnsiTheme="majorHAnsi" w:eastAsiaTheme="majorEastAsia" w:cstheme="majorBidi"/>
       </w:rPr>
       <w:tblPr/>
       <w:tcPr>
         <w:tcBorders>
           <w:top w:val="nil"/>
-          <w:bottom w:val="single" w:sz="8" w:space="0" w:color="F79646" w:themeColor="accent6"/>
+          <w:bottom w:val="single" w:color="F79646" w:themeColor="accent6" w:sz="8" w:space="0"/>
         </w:tcBorders>
       </w:tcPr>
     </w:tblStylePr>
@@ -10135,8 +10063,8 @@
       <w:tblPr/>
       <w:tcPr>
         <w:tcBorders>
-          <w:top w:val="single" w:sz="8" w:space="0" w:color="F79646" w:themeColor="accent6"/>
-          <w:bottom w:val="single" w:sz="8" w:space="0" w:color="F79646" w:themeColor="accent6"/>
+          <w:top w:val="single" w:color="F79646" w:themeColor="accent6" w:sz="8" w:space="0"/>
+          <w:bottom w:val="single" w:color="F79646" w:themeColor="accent6" w:sz="8" w:space="0"/>
         </w:tcBorders>
       </w:tcPr>
     </w:tblStylePr>
@@ -10154,8 +10082,8 @@
       <w:tblPr/>
       <w:tcPr>
         <w:tcBorders>
-          <w:top w:val="single" w:sz="8" w:space="0" w:color="F79646" w:themeColor="accent6"/>
-          <w:bottom w:val="single" w:sz="8" w:space="0" w:color="F79646" w:themeColor="accent6"/>
+          <w:top w:val="single" w:color="F79646" w:themeColor="accent6" w:sz="8" w:space="0"/>
+          <w:bottom w:val="single" w:color="F79646" w:themeColor="accent6" w:sz="8" w:space="0"/>
         </w:tcBorders>
       </w:tcPr>
     </w:tblStylePr>
@@ -10181,7 +10109,7 @@
       <w:spacing w:after="0" w:line="240" w:lineRule="auto"/>
     </w:pPr>
     <w:rPr>
-      <w:rFonts w:asciiTheme="majorHAnsi" w:eastAsiaTheme="majorEastAsia" w:hAnsiTheme="majorHAnsi" w:cstheme="majorBidi"/>
+      <w:rFonts w:asciiTheme="majorHAnsi" w:hAnsiTheme="majorHAnsi" w:eastAsiaTheme="majorEastAsia" w:cstheme="majorBidi"/>
       <w:color w:val="000000" w:themeColor="text1"/>
     </w:rPr>
     <w:tblPr>
@@ -10189,10 +10117,10 @@
       <w:tblStyleColBandSize w:val="1"/>
       <w:tblInd w:w="0" w:type="dxa"/>
       <w:tblBorders>
-        <w:top w:val="single" w:sz="8" w:space="0" w:color="000000" w:themeColor="text1"/>
-        <w:left w:val="single" w:sz="8" w:space="0" w:color="000000" w:themeColor="text1"/>
-        <w:bottom w:val="single" w:sz="8" w:space="0" w:color="000000" w:themeColor="text1"/>
-        <w:right w:val="single" w:sz="8" w:space="0" w:color="000000" w:themeColor="text1"/>
+        <w:top w:val="single" w:color="000000" w:themeColor="text1" w:sz="8" w:space="0"/>
+        <w:left w:val="single" w:color="000000" w:themeColor="text1" w:sz="8" w:space="0"/>
+        <w:bottom w:val="single" w:color="000000" w:themeColor="text1" w:sz="8" w:space="0"/>
+        <w:right w:val="single" w:color="000000" w:themeColor="text1" w:sz="8" w:space="0"/>
       </w:tblBorders>
       <w:tblCellMar>
         <w:top w:w="0" w:type="dxa"/>
@@ -10211,7 +10139,7 @@
         <w:tcBorders>
           <w:top w:val="nil"/>
           <w:left w:val="nil"/>
-          <w:bottom w:val="single" w:sz="24" w:space="0" w:color="000000" w:themeColor="text1"/>
+          <w:bottom w:val="single" w:color="000000" w:themeColor="text1" w:sz="24" w:space="0"/>
           <w:right w:val="nil"/>
           <w:insideH w:val="nil"/>
           <w:insideV w:val="nil"/>
@@ -10223,7 +10151,7 @@
       <w:tblPr/>
       <w:tcPr>
         <w:tcBorders>
-          <w:top w:val="single" w:sz="8" w:space="0" w:color="000000" w:themeColor="text1"/>
+          <w:top w:val="single" w:color="000000" w:themeColor="text1" w:sz="8" w:space="0"/>
           <w:left w:val="nil"/>
           <w:bottom w:val="nil"/>
           <w:right w:val="nil"/>
@@ -10240,7 +10168,7 @@
           <w:top w:val="nil"/>
           <w:left w:val="nil"/>
           <w:bottom w:val="nil"/>
-          <w:right w:val="single" w:sz="8" w:space="0" w:color="000000" w:themeColor="text1"/>
+          <w:right w:val="single" w:color="000000" w:themeColor="text1" w:sz="8" w:space="0"/>
           <w:insideH w:val="nil"/>
           <w:insideV w:val="nil"/>
         </w:tcBorders>
@@ -10252,7 +10180,7 @@
       <w:tcPr>
         <w:tcBorders>
           <w:top w:val="nil"/>
-          <w:left w:val="single" w:sz="8" w:space="0" w:color="000000" w:themeColor="text1"/>
+          <w:left w:val="single" w:color="000000" w:themeColor="text1" w:sz="8" w:space="0"/>
           <w:bottom w:val="nil"/>
           <w:right w:val="nil"/>
           <w:insideH w:val="nil"/>
@@ -10309,7 +10237,7 @@
       <w:spacing w:after="0" w:line="240" w:lineRule="auto"/>
     </w:pPr>
     <w:rPr>
-      <w:rFonts w:asciiTheme="majorHAnsi" w:eastAsiaTheme="majorEastAsia" w:hAnsiTheme="majorHAnsi" w:cstheme="majorBidi"/>
+      <w:rFonts w:asciiTheme="majorHAnsi" w:hAnsiTheme="majorHAnsi" w:eastAsiaTheme="majorEastAsia" w:cstheme="majorBidi"/>
       <w:color w:val="000000" w:themeColor="text1"/>
     </w:rPr>
     <w:tblPr>
@@ -10317,10 +10245,10 @@
       <w:tblStyleColBandSize w:val="1"/>
       <w:tblInd w:w="0" w:type="dxa"/>
       <w:tblBorders>
-        <w:top w:val="single" w:sz="8" w:space="0" w:color="4F81BD" w:themeColor="accent1"/>
-        <w:left w:val="single" w:sz="8" w:space="0" w:color="4F81BD" w:themeColor="accent1"/>
-        <w:bottom w:val="single" w:sz="8" w:space="0" w:color="4F81BD" w:themeColor="accent1"/>
-        <w:right w:val="single" w:sz="8" w:space="0" w:color="4F81BD" w:themeColor="accent1"/>
+        <w:top w:val="single" w:color="4F81BD" w:themeColor="accent1" w:sz="8" w:space="0"/>
+        <w:left w:val="single" w:color="4F81BD" w:themeColor="accent1" w:sz="8" w:space="0"/>
+        <w:bottom w:val="single" w:color="4F81BD" w:themeColor="accent1" w:sz="8" w:space="0"/>
+        <w:right w:val="single" w:color="4F81BD" w:themeColor="accent1" w:sz="8" w:space="0"/>
       </w:tblBorders>
       <w:tblCellMar>
         <w:top w:w="0" w:type="dxa"/>
@@ -10339,7 +10267,7 @@
         <w:tcBorders>
           <w:top w:val="nil"/>
           <w:left w:val="nil"/>
-          <w:bottom w:val="single" w:sz="24" w:space="0" w:color="4F81BD" w:themeColor="accent1"/>
+          <w:bottom w:val="single" w:color="4F81BD" w:themeColor="accent1" w:sz="24" w:space="0"/>
           <w:right w:val="nil"/>
           <w:insideH w:val="nil"/>
           <w:insideV w:val="nil"/>
@@ -10351,7 +10279,7 @@
       <w:tblPr/>
       <w:tcPr>
         <w:tcBorders>
-          <w:top w:val="single" w:sz="8" w:space="0" w:color="4F81BD" w:themeColor="accent1"/>
+          <w:top w:val="single" w:color="4F81BD" w:themeColor="accent1" w:sz="8" w:space="0"/>
           <w:left w:val="nil"/>
           <w:bottom w:val="nil"/>
           <w:right w:val="nil"/>
@@ -10368,7 +10296,7 @@
           <w:top w:val="nil"/>
           <w:left w:val="nil"/>
           <w:bottom w:val="nil"/>
-          <w:right w:val="single" w:sz="8" w:space="0" w:color="4F81BD" w:themeColor="accent1"/>
+          <w:right w:val="single" w:color="4F81BD" w:themeColor="accent1" w:sz="8" w:space="0"/>
           <w:insideH w:val="nil"/>
           <w:insideV w:val="nil"/>
         </w:tcBorders>
@@ -10380,7 +10308,7 @@
       <w:tcPr>
         <w:tcBorders>
           <w:top w:val="nil"/>
-          <w:left w:val="single" w:sz="8" w:space="0" w:color="4F81BD" w:themeColor="accent1"/>
+          <w:left w:val="single" w:color="4F81BD" w:themeColor="accent1" w:sz="8" w:space="0"/>
           <w:bottom w:val="nil"/>
           <w:right w:val="nil"/>
           <w:insideH w:val="nil"/>
@@ -10437,7 +10365,7 @@
       <w:spacing w:after="0" w:line="240" w:lineRule="auto"/>
     </w:pPr>
     <w:rPr>
-      <w:rFonts w:asciiTheme="majorHAnsi" w:eastAsiaTheme="majorEastAsia" w:hAnsiTheme="majorHAnsi" w:cstheme="majorBidi"/>
+      <w:rFonts w:asciiTheme="majorHAnsi" w:hAnsiTheme="majorHAnsi" w:eastAsiaTheme="majorEastAsia" w:cstheme="majorBidi"/>
       <w:color w:val="000000" w:themeColor="text1"/>
     </w:rPr>
     <w:tblPr>
@@ -10445,10 +10373,10 @@
       <w:tblStyleColBandSize w:val="1"/>
       <w:tblInd w:w="0" w:type="dxa"/>
       <w:tblBorders>
-        <w:top w:val="single" w:sz="8" w:space="0" w:color="C0504D" w:themeColor="accent2"/>
-        <w:left w:val="single" w:sz="8" w:space="0" w:color="C0504D" w:themeColor="accent2"/>
-        <w:bottom w:val="single" w:sz="8" w:space="0" w:color="C0504D" w:themeColor="accent2"/>
-        <w:right w:val="single" w:sz="8" w:space="0" w:color="C0504D" w:themeColor="accent2"/>
+        <w:top w:val="single" w:color="C0504D" w:themeColor="accent2" w:sz="8" w:space="0"/>
+        <w:left w:val="single" w:color="C0504D" w:themeColor="accent2" w:sz="8" w:space="0"/>
+        <w:bottom w:val="single" w:color="C0504D" w:themeColor="accent2" w:sz="8" w:space="0"/>
+        <w:right w:val="single" w:color="C0504D" w:themeColor="accent2" w:sz="8" w:space="0"/>
       </w:tblBorders>
       <w:tblCellMar>
         <w:top w:w="0" w:type="dxa"/>
@@ -10467,7 +10395,7 @@
         <w:tcBorders>
           <w:top w:val="nil"/>
           <w:left w:val="nil"/>
-          <w:bottom w:val="single" w:sz="24" w:space="0" w:color="C0504D" w:themeColor="accent2"/>
+          <w:bottom w:val="single" w:color="C0504D" w:themeColor="accent2" w:sz="24" w:space="0"/>
           <w:right w:val="nil"/>
           <w:insideH w:val="nil"/>
           <w:insideV w:val="nil"/>
@@ -10479,7 +10407,7 @@
       <w:tblPr/>
       <w:tcPr>
         <w:tcBorders>
-          <w:top w:val="single" w:sz="8" w:space="0" w:color="C0504D" w:themeColor="accent2"/>
+          <w:top w:val="single" w:color="C0504D" w:themeColor="accent2" w:sz="8" w:space="0"/>
           <w:left w:val="nil"/>
           <w:bottom w:val="nil"/>
           <w:right w:val="nil"/>
@@ -10496,7 +10424,7 @@
           <w:top w:val="nil"/>
           <w:left w:val="nil"/>
           <w:bottom w:val="nil"/>
-          <w:right w:val="single" w:sz="8" w:space="0" w:color="C0504D" w:themeColor="accent2"/>
+          <w:right w:val="single" w:color="C0504D" w:themeColor="accent2" w:sz="8" w:space="0"/>
           <w:insideH w:val="nil"/>
           <w:insideV w:val="nil"/>
         </w:tcBorders>
@@ -10508,7 +10436,7 @@
       <w:tcPr>
         <w:tcBorders>
           <w:top w:val="nil"/>
-          <w:left w:val="single" w:sz="8" w:space="0" w:color="C0504D" w:themeColor="accent2"/>
+          <w:left w:val="single" w:color="C0504D" w:themeColor="accent2" w:sz="8" w:space="0"/>
           <w:bottom w:val="nil"/>
           <w:right w:val="nil"/>
           <w:insideH w:val="nil"/>
@@ -10565,7 +10493,7 @@
       <w:spacing w:after="0" w:line="240" w:lineRule="auto"/>
     </w:pPr>
     <w:rPr>
-      <w:rFonts w:asciiTheme="majorHAnsi" w:eastAsiaTheme="majorEastAsia" w:hAnsiTheme="majorHAnsi" w:cstheme="majorBidi"/>
+      <w:rFonts w:asciiTheme="majorHAnsi" w:hAnsiTheme="majorHAnsi" w:eastAsiaTheme="majorEastAsia" w:cstheme="majorBidi"/>
       <w:color w:val="000000" w:themeColor="text1"/>
     </w:rPr>
     <w:tblPr>
@@ -10573,10 +10501,10 @@
       <w:tblStyleColBandSize w:val="1"/>
       <w:tblInd w:w="0" w:type="dxa"/>
       <w:tblBorders>
-        <w:top w:val="single" w:sz="8" w:space="0" w:color="9BBB59" w:themeColor="accent3"/>
-        <w:left w:val="single" w:sz="8" w:space="0" w:color="9BBB59" w:themeColor="accent3"/>
-        <w:bottom w:val="single" w:sz="8" w:space="0" w:color="9BBB59" w:themeColor="accent3"/>
-        <w:right w:val="single" w:sz="8" w:space="0" w:color="9BBB59" w:themeColor="accent3"/>
+        <w:top w:val="single" w:color="9BBB59" w:themeColor="accent3" w:sz="8" w:space="0"/>
+        <w:left w:val="single" w:color="9BBB59" w:themeColor="accent3" w:sz="8" w:space="0"/>
+        <w:bottom w:val="single" w:color="9BBB59" w:themeColor="accent3" w:sz="8" w:space="0"/>
+        <w:right w:val="single" w:color="9BBB59" w:themeColor="accent3" w:sz="8" w:space="0"/>
       </w:tblBorders>
       <w:tblCellMar>
         <w:top w:w="0" w:type="dxa"/>
@@ -10595,7 +10523,7 @@
         <w:tcBorders>
           <w:top w:val="nil"/>
           <w:left w:val="nil"/>
-          <w:bottom w:val="single" w:sz="24" w:space="0" w:color="9BBB59" w:themeColor="accent3"/>
+          <w:bottom w:val="single" w:color="9BBB59" w:themeColor="accent3" w:sz="24" w:space="0"/>
           <w:right w:val="nil"/>
           <w:insideH w:val="nil"/>
           <w:insideV w:val="nil"/>
@@ -10607,7 +10535,7 @@
       <w:tblPr/>
       <w:tcPr>
         <w:tcBorders>
-          <w:top w:val="single" w:sz="8" w:space="0" w:color="9BBB59" w:themeColor="accent3"/>
+          <w:top w:val="single" w:color="9BBB59" w:themeColor="accent3" w:sz="8" w:space="0"/>
           <w:left w:val="nil"/>
           <w:bottom w:val="nil"/>
           <w:right w:val="nil"/>
@@ -10624,7 +10552,7 @@
           <w:top w:val="nil"/>
           <w:left w:val="nil"/>
           <w:bottom w:val="nil"/>
-          <w:right w:val="single" w:sz="8" w:space="0" w:color="9BBB59" w:themeColor="accent3"/>
+          <w:right w:val="single" w:color="9BBB59" w:themeColor="accent3" w:sz="8" w:space="0"/>
           <w:insideH w:val="nil"/>
           <w:insideV w:val="nil"/>
         </w:tcBorders>
@@ -10636,7 +10564,7 @@
       <w:tcPr>
         <w:tcBorders>
           <w:top w:val="nil"/>
-          <w:left w:val="single" w:sz="8" w:space="0" w:color="9BBB59" w:themeColor="accent3"/>
+          <w:left w:val="single" w:color="9BBB59" w:themeColor="accent3" w:sz="8" w:space="0"/>
           <w:bottom w:val="nil"/>
           <w:right w:val="nil"/>
           <w:insideH w:val="nil"/>
@@ -10693,7 +10621,7 @@
       <w:spacing w:after="0" w:line="240" w:lineRule="auto"/>
     </w:pPr>
     <w:rPr>
-      <w:rFonts w:asciiTheme="majorHAnsi" w:eastAsiaTheme="majorEastAsia" w:hAnsiTheme="majorHAnsi" w:cstheme="majorBidi"/>
+      <w:rFonts w:asciiTheme="majorHAnsi" w:hAnsiTheme="majorHAnsi" w:eastAsiaTheme="majorEastAsia" w:cstheme="majorBidi"/>
       <w:color w:val="000000" w:themeColor="text1"/>
     </w:rPr>
     <w:tblPr>
@@ -10701,10 +10629,10 @@
       <w:tblStyleColBandSize w:val="1"/>
       <w:tblInd w:w="0" w:type="dxa"/>
       <w:tblBorders>
-        <w:top w:val="single" w:sz="8" w:space="0" w:color="8064A2" w:themeColor="accent4"/>
-        <w:left w:val="single" w:sz="8" w:space="0" w:color="8064A2" w:themeColor="accent4"/>
-        <w:bottom w:val="single" w:sz="8" w:space="0" w:color="8064A2" w:themeColor="accent4"/>
-        <w:right w:val="single" w:sz="8" w:space="0" w:color="8064A2" w:themeColor="accent4"/>
+        <w:top w:val="single" w:color="8064A2" w:themeColor="accent4" w:sz="8" w:space="0"/>
+        <w:left w:val="single" w:color="8064A2" w:themeColor="accent4" w:sz="8" w:space="0"/>
+        <w:bottom w:val="single" w:color="8064A2" w:themeColor="accent4" w:sz="8" w:space="0"/>
+        <w:right w:val="single" w:color="8064A2" w:themeColor="accent4" w:sz="8" w:space="0"/>
       </w:tblBorders>
       <w:tblCellMar>
         <w:top w:w="0" w:type="dxa"/>
@@ -10723,7 +10651,7 @@
         <w:tcBorders>
           <w:top w:val="nil"/>
           <w:left w:val="nil"/>
-          <w:bottom w:val="single" w:sz="24" w:space="0" w:color="8064A2" w:themeColor="accent4"/>
+          <w:bottom w:val="single" w:color="8064A2" w:themeColor="accent4" w:sz="24" w:space="0"/>
           <w:right w:val="nil"/>
           <w:insideH w:val="nil"/>
           <w:insideV w:val="nil"/>
@@ -10735,7 +10663,7 @@
       <w:tblPr/>
       <w:tcPr>
         <w:tcBorders>
-          <w:top w:val="single" w:sz="8" w:space="0" w:color="8064A2" w:themeColor="accent4"/>
+          <w:top w:val="single" w:color="8064A2" w:themeColor="accent4" w:sz="8" w:space="0"/>
           <w:left w:val="nil"/>
           <w:bottom w:val="nil"/>
           <w:right w:val="nil"/>
@@ -10752,7 +10680,7 @@
           <w:top w:val="nil"/>
           <w:left w:val="nil"/>
           <w:bottom w:val="nil"/>
-          <w:right w:val="single" w:sz="8" w:space="0" w:color="8064A2" w:themeColor="accent4"/>
+          <w:right w:val="single" w:color="8064A2" w:themeColor="accent4" w:sz="8" w:space="0"/>
           <w:insideH w:val="nil"/>
           <w:insideV w:val="nil"/>
         </w:tcBorders>
@@ -10764,7 +10692,7 @@
       <w:tcPr>
         <w:tcBorders>
           <w:top w:val="nil"/>
-          <w:left w:val="single" w:sz="8" w:space="0" w:color="8064A2" w:themeColor="accent4"/>
+          <w:left w:val="single" w:color="8064A2" w:themeColor="accent4" w:sz="8" w:space="0"/>
           <w:bottom w:val="nil"/>
           <w:right w:val="nil"/>
           <w:insideH w:val="nil"/>
@@ -10821,7 +10749,7 @@
       <w:spacing w:after="0" w:line="240" w:lineRule="auto"/>
     </w:pPr>
     <w:rPr>
-      <w:rFonts w:asciiTheme="majorHAnsi" w:eastAsiaTheme="majorEastAsia" w:hAnsiTheme="majorHAnsi" w:cstheme="majorBidi"/>
+      <w:rFonts w:asciiTheme="majorHAnsi" w:hAnsiTheme="majorHAnsi" w:eastAsiaTheme="majorEastAsia" w:cstheme="majorBidi"/>
       <w:color w:val="000000" w:themeColor="text1"/>
     </w:rPr>
     <w:tblPr>
@@ -10829,10 +10757,10 @@
       <w:tblStyleColBandSize w:val="1"/>
       <w:tblInd w:w="0" w:type="dxa"/>
       <w:tblBorders>
-        <w:top w:val="single" w:sz="8" w:space="0" w:color="4BACC6" w:themeColor="accent5"/>
-        <w:left w:val="single" w:sz="8" w:space="0" w:color="4BACC6" w:themeColor="accent5"/>
-        <w:bottom w:val="single" w:sz="8" w:space="0" w:color="4BACC6" w:themeColor="accent5"/>
-        <w:right w:val="single" w:sz="8" w:space="0" w:color="4BACC6" w:themeColor="accent5"/>
+        <w:top w:val="single" w:color="4BACC6" w:themeColor="accent5" w:sz="8" w:space="0"/>
+        <w:left w:val="single" w:color="4BACC6" w:themeColor="accent5" w:sz="8" w:space="0"/>
+        <w:bottom w:val="single" w:color="4BACC6" w:themeColor="accent5" w:sz="8" w:space="0"/>
+        <w:right w:val="single" w:color="4BACC6" w:themeColor="accent5" w:sz="8" w:space="0"/>
       </w:tblBorders>
       <w:tblCellMar>
         <w:top w:w="0" w:type="dxa"/>
@@ -10851,7 +10779,7 @@
         <w:tcBorders>
           <w:top w:val="nil"/>
           <w:left w:val="nil"/>
-          <w:bottom w:val="single" w:sz="24" w:space="0" w:color="4BACC6" w:themeColor="accent5"/>
+          <w:bottom w:val="single" w:color="4BACC6" w:themeColor="accent5" w:sz="24" w:space="0"/>
           <w:right w:val="nil"/>
           <w:insideH w:val="nil"/>
           <w:insideV w:val="nil"/>
@@ -10863,7 +10791,7 @@
       <w:tblPr/>
       <w:tcPr>
         <w:tcBorders>
-          <w:top w:val="single" w:sz="8" w:space="0" w:color="4BACC6" w:themeColor="accent5"/>
+          <w:top w:val="single" w:color="4BACC6" w:themeColor="accent5" w:sz="8" w:space="0"/>
           <w:left w:val="nil"/>
           <w:bottom w:val="nil"/>
           <w:right w:val="nil"/>
@@ -10880,7 +10808,7 @@
           <w:top w:val="nil"/>
           <w:left w:val="nil"/>
           <w:bottom w:val="nil"/>
-          <w:right w:val="single" w:sz="8" w:space="0" w:color="4BACC6" w:themeColor="accent5"/>
+          <w:right w:val="single" w:color="4BACC6" w:themeColor="accent5" w:sz="8" w:space="0"/>
           <w:insideH w:val="nil"/>
           <w:insideV w:val="nil"/>
         </w:tcBorders>
@@ -10892,7 +10820,7 @@
       <w:tcPr>
         <w:tcBorders>
           <w:top w:val="nil"/>
-          <w:left w:val="single" w:sz="8" w:space="0" w:color="4BACC6" w:themeColor="accent5"/>
+          <w:left w:val="single" w:color="4BACC6" w:themeColor="accent5" w:sz="8" w:space="0"/>
           <w:bottom w:val="nil"/>
           <w:right w:val="nil"/>
           <w:insideH w:val="nil"/>
@@ -10949,7 +10877,7 @@
       <w:spacing w:after="0" w:line="240" w:lineRule="auto"/>
     </w:pPr>
     <w:rPr>
-      <w:rFonts w:asciiTheme="majorHAnsi" w:eastAsiaTheme="majorEastAsia" w:hAnsiTheme="majorHAnsi" w:cstheme="majorBidi"/>
+      <w:rFonts w:asciiTheme="majorHAnsi" w:hAnsiTheme="majorHAnsi" w:eastAsiaTheme="majorEastAsia" w:cstheme="majorBidi"/>
       <w:color w:val="000000" w:themeColor="text1"/>
     </w:rPr>
     <w:tblPr>
@@ -10957,10 +10885,10 @@
       <w:tblStyleColBandSize w:val="1"/>
       <w:tblInd w:w="0" w:type="dxa"/>
       <w:tblBorders>
-        <w:top w:val="single" w:sz="8" w:space="0" w:color="F79646" w:themeColor="accent6"/>
-        <w:left w:val="single" w:sz="8" w:space="0" w:color="F79646" w:themeColor="accent6"/>
-        <w:bottom w:val="single" w:sz="8" w:space="0" w:color="F79646" w:themeColor="accent6"/>
-        <w:right w:val="single" w:sz="8" w:space="0" w:color="F79646" w:themeColor="accent6"/>
+        <w:top w:val="single" w:color="F79646" w:themeColor="accent6" w:sz="8" w:space="0"/>
+        <w:left w:val="single" w:color="F79646" w:themeColor="accent6" w:sz="8" w:space="0"/>
+        <w:bottom w:val="single" w:color="F79646" w:themeColor="accent6" w:sz="8" w:space="0"/>
+        <w:right w:val="single" w:color="F79646" w:themeColor="accent6" w:sz="8" w:space="0"/>
       </w:tblBorders>
       <w:tblCellMar>
         <w:top w:w="0" w:type="dxa"/>
@@ -10979,7 +10907,7 @@
         <w:tcBorders>
           <w:top w:val="nil"/>
           <w:left w:val="nil"/>
-          <w:bottom w:val="single" w:sz="24" w:space="0" w:color="F79646" w:themeColor="accent6"/>
+          <w:bottom w:val="single" w:color="F79646" w:themeColor="accent6" w:sz="24" w:space="0"/>
           <w:right w:val="nil"/>
           <w:insideH w:val="nil"/>
           <w:insideV w:val="nil"/>
@@ -10991,7 +10919,7 @@
       <w:tblPr/>
       <w:tcPr>
         <w:tcBorders>
-          <w:top w:val="single" w:sz="8" w:space="0" w:color="F79646" w:themeColor="accent6"/>
+          <w:top w:val="single" w:color="F79646" w:themeColor="accent6" w:sz="8" w:space="0"/>
           <w:left w:val="nil"/>
           <w:bottom w:val="nil"/>
           <w:right w:val="nil"/>
@@ -11008,7 +10936,7 @@
           <w:top w:val="nil"/>
           <w:left w:val="nil"/>
           <w:bottom w:val="nil"/>
-          <w:right w:val="single" w:sz="8" w:space="0" w:color="F79646" w:themeColor="accent6"/>
+          <w:right w:val="single" w:color="F79646" w:themeColor="accent6" w:sz="8" w:space="0"/>
           <w:insideH w:val="nil"/>
           <w:insideV w:val="nil"/>
         </w:tcBorders>
@@ -11020,7 +10948,7 @@
       <w:tcPr>
         <w:tcBorders>
           <w:top w:val="nil"/>
-          <w:left w:val="single" w:sz="8" w:space="0" w:color="F79646" w:themeColor="accent6"/>
+          <w:left w:val="single" w:color="F79646" w:themeColor="accent6" w:sz="8" w:space="0"/>
           <w:bottom w:val="nil"/>
           <w:right w:val="nil"/>
           <w:insideH w:val="nil"/>
@@ -11081,12 +11009,12 @@
       <w:tblStyleColBandSize w:val="1"/>
       <w:tblInd w:w="0" w:type="dxa"/>
       <w:tblBorders>
-        <w:top w:val="single" w:sz="8" w:space="0" w:color="404040" w:themeColor="text1" w:themeTint="BF"/>
-        <w:left w:val="single" w:sz="8" w:space="0" w:color="404040" w:themeColor="text1" w:themeTint="BF"/>
-        <w:bottom w:val="single" w:sz="8" w:space="0" w:color="404040" w:themeColor="text1" w:themeTint="BF"/>
-        <w:right w:val="single" w:sz="8" w:space="0" w:color="404040" w:themeColor="text1" w:themeTint="BF"/>
-        <w:insideH w:val="single" w:sz="8" w:space="0" w:color="404040" w:themeColor="text1" w:themeTint="BF"/>
-        <w:insideV w:val="single" w:sz="8" w:space="0" w:color="404040" w:themeColor="text1" w:themeTint="BF"/>
+        <w:top w:val="single" w:color="404040" w:themeColor="text1" w:themeTint="BF" w:sz="8" w:space="0"/>
+        <w:left w:val="single" w:color="404040" w:themeColor="text1" w:themeTint="BF" w:sz="8" w:space="0"/>
+        <w:bottom w:val="single" w:color="404040" w:themeColor="text1" w:themeTint="BF" w:sz="8" w:space="0"/>
+        <w:right w:val="single" w:color="404040" w:themeColor="text1" w:themeTint="BF" w:sz="8" w:space="0"/>
+        <w:insideH w:val="single" w:color="404040" w:themeColor="text1" w:themeTint="BF" w:sz="8" w:space="0"/>
+        <w:insideV w:val="single" w:color="404040" w:themeColor="text1" w:themeTint="BF" w:sz="8" w:space="0"/>
       </w:tblBorders>
       <w:tblCellMar>
         <w:top w:w="0" w:type="dxa"/>
@@ -11112,7 +11040,7 @@
       <w:tblPr/>
       <w:tcPr>
         <w:tcBorders>
-          <w:top w:val="single" w:sz="18" w:space="0" w:color="404040" w:themeColor="text1" w:themeTint="BF"/>
+          <w:top w:val="single" w:color="404040" w:themeColor="text1" w:themeTint="BF" w:sz="18" w:space="0"/>
         </w:tcBorders>
       </w:tcPr>
     </w:tblStylePr>
@@ -11154,12 +11082,12 @@
       <w:tblStyleColBandSize w:val="1"/>
       <w:tblInd w:w="0" w:type="dxa"/>
       <w:tblBorders>
-        <w:top w:val="single" w:sz="8" w:space="0" w:color="7BA0CD" w:themeColor="accent1" w:themeTint="BF"/>
-        <w:left w:val="single" w:sz="8" w:space="0" w:color="7BA0CD" w:themeColor="accent1" w:themeTint="BF"/>
-        <w:bottom w:val="single" w:sz="8" w:space="0" w:color="7BA0CD" w:themeColor="accent1" w:themeTint="BF"/>
-        <w:right w:val="single" w:sz="8" w:space="0" w:color="7BA0CD" w:themeColor="accent1" w:themeTint="BF"/>
-        <w:insideH w:val="single" w:sz="8" w:space="0" w:color="7BA0CD" w:themeColor="accent1" w:themeTint="BF"/>
-        <w:insideV w:val="single" w:sz="8" w:space="0" w:color="7BA0CD" w:themeColor="accent1" w:themeTint="BF"/>
+        <w:top w:val="single" w:color="7BA0CD" w:themeColor="accent1" w:themeTint="BF" w:sz="8" w:space="0"/>
+        <w:left w:val="single" w:color="7BA0CD" w:themeColor="accent1" w:themeTint="BF" w:sz="8" w:space="0"/>
+        <w:bottom w:val="single" w:color="7BA0CD" w:themeColor="accent1" w:themeTint="BF" w:sz="8" w:space="0"/>
+        <w:right w:val="single" w:color="7BA0CD" w:themeColor="accent1" w:themeTint="BF" w:sz="8" w:space="0"/>
+        <w:insideH w:val="single" w:color="7BA0CD" w:themeColor="accent1" w:themeTint="BF" w:sz="8" w:space="0"/>
+        <w:insideV w:val="single" w:color="7BA0CD" w:themeColor="accent1" w:themeTint="BF" w:sz="8" w:space="0"/>
       </w:tblBorders>
       <w:tblCellMar>
         <w:top w:w="0" w:type="dxa"/>
@@ -11185,7 +11113,7 @@
       <w:tblPr/>
       <w:tcPr>
         <w:tcBorders>
-          <w:top w:val="single" w:sz="18" w:space="0" w:color="7BA0CD" w:themeColor="accent1" w:themeTint="BF"/>
+          <w:top w:val="single" w:color="7BA0CD" w:themeColor="accent1" w:themeTint="BF" w:sz="18" w:space="0"/>
         </w:tcBorders>
       </w:tcPr>
     </w:tblStylePr>
@@ -11227,12 +11155,12 @@
       <w:tblStyleColBandSize w:val="1"/>
       <w:tblInd w:w="0" w:type="dxa"/>
       <w:tblBorders>
-        <w:top w:val="single" w:sz="8" w:space="0" w:color="CF7B79" w:themeColor="accent2" w:themeTint="BF"/>
-        <w:left w:val="single" w:sz="8" w:space="0" w:color="CF7B79" w:themeColor="accent2" w:themeTint="BF"/>
-        <w:bottom w:val="single" w:sz="8" w:space="0" w:color="CF7B79" w:themeColor="accent2" w:themeTint="BF"/>
-        <w:right w:val="single" w:sz="8" w:space="0" w:color="CF7B79" w:themeColor="accent2" w:themeTint="BF"/>
-        <w:insideH w:val="single" w:sz="8" w:space="0" w:color="CF7B79" w:themeColor="accent2" w:themeTint="BF"/>
-        <w:insideV w:val="single" w:sz="8" w:space="0" w:color="CF7B79" w:themeColor="accent2" w:themeTint="BF"/>
+        <w:top w:val="single" w:color="CF7B79" w:themeColor="accent2" w:themeTint="BF" w:sz="8" w:space="0"/>
+        <w:left w:val="single" w:color="CF7B79" w:themeColor="accent2" w:themeTint="BF" w:sz="8" w:space="0"/>
+        <w:bottom w:val="single" w:color="CF7B79" w:themeColor="accent2" w:themeTint="BF" w:sz="8" w:space="0"/>
+        <w:right w:val="single" w:color="CF7B79" w:themeColor="accent2" w:themeTint="BF" w:sz="8" w:space="0"/>
+        <w:insideH w:val="single" w:color="CF7B79" w:themeColor="accent2" w:themeTint="BF" w:sz="8" w:space="0"/>
+        <w:insideV w:val="single" w:color="CF7B79" w:themeColor="accent2" w:themeTint="BF" w:sz="8" w:space="0"/>
       </w:tblBorders>
       <w:tblCellMar>
         <w:top w:w="0" w:type="dxa"/>
@@ -11258,7 +11186,7 @@
       <w:tblPr/>
       <w:tcPr>
         <w:tcBorders>
-          <w:top w:val="single" w:sz="18" w:space="0" w:color="CF7B79" w:themeColor="accent2" w:themeTint="BF"/>
+          <w:top w:val="single" w:color="CF7B79" w:themeColor="accent2" w:themeTint="BF" w:sz="18" w:space="0"/>
         </w:tcBorders>
       </w:tcPr>
     </w:tblStylePr>
@@ -11300,12 +11228,12 @@
       <w:tblStyleColBandSize w:val="1"/>
       <w:tblInd w:w="0" w:type="dxa"/>
       <w:tblBorders>
-        <w:top w:val="single" w:sz="8" w:space="0" w:color="B3CC82" w:themeColor="accent3" w:themeTint="BF"/>
-        <w:left w:val="single" w:sz="8" w:space="0" w:color="B3CC82" w:themeColor="accent3" w:themeTint="BF"/>
-        <w:bottom w:val="single" w:sz="8" w:space="0" w:color="B3CC82" w:themeColor="accent3" w:themeTint="BF"/>
-        <w:right w:val="single" w:sz="8" w:space="0" w:color="B3CC82" w:themeColor="accent3" w:themeTint="BF"/>
-        <w:insideH w:val="single" w:sz="8" w:space="0" w:color="B3CC82" w:themeColor="accent3" w:themeTint="BF"/>
-        <w:insideV w:val="single" w:sz="8" w:space="0" w:color="B3CC82" w:themeColor="accent3" w:themeTint="BF"/>
+        <w:top w:val="single" w:color="B3CC82" w:themeColor="accent3" w:themeTint="BF" w:sz="8" w:space="0"/>
+        <w:left w:val="single" w:color="B3CC82" w:themeColor="accent3" w:themeTint="BF" w:sz="8" w:space="0"/>
+        <w:bottom w:val="single" w:color="B3CC82" w:themeColor="accent3" w:themeTint="BF" w:sz="8" w:space="0"/>
+        <w:right w:val="single" w:color="B3CC82" w:themeColor="accent3" w:themeTint="BF" w:sz="8" w:space="0"/>
+        <w:insideH w:val="single" w:color="B3CC82" w:themeColor="accent3" w:themeTint="BF" w:sz="8" w:space="0"/>
+        <w:insideV w:val="single" w:color="B3CC82" w:themeColor="accent3" w:themeTint="BF" w:sz="8" w:space="0"/>
       </w:tblBorders>
       <w:tblCellMar>
         <w:top w:w="0" w:type="dxa"/>
@@ -11331,7 +11259,7 @@
       <w:tblPr/>
       <w:tcPr>
         <w:tcBorders>
-          <w:top w:val="single" w:sz="18" w:space="0" w:color="B3CC82" w:themeColor="accent3" w:themeTint="BF"/>
+          <w:top w:val="single" w:color="B3CC82" w:themeColor="accent3" w:themeTint="BF" w:sz="18" w:space="0"/>
         </w:tcBorders>
       </w:tcPr>
     </w:tblStylePr>
@@ -11373,12 +11301,12 @@
       <w:tblStyleColBandSize w:val="1"/>
       <w:tblInd w:w="0" w:type="dxa"/>
       <w:tblBorders>
-        <w:top w:val="single" w:sz="8" w:space="0" w:color="9F8AB9" w:themeColor="accent4" w:themeTint="BF"/>
-        <w:left w:val="single" w:sz="8" w:space="0" w:color="9F8AB9" w:themeColor="accent4" w:themeTint="BF"/>
-        <w:bottom w:val="single" w:sz="8" w:space="0" w:color="9F8AB9" w:themeColor="accent4" w:themeTint="BF"/>
-        <w:right w:val="single" w:sz="8" w:space="0" w:color="9F8AB9" w:themeColor="accent4" w:themeTint="BF"/>
-        <w:insideH w:val="single" w:sz="8" w:space="0" w:color="9F8AB9" w:themeColor="accent4" w:themeTint="BF"/>
-        <w:insideV w:val="single" w:sz="8" w:space="0" w:color="9F8AB9" w:themeColor="accent4" w:themeTint="BF"/>
+        <w:top w:val="single" w:color="9F8AB9" w:themeColor="accent4" w:themeTint="BF" w:sz="8" w:space="0"/>
+        <w:left w:val="single" w:color="9F8AB9" w:themeColor="accent4" w:themeTint="BF" w:sz="8" w:space="0"/>
+        <w:bottom w:val="single" w:color="9F8AB9" w:themeColor="accent4" w:themeTint="BF" w:sz="8" w:space="0"/>
+        <w:right w:val="single" w:color="9F8AB9" w:themeColor="accent4" w:themeTint="BF" w:sz="8" w:space="0"/>
+        <w:insideH w:val="single" w:color="9F8AB9" w:themeColor="accent4" w:themeTint="BF" w:sz="8" w:space="0"/>
+        <w:insideV w:val="single" w:color="9F8AB9" w:themeColor="accent4" w:themeTint="BF" w:sz="8" w:space="0"/>
       </w:tblBorders>
       <w:tblCellMar>
         <w:top w:w="0" w:type="dxa"/>
@@ -11404,7 +11332,7 @@
       <w:tblPr/>
       <w:tcPr>
         <w:tcBorders>
-          <w:top w:val="single" w:sz="18" w:space="0" w:color="9F8AB9" w:themeColor="accent4" w:themeTint="BF"/>
+          <w:top w:val="single" w:color="9F8AB9" w:themeColor="accent4" w:themeTint="BF" w:sz="18" w:space="0"/>
         </w:tcBorders>
       </w:tcPr>
     </w:tblStylePr>
@@ -11446,12 +11374,12 @@
       <w:tblStyleColBandSize w:val="1"/>
       <w:tblInd w:w="0" w:type="dxa"/>
       <w:tblBorders>
-        <w:top w:val="single" w:sz="8" w:space="0" w:color="78C0D4" w:themeColor="accent5" w:themeTint="BF"/>
-        <w:left w:val="single" w:sz="8" w:space="0" w:color="78C0D4" w:themeColor="accent5" w:themeTint="BF"/>
-        <w:bottom w:val="single" w:sz="8" w:space="0" w:color="78C0D4" w:themeColor="accent5" w:themeTint="BF"/>
-        <w:right w:val="single" w:sz="8" w:space="0" w:color="78C0D4" w:themeColor="accent5" w:themeTint="BF"/>
-        <w:insideH w:val="single" w:sz="8" w:space="0" w:color="78C0D4" w:themeColor="accent5" w:themeTint="BF"/>
-        <w:insideV w:val="single" w:sz="8" w:space="0" w:color="78C0D4" w:themeColor="accent5" w:themeTint="BF"/>
+        <w:top w:val="single" w:color="78C0D4" w:themeColor="accent5" w:themeTint="BF" w:sz="8" w:space="0"/>
+        <w:left w:val="single" w:color="78C0D4" w:themeColor="accent5" w:themeTint="BF" w:sz="8" w:space="0"/>
+        <w:bottom w:val="single" w:color="78C0D4" w:themeColor="accent5" w:themeTint="BF" w:sz="8" w:space="0"/>
+        <w:right w:val="single" w:color="78C0D4" w:themeColor="accent5" w:themeTint="BF" w:sz="8" w:space="0"/>
+        <w:insideH w:val="single" w:color="78C0D4" w:themeColor="accent5" w:themeTint="BF" w:sz="8" w:space="0"/>
+        <w:insideV w:val="single" w:color="78C0D4" w:themeColor="accent5" w:themeTint="BF" w:sz="8" w:space="0"/>
       </w:tblBorders>
       <w:tblCellMar>
         <w:top w:w="0" w:type="dxa"/>
@@ -11477,7 +11405,7 @@
       <w:tblPr/>
       <w:tcPr>
         <w:tcBorders>
-          <w:top w:val="single" w:sz="18" w:space="0" w:color="78C0D4" w:themeColor="accent5" w:themeTint="BF"/>
+          <w:top w:val="single" w:color="78C0D4" w:themeColor="accent5" w:themeTint="BF" w:sz="18" w:space="0"/>
         </w:tcBorders>
       </w:tcPr>
     </w:tblStylePr>
@@ -11519,12 +11447,12 @@
       <w:tblStyleColBandSize w:val="1"/>
       <w:tblInd w:w="0" w:type="dxa"/>
       <w:tblBorders>
-        <w:top w:val="single" w:sz="8" w:space="0" w:color="F9B074" w:themeColor="accent6" w:themeTint="BF"/>
-        <w:left w:val="single" w:sz="8" w:space="0" w:color="F9B074" w:themeColor="accent6" w:themeTint="BF"/>
-        <w:bottom w:val="single" w:sz="8" w:space="0" w:color="F9B074" w:themeColor="accent6" w:themeTint="BF"/>
-        <w:right w:val="single" w:sz="8" w:space="0" w:color="F9B074" w:themeColor="accent6" w:themeTint="BF"/>
-        <w:insideH w:val="single" w:sz="8" w:space="0" w:color="F9B074" w:themeColor="accent6" w:themeTint="BF"/>
-        <w:insideV w:val="single" w:sz="8" w:space="0" w:color="F9B074" w:themeColor="accent6" w:themeTint="BF"/>
+        <w:top w:val="single" w:color="F9B074" w:themeColor="accent6" w:themeTint="BF" w:sz="8" w:space="0"/>
+        <w:left w:val="single" w:color="F9B074" w:themeColor="accent6" w:themeTint="BF" w:sz="8" w:space="0"/>
+        <w:bottom w:val="single" w:color="F9B074" w:themeColor="accent6" w:themeTint="BF" w:sz="8" w:space="0"/>
+        <w:right w:val="single" w:color="F9B074" w:themeColor="accent6" w:themeTint="BF" w:sz="8" w:space="0"/>
+        <w:insideH w:val="single" w:color="F9B074" w:themeColor="accent6" w:themeTint="BF" w:sz="8" w:space="0"/>
+        <w:insideV w:val="single" w:color="F9B074" w:themeColor="accent6" w:themeTint="BF" w:sz="8" w:space="0"/>
       </w:tblBorders>
       <w:tblCellMar>
         <w:top w:w="0" w:type="dxa"/>
@@ -11550,7 +11478,7 @@
       <w:tblPr/>
       <w:tcPr>
         <w:tcBorders>
-          <w:top w:val="single" w:sz="18" w:space="0" w:color="F9B074" w:themeColor="accent6" w:themeTint="BF"/>
+          <w:top w:val="single" w:color="F9B074" w:themeColor="accent6" w:themeTint="BF" w:sz="18" w:space="0"/>
         </w:tcBorders>
       </w:tcPr>
     </w:tblStylePr>
@@ -11588,7 +11516,7 @@
       <w:spacing w:after="0" w:line="240" w:lineRule="auto"/>
     </w:pPr>
     <w:rPr>
-      <w:rFonts w:asciiTheme="majorHAnsi" w:eastAsiaTheme="majorEastAsia" w:hAnsiTheme="majorHAnsi" w:cstheme="majorBidi"/>
+      <w:rFonts w:asciiTheme="majorHAnsi" w:hAnsiTheme="majorHAnsi" w:eastAsiaTheme="majorEastAsia" w:cstheme="majorBidi"/>
       <w:color w:val="000000" w:themeColor="text1"/>
     </w:rPr>
     <w:tblPr>
@@ -11596,12 +11524,12 @@
       <w:tblStyleColBandSize w:val="1"/>
       <w:tblInd w:w="0" w:type="dxa"/>
       <w:tblBorders>
-        <w:top w:val="single" w:sz="8" w:space="0" w:color="000000" w:themeColor="text1"/>
-        <w:left w:val="single" w:sz="8" w:space="0" w:color="000000" w:themeColor="text1"/>
-        <w:bottom w:val="single" w:sz="8" w:space="0" w:color="000000" w:themeColor="text1"/>
-        <w:right w:val="single" w:sz="8" w:space="0" w:color="000000" w:themeColor="text1"/>
-        <w:insideH w:val="single" w:sz="8" w:space="0" w:color="000000" w:themeColor="text1"/>
-        <w:insideV w:val="single" w:sz="8" w:space="0" w:color="000000" w:themeColor="text1"/>
+        <w:top w:val="single" w:color="000000" w:themeColor="text1" w:sz="8" w:space="0"/>
+        <w:left w:val="single" w:color="000000" w:themeColor="text1" w:sz="8" w:space="0"/>
+        <w:bottom w:val="single" w:color="000000" w:themeColor="text1" w:sz="8" w:space="0"/>
+        <w:right w:val="single" w:color="000000" w:themeColor="text1" w:sz="8" w:space="0"/>
+        <w:insideH w:val="single" w:color="000000" w:themeColor="text1" w:sz="8" w:space="0"/>
+        <w:insideV w:val="single" w:color="000000" w:themeColor="text1" w:sz="8" w:space="0"/>
       </w:tblBorders>
       <w:tblCellMar>
         <w:top w:w="0" w:type="dxa"/>
@@ -11633,7 +11561,7 @@
       <w:tblPr/>
       <w:tcPr>
         <w:tcBorders>
-          <w:top w:val="single" w:sz="12" w:space="0" w:color="000000" w:themeColor="text1"/>
+          <w:top w:val="single" w:color="000000" w:themeColor="text1" w:sz="12" w:space="0"/>
           <w:left w:val="nil"/>
           <w:bottom w:val="nil"/>
           <w:right w:val="nil"/>
@@ -11691,8 +11619,8 @@
       <w:tblPr/>
       <w:tcPr>
         <w:tcBorders>
-          <w:insideH w:val="single" w:sz="6" w:space="0" w:color="000000" w:themeColor="text1"/>
-          <w:insideV w:val="single" w:sz="6" w:space="0" w:color="000000" w:themeColor="text1"/>
+          <w:insideH w:val="single" w:color="000000" w:themeColor="text1" w:sz="6" w:space="0"/>
+          <w:insideV w:val="single" w:color="000000" w:themeColor="text1" w:sz="6" w:space="0"/>
         </w:tcBorders>
         <w:shd w:val="clear" w:color="auto" w:fill="808080" w:themeFill="text1" w:themeFillTint="7F"/>
       </w:tcPr>
@@ -11713,7 +11641,7 @@
       <w:spacing w:after="0" w:line="240" w:lineRule="auto"/>
     </w:pPr>
     <w:rPr>
-      <w:rFonts w:asciiTheme="majorHAnsi" w:eastAsiaTheme="majorEastAsia" w:hAnsiTheme="majorHAnsi" w:cstheme="majorBidi"/>
+      <w:rFonts w:asciiTheme="majorHAnsi" w:hAnsiTheme="majorHAnsi" w:eastAsiaTheme="majorEastAsia" w:cstheme="majorBidi"/>
       <w:color w:val="000000" w:themeColor="text1"/>
     </w:rPr>
     <w:tblPr>
@@ -11721,12 +11649,12 @@
       <w:tblStyleColBandSize w:val="1"/>
       <w:tblInd w:w="0" w:type="dxa"/>
       <w:tblBorders>
-        <w:top w:val="single" w:sz="8" w:space="0" w:color="4F81BD" w:themeColor="accent1"/>
-        <w:left w:val="single" w:sz="8" w:space="0" w:color="4F81BD" w:themeColor="accent1"/>
-        <w:bottom w:val="single" w:sz="8" w:space="0" w:color="4F81BD" w:themeColor="accent1"/>
-        <w:right w:val="single" w:sz="8" w:space="0" w:color="4F81BD" w:themeColor="accent1"/>
-        <w:insideH w:val="single" w:sz="8" w:space="0" w:color="4F81BD" w:themeColor="accent1"/>
-        <w:insideV w:val="single" w:sz="8" w:space="0" w:color="4F81BD" w:themeColor="accent1"/>
+        <w:top w:val="single" w:color="4F81BD" w:themeColor="accent1" w:sz="8" w:space="0"/>
+        <w:left w:val="single" w:color="4F81BD" w:themeColor="accent1" w:sz="8" w:space="0"/>
+        <w:bottom w:val="single" w:color="4F81BD" w:themeColor="accent1" w:sz="8" w:space="0"/>
+        <w:right w:val="single" w:color="4F81BD" w:themeColor="accent1" w:sz="8" w:space="0"/>
+        <w:insideH w:val="single" w:color="4F81BD" w:themeColor="accent1" w:sz="8" w:space="0"/>
+        <w:insideV w:val="single" w:color="4F81BD" w:themeColor="accent1" w:sz="8" w:space="0"/>
       </w:tblBorders>
       <w:tblCellMar>
         <w:top w:w="0" w:type="dxa"/>
@@ -11758,7 +11686,7 @@
       <w:tblPr/>
       <w:tcPr>
         <w:tcBorders>
-          <w:top w:val="single" w:sz="12" w:space="0" w:color="000000" w:themeColor="text1"/>
+          <w:top w:val="single" w:color="000000" w:themeColor="text1" w:sz="12" w:space="0"/>
           <w:left w:val="nil"/>
           <w:bottom w:val="nil"/>
           <w:right w:val="nil"/>
@@ -11816,8 +11744,8 @@
       <w:tblPr/>
       <w:tcPr>
         <w:tcBorders>
-          <w:insideH w:val="single" w:sz="6" w:space="0" w:color="4F81BD" w:themeColor="accent1"/>
-          <w:insideV w:val="single" w:sz="6" w:space="0" w:color="4F81BD" w:themeColor="accent1"/>
+          <w:insideH w:val="single" w:color="4F81BD" w:themeColor="accent1" w:sz="6" w:space="0"/>
+          <w:insideV w:val="single" w:color="4F81BD" w:themeColor="accent1" w:sz="6" w:space="0"/>
         </w:tcBorders>
         <w:shd w:val="clear" w:color="auto" w:fill="A7BFDE" w:themeFill="accent1" w:themeFillTint="7F"/>
       </w:tcPr>
@@ -11838,7 +11766,7 @@
       <w:spacing w:after="0" w:line="240" w:lineRule="auto"/>
     </w:pPr>
     <w:rPr>
-      <w:rFonts w:asciiTheme="majorHAnsi" w:eastAsiaTheme="majorEastAsia" w:hAnsiTheme="majorHAnsi" w:cstheme="majorBidi"/>
+      <w:rFonts w:asciiTheme="majorHAnsi" w:hAnsiTheme="majorHAnsi" w:eastAsiaTheme="majorEastAsia" w:cstheme="majorBidi"/>
       <w:color w:val="000000" w:themeColor="text1"/>
     </w:rPr>
     <w:tblPr>
@@ -11846,12 +11774,12 @@
       <w:tblStyleColBandSize w:val="1"/>
       <w:tblInd w:w="0" w:type="dxa"/>
       <w:tblBorders>
-        <w:top w:val="single" w:sz="8" w:space="0" w:color="C0504D" w:themeColor="accent2"/>
-        <w:left w:val="single" w:sz="8" w:space="0" w:color="C0504D" w:themeColor="accent2"/>
-        <w:bottom w:val="single" w:sz="8" w:space="0" w:color="C0504D" w:themeColor="accent2"/>
-        <w:right w:val="single" w:sz="8" w:space="0" w:color="C0504D" w:themeColor="accent2"/>
-        <w:insideH w:val="single" w:sz="8" w:space="0" w:color="C0504D" w:themeColor="accent2"/>
-        <w:insideV w:val="single" w:sz="8" w:space="0" w:color="C0504D" w:themeColor="accent2"/>
+        <w:top w:val="single" w:color="C0504D" w:themeColor="accent2" w:sz="8" w:space="0"/>
+        <w:left w:val="single" w:color="C0504D" w:themeColor="accent2" w:sz="8" w:space="0"/>
+        <w:bottom w:val="single" w:color="C0504D" w:themeColor="accent2" w:sz="8" w:space="0"/>
+        <w:right w:val="single" w:color="C0504D" w:themeColor="accent2" w:sz="8" w:space="0"/>
+        <w:insideH w:val="single" w:color="C0504D" w:themeColor="accent2" w:sz="8" w:space="0"/>
+        <w:insideV w:val="single" w:color="C0504D" w:themeColor="accent2" w:sz="8" w:space="0"/>
       </w:tblBorders>
       <w:tblCellMar>
         <w:top w:w="0" w:type="dxa"/>
@@ -11883,7 +11811,7 @@
       <w:tblPr/>
       <w:tcPr>
         <w:tcBorders>
-          <w:top w:val="single" w:sz="12" w:space="0" w:color="000000" w:themeColor="text1"/>
+          <w:top w:val="single" w:color="000000" w:themeColor="text1" w:sz="12" w:space="0"/>
           <w:left w:val="nil"/>
           <w:bottom w:val="nil"/>
           <w:right w:val="nil"/>
@@ -11941,8 +11869,8 @@
       <w:tblPr/>
       <w:tcPr>
         <w:tcBorders>
-          <w:insideH w:val="single" w:sz="6" w:space="0" w:color="C0504D" w:themeColor="accent2"/>
-          <w:insideV w:val="single" w:sz="6" w:space="0" w:color="C0504D" w:themeColor="accent2"/>
+          <w:insideH w:val="single" w:color="C0504D" w:themeColor="accent2" w:sz="6" w:space="0"/>
+          <w:insideV w:val="single" w:color="C0504D" w:themeColor="accent2" w:sz="6" w:space="0"/>
         </w:tcBorders>
         <w:shd w:val="clear" w:color="auto" w:fill="DFA7A6" w:themeFill="accent2" w:themeFillTint="7F"/>
       </w:tcPr>
@@ -11963,7 +11891,7 @@
       <w:spacing w:after="0" w:line="240" w:lineRule="auto"/>
     </w:pPr>
     <w:rPr>
-      <w:rFonts w:asciiTheme="majorHAnsi" w:eastAsiaTheme="majorEastAsia" w:hAnsiTheme="majorHAnsi" w:cstheme="majorBidi"/>
+      <w:rFonts w:asciiTheme="majorHAnsi" w:hAnsiTheme="majorHAnsi" w:eastAsiaTheme="majorEastAsia" w:cstheme="majorBidi"/>
       <w:color w:val="000000" w:themeColor="text1"/>
     </w:rPr>
     <w:tblPr>
@@ -11971,12 +11899,12 @@
       <w:tblStyleColBandSize w:val="1"/>
       <w:tblInd w:w="0" w:type="dxa"/>
       <w:tblBorders>
-        <w:top w:val="single" w:sz="8" w:space="0" w:color="9BBB59" w:themeColor="accent3"/>
-        <w:left w:val="single" w:sz="8" w:space="0" w:color="9BBB59" w:themeColor="accent3"/>
-        <w:bottom w:val="single" w:sz="8" w:space="0" w:color="9BBB59" w:themeColor="accent3"/>
-        <w:right w:val="single" w:sz="8" w:space="0" w:color="9BBB59" w:themeColor="accent3"/>
-        <w:insideH w:val="single" w:sz="8" w:space="0" w:color="9BBB59" w:themeColor="accent3"/>
-        <w:insideV w:val="single" w:sz="8" w:space="0" w:color="9BBB59" w:themeColor="accent3"/>
+        <w:top w:val="single" w:color="9BBB59" w:themeColor="accent3" w:sz="8" w:space="0"/>
+        <w:left w:val="single" w:color="9BBB59" w:themeColor="accent3" w:sz="8" w:space="0"/>
+        <w:bottom w:val="single" w:color="9BBB59" w:themeColor="accent3" w:sz="8" w:space="0"/>
+        <w:right w:val="single" w:color="9BBB59" w:themeColor="accent3" w:sz="8" w:space="0"/>
+        <w:insideH w:val="single" w:color="9BBB59" w:themeColor="accent3" w:sz="8" w:space="0"/>
+        <w:insideV w:val="single" w:color="9BBB59" w:themeColor="accent3" w:sz="8" w:space="0"/>
       </w:tblBorders>
       <w:tblCellMar>
         <w:top w:w="0" w:type="dxa"/>
@@ -12008,7 +11936,7 @@
       <w:tblPr/>
       <w:tcPr>
         <w:tcBorders>
-          <w:top w:val="single" w:sz="12" w:space="0" w:color="000000" w:themeColor="text1"/>
+          <w:top w:val="single" w:color="000000" w:themeColor="text1" w:sz="12" w:space="0"/>
           <w:left w:val="nil"/>
           <w:bottom w:val="nil"/>
           <w:right w:val="nil"/>
@@ -12066,8 +11994,8 @@
       <w:tblPr/>
       <w:tcPr>
         <w:tcBorders>
-          <w:insideH w:val="single" w:sz="6" w:space="0" w:color="9BBB59" w:themeColor="accent3"/>
-          <w:insideV w:val="single" w:sz="6" w:space="0" w:color="9BBB59" w:themeColor="accent3"/>
+          <w:insideH w:val="single" w:color="9BBB59" w:themeColor="accent3" w:sz="6" w:space="0"/>
+          <w:insideV w:val="single" w:color="9BBB59" w:themeColor="accent3" w:sz="6" w:space="0"/>
         </w:tcBorders>
         <w:shd w:val="clear" w:color="auto" w:fill="CDDDAC" w:themeFill="accent3" w:themeFillTint="7F"/>
       </w:tcPr>
@@ -12088,7 +12016,7 @@
       <w:spacing w:after="0" w:line="240" w:lineRule="auto"/>
     </w:pPr>
     <w:rPr>
-      <w:rFonts w:asciiTheme="majorHAnsi" w:eastAsiaTheme="majorEastAsia" w:hAnsiTheme="majorHAnsi" w:cstheme="majorBidi"/>
+      <w:rFonts w:asciiTheme="majorHAnsi" w:hAnsiTheme="majorHAnsi" w:eastAsiaTheme="majorEastAsia" w:cstheme="majorBidi"/>
       <w:color w:val="000000" w:themeColor="text1"/>
     </w:rPr>
     <w:tblPr>
@@ -12096,12 +12024,12 @@
       <w:tblStyleColBandSize w:val="1"/>
       <w:tblInd w:w="0" w:type="dxa"/>
       <w:tblBorders>
-        <w:top w:val="single" w:sz="8" w:space="0" w:color="8064A2" w:themeColor="accent4"/>
-        <w:left w:val="single" w:sz="8" w:space="0" w:color="8064A2" w:themeColor="accent4"/>
-        <w:bottom w:val="single" w:sz="8" w:space="0" w:color="8064A2" w:themeColor="accent4"/>
-        <w:right w:val="single" w:sz="8" w:space="0" w:color="8064A2" w:themeColor="accent4"/>
-        <w:insideH w:val="single" w:sz="8" w:space="0" w:color="8064A2" w:themeColor="accent4"/>
-        <w:insideV w:val="single" w:sz="8" w:space="0" w:color="8064A2" w:themeColor="accent4"/>
+        <w:top w:val="single" w:color="8064A2" w:themeColor="accent4" w:sz="8" w:space="0"/>
+        <w:left w:val="single" w:color="8064A2" w:themeColor="accent4" w:sz="8" w:space="0"/>
+        <w:bottom w:val="single" w:color="8064A2" w:themeColor="accent4" w:sz="8" w:space="0"/>
+        <w:right w:val="single" w:color="8064A2" w:themeColor="accent4" w:sz="8" w:space="0"/>
+        <w:insideH w:val="single" w:color="8064A2" w:themeColor="accent4" w:sz="8" w:space="0"/>
+        <w:insideV w:val="single" w:color="8064A2" w:themeColor="accent4" w:sz="8" w:space="0"/>
       </w:tblBorders>
       <w:tblCellMar>
         <w:top w:w="0" w:type="dxa"/>
@@ -12133,7 +12061,7 @@
       <w:tblPr/>
       <w:tcPr>
         <w:tcBorders>
-          <w:top w:val="single" w:sz="12" w:space="0" w:color="000000" w:themeColor="text1"/>
+          <w:top w:val="single" w:color="000000" w:themeColor="text1" w:sz="12" w:space="0"/>
           <w:left w:val="nil"/>
           <w:bottom w:val="nil"/>
           <w:right w:val="nil"/>
@@ -12191,8 +12119,8 @@
       <w:tblPr/>
       <w:tcPr>
         <w:tcBorders>
-          <w:insideH w:val="single" w:sz="6" w:space="0" w:color="8064A2" w:themeColor="accent4"/>
-          <w:insideV w:val="single" w:sz="6" w:space="0" w:color="8064A2" w:themeColor="accent4"/>
+          <w:insideH w:val="single" w:color="8064A2" w:themeColor="accent4" w:sz="6" w:space="0"/>
+          <w:insideV w:val="single" w:color="8064A2" w:themeColor="accent4" w:sz="6" w:space="0"/>
         </w:tcBorders>
         <w:shd w:val="clear" w:color="auto" w:fill="BFB1D0" w:themeFill="accent4" w:themeFillTint="7F"/>
       </w:tcPr>
@@ -12213,7 +12141,7 @@
       <w:spacing w:after="0" w:line="240" w:lineRule="auto"/>
     </w:pPr>
     <w:rPr>
-      <w:rFonts w:asciiTheme="majorHAnsi" w:eastAsiaTheme="majorEastAsia" w:hAnsiTheme="majorHAnsi" w:cstheme="majorBidi"/>
+      <w:rFonts w:asciiTheme="majorHAnsi" w:hAnsiTheme="majorHAnsi" w:eastAsiaTheme="majorEastAsia" w:cstheme="majorBidi"/>
       <w:color w:val="000000" w:themeColor="text1"/>
     </w:rPr>
     <w:tblPr>
@@ -12221,12 +12149,12 @@
       <w:tblStyleColBandSize w:val="1"/>
       <w:tblInd w:w="0" w:type="dxa"/>
       <w:tblBorders>
-        <w:top w:val="single" w:sz="8" w:space="0" w:color="4BACC6" w:themeColor="accent5"/>
-        <w:left w:val="single" w:sz="8" w:space="0" w:color="4BACC6" w:themeColor="accent5"/>
-        <w:bottom w:val="single" w:sz="8" w:space="0" w:color="4BACC6" w:themeColor="accent5"/>
-        <w:right w:val="single" w:sz="8" w:space="0" w:color="4BACC6" w:themeColor="accent5"/>
-        <w:insideH w:val="single" w:sz="8" w:space="0" w:color="4BACC6" w:themeColor="accent5"/>
-        <w:insideV w:val="single" w:sz="8" w:space="0" w:color="4BACC6" w:themeColor="accent5"/>
+        <w:top w:val="single" w:color="4BACC6" w:themeColor="accent5" w:sz="8" w:space="0"/>
+        <w:left w:val="single" w:color="4BACC6" w:themeColor="accent5" w:sz="8" w:space="0"/>
+        <w:bottom w:val="single" w:color="4BACC6" w:themeColor="accent5" w:sz="8" w:space="0"/>
+        <w:right w:val="single" w:color="4BACC6" w:themeColor="accent5" w:sz="8" w:space="0"/>
+        <w:insideH w:val="single" w:color="4BACC6" w:themeColor="accent5" w:sz="8" w:space="0"/>
+        <w:insideV w:val="single" w:color="4BACC6" w:themeColor="accent5" w:sz="8" w:space="0"/>
       </w:tblBorders>
       <w:tblCellMar>
         <w:top w:w="0" w:type="dxa"/>
@@ -12258,7 +12186,7 @@
       <w:tblPr/>
       <w:tcPr>
         <w:tcBorders>
-          <w:top w:val="single" w:sz="12" w:space="0" w:color="000000" w:themeColor="text1"/>
+          <w:top w:val="single" w:color="000000" w:themeColor="text1" w:sz="12" w:space="0"/>
           <w:left w:val="nil"/>
           <w:bottom w:val="nil"/>
           <w:right w:val="nil"/>
@@ -12316,8 +12244,8 @@
       <w:tblPr/>
       <w:tcPr>
         <w:tcBorders>
-          <w:insideH w:val="single" w:sz="6" w:space="0" w:color="4BACC6" w:themeColor="accent5"/>
-          <w:insideV w:val="single" w:sz="6" w:space="0" w:color="4BACC6" w:themeColor="accent5"/>
+          <w:insideH w:val="single" w:color="4BACC6" w:themeColor="accent5" w:sz="6" w:space="0"/>
+          <w:insideV w:val="single" w:color="4BACC6" w:themeColor="accent5" w:sz="6" w:space="0"/>
         </w:tcBorders>
         <w:shd w:val="clear" w:color="auto" w:fill="A5D5E2" w:themeFill="accent5" w:themeFillTint="7F"/>
       </w:tcPr>
@@ -12338,7 +12266,7 @@
       <w:spacing w:after="0" w:line="240" w:lineRule="auto"/>
     </w:pPr>
     <w:rPr>
-      <w:rFonts w:asciiTheme="majorHAnsi" w:eastAsiaTheme="majorEastAsia" w:hAnsiTheme="majorHAnsi" w:cstheme="majorBidi"/>
+      <w:rFonts w:asciiTheme="majorHAnsi" w:hAnsiTheme="majorHAnsi" w:eastAsiaTheme="majorEastAsia" w:cstheme="majorBidi"/>
       <w:color w:val="000000" w:themeColor="text1"/>
     </w:rPr>
     <w:tblPr>
@@ -12346,12 +12274,12 @@
       <w:tblStyleColBandSize w:val="1"/>
       <w:tblInd w:w="0" w:type="dxa"/>
       <w:tblBorders>
-        <w:top w:val="single" w:sz="8" w:space="0" w:color="F79646" w:themeColor="accent6"/>
-        <w:left w:val="single" w:sz="8" w:space="0" w:color="F79646" w:themeColor="accent6"/>
-        <w:bottom w:val="single" w:sz="8" w:space="0" w:color="F79646" w:themeColor="accent6"/>
-        <w:right w:val="single" w:sz="8" w:space="0" w:color="F79646" w:themeColor="accent6"/>
-        <w:insideH w:val="single" w:sz="8" w:space="0" w:color="F79646" w:themeColor="accent6"/>
-        <w:insideV w:val="single" w:sz="8" w:space="0" w:color="F79646" w:themeColor="accent6"/>
+        <w:top w:val="single" w:color="F79646" w:themeColor="accent6" w:sz="8" w:space="0"/>
+        <w:left w:val="single" w:color="F79646" w:themeColor="accent6" w:sz="8" w:space="0"/>
+        <w:bottom w:val="single" w:color="F79646" w:themeColor="accent6" w:sz="8" w:space="0"/>
+        <w:right w:val="single" w:color="F79646" w:themeColor="accent6" w:sz="8" w:space="0"/>
+        <w:insideH w:val="single" w:color="F79646" w:themeColor="accent6" w:sz="8" w:space="0"/>
+        <w:insideV w:val="single" w:color="F79646" w:themeColor="accent6" w:sz="8" w:space="0"/>
       </w:tblBorders>
       <w:tblCellMar>
         <w:top w:w="0" w:type="dxa"/>
@@ -12383,7 +12311,7 @@
       <w:tblPr/>
       <w:tcPr>
         <w:tcBorders>
-          <w:top w:val="single" w:sz="12" w:space="0" w:color="000000" w:themeColor="text1"/>
+          <w:top w:val="single" w:color="000000" w:themeColor="text1" w:sz="12" w:space="0"/>
           <w:left w:val="nil"/>
           <w:bottom w:val="nil"/>
           <w:right w:val="nil"/>
@@ -12441,8 +12369,8 @@
       <w:tblPr/>
       <w:tcPr>
         <w:tcBorders>
-          <w:insideH w:val="single" w:sz="6" w:space="0" w:color="F79646" w:themeColor="accent6"/>
-          <w:insideV w:val="single" w:sz="6" w:space="0" w:color="F79646" w:themeColor="accent6"/>
+          <w:insideH w:val="single" w:color="F79646" w:themeColor="accent6" w:sz="6" w:space="0"/>
+          <w:insideV w:val="single" w:color="F79646" w:themeColor="accent6" w:sz="6" w:space="0"/>
         </w:tcBorders>
         <w:shd w:val="clear" w:color="auto" w:fill="FBCAA2" w:themeFill="accent6" w:themeFillTint="7F"/>
       </w:tcPr>
@@ -12467,12 +12395,12 @@
       <w:tblStyleColBandSize w:val="1"/>
       <w:tblInd w:w="0" w:type="dxa"/>
       <w:tblBorders>
-        <w:top w:val="single" w:sz="8" w:space="0" w:color="FFFFFF" w:themeColor="background1"/>
-        <w:left w:val="single" w:sz="8" w:space="0" w:color="FFFFFF" w:themeColor="background1"/>
-        <w:bottom w:val="single" w:sz="8" w:space="0" w:color="FFFFFF" w:themeColor="background1"/>
-        <w:right w:val="single" w:sz="8" w:space="0" w:color="FFFFFF" w:themeColor="background1"/>
-        <w:insideH w:val="single" w:sz="6" w:space="0" w:color="FFFFFF" w:themeColor="background1"/>
-        <w:insideV w:val="single" w:sz="6" w:space="0" w:color="FFFFFF" w:themeColor="background1"/>
+        <w:top w:val="single" w:color="FFFFFF" w:themeColor="background1" w:sz="8" w:space="0"/>
+        <w:left w:val="single" w:color="FFFFFF" w:themeColor="background1" w:sz="8" w:space="0"/>
+        <w:bottom w:val="single" w:color="FFFFFF" w:themeColor="background1" w:sz="8" w:space="0"/>
+        <w:right w:val="single" w:color="FFFFFF" w:themeColor="background1" w:sz="8" w:space="0"/>
+        <w:insideH w:val="single" w:color="FFFFFF" w:themeColor="background1" w:sz="6" w:space="0"/>
+        <w:insideV w:val="single" w:color="FFFFFF" w:themeColor="background1" w:sz="6" w:space="0"/>
       </w:tblBorders>
       <w:tblCellMar>
         <w:top w:w="0" w:type="dxa"/>
@@ -12495,12 +12423,12 @@
       <w:tblPr/>
       <w:tcPr>
         <w:tcBorders>
-          <w:top w:val="single" w:sz="8" w:space="0" w:color="FFFFFF" w:themeColor="background1"/>
-          <w:left w:val="single" w:sz="8" w:space="0" w:color="FFFFFF" w:themeColor="background1"/>
-          <w:bottom w:val="single" w:sz="24" w:space="0" w:color="FFFFFF" w:themeColor="background1"/>
-          <w:right w:val="single" w:sz="8" w:space="0" w:color="FFFFFF" w:themeColor="background1"/>
-          <w:insideH w:val="nil"/>
-          <w:insideV w:val="single" w:sz="8" w:space="0" w:color="FFFFFF" w:themeColor="background1"/>
+          <w:top w:val="single" w:color="FFFFFF" w:themeColor="background1" w:sz="8" w:space="0"/>
+          <w:left w:val="single" w:color="FFFFFF" w:themeColor="background1" w:sz="8" w:space="0"/>
+          <w:bottom w:val="single" w:color="FFFFFF" w:themeColor="background1" w:sz="24" w:space="0"/>
+          <w:right w:val="single" w:color="FFFFFF" w:themeColor="background1" w:sz="8" w:space="0"/>
+          <w:insideH w:val="nil"/>
+          <w:insideV w:val="single" w:color="FFFFFF" w:themeColor="background1" w:sz="8" w:space="0"/>
         </w:tcBorders>
         <w:shd w:val="clear" w:color="auto" w:fill="000000" w:themeFill="text1"/>
       </w:tcPr>
@@ -12516,12 +12444,12 @@
       <w:tblPr/>
       <w:tcPr>
         <w:tcBorders>
-          <w:top w:val="single" w:sz="24" w:space="0" w:color="FFFFFF" w:themeColor="background1"/>
-          <w:left w:val="single" w:sz="8" w:space="0" w:color="FFFFFF" w:themeColor="background1"/>
-          <w:bottom w:val="single" w:sz="8" w:space="0" w:color="FFFFFF" w:themeColor="background1"/>
-          <w:right w:val="single" w:sz="8" w:space="0" w:color="FFFFFF" w:themeColor="background1"/>
-          <w:insideH w:val="nil"/>
-          <w:insideV w:val="single" w:sz="8" w:space="0" w:color="FFFFFF" w:themeColor="background1"/>
+          <w:top w:val="single" w:color="FFFFFF" w:themeColor="background1" w:sz="24" w:space="0"/>
+          <w:left w:val="single" w:color="FFFFFF" w:themeColor="background1" w:sz="8" w:space="0"/>
+          <w:bottom w:val="single" w:color="FFFFFF" w:themeColor="background1" w:sz="8" w:space="0"/>
+          <w:right w:val="single" w:color="FFFFFF" w:themeColor="background1" w:sz="8" w:space="0"/>
+          <w:insideH w:val="nil"/>
+          <w:insideV w:val="single" w:color="FFFFFF" w:themeColor="background1" w:sz="8" w:space="0"/>
         </w:tcBorders>
         <w:shd w:val="clear" w:color="auto" w:fill="000000" w:themeFill="text1"/>
       </w:tcPr>
@@ -12537,8 +12465,8 @@
       <w:tblPr/>
       <w:tcPr>
         <w:tcBorders>
-          <w:left w:val="single" w:sz="8" w:space="0" w:color="FFFFFF" w:themeColor="background1"/>
-          <w:right w:val="single" w:sz="24" w:space="0" w:color="FFFFFF" w:themeColor="background1"/>
+          <w:left w:val="single" w:color="FFFFFF" w:themeColor="background1" w:sz="8" w:space="0"/>
+          <w:right w:val="single" w:color="FFFFFF" w:themeColor="background1" w:sz="24" w:space="0"/>
           <w:insideH w:val="nil"/>
           <w:insideV w:val="nil"/>
         </w:tcBorders>
@@ -12557,7 +12485,7 @@
       <w:tcPr>
         <w:tcBorders>
           <w:top w:val="nil"/>
-          <w:left w:val="single" w:sz="24" w:space="0" w:color="FFFFFF" w:themeColor="background1"/>
+          <w:left w:val="single" w:color="FFFFFF" w:themeColor="background1" w:sz="24" w:space="0"/>
           <w:bottom w:val="nil"/>
           <w:right w:val="nil"/>
           <w:insideH w:val="nil"/>
@@ -12570,10 +12498,10 @@
       <w:tblPr/>
       <w:tcPr>
         <w:tcBorders>
-          <w:top w:val="single" w:sz="8" w:space="0" w:color="FFFFFF" w:themeColor="background1"/>
-          <w:left w:val="single" w:sz="8" w:space="0" w:color="FFFFFF" w:themeColor="background1"/>
-          <w:bottom w:val="single" w:sz="8" w:space="0" w:color="FFFFFF" w:themeColor="background1"/>
-          <w:right w:val="single" w:sz="8" w:space="0" w:color="FFFFFF" w:themeColor="background1"/>
+          <w:top w:val="single" w:color="FFFFFF" w:themeColor="background1" w:sz="8" w:space="0"/>
+          <w:left w:val="single" w:color="FFFFFF" w:themeColor="background1" w:sz="8" w:space="0"/>
+          <w:bottom w:val="single" w:color="FFFFFF" w:themeColor="background1" w:sz="8" w:space="0"/>
+          <w:right w:val="single" w:color="FFFFFF" w:themeColor="background1" w:sz="8" w:space="0"/>
           <w:insideH w:val="nil"/>
           <w:insideV w:val="nil"/>
         </w:tcBorders>
@@ -12584,12 +12512,12 @@
       <w:tblPr/>
       <w:tcPr>
         <w:tcBorders>
-          <w:top w:val="single" w:sz="8" w:space="0" w:color="FFFFFF" w:themeColor="background1"/>
-          <w:left w:val="single" w:sz="8" w:space="0" w:color="FFFFFF" w:themeColor="background1"/>
-          <w:bottom w:val="single" w:sz="8" w:space="0" w:color="FFFFFF" w:themeColor="background1"/>
-          <w:right w:val="single" w:sz="8" w:space="0" w:color="FFFFFF" w:themeColor="background1"/>
-          <w:insideH w:val="single" w:sz="8" w:space="0" w:color="FFFFFF" w:themeColor="background1"/>
-          <w:insideV w:val="single" w:sz="8" w:space="0" w:color="FFFFFF" w:themeColor="background1"/>
+          <w:top w:val="single" w:color="FFFFFF" w:themeColor="background1" w:sz="8" w:space="0"/>
+          <w:left w:val="single" w:color="FFFFFF" w:themeColor="background1" w:sz="8" w:space="0"/>
+          <w:bottom w:val="single" w:color="FFFFFF" w:themeColor="background1" w:sz="8" w:space="0"/>
+          <w:right w:val="single" w:color="FFFFFF" w:themeColor="background1" w:sz="8" w:space="0"/>
+          <w:insideH w:val="single" w:color="FFFFFF" w:themeColor="background1" w:sz="8" w:space="0"/>
+          <w:insideV w:val="single" w:color="FFFFFF" w:themeColor="background1" w:sz="8" w:space="0"/>
         </w:tcBorders>
         <w:shd w:val="clear" w:color="auto" w:fill="808080" w:themeFill="text1" w:themeFillTint="7F"/>
       </w:tcPr>
@@ -12608,12 +12536,12 @@
       <w:tblStyleColBandSize w:val="1"/>
       <w:tblInd w:w="0" w:type="dxa"/>
       <w:tblBorders>
-        <w:top w:val="single" w:sz="8" w:space="0" w:color="FFFFFF" w:themeColor="background1"/>
-        <w:left w:val="single" w:sz="8" w:space="0" w:color="FFFFFF" w:themeColor="background1"/>
-        <w:bottom w:val="single" w:sz="8" w:space="0" w:color="FFFFFF" w:themeColor="background1"/>
-        <w:right w:val="single" w:sz="8" w:space="0" w:color="FFFFFF" w:themeColor="background1"/>
-        <w:insideH w:val="single" w:sz="6" w:space="0" w:color="FFFFFF" w:themeColor="background1"/>
-        <w:insideV w:val="single" w:sz="6" w:space="0" w:color="FFFFFF" w:themeColor="background1"/>
+        <w:top w:val="single" w:color="FFFFFF" w:themeColor="background1" w:sz="8" w:space="0"/>
+        <w:left w:val="single" w:color="FFFFFF" w:themeColor="background1" w:sz="8" w:space="0"/>
+        <w:bottom w:val="single" w:color="FFFFFF" w:themeColor="background1" w:sz="8" w:space="0"/>
+        <w:right w:val="single" w:color="FFFFFF" w:themeColor="background1" w:sz="8" w:space="0"/>
+        <w:insideH w:val="single" w:color="FFFFFF" w:themeColor="background1" w:sz="6" w:space="0"/>
+        <w:insideV w:val="single" w:color="FFFFFF" w:themeColor="background1" w:sz="6" w:space="0"/>
       </w:tblBorders>
       <w:tblCellMar>
         <w:top w:w="0" w:type="dxa"/>
@@ -12636,12 +12564,12 @@
       <w:tblPr/>
       <w:tcPr>
         <w:tcBorders>
-          <w:top w:val="single" w:sz="8" w:space="0" w:color="FFFFFF" w:themeColor="background1"/>
-          <w:left w:val="single" w:sz="8" w:space="0" w:color="FFFFFF" w:themeColor="background1"/>
-          <w:bottom w:val="single" w:sz="24" w:space="0" w:color="FFFFFF" w:themeColor="background1"/>
-          <w:right w:val="single" w:sz="8" w:space="0" w:color="FFFFFF" w:themeColor="background1"/>
-          <w:insideH w:val="nil"/>
-          <w:insideV w:val="single" w:sz="8" w:space="0" w:color="FFFFFF" w:themeColor="background1"/>
+          <w:top w:val="single" w:color="FFFFFF" w:themeColor="background1" w:sz="8" w:space="0"/>
+          <w:left w:val="single" w:color="FFFFFF" w:themeColor="background1" w:sz="8" w:space="0"/>
+          <w:bottom w:val="single" w:color="FFFFFF" w:themeColor="background1" w:sz="24" w:space="0"/>
+          <w:right w:val="single" w:color="FFFFFF" w:themeColor="background1" w:sz="8" w:space="0"/>
+          <w:insideH w:val="nil"/>
+          <w:insideV w:val="single" w:color="FFFFFF" w:themeColor="background1" w:sz="8" w:space="0"/>
         </w:tcBorders>
         <w:shd w:val="clear" w:color="auto" w:fill="4F81BD" w:themeFill="accent1"/>
       </w:tcPr>
@@ -12657,12 +12585,12 @@
       <w:tblPr/>
       <w:tcPr>
         <w:tcBorders>
-          <w:top w:val="single" w:sz="24" w:space="0" w:color="FFFFFF" w:themeColor="background1"/>
-          <w:left w:val="single" w:sz="8" w:space="0" w:color="FFFFFF" w:themeColor="background1"/>
-          <w:bottom w:val="single" w:sz="8" w:space="0" w:color="FFFFFF" w:themeColor="background1"/>
-          <w:right w:val="single" w:sz="8" w:space="0" w:color="FFFFFF" w:themeColor="background1"/>
-          <w:insideH w:val="nil"/>
-          <w:insideV w:val="single" w:sz="8" w:space="0" w:color="FFFFFF" w:themeColor="background1"/>
+          <w:top w:val="single" w:color="FFFFFF" w:themeColor="background1" w:sz="24" w:space="0"/>
+          <w:left w:val="single" w:color="FFFFFF" w:themeColor="background1" w:sz="8" w:space="0"/>
+          <w:bottom w:val="single" w:color="FFFFFF" w:themeColor="background1" w:sz="8" w:space="0"/>
+          <w:right w:val="single" w:color="FFFFFF" w:themeColor="background1" w:sz="8" w:space="0"/>
+          <w:insideH w:val="nil"/>
+          <w:insideV w:val="single" w:color="FFFFFF" w:themeColor="background1" w:sz="8" w:space="0"/>
         </w:tcBorders>
         <w:shd w:val="clear" w:color="auto" w:fill="4F81BD" w:themeFill="accent1"/>
       </w:tcPr>
@@ -12678,8 +12606,8 @@
       <w:tblPr/>
       <w:tcPr>
         <w:tcBorders>
-          <w:left w:val="single" w:sz="8" w:space="0" w:color="FFFFFF" w:themeColor="background1"/>
-          <w:right w:val="single" w:sz="24" w:space="0" w:color="FFFFFF" w:themeColor="background1"/>
+          <w:left w:val="single" w:color="FFFFFF" w:themeColor="background1" w:sz="8" w:space="0"/>
+          <w:right w:val="single" w:color="FFFFFF" w:themeColor="background1" w:sz="24" w:space="0"/>
           <w:insideH w:val="nil"/>
           <w:insideV w:val="nil"/>
         </w:tcBorders>
@@ -12698,7 +12626,7 @@
       <w:tcPr>
         <w:tcBorders>
           <w:top w:val="nil"/>
-          <w:left w:val="single" w:sz="24" w:space="0" w:color="FFFFFF" w:themeColor="background1"/>
+          <w:left w:val="single" w:color="FFFFFF" w:themeColor="background1" w:sz="24" w:space="0"/>
           <w:bottom w:val="nil"/>
           <w:right w:val="nil"/>
           <w:insideH w:val="nil"/>
@@ -12711,10 +12639,10 @@
       <w:tblPr/>
       <w:tcPr>
         <w:tcBorders>
-          <w:top w:val="single" w:sz="8" w:space="0" w:color="FFFFFF" w:themeColor="background1"/>
-          <w:left w:val="single" w:sz="8" w:space="0" w:color="FFFFFF" w:themeColor="background1"/>
-          <w:bottom w:val="single" w:sz="8" w:space="0" w:color="FFFFFF" w:themeColor="background1"/>
-          <w:right w:val="single" w:sz="8" w:space="0" w:color="FFFFFF" w:themeColor="background1"/>
+          <w:top w:val="single" w:color="FFFFFF" w:themeColor="background1" w:sz="8" w:space="0"/>
+          <w:left w:val="single" w:color="FFFFFF" w:themeColor="background1" w:sz="8" w:space="0"/>
+          <w:bottom w:val="single" w:color="FFFFFF" w:themeColor="background1" w:sz="8" w:space="0"/>
+          <w:right w:val="single" w:color="FFFFFF" w:themeColor="background1" w:sz="8" w:space="0"/>
           <w:insideH w:val="nil"/>
           <w:insideV w:val="nil"/>
         </w:tcBorders>
@@ -12725,12 +12653,12 @@
       <w:tblPr/>
       <w:tcPr>
         <w:tcBorders>
-          <w:top w:val="single" w:sz="8" w:space="0" w:color="FFFFFF" w:themeColor="background1"/>
-          <w:left w:val="single" w:sz="8" w:space="0" w:color="FFFFFF" w:themeColor="background1"/>
-          <w:bottom w:val="single" w:sz="8" w:space="0" w:color="FFFFFF" w:themeColor="background1"/>
-          <w:right w:val="single" w:sz="8" w:space="0" w:color="FFFFFF" w:themeColor="background1"/>
-          <w:insideH w:val="single" w:sz="8" w:space="0" w:color="FFFFFF" w:themeColor="background1"/>
-          <w:insideV w:val="single" w:sz="8" w:space="0" w:color="FFFFFF" w:themeColor="background1"/>
+          <w:top w:val="single" w:color="FFFFFF" w:themeColor="background1" w:sz="8" w:space="0"/>
+          <w:left w:val="single" w:color="FFFFFF" w:themeColor="background1" w:sz="8" w:space="0"/>
+          <w:bottom w:val="single" w:color="FFFFFF" w:themeColor="background1" w:sz="8" w:space="0"/>
+          <w:right w:val="single" w:color="FFFFFF" w:themeColor="background1" w:sz="8" w:space="0"/>
+          <w:insideH w:val="single" w:color="FFFFFF" w:themeColor="background1" w:sz="8" w:space="0"/>
+          <w:insideV w:val="single" w:color="FFFFFF" w:themeColor="background1" w:sz="8" w:space="0"/>
         </w:tcBorders>
         <w:shd w:val="clear" w:color="auto" w:fill="A7BFDE" w:themeFill="accent1" w:themeFillTint="7F"/>
       </w:tcPr>
@@ -12749,12 +12677,12 @@
       <w:tblStyleColBandSize w:val="1"/>
       <w:tblInd w:w="0" w:type="dxa"/>
       <w:tblBorders>
-        <w:top w:val="single" w:sz="8" w:space="0" w:color="FFFFFF" w:themeColor="background1"/>
-        <w:left w:val="single" w:sz="8" w:space="0" w:color="FFFFFF" w:themeColor="background1"/>
-        <w:bottom w:val="single" w:sz="8" w:space="0" w:color="FFFFFF" w:themeColor="background1"/>
-        <w:right w:val="single" w:sz="8" w:space="0" w:color="FFFFFF" w:themeColor="background1"/>
-        <w:insideH w:val="single" w:sz="6" w:space="0" w:color="FFFFFF" w:themeColor="background1"/>
-        <w:insideV w:val="single" w:sz="6" w:space="0" w:color="FFFFFF" w:themeColor="background1"/>
+        <w:top w:val="single" w:color="FFFFFF" w:themeColor="background1" w:sz="8" w:space="0"/>
+        <w:left w:val="single" w:color="FFFFFF" w:themeColor="background1" w:sz="8" w:space="0"/>
+        <w:bottom w:val="single" w:color="FFFFFF" w:themeColor="background1" w:sz="8" w:space="0"/>
+        <w:right w:val="single" w:color="FFFFFF" w:themeColor="background1" w:sz="8" w:space="0"/>
+        <w:insideH w:val="single" w:color="FFFFFF" w:themeColor="background1" w:sz="6" w:space="0"/>
+        <w:insideV w:val="single" w:color="FFFFFF" w:themeColor="background1" w:sz="6" w:space="0"/>
       </w:tblBorders>
       <w:tblCellMar>
         <w:top w:w="0" w:type="dxa"/>
@@ -12777,12 +12705,12 @@
       <w:tblPr/>
       <w:tcPr>
         <w:tcBorders>
-          <w:top w:val="single" w:sz="8" w:space="0" w:color="FFFFFF" w:themeColor="background1"/>
-          <w:left w:val="single" w:sz="8" w:space="0" w:color="FFFFFF" w:themeColor="background1"/>
-          <w:bottom w:val="single" w:sz="24" w:space="0" w:color="FFFFFF" w:themeColor="background1"/>
-          <w:right w:val="single" w:sz="8" w:space="0" w:color="FFFFFF" w:themeColor="background1"/>
-          <w:insideH w:val="nil"/>
-          <w:insideV w:val="single" w:sz="8" w:space="0" w:color="FFFFFF" w:themeColor="background1"/>
+          <w:top w:val="single" w:color="FFFFFF" w:themeColor="background1" w:sz="8" w:space="0"/>
+          <w:left w:val="single" w:color="FFFFFF" w:themeColor="background1" w:sz="8" w:space="0"/>
+          <w:bottom w:val="single" w:color="FFFFFF" w:themeColor="background1" w:sz="24" w:space="0"/>
+          <w:right w:val="single" w:color="FFFFFF" w:themeColor="background1" w:sz="8" w:space="0"/>
+          <w:insideH w:val="nil"/>
+          <w:insideV w:val="single" w:color="FFFFFF" w:themeColor="background1" w:sz="8" w:space="0"/>
         </w:tcBorders>
         <w:shd w:val="clear" w:color="auto" w:fill="C0504D" w:themeFill="accent2"/>
       </w:tcPr>
@@ -12798,12 +12726,12 @@
       <w:tblPr/>
       <w:tcPr>
         <w:tcBorders>
-          <w:top w:val="single" w:sz="24" w:space="0" w:color="FFFFFF" w:themeColor="background1"/>
-          <w:left w:val="single" w:sz="8" w:space="0" w:color="FFFFFF" w:themeColor="background1"/>
-          <w:bottom w:val="single" w:sz="8" w:space="0" w:color="FFFFFF" w:themeColor="background1"/>
-          <w:right w:val="single" w:sz="8" w:space="0" w:color="FFFFFF" w:themeColor="background1"/>
-          <w:insideH w:val="nil"/>
-          <w:insideV w:val="single" w:sz="8" w:space="0" w:color="FFFFFF" w:themeColor="background1"/>
+          <w:top w:val="single" w:color="FFFFFF" w:themeColor="background1" w:sz="24" w:space="0"/>
+          <w:left w:val="single" w:color="FFFFFF" w:themeColor="background1" w:sz="8" w:space="0"/>
+          <w:bottom w:val="single" w:color="FFFFFF" w:themeColor="background1" w:sz="8" w:space="0"/>
+          <w:right w:val="single" w:color="FFFFFF" w:themeColor="background1" w:sz="8" w:space="0"/>
+          <w:insideH w:val="nil"/>
+          <w:insideV w:val="single" w:color="FFFFFF" w:themeColor="background1" w:sz="8" w:space="0"/>
         </w:tcBorders>
         <w:shd w:val="clear" w:color="auto" w:fill="C0504D" w:themeFill="accent2"/>
       </w:tcPr>
@@ -12819,8 +12747,8 @@
       <w:tblPr/>
       <w:tcPr>
         <w:tcBorders>
-          <w:left w:val="single" w:sz="8" w:space="0" w:color="FFFFFF" w:themeColor="background1"/>
-          <w:right w:val="single" w:sz="24" w:space="0" w:color="FFFFFF" w:themeColor="background1"/>
+          <w:left w:val="single" w:color="FFFFFF" w:themeColor="background1" w:sz="8" w:space="0"/>
+          <w:right w:val="single" w:color="FFFFFF" w:themeColor="background1" w:sz="24" w:space="0"/>
           <w:insideH w:val="nil"/>
           <w:insideV w:val="nil"/>
         </w:tcBorders>
@@ -12839,7 +12767,7 @@
       <w:tcPr>
         <w:tcBorders>
           <w:top w:val="nil"/>
-          <w:left w:val="single" w:sz="24" w:space="0" w:color="FFFFFF" w:themeColor="background1"/>
+          <w:left w:val="single" w:color="FFFFFF" w:themeColor="background1" w:sz="24" w:space="0"/>
           <w:bottom w:val="nil"/>
           <w:right w:val="nil"/>
           <w:insideH w:val="nil"/>
@@ -12852,10 +12780,10 @@
       <w:tblPr/>
       <w:tcPr>
         <w:tcBorders>
-          <w:top w:val="single" w:sz="8" w:space="0" w:color="FFFFFF" w:themeColor="background1"/>
-          <w:left w:val="single" w:sz="8" w:space="0" w:color="FFFFFF" w:themeColor="background1"/>
-          <w:bottom w:val="single" w:sz="8" w:space="0" w:color="FFFFFF" w:themeColor="background1"/>
-          <w:right w:val="single" w:sz="8" w:space="0" w:color="FFFFFF" w:themeColor="background1"/>
+          <w:top w:val="single" w:color="FFFFFF" w:themeColor="background1" w:sz="8" w:space="0"/>
+          <w:left w:val="single" w:color="FFFFFF" w:themeColor="background1" w:sz="8" w:space="0"/>
+          <w:bottom w:val="single" w:color="FFFFFF" w:themeColor="background1" w:sz="8" w:space="0"/>
+          <w:right w:val="single" w:color="FFFFFF" w:themeColor="background1" w:sz="8" w:space="0"/>
           <w:insideH w:val="nil"/>
           <w:insideV w:val="nil"/>
         </w:tcBorders>
@@ -12866,12 +12794,12 @@
       <w:tblPr/>
       <w:tcPr>
         <w:tcBorders>
-          <w:top w:val="single" w:sz="8" w:space="0" w:color="FFFFFF" w:themeColor="background1"/>
-          <w:left w:val="single" w:sz="8" w:space="0" w:color="FFFFFF" w:themeColor="background1"/>
-          <w:bottom w:val="single" w:sz="8" w:space="0" w:color="FFFFFF" w:themeColor="background1"/>
-          <w:right w:val="single" w:sz="8" w:space="0" w:color="FFFFFF" w:themeColor="background1"/>
-          <w:insideH w:val="single" w:sz="8" w:space="0" w:color="FFFFFF" w:themeColor="background1"/>
-          <w:insideV w:val="single" w:sz="8" w:space="0" w:color="FFFFFF" w:themeColor="background1"/>
+          <w:top w:val="single" w:color="FFFFFF" w:themeColor="background1" w:sz="8" w:space="0"/>
+          <w:left w:val="single" w:color="FFFFFF" w:themeColor="background1" w:sz="8" w:space="0"/>
+          <w:bottom w:val="single" w:color="FFFFFF" w:themeColor="background1" w:sz="8" w:space="0"/>
+          <w:right w:val="single" w:color="FFFFFF" w:themeColor="background1" w:sz="8" w:space="0"/>
+          <w:insideH w:val="single" w:color="FFFFFF" w:themeColor="background1" w:sz="8" w:space="0"/>
+          <w:insideV w:val="single" w:color="FFFFFF" w:themeColor="background1" w:sz="8" w:space="0"/>
         </w:tcBorders>
         <w:shd w:val="clear" w:color="auto" w:fill="DFA7A6" w:themeFill="accent2" w:themeFillTint="7F"/>
       </w:tcPr>
@@ -12890,12 +12818,12 @@
       <w:tblStyleColBandSize w:val="1"/>
       <w:tblInd w:w="0" w:type="dxa"/>
       <w:tblBorders>
-        <w:top w:val="single" w:sz="8" w:space="0" w:color="FFFFFF" w:themeColor="background1"/>
-        <w:left w:val="single" w:sz="8" w:space="0" w:color="FFFFFF" w:themeColor="background1"/>
-        <w:bottom w:val="single" w:sz="8" w:space="0" w:color="FFFFFF" w:themeColor="background1"/>
-        <w:right w:val="single" w:sz="8" w:space="0" w:color="FFFFFF" w:themeColor="background1"/>
-        <w:insideH w:val="single" w:sz="6" w:space="0" w:color="FFFFFF" w:themeColor="background1"/>
-        <w:insideV w:val="single" w:sz="6" w:space="0" w:color="FFFFFF" w:themeColor="background1"/>
+        <w:top w:val="single" w:color="FFFFFF" w:themeColor="background1" w:sz="8" w:space="0"/>
+        <w:left w:val="single" w:color="FFFFFF" w:themeColor="background1" w:sz="8" w:space="0"/>
+        <w:bottom w:val="single" w:color="FFFFFF" w:themeColor="background1" w:sz="8" w:space="0"/>
+        <w:right w:val="single" w:color="FFFFFF" w:themeColor="background1" w:sz="8" w:space="0"/>
+        <w:insideH w:val="single" w:color="FFFFFF" w:themeColor="background1" w:sz="6" w:space="0"/>
+        <w:insideV w:val="single" w:color="FFFFFF" w:themeColor="background1" w:sz="6" w:space="0"/>
       </w:tblBorders>
       <w:tblCellMar>
         <w:top w:w="0" w:type="dxa"/>
@@ -12918,12 +12846,12 @@
       <w:tblPr/>
       <w:tcPr>
         <w:tcBorders>
-          <w:top w:val="single" w:sz="8" w:space="0" w:color="FFFFFF" w:themeColor="background1"/>
-          <w:left w:val="single" w:sz="8" w:space="0" w:color="FFFFFF" w:themeColor="background1"/>
-          <w:bottom w:val="single" w:sz="24" w:space="0" w:color="FFFFFF" w:themeColor="background1"/>
-          <w:right w:val="single" w:sz="8" w:space="0" w:color="FFFFFF" w:themeColor="background1"/>
-          <w:insideH w:val="nil"/>
-          <w:insideV w:val="single" w:sz="8" w:space="0" w:color="FFFFFF" w:themeColor="background1"/>
+          <w:top w:val="single" w:color="FFFFFF" w:themeColor="background1" w:sz="8" w:space="0"/>
+          <w:left w:val="single" w:color="FFFFFF" w:themeColor="background1" w:sz="8" w:space="0"/>
+          <w:bottom w:val="single" w:color="FFFFFF" w:themeColor="background1" w:sz="24" w:space="0"/>
+          <w:right w:val="single" w:color="FFFFFF" w:themeColor="background1" w:sz="8" w:space="0"/>
+          <w:insideH w:val="nil"/>
+          <w:insideV w:val="single" w:color="FFFFFF" w:themeColor="background1" w:sz="8" w:space="0"/>
         </w:tcBorders>
         <w:shd w:val="clear" w:color="auto" w:fill="9BBB59" w:themeFill="accent3"/>
       </w:tcPr>
@@ -12939,12 +12867,12 @@
       <w:tblPr/>
       <w:tcPr>
         <w:tcBorders>
-          <w:top w:val="single" w:sz="24" w:space="0" w:color="FFFFFF" w:themeColor="background1"/>
-          <w:left w:val="single" w:sz="8" w:space="0" w:color="FFFFFF" w:themeColor="background1"/>
-          <w:bottom w:val="single" w:sz="8" w:space="0" w:color="FFFFFF" w:themeColor="background1"/>
-          <w:right w:val="single" w:sz="8" w:space="0" w:color="FFFFFF" w:themeColor="background1"/>
-          <w:insideH w:val="nil"/>
-          <w:insideV w:val="single" w:sz="8" w:space="0" w:color="FFFFFF" w:themeColor="background1"/>
+          <w:top w:val="single" w:color="FFFFFF" w:themeColor="background1" w:sz="24" w:space="0"/>
+          <w:left w:val="single" w:color="FFFFFF" w:themeColor="background1" w:sz="8" w:space="0"/>
+          <w:bottom w:val="single" w:color="FFFFFF" w:themeColor="background1" w:sz="8" w:space="0"/>
+          <w:right w:val="single" w:color="FFFFFF" w:themeColor="background1" w:sz="8" w:space="0"/>
+          <w:insideH w:val="nil"/>
+          <w:insideV w:val="single" w:color="FFFFFF" w:themeColor="background1" w:sz="8" w:space="0"/>
         </w:tcBorders>
         <w:shd w:val="clear" w:color="auto" w:fill="9BBB59" w:themeFill="accent3"/>
       </w:tcPr>
@@ -12960,8 +12888,8 @@
       <w:tblPr/>
       <w:tcPr>
         <w:tcBorders>
-          <w:left w:val="single" w:sz="8" w:space="0" w:color="FFFFFF" w:themeColor="background1"/>
-          <w:right w:val="single" w:sz="24" w:space="0" w:color="FFFFFF" w:themeColor="background1"/>
+          <w:left w:val="single" w:color="FFFFFF" w:themeColor="background1" w:sz="8" w:space="0"/>
+          <w:right w:val="single" w:color="FFFFFF" w:themeColor="background1" w:sz="24" w:space="0"/>
           <w:insideH w:val="nil"/>
           <w:insideV w:val="nil"/>
         </w:tcBorders>
@@ -12980,7 +12908,7 @@
       <w:tcPr>
         <w:tcBorders>
           <w:top w:val="nil"/>
-          <w:left w:val="single" w:sz="24" w:space="0" w:color="FFFFFF" w:themeColor="background1"/>
+          <w:left w:val="single" w:color="FFFFFF" w:themeColor="background1" w:sz="24" w:space="0"/>
           <w:bottom w:val="nil"/>
           <w:right w:val="nil"/>
           <w:insideH w:val="nil"/>
@@ -12993,10 +12921,10 @@
       <w:tblPr/>
       <w:tcPr>
         <w:tcBorders>
-          <w:top w:val="single" w:sz="8" w:space="0" w:color="FFFFFF" w:themeColor="background1"/>
-          <w:left w:val="single" w:sz="8" w:space="0" w:color="FFFFFF" w:themeColor="background1"/>
-          <w:bottom w:val="single" w:sz="8" w:space="0" w:color="FFFFFF" w:themeColor="background1"/>
-          <w:right w:val="single" w:sz="8" w:space="0" w:color="FFFFFF" w:themeColor="background1"/>
+          <w:top w:val="single" w:color="FFFFFF" w:themeColor="background1" w:sz="8" w:space="0"/>
+          <w:left w:val="single" w:color="FFFFFF" w:themeColor="background1" w:sz="8" w:space="0"/>
+          <w:bottom w:val="single" w:color="FFFFFF" w:themeColor="background1" w:sz="8" w:space="0"/>
+          <w:right w:val="single" w:color="FFFFFF" w:themeColor="background1" w:sz="8" w:space="0"/>
           <w:insideH w:val="nil"/>
           <w:insideV w:val="nil"/>
         </w:tcBorders>
@@ -13007,12 +12935,12 @@
       <w:tblPr/>
       <w:tcPr>
         <w:tcBorders>
-          <w:top w:val="single" w:sz="8" w:space="0" w:color="FFFFFF" w:themeColor="background1"/>
-          <w:left w:val="single" w:sz="8" w:space="0" w:color="FFFFFF" w:themeColor="background1"/>
-          <w:bottom w:val="single" w:sz="8" w:space="0" w:color="FFFFFF" w:themeColor="background1"/>
-          <w:right w:val="single" w:sz="8" w:space="0" w:color="FFFFFF" w:themeColor="background1"/>
-          <w:insideH w:val="single" w:sz="8" w:space="0" w:color="FFFFFF" w:themeColor="background1"/>
-          <w:insideV w:val="single" w:sz="8" w:space="0" w:color="FFFFFF" w:themeColor="background1"/>
+          <w:top w:val="single" w:color="FFFFFF" w:themeColor="background1" w:sz="8" w:space="0"/>
+          <w:left w:val="single" w:color="FFFFFF" w:themeColor="background1" w:sz="8" w:space="0"/>
+          <w:bottom w:val="single" w:color="FFFFFF" w:themeColor="background1" w:sz="8" w:space="0"/>
+          <w:right w:val="single" w:color="FFFFFF" w:themeColor="background1" w:sz="8" w:space="0"/>
+          <w:insideH w:val="single" w:color="FFFFFF" w:themeColor="background1" w:sz="8" w:space="0"/>
+          <w:insideV w:val="single" w:color="FFFFFF" w:themeColor="background1" w:sz="8" w:space="0"/>
         </w:tcBorders>
         <w:shd w:val="clear" w:color="auto" w:fill="CDDDAC" w:themeFill="accent3" w:themeFillTint="7F"/>
       </w:tcPr>
@@ -13031,12 +12959,12 @@
       <w:tblStyleColBandSize w:val="1"/>
       <w:tblInd w:w="0" w:type="dxa"/>
       <w:tblBorders>
-        <w:top w:val="single" w:sz="8" w:space="0" w:color="FFFFFF" w:themeColor="background1"/>
-        <w:left w:val="single" w:sz="8" w:space="0" w:color="FFFFFF" w:themeColor="background1"/>
-        <w:bottom w:val="single" w:sz="8" w:space="0" w:color="FFFFFF" w:themeColor="background1"/>
-        <w:right w:val="single" w:sz="8" w:space="0" w:color="FFFFFF" w:themeColor="background1"/>
-        <w:insideH w:val="single" w:sz="6" w:space="0" w:color="FFFFFF" w:themeColor="background1"/>
-        <w:insideV w:val="single" w:sz="6" w:space="0" w:color="FFFFFF" w:themeColor="background1"/>
+        <w:top w:val="single" w:color="FFFFFF" w:themeColor="background1" w:sz="8" w:space="0"/>
+        <w:left w:val="single" w:color="FFFFFF" w:themeColor="background1" w:sz="8" w:space="0"/>
+        <w:bottom w:val="single" w:color="FFFFFF" w:themeColor="background1" w:sz="8" w:space="0"/>
+        <w:right w:val="single" w:color="FFFFFF" w:themeColor="background1" w:sz="8" w:space="0"/>
+        <w:insideH w:val="single" w:color="FFFFFF" w:themeColor="background1" w:sz="6" w:space="0"/>
+        <w:insideV w:val="single" w:color="FFFFFF" w:themeColor="background1" w:sz="6" w:space="0"/>
       </w:tblBorders>
       <w:tblCellMar>
         <w:top w:w="0" w:type="dxa"/>
@@ -13059,12 +12987,12 @@
       <w:tblPr/>
       <w:tcPr>
         <w:tcBorders>
-          <w:top w:val="single" w:sz="8" w:space="0" w:color="FFFFFF" w:themeColor="background1"/>
-          <w:left w:val="single" w:sz="8" w:space="0" w:color="FFFFFF" w:themeColor="background1"/>
-          <w:bottom w:val="single" w:sz="24" w:space="0" w:color="FFFFFF" w:themeColor="background1"/>
-          <w:right w:val="single" w:sz="8" w:space="0" w:color="FFFFFF" w:themeColor="background1"/>
-          <w:insideH w:val="nil"/>
-          <w:insideV w:val="single" w:sz="8" w:space="0" w:color="FFFFFF" w:themeColor="background1"/>
+          <w:top w:val="single" w:color="FFFFFF" w:themeColor="background1" w:sz="8" w:space="0"/>
+          <w:left w:val="single" w:color="FFFFFF" w:themeColor="background1" w:sz="8" w:space="0"/>
+          <w:bottom w:val="single" w:color="FFFFFF" w:themeColor="background1" w:sz="24" w:space="0"/>
+          <w:right w:val="single" w:color="FFFFFF" w:themeColor="background1" w:sz="8" w:space="0"/>
+          <w:insideH w:val="nil"/>
+          <w:insideV w:val="single" w:color="FFFFFF" w:themeColor="background1" w:sz="8" w:space="0"/>
         </w:tcBorders>
         <w:shd w:val="clear" w:color="auto" w:fill="8064A2" w:themeFill="accent4"/>
       </w:tcPr>
@@ -13080,12 +13008,12 @@
       <w:tblPr/>
       <w:tcPr>
         <w:tcBorders>
-          <w:top w:val="single" w:sz="24" w:space="0" w:color="FFFFFF" w:themeColor="background1"/>
-          <w:left w:val="single" w:sz="8" w:space="0" w:color="FFFFFF" w:themeColor="background1"/>
-          <w:bottom w:val="single" w:sz="8" w:space="0" w:color="FFFFFF" w:themeColor="background1"/>
-          <w:right w:val="single" w:sz="8" w:space="0" w:color="FFFFFF" w:themeColor="background1"/>
-          <w:insideH w:val="nil"/>
-          <w:insideV w:val="single" w:sz="8" w:space="0" w:color="FFFFFF" w:themeColor="background1"/>
+          <w:top w:val="single" w:color="FFFFFF" w:themeColor="background1" w:sz="24" w:space="0"/>
+          <w:left w:val="single" w:color="FFFFFF" w:themeColor="background1" w:sz="8" w:space="0"/>
+          <w:bottom w:val="single" w:color="FFFFFF" w:themeColor="background1" w:sz="8" w:space="0"/>
+          <w:right w:val="single" w:color="FFFFFF" w:themeColor="background1" w:sz="8" w:space="0"/>
+          <w:insideH w:val="nil"/>
+          <w:insideV w:val="single" w:color="FFFFFF" w:themeColor="background1" w:sz="8" w:space="0"/>
         </w:tcBorders>
         <w:shd w:val="clear" w:color="auto" w:fill="8064A2" w:themeFill="accent4"/>
       </w:tcPr>
@@ -13101,8 +13029,8 @@
       <w:tblPr/>
       <w:tcPr>
         <w:tcBorders>
-          <w:left w:val="single" w:sz="8" w:space="0" w:color="FFFFFF" w:themeColor="background1"/>
-          <w:right w:val="single" w:sz="24" w:space="0" w:color="FFFFFF" w:themeColor="background1"/>
+          <w:left w:val="single" w:color="FFFFFF" w:themeColor="background1" w:sz="8" w:space="0"/>
+          <w:right w:val="single" w:color="FFFFFF" w:themeColor="background1" w:sz="24" w:space="0"/>
           <w:insideH w:val="nil"/>
           <w:insideV w:val="nil"/>
         </w:tcBorders>
@@ -13121,7 +13049,7 @@
       <w:tcPr>
         <w:tcBorders>
           <w:top w:val="nil"/>
-          <w:left w:val="single" w:sz="24" w:space="0" w:color="FFFFFF" w:themeColor="background1"/>
+          <w:left w:val="single" w:color="FFFFFF" w:themeColor="background1" w:sz="24" w:space="0"/>
           <w:bottom w:val="nil"/>
           <w:right w:val="nil"/>
           <w:insideH w:val="nil"/>
@@ -13134,10 +13062,10 @@
       <w:tblPr/>
       <w:tcPr>
         <w:tcBorders>
-          <w:top w:val="single" w:sz="8" w:space="0" w:color="FFFFFF" w:themeColor="background1"/>
-          <w:left w:val="single" w:sz="8" w:space="0" w:color="FFFFFF" w:themeColor="background1"/>
-          <w:bottom w:val="single" w:sz="8" w:space="0" w:color="FFFFFF" w:themeColor="background1"/>
-          <w:right w:val="single" w:sz="8" w:space="0" w:color="FFFFFF" w:themeColor="background1"/>
+          <w:top w:val="single" w:color="FFFFFF" w:themeColor="background1" w:sz="8" w:space="0"/>
+          <w:left w:val="single" w:color="FFFFFF" w:themeColor="background1" w:sz="8" w:space="0"/>
+          <w:bottom w:val="single" w:color="FFFFFF" w:themeColor="background1" w:sz="8" w:space="0"/>
+          <w:right w:val="single" w:color="FFFFFF" w:themeColor="background1" w:sz="8" w:space="0"/>
           <w:insideH w:val="nil"/>
           <w:insideV w:val="nil"/>
         </w:tcBorders>
@@ -13148,12 +13076,12 @@
       <w:tblPr/>
       <w:tcPr>
         <w:tcBorders>
-          <w:top w:val="single" w:sz="8" w:space="0" w:color="FFFFFF" w:themeColor="background1"/>
-          <w:left w:val="single" w:sz="8" w:space="0" w:color="FFFFFF" w:themeColor="background1"/>
-          <w:bottom w:val="single" w:sz="8" w:space="0" w:color="FFFFFF" w:themeColor="background1"/>
-          <w:right w:val="single" w:sz="8" w:space="0" w:color="FFFFFF" w:themeColor="background1"/>
-          <w:insideH w:val="single" w:sz="8" w:space="0" w:color="FFFFFF" w:themeColor="background1"/>
-          <w:insideV w:val="single" w:sz="8" w:space="0" w:color="FFFFFF" w:themeColor="background1"/>
+          <w:top w:val="single" w:color="FFFFFF" w:themeColor="background1" w:sz="8" w:space="0"/>
+          <w:left w:val="single" w:color="FFFFFF" w:themeColor="background1" w:sz="8" w:space="0"/>
+          <w:bottom w:val="single" w:color="FFFFFF" w:themeColor="background1" w:sz="8" w:space="0"/>
+          <w:right w:val="single" w:color="FFFFFF" w:themeColor="background1" w:sz="8" w:space="0"/>
+          <w:insideH w:val="single" w:color="FFFFFF" w:themeColor="background1" w:sz="8" w:space="0"/>
+          <w:insideV w:val="single" w:color="FFFFFF" w:themeColor="background1" w:sz="8" w:space="0"/>
         </w:tcBorders>
         <w:shd w:val="clear" w:color="auto" w:fill="BFB1D0" w:themeFill="accent4" w:themeFillTint="7F"/>
       </w:tcPr>
@@ -13172,12 +13100,12 @@
       <w:tblStyleColBandSize w:val="1"/>
       <w:tblInd w:w="0" w:type="dxa"/>
       <w:tblBorders>
-        <w:top w:val="single" w:sz="8" w:space="0" w:color="FFFFFF" w:themeColor="background1"/>
-        <w:left w:val="single" w:sz="8" w:space="0" w:color="FFFFFF" w:themeColor="background1"/>
-        <w:bottom w:val="single" w:sz="8" w:space="0" w:color="FFFFFF" w:themeColor="background1"/>
-        <w:right w:val="single" w:sz="8" w:space="0" w:color="FFFFFF" w:themeColor="background1"/>
-        <w:insideH w:val="single" w:sz="6" w:space="0" w:color="FFFFFF" w:themeColor="background1"/>
-        <w:insideV w:val="single" w:sz="6" w:space="0" w:color="FFFFFF" w:themeColor="background1"/>
+        <w:top w:val="single" w:color="FFFFFF" w:themeColor="background1" w:sz="8" w:space="0"/>
+        <w:left w:val="single" w:color="FFFFFF" w:themeColor="background1" w:sz="8" w:space="0"/>
+        <w:bottom w:val="single" w:color="FFFFFF" w:themeColor="background1" w:sz="8" w:space="0"/>
+        <w:right w:val="single" w:color="FFFFFF" w:themeColor="background1" w:sz="8" w:space="0"/>
+        <w:insideH w:val="single" w:color="FFFFFF" w:themeColor="background1" w:sz="6" w:space="0"/>
+        <w:insideV w:val="single" w:color="FFFFFF" w:themeColor="background1" w:sz="6" w:space="0"/>
       </w:tblBorders>
       <w:tblCellMar>
         <w:top w:w="0" w:type="dxa"/>
@@ -13200,12 +13128,12 @@
       <w:tblPr/>
       <w:tcPr>
         <w:tcBorders>
-          <w:top w:val="single" w:sz="8" w:space="0" w:color="FFFFFF" w:themeColor="background1"/>
-          <w:left w:val="single" w:sz="8" w:space="0" w:color="FFFFFF" w:themeColor="background1"/>
-          <w:bottom w:val="single" w:sz="24" w:space="0" w:color="FFFFFF" w:themeColor="background1"/>
-          <w:right w:val="single" w:sz="8" w:space="0" w:color="FFFFFF" w:themeColor="background1"/>
-          <w:insideH w:val="nil"/>
-          <w:insideV w:val="single" w:sz="8" w:space="0" w:color="FFFFFF" w:themeColor="background1"/>
+          <w:top w:val="single" w:color="FFFFFF" w:themeColor="background1" w:sz="8" w:space="0"/>
+          <w:left w:val="single" w:color="FFFFFF" w:themeColor="background1" w:sz="8" w:space="0"/>
+          <w:bottom w:val="single" w:color="FFFFFF" w:themeColor="background1" w:sz="24" w:space="0"/>
+          <w:right w:val="single" w:color="FFFFFF" w:themeColor="background1" w:sz="8" w:space="0"/>
+          <w:insideH w:val="nil"/>
+          <w:insideV w:val="single" w:color="FFFFFF" w:themeColor="background1" w:sz="8" w:space="0"/>
         </w:tcBorders>
         <w:shd w:val="clear" w:color="auto" w:fill="4BACC6" w:themeFill="accent5"/>
       </w:tcPr>
@@ -13221,12 +13149,12 @@
       <w:tblPr/>
       <w:tcPr>
         <w:tcBorders>
-          <w:top w:val="single" w:sz="24" w:space="0" w:color="FFFFFF" w:themeColor="background1"/>
-          <w:left w:val="single" w:sz="8" w:space="0" w:color="FFFFFF" w:themeColor="background1"/>
-          <w:bottom w:val="single" w:sz="8" w:space="0" w:color="FFFFFF" w:themeColor="background1"/>
-          <w:right w:val="single" w:sz="8" w:space="0" w:color="FFFFFF" w:themeColor="background1"/>
-          <w:insideH w:val="nil"/>
-          <w:insideV w:val="single" w:sz="8" w:space="0" w:color="FFFFFF" w:themeColor="background1"/>
+          <w:top w:val="single" w:color="FFFFFF" w:themeColor="background1" w:sz="24" w:space="0"/>
+          <w:left w:val="single" w:color="FFFFFF" w:themeColor="background1" w:sz="8" w:space="0"/>
+          <w:bottom w:val="single" w:color="FFFFFF" w:themeColor="background1" w:sz="8" w:space="0"/>
+          <w:right w:val="single" w:color="FFFFFF" w:themeColor="background1" w:sz="8" w:space="0"/>
+          <w:insideH w:val="nil"/>
+          <w:insideV w:val="single" w:color="FFFFFF" w:themeColor="background1" w:sz="8" w:space="0"/>
         </w:tcBorders>
         <w:shd w:val="clear" w:color="auto" w:fill="4BACC6" w:themeFill="accent5"/>
       </w:tcPr>
@@ -13242,8 +13170,8 @@
       <w:tblPr/>
       <w:tcPr>
         <w:tcBorders>
-          <w:left w:val="single" w:sz="8" w:space="0" w:color="FFFFFF" w:themeColor="background1"/>
-          <w:right w:val="single" w:sz="24" w:space="0" w:color="FFFFFF" w:themeColor="background1"/>
+          <w:left w:val="single" w:color="FFFFFF" w:themeColor="background1" w:sz="8" w:space="0"/>
+          <w:right w:val="single" w:color="FFFFFF" w:themeColor="background1" w:sz="24" w:space="0"/>
           <w:insideH w:val="nil"/>
           <w:insideV w:val="nil"/>
         </w:tcBorders>
@@ -13262,7 +13190,7 @@
       <w:tcPr>
         <w:tcBorders>
           <w:top w:val="nil"/>
-          <w:left w:val="single" w:sz="24" w:space="0" w:color="FFFFFF" w:themeColor="background1"/>
+          <w:left w:val="single" w:color="FFFFFF" w:themeColor="background1" w:sz="24" w:space="0"/>
           <w:bottom w:val="nil"/>
           <w:right w:val="nil"/>
           <w:insideH w:val="nil"/>
@@ -13275,10 +13203,10 @@
       <w:tblPr/>
       <w:tcPr>
         <w:tcBorders>
-          <w:top w:val="single" w:sz="8" w:space="0" w:color="FFFFFF" w:themeColor="background1"/>
-          <w:left w:val="single" w:sz="8" w:space="0" w:color="FFFFFF" w:themeColor="background1"/>
-          <w:bottom w:val="single" w:sz="8" w:space="0" w:color="FFFFFF" w:themeColor="background1"/>
-          <w:right w:val="single" w:sz="8" w:space="0" w:color="FFFFFF" w:themeColor="background1"/>
+          <w:top w:val="single" w:color="FFFFFF" w:themeColor="background1" w:sz="8" w:space="0"/>
+          <w:left w:val="single" w:color="FFFFFF" w:themeColor="background1" w:sz="8" w:space="0"/>
+          <w:bottom w:val="single" w:color="FFFFFF" w:themeColor="background1" w:sz="8" w:space="0"/>
+          <w:right w:val="single" w:color="FFFFFF" w:themeColor="background1" w:sz="8" w:space="0"/>
           <w:insideH w:val="nil"/>
           <w:insideV w:val="nil"/>
         </w:tcBorders>
@@ -13289,12 +13217,12 @@
       <w:tblPr/>
       <w:tcPr>
         <w:tcBorders>
-          <w:top w:val="single" w:sz="8" w:space="0" w:color="FFFFFF" w:themeColor="background1"/>
-          <w:left w:val="single" w:sz="8" w:space="0" w:color="FFFFFF" w:themeColor="background1"/>
-          <w:bottom w:val="single" w:sz="8" w:space="0" w:color="FFFFFF" w:themeColor="background1"/>
-          <w:right w:val="single" w:sz="8" w:space="0" w:color="FFFFFF" w:themeColor="background1"/>
-          <w:insideH w:val="single" w:sz="8" w:space="0" w:color="FFFFFF" w:themeColor="background1"/>
-          <w:insideV w:val="single" w:sz="8" w:space="0" w:color="FFFFFF" w:themeColor="background1"/>
+          <w:top w:val="single" w:color="FFFFFF" w:themeColor="background1" w:sz="8" w:space="0"/>
+          <w:left w:val="single" w:color="FFFFFF" w:themeColor="background1" w:sz="8" w:space="0"/>
+          <w:bottom w:val="single" w:color="FFFFFF" w:themeColor="background1" w:sz="8" w:space="0"/>
+          <w:right w:val="single" w:color="FFFFFF" w:themeColor="background1" w:sz="8" w:space="0"/>
+          <w:insideH w:val="single" w:color="FFFFFF" w:themeColor="background1" w:sz="8" w:space="0"/>
+          <w:insideV w:val="single" w:color="FFFFFF" w:themeColor="background1" w:sz="8" w:space="0"/>
         </w:tcBorders>
         <w:shd w:val="clear" w:color="auto" w:fill="A5D5E2" w:themeFill="accent5" w:themeFillTint="7F"/>
       </w:tcPr>
@@ -13313,12 +13241,12 @@
       <w:tblStyleColBandSize w:val="1"/>
       <w:tblInd w:w="0" w:type="dxa"/>
       <w:tblBorders>
-        <w:top w:val="single" w:sz="8" w:space="0" w:color="FFFFFF" w:themeColor="background1"/>
-        <w:left w:val="single" w:sz="8" w:space="0" w:color="FFFFFF" w:themeColor="background1"/>
-        <w:bottom w:val="single" w:sz="8" w:space="0" w:color="FFFFFF" w:themeColor="background1"/>
-        <w:right w:val="single" w:sz="8" w:space="0" w:color="FFFFFF" w:themeColor="background1"/>
-        <w:insideH w:val="single" w:sz="6" w:space="0" w:color="FFFFFF" w:themeColor="background1"/>
-        <w:insideV w:val="single" w:sz="6" w:space="0" w:color="FFFFFF" w:themeColor="background1"/>
+        <w:top w:val="single" w:color="FFFFFF" w:themeColor="background1" w:sz="8" w:space="0"/>
+        <w:left w:val="single" w:color="FFFFFF" w:themeColor="background1" w:sz="8" w:space="0"/>
+        <w:bottom w:val="single" w:color="FFFFFF" w:themeColor="background1" w:sz="8" w:space="0"/>
+        <w:right w:val="single" w:color="FFFFFF" w:themeColor="background1" w:sz="8" w:space="0"/>
+        <w:insideH w:val="single" w:color="FFFFFF" w:themeColor="background1" w:sz="6" w:space="0"/>
+        <w:insideV w:val="single" w:color="FFFFFF" w:themeColor="background1" w:sz="6" w:space="0"/>
       </w:tblBorders>
       <w:tblCellMar>
         <w:top w:w="0" w:type="dxa"/>
@@ -13341,12 +13269,12 @@
       <w:tblPr/>
       <w:tcPr>
         <w:tcBorders>
-          <w:top w:val="single" w:sz="8" w:space="0" w:color="FFFFFF" w:themeColor="background1"/>
-          <w:left w:val="single" w:sz="8" w:space="0" w:color="FFFFFF" w:themeColor="background1"/>
-          <w:bottom w:val="single" w:sz="24" w:space="0" w:color="FFFFFF" w:themeColor="background1"/>
-          <w:right w:val="single" w:sz="8" w:space="0" w:color="FFFFFF" w:themeColor="background1"/>
-          <w:insideH w:val="nil"/>
-          <w:insideV w:val="single" w:sz="8" w:space="0" w:color="FFFFFF" w:themeColor="background1"/>
+          <w:top w:val="single" w:color="FFFFFF" w:themeColor="background1" w:sz="8" w:space="0"/>
+          <w:left w:val="single" w:color="FFFFFF" w:themeColor="background1" w:sz="8" w:space="0"/>
+          <w:bottom w:val="single" w:color="FFFFFF" w:themeColor="background1" w:sz="24" w:space="0"/>
+          <w:right w:val="single" w:color="FFFFFF" w:themeColor="background1" w:sz="8" w:space="0"/>
+          <w:insideH w:val="nil"/>
+          <w:insideV w:val="single" w:color="FFFFFF" w:themeColor="background1" w:sz="8" w:space="0"/>
         </w:tcBorders>
         <w:shd w:val="clear" w:color="auto" w:fill="F79646" w:themeFill="accent6"/>
       </w:tcPr>
@@ -13362,12 +13290,12 @@
       <w:tblPr/>
       <w:tcPr>
         <w:tcBorders>
-          <w:top w:val="single" w:sz="24" w:space="0" w:color="FFFFFF" w:themeColor="background1"/>
-          <w:left w:val="single" w:sz="8" w:space="0" w:color="FFFFFF" w:themeColor="background1"/>
-          <w:bottom w:val="single" w:sz="8" w:space="0" w:color="FFFFFF" w:themeColor="background1"/>
-          <w:right w:val="single" w:sz="8" w:space="0" w:color="FFFFFF" w:themeColor="background1"/>
-          <w:insideH w:val="nil"/>
-          <w:insideV w:val="single" w:sz="8" w:space="0" w:color="FFFFFF" w:themeColor="background1"/>
+          <w:top w:val="single" w:color="FFFFFF" w:themeColor="background1" w:sz="24" w:space="0"/>
+          <w:left w:val="single" w:color="FFFFFF" w:themeColor="background1" w:sz="8" w:space="0"/>
+          <w:bottom w:val="single" w:color="FFFFFF" w:themeColor="background1" w:sz="8" w:space="0"/>
+          <w:right w:val="single" w:color="FFFFFF" w:themeColor="background1" w:sz="8" w:space="0"/>
+          <w:insideH w:val="nil"/>
+          <w:insideV w:val="single" w:color="FFFFFF" w:themeColor="background1" w:sz="8" w:space="0"/>
         </w:tcBorders>
         <w:shd w:val="clear" w:color="auto" w:fill="F79646" w:themeFill="accent6"/>
       </w:tcPr>
@@ -13383,8 +13311,8 @@
       <w:tblPr/>
       <w:tcPr>
         <w:tcBorders>
-          <w:left w:val="single" w:sz="8" w:space="0" w:color="FFFFFF" w:themeColor="background1"/>
-          <w:right w:val="single" w:sz="24" w:space="0" w:color="FFFFFF" w:themeColor="background1"/>
+          <w:left w:val="single" w:color="FFFFFF" w:themeColor="background1" w:sz="8" w:space="0"/>
+          <w:right w:val="single" w:color="FFFFFF" w:themeColor="background1" w:sz="24" w:space="0"/>
           <w:insideH w:val="nil"/>
           <w:insideV w:val="nil"/>
         </w:tcBorders>
@@ -13403,7 +13331,7 @@
       <w:tcPr>
         <w:tcBorders>
           <w:top w:val="nil"/>
-          <w:left w:val="single" w:sz="24" w:space="0" w:color="FFFFFF" w:themeColor="background1"/>
+          <w:left w:val="single" w:color="FFFFFF" w:themeColor="background1" w:sz="24" w:space="0"/>
           <w:bottom w:val="nil"/>
           <w:right w:val="nil"/>
           <w:insideH w:val="nil"/>
@@ -13416,10 +13344,10 @@
       <w:tblPr/>
       <w:tcPr>
         <w:tcBorders>
-          <w:top w:val="single" w:sz="8" w:space="0" w:color="FFFFFF" w:themeColor="background1"/>
-          <w:left w:val="single" w:sz="8" w:space="0" w:color="FFFFFF" w:themeColor="background1"/>
-          <w:bottom w:val="single" w:sz="8" w:space="0" w:color="FFFFFF" w:themeColor="background1"/>
-          <w:right w:val="single" w:sz="8" w:space="0" w:color="FFFFFF" w:themeColor="background1"/>
+          <w:top w:val="single" w:color="FFFFFF" w:themeColor="background1" w:sz="8" w:space="0"/>
+          <w:left w:val="single" w:color="FFFFFF" w:themeColor="background1" w:sz="8" w:space="0"/>
+          <w:bottom w:val="single" w:color="FFFFFF" w:themeColor="background1" w:sz="8" w:space="0"/>
+          <w:right w:val="single" w:color="FFFFFF" w:themeColor="background1" w:sz="8" w:space="0"/>
           <w:insideH w:val="nil"/>
           <w:insideV w:val="nil"/>
         </w:tcBorders>
@@ -13430,12 +13358,12 @@
       <w:tblPr/>
       <w:tcPr>
         <w:tcBorders>
-          <w:top w:val="single" w:sz="8" w:space="0" w:color="FFFFFF" w:themeColor="background1"/>
-          <w:left w:val="single" w:sz="8" w:space="0" w:color="FFFFFF" w:themeColor="background1"/>
-          <w:bottom w:val="single" w:sz="8" w:space="0" w:color="FFFFFF" w:themeColor="background1"/>
-          <w:right w:val="single" w:sz="8" w:space="0" w:color="FFFFFF" w:themeColor="background1"/>
-          <w:insideH w:val="single" w:sz="8" w:space="0" w:color="FFFFFF" w:themeColor="background1"/>
-          <w:insideV w:val="single" w:sz="8" w:space="0" w:color="FFFFFF" w:themeColor="background1"/>
+          <w:top w:val="single" w:color="FFFFFF" w:themeColor="background1" w:sz="8" w:space="0"/>
+          <w:left w:val="single" w:color="FFFFFF" w:themeColor="background1" w:sz="8" w:space="0"/>
+          <w:bottom w:val="single" w:color="FFFFFF" w:themeColor="background1" w:sz="8" w:space="0"/>
+          <w:right w:val="single" w:color="FFFFFF" w:themeColor="background1" w:sz="8" w:space="0"/>
+          <w:insideH w:val="single" w:color="FFFFFF" w:themeColor="background1" w:sz="8" w:space="0"/>
+          <w:insideV w:val="single" w:color="FFFFFF" w:themeColor="background1" w:sz="8" w:space="0"/>
         </w:tcBorders>
         <w:shd w:val="clear" w:color="auto" w:fill="FBCAA2" w:themeFill="accent6" w:themeFillTint="7F"/>
       </w:tcPr>
@@ -13476,7 +13404,7 @@
         <w:tcBorders>
           <w:top w:val="nil"/>
           <w:left w:val="nil"/>
-          <w:bottom w:val="single" w:sz="18" w:space="0" w:color="FFFFFF" w:themeColor="background1"/>
+          <w:bottom w:val="single" w:color="FFFFFF" w:themeColor="background1" w:sz="18" w:space="0"/>
           <w:right w:val="nil"/>
           <w:insideH w:val="nil"/>
           <w:insideV w:val="nil"/>
@@ -13488,7 +13416,7 @@
       <w:tblPr/>
       <w:tcPr>
         <w:tcBorders>
-          <w:top w:val="single" w:sz="18" w:space="0" w:color="FFFFFF" w:themeColor="background1"/>
+          <w:top w:val="single" w:color="FFFFFF" w:themeColor="background1" w:sz="18" w:space="0"/>
           <w:left w:val="nil"/>
           <w:bottom w:val="nil"/>
           <w:right w:val="nil"/>
@@ -13505,7 +13433,7 @@
           <w:top w:val="nil"/>
           <w:left w:val="nil"/>
           <w:bottom w:val="nil"/>
-          <w:right w:val="single" w:sz="18" w:space="0" w:color="FFFFFF" w:themeColor="background1"/>
+          <w:right w:val="single" w:color="FFFFFF" w:themeColor="background1" w:sz="18" w:space="0"/>
           <w:insideH w:val="nil"/>
           <w:insideV w:val="nil"/>
         </w:tcBorders>
@@ -13517,7 +13445,7 @@
       <w:tcPr>
         <w:tcBorders>
           <w:top w:val="nil"/>
-          <w:left w:val="single" w:sz="18" w:space="0" w:color="FFFFFF" w:themeColor="background1"/>
+          <w:left w:val="single" w:color="FFFFFF" w:themeColor="background1" w:sz="18" w:space="0"/>
           <w:bottom w:val="nil"/>
           <w:right w:val="nil"/>
           <w:insideH w:val="nil"/>
@@ -13590,7 +13518,7 @@
         <w:tcBorders>
           <w:top w:val="nil"/>
           <w:left w:val="nil"/>
-          <w:bottom w:val="single" w:sz="18" w:space="0" w:color="FFFFFF" w:themeColor="background1"/>
+          <w:bottom w:val="single" w:color="FFFFFF" w:themeColor="background1" w:sz="18" w:space="0"/>
           <w:right w:val="nil"/>
           <w:insideH w:val="nil"/>
           <w:insideV w:val="nil"/>
@@ -13602,7 +13530,7 @@
       <w:tblPr/>
       <w:tcPr>
         <w:tcBorders>
-          <w:top w:val="single" w:sz="18" w:space="0" w:color="FFFFFF" w:themeColor="background1"/>
+          <w:top w:val="single" w:color="FFFFFF" w:themeColor="background1" w:sz="18" w:space="0"/>
           <w:left w:val="nil"/>
           <w:bottom w:val="nil"/>
           <w:right w:val="nil"/>
@@ -13619,7 +13547,7 @@
           <w:top w:val="nil"/>
           <w:left w:val="nil"/>
           <w:bottom w:val="nil"/>
-          <w:right w:val="single" w:sz="18" w:space="0" w:color="FFFFFF" w:themeColor="background1"/>
+          <w:right w:val="single" w:color="FFFFFF" w:themeColor="background1" w:sz="18" w:space="0"/>
           <w:insideH w:val="nil"/>
           <w:insideV w:val="nil"/>
         </w:tcBorders>
@@ -13631,7 +13559,7 @@
       <w:tcPr>
         <w:tcBorders>
           <w:top w:val="nil"/>
-          <w:left w:val="single" w:sz="18" w:space="0" w:color="FFFFFF" w:themeColor="background1"/>
+          <w:left w:val="single" w:color="FFFFFF" w:themeColor="background1" w:sz="18" w:space="0"/>
           <w:bottom w:val="nil"/>
           <w:right w:val="nil"/>
           <w:insideH w:val="nil"/>
@@ -13704,7 +13632,7 @@
         <w:tcBorders>
           <w:top w:val="nil"/>
           <w:left w:val="nil"/>
-          <w:bottom w:val="single" w:sz="18" w:space="0" w:color="FFFFFF" w:themeColor="background1"/>
+          <w:bottom w:val="single" w:color="FFFFFF" w:themeColor="background1" w:sz="18" w:space="0"/>
           <w:right w:val="nil"/>
           <w:insideH w:val="nil"/>
           <w:insideV w:val="nil"/>
@@ -13716,7 +13644,7 @@
       <w:tblPr/>
       <w:tcPr>
         <w:tcBorders>
-          <w:top w:val="single" w:sz="18" w:space="0" w:color="FFFFFF" w:themeColor="background1"/>
+          <w:top w:val="single" w:color="FFFFFF" w:themeColor="background1" w:sz="18" w:space="0"/>
           <w:left w:val="nil"/>
           <w:bottom w:val="nil"/>
           <w:right w:val="nil"/>
@@ -13733,7 +13661,7 @@
           <w:top w:val="nil"/>
           <w:left w:val="nil"/>
           <w:bottom w:val="nil"/>
-          <w:right w:val="single" w:sz="18" w:space="0" w:color="FFFFFF" w:themeColor="background1"/>
+          <w:right w:val="single" w:color="FFFFFF" w:themeColor="background1" w:sz="18" w:space="0"/>
           <w:insideH w:val="nil"/>
           <w:insideV w:val="nil"/>
         </w:tcBorders>
@@ -13745,7 +13673,7 @@
       <w:tcPr>
         <w:tcBorders>
           <w:top w:val="nil"/>
-          <w:left w:val="single" w:sz="18" w:space="0" w:color="FFFFFF" w:themeColor="background1"/>
+          <w:left w:val="single" w:color="FFFFFF" w:themeColor="background1" w:sz="18" w:space="0"/>
           <w:bottom w:val="nil"/>
           <w:right w:val="nil"/>
           <w:insideH w:val="nil"/>
@@ -13818,7 +13746,7 @@
         <w:tcBorders>
           <w:top w:val="nil"/>
           <w:left w:val="nil"/>
-          <w:bottom w:val="single" w:sz="18" w:space="0" w:color="FFFFFF" w:themeColor="background1"/>
+          <w:bottom w:val="single" w:color="FFFFFF" w:themeColor="background1" w:sz="18" w:space="0"/>
           <w:right w:val="nil"/>
           <w:insideH w:val="nil"/>
           <w:insideV w:val="nil"/>
@@ -13830,7 +13758,7 @@
       <w:tblPr/>
       <w:tcPr>
         <w:tcBorders>
-          <w:top w:val="single" w:sz="18" w:space="0" w:color="FFFFFF" w:themeColor="background1"/>
+          <w:top w:val="single" w:color="FFFFFF" w:themeColor="background1" w:sz="18" w:space="0"/>
           <w:left w:val="nil"/>
           <w:bottom w:val="nil"/>
           <w:right w:val="nil"/>
@@ -13847,7 +13775,7 @@
           <w:top w:val="nil"/>
           <w:left w:val="nil"/>
           <w:bottom w:val="nil"/>
-          <w:right w:val="single" w:sz="18" w:space="0" w:color="FFFFFF" w:themeColor="background1"/>
+          <w:right w:val="single" w:color="FFFFFF" w:themeColor="background1" w:sz="18" w:space="0"/>
           <w:insideH w:val="nil"/>
           <w:insideV w:val="nil"/>
         </w:tcBorders>
@@ -13859,7 +13787,7 @@
       <w:tcPr>
         <w:tcBorders>
           <w:top w:val="nil"/>
-          <w:left w:val="single" w:sz="18" w:space="0" w:color="FFFFFF" w:themeColor="background1"/>
+          <w:left w:val="single" w:color="FFFFFF" w:themeColor="background1" w:sz="18" w:space="0"/>
           <w:bottom w:val="nil"/>
           <w:right w:val="nil"/>
           <w:insideH w:val="nil"/>
@@ -13932,7 +13860,7 @@
         <w:tcBorders>
           <w:top w:val="nil"/>
           <w:left w:val="nil"/>
-          <w:bottom w:val="single" w:sz="18" w:space="0" w:color="FFFFFF" w:themeColor="background1"/>
+          <w:bottom w:val="single" w:color="FFFFFF" w:themeColor="background1" w:sz="18" w:space="0"/>
           <w:right w:val="nil"/>
           <w:insideH w:val="nil"/>
           <w:insideV w:val="nil"/>
@@ -13944,7 +13872,7 @@
       <w:tblPr/>
       <w:tcPr>
         <w:tcBorders>
-          <w:top w:val="single" w:sz="18" w:space="0" w:color="FFFFFF" w:themeColor="background1"/>
+          <w:top w:val="single" w:color="FFFFFF" w:themeColor="background1" w:sz="18" w:space="0"/>
           <w:left w:val="nil"/>
           <w:bottom w:val="nil"/>
           <w:right w:val="nil"/>
@@ -13961,7 +13889,7 @@
           <w:top w:val="nil"/>
           <w:left w:val="nil"/>
           <w:bottom w:val="nil"/>
-          <w:right w:val="single" w:sz="18" w:space="0" w:color="FFFFFF" w:themeColor="background1"/>
+          <w:right w:val="single" w:color="FFFFFF" w:themeColor="background1" w:sz="18" w:space="0"/>
           <w:insideH w:val="nil"/>
           <w:insideV w:val="nil"/>
         </w:tcBorders>
@@ -13973,7 +13901,7 @@
       <w:tcPr>
         <w:tcBorders>
           <w:top w:val="nil"/>
-          <w:left w:val="single" w:sz="18" w:space="0" w:color="FFFFFF" w:themeColor="background1"/>
+          <w:left w:val="single" w:color="FFFFFF" w:themeColor="background1" w:sz="18" w:space="0"/>
           <w:bottom w:val="nil"/>
           <w:right w:val="nil"/>
           <w:insideH w:val="nil"/>
@@ -14046,7 +13974,7 @@
         <w:tcBorders>
           <w:top w:val="nil"/>
           <w:left w:val="nil"/>
-          <w:bottom w:val="single" w:sz="18" w:space="0" w:color="FFFFFF" w:themeColor="background1"/>
+          <w:bottom w:val="single" w:color="FFFFFF" w:themeColor="background1" w:sz="18" w:space="0"/>
           <w:right w:val="nil"/>
           <w:insideH w:val="nil"/>
           <w:insideV w:val="nil"/>
@@ -14058,7 +13986,7 @@
       <w:tblPr/>
       <w:tcPr>
         <w:tcBorders>
-          <w:top w:val="single" w:sz="18" w:space="0" w:color="FFFFFF" w:themeColor="background1"/>
+          <w:top w:val="single" w:color="FFFFFF" w:themeColor="background1" w:sz="18" w:space="0"/>
           <w:left w:val="nil"/>
           <w:bottom w:val="nil"/>
           <w:right w:val="nil"/>
@@ -14075,7 +14003,7 @@
           <w:top w:val="nil"/>
           <w:left w:val="nil"/>
           <w:bottom w:val="nil"/>
-          <w:right w:val="single" w:sz="18" w:space="0" w:color="FFFFFF" w:themeColor="background1"/>
+          <w:right w:val="single" w:color="FFFFFF" w:themeColor="background1" w:sz="18" w:space="0"/>
           <w:insideH w:val="nil"/>
           <w:insideV w:val="nil"/>
         </w:tcBorders>
@@ -14087,7 +14015,7 @@
       <w:tcPr>
         <w:tcBorders>
           <w:top w:val="nil"/>
-          <w:left w:val="single" w:sz="18" w:space="0" w:color="FFFFFF" w:themeColor="background1"/>
+          <w:left w:val="single" w:color="FFFFFF" w:themeColor="background1" w:sz="18" w:space="0"/>
           <w:bottom w:val="nil"/>
           <w:right w:val="nil"/>
           <w:insideH w:val="nil"/>
@@ -14160,7 +14088,7 @@
         <w:tcBorders>
           <w:top w:val="nil"/>
           <w:left w:val="nil"/>
-          <w:bottom w:val="single" w:sz="18" w:space="0" w:color="FFFFFF" w:themeColor="background1"/>
+          <w:bottom w:val="single" w:color="FFFFFF" w:themeColor="background1" w:sz="18" w:space="0"/>
           <w:right w:val="nil"/>
           <w:insideH w:val="nil"/>
           <w:insideV w:val="nil"/>
@@ -14172,7 +14100,7 @@
       <w:tblPr/>
       <w:tcPr>
         <w:tcBorders>
-          <w:top w:val="single" w:sz="18" w:space="0" w:color="FFFFFF" w:themeColor="background1"/>
+          <w:top w:val="single" w:color="FFFFFF" w:themeColor="background1" w:sz="18" w:space="0"/>
           <w:left w:val="nil"/>
           <w:bottom w:val="nil"/>
           <w:right w:val="nil"/>
@@ -14189,7 +14117,7 @@
           <w:top w:val="nil"/>
           <w:left w:val="nil"/>
           <w:bottom w:val="nil"/>
-          <w:right w:val="single" w:sz="18" w:space="0" w:color="FFFFFF" w:themeColor="background1"/>
+          <w:right w:val="single" w:color="FFFFFF" w:themeColor="background1" w:sz="18" w:space="0"/>
           <w:insideH w:val="nil"/>
           <w:insideV w:val="nil"/>
         </w:tcBorders>
@@ -14201,7 +14129,7 @@
       <w:tcPr>
         <w:tcBorders>
           <w:top w:val="nil"/>
-          <w:left w:val="single" w:sz="18" w:space="0" w:color="FFFFFF" w:themeColor="background1"/>
+          <w:left w:val="single" w:color="FFFFFF" w:themeColor="background1" w:sz="18" w:space="0"/>
           <w:bottom w:val="nil"/>
           <w:right w:val="nil"/>
           <w:insideH w:val="nil"/>
@@ -14255,12 +14183,12 @@
       <w:tblStyleColBandSize w:val="1"/>
       <w:tblInd w:w="0" w:type="dxa"/>
       <w:tblBorders>
-        <w:top w:val="single" w:sz="24" w:space="0" w:color="C0504D" w:themeColor="accent2"/>
-        <w:left w:val="single" w:sz="4" w:space="0" w:color="000000" w:themeColor="text1"/>
-        <w:bottom w:val="single" w:sz="4" w:space="0" w:color="000000" w:themeColor="text1"/>
-        <w:right w:val="single" w:sz="4" w:space="0" w:color="000000" w:themeColor="text1"/>
-        <w:insideH w:val="single" w:sz="4" w:space="0" w:color="FFFFFF" w:themeColor="background1"/>
-        <w:insideV w:val="single" w:sz="4" w:space="0" w:color="FFFFFF" w:themeColor="background1"/>
+        <w:top w:val="single" w:color="C0504D" w:themeColor="accent2" w:sz="24" w:space="0"/>
+        <w:left w:val="single" w:color="000000" w:themeColor="text1" w:sz="4" w:space="0"/>
+        <w:bottom w:val="single" w:color="000000" w:themeColor="text1" w:sz="4" w:space="0"/>
+        <w:right w:val="single" w:color="000000" w:themeColor="text1" w:sz="4" w:space="0"/>
+        <w:insideH w:val="single" w:color="FFFFFF" w:themeColor="background1" w:sz="4" w:space="0"/>
+        <w:insideV w:val="single" w:color="FFFFFF" w:themeColor="background1" w:sz="4" w:space="0"/>
       </w:tblBorders>
       <w:tblCellMar>
         <w:top w:w="0" w:type="dxa"/>
@@ -14282,7 +14210,7 @@
         <w:tcBorders>
           <w:top w:val="nil"/>
           <w:left w:val="nil"/>
-          <w:bottom w:val="single" w:sz="24" w:space="0" w:color="C0504D" w:themeColor="accent2"/>
+          <w:bottom w:val="single" w:color="C0504D" w:themeColor="accent2" w:sz="24" w:space="0"/>
           <w:right w:val="nil"/>
           <w:insideH w:val="nil"/>
           <w:insideV w:val="nil"/>
@@ -14299,7 +14227,7 @@
       <w:tblPr/>
       <w:tcPr>
         <w:tcBorders>
-          <w:top w:val="single" w:sz="6" w:space="0" w:color="FFFFFF" w:themeColor="background1"/>
+          <w:top w:val="single" w:color="FFFFFF" w:themeColor="background1" w:sz="6" w:space="0"/>
         </w:tcBorders>
         <w:shd w:val="clear" w:color="auto" w:fill="000000" w:themeFill="text1" w:themeFillShade="99"/>
       </w:tcPr>
@@ -14315,7 +14243,7 @@
           <w:left w:val="nil"/>
           <w:bottom w:val="nil"/>
           <w:right w:val="nil"/>
-          <w:insideH w:val="single" w:sz="4" w:space="0" w:color="000000" w:themeColor="text1" w:themeShade="99"/>
+          <w:insideH w:val="single" w:color="000000" w:themeColor="text1" w:themeShade="99" w:sz="4" w:space="0"/>
           <w:insideV w:val="nil"/>
         </w:tcBorders>
         <w:shd w:val="clear" w:color="auto" w:fill="000000" w:themeFill="text1" w:themeFillShade="99"/>
@@ -14377,12 +14305,12 @@
       <w:tblStyleColBandSize w:val="1"/>
       <w:tblInd w:w="0" w:type="dxa"/>
       <w:tblBorders>
-        <w:top w:val="single" w:sz="24" w:space="0" w:color="C0504D" w:themeColor="accent2"/>
-        <w:left w:val="single" w:sz="4" w:space="0" w:color="4F81BD" w:themeColor="accent1"/>
-        <w:bottom w:val="single" w:sz="4" w:space="0" w:color="4F81BD" w:themeColor="accent1"/>
-        <w:right w:val="single" w:sz="4" w:space="0" w:color="4F81BD" w:themeColor="accent1"/>
-        <w:insideH w:val="single" w:sz="4" w:space="0" w:color="FFFFFF" w:themeColor="background1"/>
-        <w:insideV w:val="single" w:sz="4" w:space="0" w:color="FFFFFF" w:themeColor="background1"/>
+        <w:top w:val="single" w:color="C0504D" w:themeColor="accent2" w:sz="24" w:space="0"/>
+        <w:left w:val="single" w:color="4F81BD" w:themeColor="accent1" w:sz="4" w:space="0"/>
+        <w:bottom w:val="single" w:color="4F81BD" w:themeColor="accent1" w:sz="4" w:space="0"/>
+        <w:right w:val="single" w:color="4F81BD" w:themeColor="accent1" w:sz="4" w:space="0"/>
+        <w:insideH w:val="single" w:color="FFFFFF" w:themeColor="background1" w:sz="4" w:space="0"/>
+        <w:insideV w:val="single" w:color="FFFFFF" w:themeColor="background1" w:sz="4" w:space="0"/>
       </w:tblBorders>
       <w:tblCellMar>
         <w:top w:w="0" w:type="dxa"/>
@@ -14404,7 +14332,7 @@
         <w:tcBorders>
           <w:top w:val="nil"/>
           <w:left w:val="nil"/>
-          <w:bottom w:val="single" w:sz="24" w:space="0" w:color="C0504D" w:themeColor="accent2"/>
+          <w:bottom w:val="single" w:color="C0504D" w:themeColor="accent2" w:sz="24" w:space="0"/>
           <w:right w:val="nil"/>
           <w:insideH w:val="nil"/>
           <w:insideV w:val="nil"/>
@@ -14421,7 +14349,7 @@
       <w:tblPr/>
       <w:tcPr>
         <w:tcBorders>
-          <w:top w:val="single" w:sz="6" w:space="0" w:color="FFFFFF" w:themeColor="background1"/>
+          <w:top w:val="single" w:color="FFFFFF" w:themeColor="background1" w:sz="6" w:space="0"/>
         </w:tcBorders>
         <w:shd w:val="clear" w:color="auto" w:fill="2C4C74" w:themeFill="accent1" w:themeFillShade="99"/>
       </w:tcPr>
@@ -14437,7 +14365,7 @@
           <w:left w:val="nil"/>
           <w:bottom w:val="nil"/>
           <w:right w:val="nil"/>
-          <w:insideH w:val="single" w:sz="4" w:space="0" w:color="2C4C74" w:themeColor="accent1" w:themeShade="99"/>
+          <w:insideH w:val="single" w:color="2C4C74" w:themeColor="accent1" w:themeShade="99" w:sz="4" w:space="0"/>
           <w:insideV w:val="nil"/>
         </w:tcBorders>
         <w:shd w:val="clear" w:color="auto" w:fill="2C4C74" w:themeFill="accent1" w:themeFillShade="99"/>
@@ -14499,12 +14427,12 @@
       <w:tblStyleColBandSize w:val="1"/>
       <w:tblInd w:w="0" w:type="dxa"/>
       <w:tblBorders>
-        <w:top w:val="single" w:sz="24" w:space="0" w:color="C0504D" w:themeColor="accent2"/>
-        <w:left w:val="single" w:sz="4" w:space="0" w:color="C0504D" w:themeColor="accent2"/>
-        <w:bottom w:val="single" w:sz="4" w:space="0" w:color="C0504D" w:themeColor="accent2"/>
-        <w:right w:val="single" w:sz="4" w:space="0" w:color="C0504D" w:themeColor="accent2"/>
-        <w:insideH w:val="single" w:sz="4" w:space="0" w:color="FFFFFF" w:themeColor="background1"/>
-        <w:insideV w:val="single" w:sz="4" w:space="0" w:color="FFFFFF" w:themeColor="background1"/>
+        <w:top w:val="single" w:color="C0504D" w:themeColor="accent2" w:sz="24" w:space="0"/>
+        <w:left w:val="single" w:color="C0504D" w:themeColor="accent2" w:sz="4" w:space="0"/>
+        <w:bottom w:val="single" w:color="C0504D" w:themeColor="accent2" w:sz="4" w:space="0"/>
+        <w:right w:val="single" w:color="C0504D" w:themeColor="accent2" w:sz="4" w:space="0"/>
+        <w:insideH w:val="single" w:color="FFFFFF" w:themeColor="background1" w:sz="4" w:space="0"/>
+        <w:insideV w:val="single" w:color="FFFFFF" w:themeColor="background1" w:sz="4" w:space="0"/>
       </w:tblBorders>
       <w:tblCellMar>
         <w:top w:w="0" w:type="dxa"/>
@@ -14526,7 +14454,7 @@
         <w:tcBorders>
           <w:top w:val="nil"/>
           <w:left w:val="nil"/>
-          <w:bottom w:val="single" w:sz="24" w:space="0" w:color="C0504D" w:themeColor="accent2"/>
+          <w:bottom w:val="single" w:color="C0504D" w:themeColor="accent2" w:sz="24" w:space="0"/>
           <w:right w:val="nil"/>
           <w:insideH w:val="nil"/>
           <w:insideV w:val="nil"/>
@@ -14543,7 +14471,7 @@
       <w:tblPr/>
       <w:tcPr>
         <w:tcBorders>
-          <w:top w:val="single" w:sz="6" w:space="0" w:color="FFFFFF" w:themeColor="background1"/>
+          <w:top w:val="single" w:color="FFFFFF" w:themeColor="background1" w:sz="6" w:space="0"/>
         </w:tcBorders>
         <w:shd w:val="clear" w:color="auto" w:fill="772C2A" w:themeFill="accent2" w:themeFillShade="99"/>
       </w:tcPr>
@@ -14559,7 +14487,7 @@
           <w:left w:val="nil"/>
           <w:bottom w:val="nil"/>
           <w:right w:val="nil"/>
-          <w:insideH w:val="single" w:sz="4" w:space="0" w:color="772C2A" w:themeColor="accent2" w:themeShade="99"/>
+          <w:insideH w:val="single" w:color="772C2A" w:themeColor="accent2" w:themeShade="99" w:sz="4" w:space="0"/>
           <w:insideV w:val="nil"/>
         </w:tcBorders>
         <w:shd w:val="clear" w:color="auto" w:fill="772C2A" w:themeFill="accent2" w:themeFillShade="99"/>
@@ -14621,12 +14549,12 @@
       <w:tblStyleColBandSize w:val="1"/>
       <w:tblInd w:w="0" w:type="dxa"/>
       <w:tblBorders>
-        <w:top w:val="single" w:sz="24" w:space="0" w:color="8064A2" w:themeColor="accent4"/>
-        <w:left w:val="single" w:sz="4" w:space="0" w:color="9BBB59" w:themeColor="accent3"/>
-        <w:bottom w:val="single" w:sz="4" w:space="0" w:color="9BBB59" w:themeColor="accent3"/>
-        <w:right w:val="single" w:sz="4" w:space="0" w:color="9BBB59" w:themeColor="accent3"/>
-        <w:insideH w:val="single" w:sz="4" w:space="0" w:color="FFFFFF" w:themeColor="background1"/>
-        <w:insideV w:val="single" w:sz="4" w:space="0" w:color="FFFFFF" w:themeColor="background1"/>
+        <w:top w:val="single" w:color="8064A2" w:themeColor="accent4" w:sz="24" w:space="0"/>
+        <w:left w:val="single" w:color="9BBB59" w:themeColor="accent3" w:sz="4" w:space="0"/>
+        <w:bottom w:val="single" w:color="9BBB59" w:themeColor="accent3" w:sz="4" w:space="0"/>
+        <w:right w:val="single" w:color="9BBB59" w:themeColor="accent3" w:sz="4" w:space="0"/>
+        <w:insideH w:val="single" w:color="FFFFFF" w:themeColor="background1" w:sz="4" w:space="0"/>
+        <w:insideV w:val="single" w:color="FFFFFF" w:themeColor="background1" w:sz="4" w:space="0"/>
       </w:tblBorders>
       <w:tblCellMar>
         <w:top w:w="0" w:type="dxa"/>
@@ -14648,7 +14576,7 @@
         <w:tcBorders>
           <w:top w:val="nil"/>
           <w:left w:val="nil"/>
-          <w:bottom w:val="single" w:sz="24" w:space="0" w:color="8064A2" w:themeColor="accent4"/>
+          <w:bottom w:val="single" w:color="8064A2" w:themeColor="accent4" w:sz="24" w:space="0"/>
           <w:right w:val="nil"/>
           <w:insideH w:val="nil"/>
           <w:insideV w:val="nil"/>
@@ -14665,7 +14593,7 @@
       <w:tblPr/>
       <w:tcPr>
         <w:tcBorders>
-          <w:top w:val="single" w:sz="6" w:space="0" w:color="FFFFFF" w:themeColor="background1"/>
+          <w:top w:val="single" w:color="FFFFFF" w:themeColor="background1" w:sz="6" w:space="0"/>
         </w:tcBorders>
         <w:shd w:val="clear" w:color="auto" w:fill="5E7530" w:themeFill="accent3" w:themeFillShade="99"/>
       </w:tcPr>
@@ -14681,7 +14609,7 @@
           <w:left w:val="nil"/>
           <w:bottom w:val="nil"/>
           <w:right w:val="nil"/>
-          <w:insideH w:val="single" w:sz="4" w:space="0" w:color="5E7530" w:themeColor="accent3" w:themeShade="99"/>
+          <w:insideH w:val="single" w:color="5E7530" w:themeColor="accent3" w:themeShade="99" w:sz="4" w:space="0"/>
           <w:insideV w:val="nil"/>
         </w:tcBorders>
         <w:shd w:val="clear" w:color="auto" w:fill="5E7530" w:themeFill="accent3" w:themeFillShade="99"/>
@@ -14733,12 +14661,12 @@
       <w:tblStyleColBandSize w:val="1"/>
       <w:tblInd w:w="0" w:type="dxa"/>
       <w:tblBorders>
-        <w:top w:val="single" w:sz="24" w:space="0" w:color="9BBB59" w:themeColor="accent3"/>
-        <w:left w:val="single" w:sz="4" w:space="0" w:color="8064A2" w:themeColor="accent4"/>
-        <w:bottom w:val="single" w:sz="4" w:space="0" w:color="8064A2" w:themeColor="accent4"/>
-        <w:right w:val="single" w:sz="4" w:space="0" w:color="8064A2" w:themeColor="accent4"/>
-        <w:insideH w:val="single" w:sz="4" w:space="0" w:color="FFFFFF" w:themeColor="background1"/>
-        <w:insideV w:val="single" w:sz="4" w:space="0" w:color="FFFFFF" w:themeColor="background1"/>
+        <w:top w:val="single" w:color="9BBB59" w:themeColor="accent3" w:sz="24" w:space="0"/>
+        <w:left w:val="single" w:color="8064A2" w:themeColor="accent4" w:sz="4" w:space="0"/>
+        <w:bottom w:val="single" w:color="8064A2" w:themeColor="accent4" w:sz="4" w:space="0"/>
+        <w:right w:val="single" w:color="8064A2" w:themeColor="accent4" w:sz="4" w:space="0"/>
+        <w:insideH w:val="single" w:color="FFFFFF" w:themeColor="background1" w:sz="4" w:space="0"/>
+        <w:insideV w:val="single" w:color="FFFFFF" w:themeColor="background1" w:sz="4" w:space="0"/>
       </w:tblBorders>
       <w:tblCellMar>
         <w:top w:w="0" w:type="dxa"/>
@@ -14760,7 +14688,7 @@
         <w:tcBorders>
           <w:top w:val="nil"/>
           <w:left w:val="nil"/>
-          <w:bottom w:val="single" w:sz="24" w:space="0" w:color="9BBB59" w:themeColor="accent3"/>
+          <w:bottom w:val="single" w:color="9BBB59" w:themeColor="accent3" w:sz="24" w:space="0"/>
           <w:right w:val="nil"/>
           <w:insideH w:val="nil"/>
           <w:insideV w:val="nil"/>
@@ -14777,7 +14705,7 @@
       <w:tblPr/>
       <w:tcPr>
         <w:tcBorders>
-          <w:top w:val="single" w:sz="6" w:space="0" w:color="FFFFFF" w:themeColor="background1"/>
+          <w:top w:val="single" w:color="FFFFFF" w:themeColor="background1" w:sz="6" w:space="0"/>
         </w:tcBorders>
         <w:shd w:val="clear" w:color="auto" w:fill="4C3B62" w:themeFill="accent4" w:themeFillShade="99"/>
       </w:tcPr>
@@ -14793,7 +14721,7 @@
           <w:left w:val="nil"/>
           <w:bottom w:val="nil"/>
           <w:right w:val="nil"/>
-          <w:insideH w:val="single" w:sz="4" w:space="0" w:color="4C3B62" w:themeColor="accent4" w:themeShade="99"/>
+          <w:insideH w:val="single" w:color="4C3B62" w:themeColor="accent4" w:themeShade="99" w:sz="4" w:space="0"/>
           <w:insideV w:val="nil"/>
         </w:tcBorders>
         <w:shd w:val="clear" w:color="auto" w:fill="4C3B62" w:themeFill="accent4" w:themeFillShade="99"/>
@@ -14855,12 +14783,12 @@
       <w:tblStyleColBandSize w:val="1"/>
       <w:tblInd w:w="0" w:type="dxa"/>
       <w:tblBorders>
-        <w:top w:val="single" w:sz="24" w:space="0" w:color="F79646" w:themeColor="accent6"/>
-        <w:left w:val="single" w:sz="4" w:space="0" w:color="4BACC6" w:themeColor="accent5"/>
-        <w:bottom w:val="single" w:sz="4" w:space="0" w:color="4BACC6" w:themeColor="accent5"/>
-        <w:right w:val="single" w:sz="4" w:space="0" w:color="4BACC6" w:themeColor="accent5"/>
-        <w:insideH w:val="single" w:sz="4" w:space="0" w:color="FFFFFF" w:themeColor="background1"/>
-        <w:insideV w:val="single" w:sz="4" w:space="0" w:color="FFFFFF" w:themeColor="background1"/>
+        <w:top w:val="single" w:color="F79646" w:themeColor="accent6" w:sz="24" w:space="0"/>
+        <w:left w:val="single" w:color="4BACC6" w:themeColor="accent5" w:sz="4" w:space="0"/>
+        <w:bottom w:val="single" w:color="4BACC6" w:themeColor="accent5" w:sz="4" w:space="0"/>
+        <w:right w:val="single" w:color="4BACC6" w:themeColor="accent5" w:sz="4" w:space="0"/>
+        <w:insideH w:val="single" w:color="FFFFFF" w:themeColor="background1" w:sz="4" w:space="0"/>
+        <w:insideV w:val="single" w:color="FFFFFF" w:themeColor="background1" w:sz="4" w:space="0"/>
       </w:tblBorders>
       <w:tblCellMar>
         <w:top w:w="0" w:type="dxa"/>
@@ -14882,7 +14810,7 @@
         <w:tcBorders>
           <w:top w:val="nil"/>
           <w:left w:val="nil"/>
-          <w:bottom w:val="single" w:sz="24" w:space="0" w:color="F79646" w:themeColor="accent6"/>
+          <w:bottom w:val="single" w:color="F79646" w:themeColor="accent6" w:sz="24" w:space="0"/>
           <w:right w:val="nil"/>
           <w:insideH w:val="nil"/>
           <w:insideV w:val="nil"/>
@@ -14899,7 +14827,7 @@
       <w:tblPr/>
       <w:tcPr>
         <w:tcBorders>
-          <w:top w:val="single" w:sz="6" w:space="0" w:color="FFFFFF" w:themeColor="background1"/>
+          <w:top w:val="single" w:color="FFFFFF" w:themeColor="background1" w:sz="6" w:space="0"/>
         </w:tcBorders>
         <w:shd w:val="clear" w:color="auto" w:fill="276A7C" w:themeFill="accent5" w:themeFillShade="99"/>
       </w:tcPr>
@@ -14915,7 +14843,7 @@
           <w:left w:val="nil"/>
           <w:bottom w:val="nil"/>
           <w:right w:val="nil"/>
-          <w:insideH w:val="single" w:sz="4" w:space="0" w:color="276A7C" w:themeColor="accent5" w:themeShade="99"/>
+          <w:insideH w:val="single" w:color="276A7C" w:themeColor="accent5" w:themeShade="99" w:sz="4" w:space="0"/>
           <w:insideV w:val="nil"/>
         </w:tcBorders>
         <w:shd w:val="clear" w:color="auto" w:fill="276A7C" w:themeFill="accent5" w:themeFillShade="99"/>
@@ -14977,12 +14905,12 @@
       <w:tblStyleColBandSize w:val="1"/>
       <w:tblInd w:w="0" w:type="dxa"/>
       <w:tblBorders>
-        <w:top w:val="single" w:sz="24" w:space="0" w:color="4BACC6" w:themeColor="accent5"/>
-        <w:left w:val="single" w:sz="4" w:space="0" w:color="F79646" w:themeColor="accent6"/>
-        <w:bottom w:val="single" w:sz="4" w:space="0" w:color="F79646" w:themeColor="accent6"/>
-        <w:right w:val="single" w:sz="4" w:space="0" w:color="F79646" w:themeColor="accent6"/>
-        <w:insideH w:val="single" w:sz="4" w:space="0" w:color="FFFFFF" w:themeColor="background1"/>
-        <w:insideV w:val="single" w:sz="4" w:space="0" w:color="FFFFFF" w:themeColor="background1"/>
+        <w:top w:val="single" w:color="4BACC6" w:themeColor="accent5" w:sz="24" w:space="0"/>
+        <w:left w:val="single" w:color="F79646" w:themeColor="accent6" w:sz="4" w:space="0"/>
+        <w:bottom w:val="single" w:color="F79646" w:themeColor="accent6" w:sz="4" w:space="0"/>
+        <w:right w:val="single" w:color="F79646" w:themeColor="accent6" w:sz="4" w:space="0"/>
+        <w:insideH w:val="single" w:color="FFFFFF" w:themeColor="background1" w:sz="4" w:space="0"/>
+        <w:insideV w:val="single" w:color="FFFFFF" w:themeColor="background1" w:sz="4" w:space="0"/>
       </w:tblBorders>
       <w:tblCellMar>
         <w:top w:w="0" w:type="dxa"/>
@@ -15004,7 +14932,7 @@
         <w:tcBorders>
           <w:top w:val="nil"/>
           <w:left w:val="nil"/>
-          <w:bottom w:val="single" w:sz="24" w:space="0" w:color="4BACC6" w:themeColor="accent5"/>
+          <w:bottom w:val="single" w:color="4BACC6" w:themeColor="accent5" w:sz="24" w:space="0"/>
           <w:right w:val="nil"/>
           <w:insideH w:val="nil"/>
           <w:insideV w:val="nil"/>
@@ -15021,7 +14949,7 @@
       <w:tblPr/>
       <w:tcPr>
         <w:tcBorders>
-          <w:top w:val="single" w:sz="6" w:space="0" w:color="FFFFFF" w:themeColor="background1"/>
+          <w:top w:val="single" w:color="FFFFFF" w:themeColor="background1" w:sz="6" w:space="0"/>
         </w:tcBorders>
         <w:shd w:val="clear" w:color="auto" w:fill="B65608" w:themeFill="accent6" w:themeFillShade="99"/>
       </w:tcPr>
@@ -15037,7 +14965,7 @@
           <w:left w:val="nil"/>
           <w:bottom w:val="nil"/>
           <w:right w:val="nil"/>
-          <w:insideH w:val="single" w:sz="4" w:space="0" w:color="B65608" w:themeColor="accent6" w:themeShade="99"/>
+          <w:insideH w:val="single" w:color="B65608" w:themeColor="accent6" w:themeShade="99" w:sz="4" w:space="0"/>
           <w:insideV w:val="nil"/>
         </w:tcBorders>
         <w:shd w:val="clear" w:color="auto" w:fill="B65608" w:themeFill="accent6" w:themeFillShade="99"/>
@@ -15117,7 +15045,7 @@
       <w:tblPr/>
       <w:tcPr>
         <w:tcBorders>
-          <w:bottom w:val="single" w:sz="12" w:space="0" w:color="FFFFFF" w:themeColor="background1"/>
+          <w:bottom w:val="single" w:color="FFFFFF" w:themeColor="background1" w:sz="12" w:space="0"/>
         </w:tcBorders>
         <w:shd w:val="clear" w:color="auto" w:fill="9E3A38" w:themeFill="accent2" w:themeFillShade="CC"/>
       </w:tcPr>
@@ -15131,7 +15059,7 @@
       <w:tblPr/>
       <w:tcPr>
         <w:tcBorders>
-          <w:top w:val="single" w:sz="12" w:space="0" w:color="000000" w:themeColor="text1"/>
+          <w:top w:val="single" w:color="000000" w:themeColor="text1" w:sz="12" w:space="0"/>
         </w:tcBorders>
         <w:shd w:val="clear" w:color="auto" w:fill="FFFFFF" w:themeFill="background1"/>
       </w:tcPr>
@@ -15203,7 +15131,7 @@
       <w:tblPr/>
       <w:tcPr>
         <w:tcBorders>
-          <w:bottom w:val="single" w:sz="12" w:space="0" w:color="FFFFFF" w:themeColor="background1"/>
+          <w:bottom w:val="single" w:color="FFFFFF" w:themeColor="background1" w:sz="12" w:space="0"/>
         </w:tcBorders>
         <w:shd w:val="clear" w:color="auto" w:fill="9E3A38" w:themeFill="accent2" w:themeFillShade="CC"/>
       </w:tcPr>
@@ -15217,7 +15145,7 @@
       <w:tblPr/>
       <w:tcPr>
         <w:tcBorders>
-          <w:top w:val="single" w:sz="12" w:space="0" w:color="000000" w:themeColor="text1"/>
+          <w:top w:val="single" w:color="000000" w:themeColor="text1" w:sz="12" w:space="0"/>
         </w:tcBorders>
         <w:shd w:val="clear" w:color="auto" w:fill="FFFFFF" w:themeFill="background1"/>
       </w:tcPr>
@@ -15289,7 +15217,7 @@
       <w:tblPr/>
       <w:tcPr>
         <w:tcBorders>
-          <w:bottom w:val="single" w:sz="12" w:space="0" w:color="FFFFFF" w:themeColor="background1"/>
+          <w:bottom w:val="single" w:color="FFFFFF" w:themeColor="background1" w:sz="12" w:space="0"/>
         </w:tcBorders>
         <w:shd w:val="clear" w:color="auto" w:fill="9E3A38" w:themeFill="accent2" w:themeFillShade="CC"/>
       </w:tcPr>
@@ -15303,7 +15231,7 @@
       <w:tblPr/>
       <w:tcPr>
         <w:tcBorders>
-          <w:top w:val="single" w:sz="12" w:space="0" w:color="000000" w:themeColor="text1"/>
+          <w:top w:val="single" w:color="000000" w:themeColor="text1" w:sz="12" w:space="0"/>
         </w:tcBorders>
         <w:shd w:val="clear" w:color="auto" w:fill="FFFFFF" w:themeFill="background1"/>
       </w:tcPr>
@@ -15375,7 +15303,7 @@
       <w:tblPr/>
       <w:tcPr>
         <w:tcBorders>
-          <w:bottom w:val="single" w:sz="12" w:space="0" w:color="FFFFFF" w:themeColor="background1"/>
+          <w:bottom w:val="single" w:color="FFFFFF" w:themeColor="background1" w:sz="12" w:space="0"/>
         </w:tcBorders>
         <w:shd w:val="clear" w:color="auto" w:fill="664E82" w:themeFill="accent4" w:themeFillShade="CC"/>
       </w:tcPr>
@@ -15389,7 +15317,7 @@
       <w:tblPr/>
       <w:tcPr>
         <w:tcBorders>
-          <w:top w:val="single" w:sz="12" w:space="0" w:color="000000" w:themeColor="text1"/>
+          <w:top w:val="single" w:color="000000" w:themeColor="text1" w:sz="12" w:space="0"/>
         </w:tcBorders>
         <w:shd w:val="clear" w:color="auto" w:fill="FFFFFF" w:themeFill="background1"/>
       </w:tcPr>
@@ -15461,7 +15389,7 @@
       <w:tblPr/>
       <w:tcPr>
         <w:tcBorders>
-          <w:bottom w:val="single" w:sz="12" w:space="0" w:color="FFFFFF" w:themeColor="background1"/>
+          <w:bottom w:val="single" w:color="FFFFFF" w:themeColor="background1" w:sz="12" w:space="0"/>
         </w:tcBorders>
         <w:shd w:val="clear" w:color="auto" w:fill="7E9C40" w:themeFill="accent3" w:themeFillShade="CC"/>
       </w:tcPr>
@@ -15475,7 +15403,7 @@
       <w:tblPr/>
       <w:tcPr>
         <w:tcBorders>
-          <w:top w:val="single" w:sz="12" w:space="0" w:color="000000" w:themeColor="text1"/>
+          <w:top w:val="single" w:color="000000" w:themeColor="text1" w:sz="12" w:space="0"/>
         </w:tcBorders>
         <w:shd w:val="clear" w:color="auto" w:fill="FFFFFF" w:themeFill="background1"/>
       </w:tcPr>
@@ -15547,7 +15475,7 @@
       <w:tblPr/>
       <w:tcPr>
         <w:tcBorders>
-          <w:bottom w:val="single" w:sz="12" w:space="0" w:color="FFFFFF" w:themeColor="background1"/>
+          <w:bottom w:val="single" w:color="FFFFFF" w:themeColor="background1" w:sz="12" w:space="0"/>
         </w:tcBorders>
         <w:shd w:val="clear" w:color="auto" w:fill="F2730A" w:themeFill="accent6" w:themeFillShade="CC"/>
       </w:tcPr>
@@ -15561,7 +15489,7 @@
       <w:tblPr/>
       <w:tcPr>
         <w:tcBorders>
-          <w:top w:val="single" w:sz="12" w:space="0" w:color="000000" w:themeColor="text1"/>
+          <w:top w:val="single" w:color="000000" w:themeColor="text1" w:sz="12" w:space="0"/>
         </w:tcBorders>
         <w:shd w:val="clear" w:color="auto" w:fill="FFFFFF" w:themeFill="background1"/>
       </w:tcPr>
@@ -15633,7 +15561,7 @@
       <w:tblPr/>
       <w:tcPr>
         <w:tcBorders>
-          <w:bottom w:val="single" w:sz="12" w:space="0" w:color="FFFFFF" w:themeColor="background1"/>
+          <w:bottom w:val="single" w:color="FFFFFF" w:themeColor="background1" w:sz="12" w:space="0"/>
         </w:tcBorders>
         <w:shd w:val="clear" w:color="auto" w:fill="348DA5" w:themeFill="accent5" w:themeFillShade="CC"/>
       </w:tcPr>
@@ -15647,7 +15575,7 @@
       <w:tblPr/>
       <w:tcPr>
         <w:tcBorders>
-          <w:top w:val="single" w:sz="12" w:space="0" w:color="000000" w:themeColor="text1"/>
+          <w:top w:val="single" w:color="000000" w:themeColor="text1" w:sz="12" w:space="0"/>
         </w:tcBorders>
         <w:shd w:val="clear" w:color="auto" w:fill="FFFFFF" w:themeFill="background1"/>
       </w:tcPr>
@@ -15701,7 +15629,7 @@
       <w:tblStyleColBandSize w:val="1"/>
       <w:tblInd w:w="0" w:type="dxa"/>
       <w:tblBorders>
-        <w:insideH w:val="single" w:sz="4" w:space="0" w:color="FFFFFF" w:themeColor="background1"/>
+        <w:insideH w:val="single" w:color="FFFFFF" w:themeColor="background1" w:sz="4" w:space="0"/>
       </w:tblBorders>
       <w:tblCellMar>
         <w:top w:w="0" w:type="dxa"/>
@@ -15781,7 +15709,7 @@
       <w:tblStyleColBandSize w:val="1"/>
       <w:tblInd w:w="0" w:type="dxa"/>
       <w:tblBorders>
-        <w:insideH w:val="single" w:sz="4" w:space="0" w:color="FFFFFF" w:themeColor="background1"/>
+        <w:insideH w:val="single" w:color="FFFFFF" w:themeColor="background1" w:sz="4" w:space="0"/>
       </w:tblBorders>
       <w:tblCellMar>
         <w:top w:w="0" w:type="dxa"/>
@@ -15861,7 +15789,7 @@
       <w:tblStyleColBandSize w:val="1"/>
       <w:tblInd w:w="0" w:type="dxa"/>
       <w:tblBorders>
-        <w:insideH w:val="single" w:sz="4" w:space="0" w:color="FFFFFF" w:themeColor="background1"/>
+        <w:insideH w:val="single" w:color="FFFFFF" w:themeColor="background1" w:sz="4" w:space="0"/>
       </w:tblBorders>
       <w:tblCellMar>
         <w:top w:w="0" w:type="dxa"/>
@@ -15941,7 +15869,7 @@
       <w:tblStyleColBandSize w:val="1"/>
       <w:tblInd w:w="0" w:type="dxa"/>
       <w:tblBorders>
-        <w:insideH w:val="single" w:sz="4" w:space="0" w:color="FFFFFF" w:themeColor="background1"/>
+        <w:insideH w:val="single" w:color="FFFFFF" w:themeColor="background1" w:sz="4" w:space="0"/>
       </w:tblBorders>
       <w:tblCellMar>
         <w:top w:w="0" w:type="dxa"/>
@@ -16021,7 +15949,7 @@
       <w:tblStyleColBandSize w:val="1"/>
       <w:tblInd w:w="0" w:type="dxa"/>
       <w:tblBorders>
-        <w:insideH w:val="single" w:sz="4" w:space="0" w:color="FFFFFF" w:themeColor="background1"/>
+        <w:insideH w:val="single" w:color="FFFFFF" w:themeColor="background1" w:sz="4" w:space="0"/>
       </w:tblBorders>
       <w:tblCellMar>
         <w:top w:w="0" w:type="dxa"/>
@@ -16101,7 +16029,7 @@
       <w:tblStyleColBandSize w:val="1"/>
       <w:tblInd w:w="0" w:type="dxa"/>
       <w:tblBorders>
-        <w:insideH w:val="single" w:sz="4" w:space="0" w:color="FFFFFF" w:themeColor="background1"/>
+        <w:insideH w:val="single" w:color="FFFFFF" w:themeColor="background1" w:sz="4" w:space="0"/>
       </w:tblBorders>
       <w:tblCellMar>
         <w:top w:w="0" w:type="dxa"/>
@@ -16181,7 +16109,7 @@
       <w:tblStyleColBandSize w:val="1"/>
       <w:tblInd w:w="0" w:type="dxa"/>
       <w:tblBorders>
-        <w:insideH w:val="single" w:sz="4" w:space="0" w:color="FFFFFF" w:themeColor="background1"/>
+        <w:insideH w:val="single" w:color="FFFFFF" w:themeColor="background1" w:sz="4" w:space="0"/>
       </w:tblBorders>
       <w:tblCellMar>
         <w:top w:w="0" w:type="dxa"/>

--- a/technologies/06_CLM/30 Документация/Управление_Директорами_CLM_Навигатор_Консультанта_4_Продукта_V1.docx
+++ b/technologies/06_CLM/30 Документация/Управление_Директорами_CLM_Навигатор_Консультанта_4_Продукта_V1.docx
@@ -74,22 +74,7 @@
               <w:spacing w:after="40"/>
             </w:pPr>
             <w:r>
-              <w:rPr>
-                <w:rFonts w:ascii="Arial" w:hAnsi="Arial" w:eastAsia="Arial"/>
-                <w:b/>
-                <w:color w:val="163247"/>
-                <w:sz w:val="20"/>
-              </w:rPr>
-              <w:t xml:space="preserve">Назначение документа. </w:t>
-            </w:r>
-            <w:r>
-              <w:rPr>
-                <w:rFonts w:ascii="Arial" w:hAnsi="Arial" w:eastAsia="Arial"/>
-                <w:b w:val="0"/>
-                <w:color w:val="1F2937"/>
-                <w:sz w:val="20"/>
-              </w:rPr>
-              <w:t>Этот навигатор фиксирует, как провести клиента по цепи Диагностика → Сессия → Спринт → Сопровождение. Документ не переписывает 12 блоков CLM, а показывает операционный путь применения технологии.</w:t>
+              <w:t>Назначение документа. Этот навигатор фиксирует рекомендуемую полную цепь Диагностика → Сессия → Спринт → Сопровождение. Диагностика обязательна; после положительного вердикта обязательна Сессия. Реализацию Спринта заказчик может купить у консультанта или выполнить самостоятельно по Паспорту; Сопровождение является опциональным. Документ не переписывает 12 блоков CLM, а показывает операционный путь применения технологии.</w:t>
             </w:r>
           </w:p>
         </w:tc>
@@ -1714,15 +1699,8 @@
             <w:vAlign w:val="center"/>
           </w:tcPr>
           <w:p>
-            <w:r/>
             <w:r>
-              <w:rPr>
-                <w:rFonts w:ascii="Arial" w:hAnsi="Arial" w:eastAsia="Arial"/>
-                <w:b w:val="0"/>
-                <w:color w:val="1F2937"/>
-                <w:sz w:val="17"/>
-              </w:rPr>
-              <w:t>Сессия → Спринт</w:t>
+              <w:t>Сессия → выбор способа реализации</w:t>
             </w:r>
           </w:p>
         </w:tc>
@@ -1764,7 +1742,7 @@
           <w:p>
             <w:pPr/>
             <w:r>
-              <w:t xml:space="preserve">Паспорт утвержден → Спринт.</w:t>
+              <w:t>Паспорт утвержден → заказчик выбирает Спринт с консультантом или самостоятельную реализацию по Паспорту. Прямой переход в Сопровождение запрещен.</w:t>
             </w:r>
           </w:p>
         </w:tc>
